--- a/mps-nivel-c/oficial/04_registros/AASP_Gerenciador/AASP01_Grupos-Usuarios/MED-AASP01-001_Registro-de-Medicao.docx
+++ b/mps-nivel-c/oficial/04_registros/AASP_Gerenciador/AASP01_Grupos-Usuarios/MED-AASP01-001_Registro-de-Medicao.docx
@@ -450,7 +450,7 @@
                 <w:i w:val="0"/>
                 <w:sz w:val="20"/>
               </w:rPr>
-              <w:t>Abraão</w:t>
+              <w:t>Abraão Oliveira</w:t>
             </w:r>
           </w:p>
         </w:tc>
@@ -829,7 +829,7 @@
                 <w:i w:val="0"/>
                 <w:sz w:val="20"/>
               </w:rPr>
-              <w:t>Abraão (Gerente de Projeto)</w:t>
+              <w:t>Abraão Oliveira (Gerente de Projeto)</w:t>
             </w:r>
           </w:p>
         </w:tc>
@@ -941,7 +941,7 @@
                 <w:i w:val="0"/>
                 <w:sz w:val="20"/>
               </w:rPr>
-              <w:t>Abraão (interno), Marcos Turnes (AASP, status semanal)</w:t>
+              <w:t>Abraão Oliveira (interno), Marcos Turnes (AASP, status semanal)</w:t>
             </w:r>
           </w:p>
         </w:tc>
@@ -3755,7 +3755,7 @@
                 <w:i w:val="0"/>
                 <w:sz w:val="20"/>
               </w:rPr>
-              <w:t>A apurar</w:t>
+              <w:t>—</w:t>
             </w:r>
           </w:p>
         </w:tc>
@@ -3912,7 +3912,7 @@
                 <w:i w:val="0"/>
                 <w:sz w:val="20"/>
               </w:rPr>
-              <w:t>A apurar</w:t>
+              <w:t>—</w:t>
             </w:r>
           </w:p>
         </w:tc>
@@ -4071,7 +4071,7 @@
                 <w:i w:val="0"/>
                 <w:sz w:val="20"/>
               </w:rPr>
-              <w:t>A apurar</w:t>
+              <w:t>—</w:t>
             </w:r>
           </w:p>
         </w:tc>
@@ -4610,7 +4610,7 @@
                 <w:i w:val="0"/>
                 <w:sz w:val="20"/>
               </w:rPr>
-              <w:t>A apurar</w:t>
+              <w:t>—</w:t>
             </w:r>
           </w:p>
         </w:tc>
@@ -4767,7 +4767,7 @@
                 <w:i w:val="0"/>
                 <w:sz w:val="20"/>
               </w:rPr>
-              <w:t>A apurar</w:t>
+              <w:t>—</w:t>
             </w:r>
           </w:p>
         </w:tc>
@@ -4926,7 +4926,7 @@
                 <w:i w:val="0"/>
                 <w:sz w:val="20"/>
               </w:rPr>
-              <w:t>A apurar</w:t>
+              <w:t>—</w:t>
             </w:r>
           </w:p>
         </w:tc>
@@ -8455,7 +8455,7 @@
                 <w:i w:val="0"/>
                 <w:sz w:val="20"/>
               </w:rPr>
-              <w:t>Abraão</w:t>
+              <w:t>Abraão Oliveira</w:t>
             </w:r>
           </w:p>
         </w:tc>
@@ -8561,7 +8561,7 @@
                 <w:i w:val="0"/>
                 <w:sz w:val="20"/>
               </w:rPr>
-              <w:t>Abraão</w:t>
+              <w:t>Abraão Oliveira</w:t>
             </w:r>
           </w:p>
         </w:tc>

--- a/mps-nivel-c/oficial/04_registros/AASP_Gerenciador/AASP01_Grupos-Usuarios/MED-AASP01-001_Registro-de-Medicao.docx
+++ b/mps-nivel-c/oficial/04_registros/AASP_Gerenciador/AASP01_Grupos-Usuarios/MED-AASP01-001_Registro-de-Medicao.docx
@@ -21,7 +21,7 @@
           <w:color w:val="003366"/>
           <w:sz w:val="36"/>
         </w:rPr>
-        <w:t>REGISTRO DE MEDICAO — AASP GERENCIADOR · GRUPOS DE USUARIOS</w:t>
+        <w:t>REGISTRO DE MEDIÇÃO — AASP GERENCIADOR · GRUPOS DE USUÁRIOS</w:t>
       </w:r>
     </w:p>
     <w:p>
@@ -226,7 +226,7 @@
                 <w:i w:val="0"/>
                 <w:sz w:val="20"/>
               </w:rPr>
-              <w:t>Grupos de Usuarios — AASP Gerenciador</w:t>
+              <w:t>Grupos de Usuários — AASP Gerenciador</w:t>
             </w:r>
           </w:p>
         </w:tc>
@@ -282,7 +282,7 @@
                 <w:i w:val="0"/>
                 <w:sz w:val="20"/>
               </w:rPr>
-              <w:t>AASP — Associacao dos Advogados de Sao Paulo</w:t>
+              <w:t>AASP — Associação dos Advogados de São Paulo</w:t>
             </w:r>
           </w:p>
         </w:tc>
@@ -313,7 +313,7 @@
                 <w:i w:val="0"/>
                 <w:sz w:val="20"/>
               </w:rPr>
-              <w:t>Versao</w:t>
+              <w:t>Versão</w:t>
             </w:r>
           </w:p>
         </w:tc>
@@ -506,7 +506,7 @@
                 <w:i w:val="0"/>
                 <w:sz w:val="20"/>
               </w:rPr>
-              <w:t>MED — Medicao (evidencia de projeto)</w:t>
+              <w:t>MED — Medição (evidência de projeto)</w:t>
             </w:r>
           </w:p>
         </w:tc>
@@ -541,7 +541,7 @@
           <w:i w:val="0"/>
           <w:sz w:val="22"/>
         </w:rPr>
-        <w:t>Registrar as medidas coletadas ao longo do projeto Grupos de Usuarios, conforme PLA-MED-001 (Plano de Medicao Organizacional Timeware), para apoiar a analise de aderencia ao prazo, qualidade das entregas e capacidade de processo. Este documento e atualizado ao encerramento de cada sprint e serve como evidencia objetiva do desempenho do projeto perante o processo MED do MPS-SW nivel C.</w:t>
+        <w:t>Registrar as medidas coletadas ao longo do projeto Grupos de Usuários, conforme PLA-MED-001 (Plano de Medição Organizacional Timeware), para apoiar a análise de aderência ao prazo, qualidade das entregas e capacidade de processo. Este documento e atualizado ao encerramento de cada sprint e serve como evidência objetiva do desempenho do projeto perante o processo MED do MPS-SW nível C.</w:t>
       </w:r>
     </w:p>
     <w:p>
@@ -554,7 +554,7 @@
         </w:pBdr>
       </w:pPr>
       <w:r>
-        <w:t>2. Plano de Medicao Aplicado</w:t>
+        <w:t>2. Plano de Medição Aplicado</w:t>
       </w:r>
     </w:p>
     <w:p>
@@ -586,7 +586,7 @@
           <w:i w:val="0"/>
           <w:sz w:val="22"/>
         </w:rPr>
-        <w:t xml:space="preserve"> da Timeware, que define o conjunto de indicadores padrao de projetos de desenvolvimento de software. As medidas sao coletadas por sprint e consolidadas neste documento ao longo de todo o ciclo de vida do projeto.</w:t>
+        <w:t xml:space="preserve"> da Timeware, que define o conjunto de indicadores padrão de projetos de desenvolvimento de software. As medidas são coletadas por sprint e consolidadas neste documento ao longo de todo o ciclo de vida do projeto.</w:t>
       </w:r>
     </w:p>
     <w:tbl>
@@ -691,7 +691,7 @@
                 <w:i w:val="0"/>
                 <w:sz w:val="20"/>
               </w:rPr>
-              <w:t>Plano de referencia</w:t>
+              <w:t>Plano de referência</w:t>
             </w:r>
           </w:p>
         </w:tc>
@@ -717,7 +717,7 @@
                 <w:i w:val="0"/>
                 <w:sz w:val="20"/>
               </w:rPr>
-              <w:t>PLA-MED-001 — Plano de Medicao Organizacional Timeware</w:t>
+              <w:t>PLA-MED-001 — Plano de Medição Organizacional Timeware</w:t>
             </w:r>
           </w:p>
         </w:tc>
@@ -747,7 +747,7 @@
                 <w:i w:val="0"/>
                 <w:sz w:val="20"/>
               </w:rPr>
-              <w:t>Frequencia de coleta</w:t>
+              <w:t>Frequência de coleta</w:t>
             </w:r>
           </w:p>
         </w:tc>
@@ -803,7 +803,7 @@
                 <w:i w:val="0"/>
                 <w:sz w:val="20"/>
               </w:rPr>
-              <w:t>Responsavel pela coleta</w:t>
+              <w:t>Responsável pela coleta</w:t>
             </w:r>
           </w:p>
         </w:tc>
@@ -859,7 +859,7 @@
                 <w:i w:val="0"/>
                 <w:sz w:val="20"/>
               </w:rPr>
-              <w:t>Repositorio dos dados</w:t>
+              <w:t>Repositório dos dados</w:t>
             </w:r>
           </w:p>
         </w:tc>
@@ -884,7 +884,7 @@
                 <w:i w:val="0"/>
                 <w:sz w:val="20"/>
               </w:rPr>
-              <w:t>Azure DevOps — Boards + Repositorio ms.auxo.gruposusuarios</w:t>
+              <w:t>Azure DevOps — Boards + Repositório ms.auxo.gruposusuarios</w:t>
             </w:r>
           </w:p>
         </w:tc>
@@ -915,7 +915,7 @@
                 <w:i w:val="0"/>
                 <w:sz w:val="20"/>
               </w:rPr>
-              <w:t>Destinatarios</w:t>
+              <w:t>Destinatários</w:t>
             </w:r>
           </w:p>
         </w:tc>
@@ -1103,7 +1103,7 @@
                 <w:color w:val="FFFFFF"/>
                 <w:sz w:val="20"/>
               </w:rPr>
-              <w:t>Variacao</w:t>
+              <w:t>Variação</w:t>
             </w:r>
           </w:p>
         </w:tc>
@@ -1130,7 +1130,7 @@
                 <w:color w:val="FFFFFF"/>
                 <w:sz w:val="20"/>
               </w:rPr>
-              <w:t>Observacao</w:t>
+              <w:t>Observação</w:t>
             </w:r>
           </w:p>
         </w:tc>
@@ -1295,7 +1295,7 @@
                 <w:i w:val="0"/>
                 <w:sz w:val="20"/>
               </w:rPr>
-              <w:t>Inicio Sprint 1</w:t>
+              <w:t>Início Sprint 1</w:t>
             </w:r>
           </w:p>
         </w:tc>
@@ -1560,7 +1560,7 @@
                 <w:i w:val="0"/>
                 <w:sz w:val="20"/>
               </w:rPr>
-              <w:t>Inicio Sprint 2</w:t>
+              <w:t>Início Sprint 2</w:t>
             </w:r>
           </w:p>
         </w:tc>
@@ -1795,7 +1795,7 @@
                 <w:i w:val="0"/>
                 <w:sz w:val="20"/>
               </w:rPr>
-              <w:t>Posicao: ~60% concluido em 15/06/2026</w:t>
+              <w:t>Posição: ~60% concluido em 15/06/2026</w:t>
             </w:r>
           </w:p>
         </w:tc>
@@ -1825,7 +1825,7 @@
                 <w:i w:val="0"/>
                 <w:sz w:val="20"/>
               </w:rPr>
-              <w:t>Inicio Sprint 3</w:t>
+              <w:t>Início Sprint 3</w:t>
             </w:r>
           </w:p>
         </w:tc>
@@ -2090,7 +2090,7 @@
                 <w:i w:val="0"/>
                 <w:sz w:val="20"/>
               </w:rPr>
-              <w:t>Inicio Sprint 4</w:t>
+              <w:t>Início Sprint 4</w:t>
             </w:r>
           </w:p>
         </w:tc>
@@ -2529,7 +2529,7 @@
                 <w:color w:val="FFFFFF"/>
                 <w:sz w:val="20"/>
               </w:rPr>
-              <w:t>Observacao</w:t>
+              <w:t>Observação</w:t>
             </w:r>
           </w:p>
         </w:tc>
@@ -3353,7 +3353,7 @@
         <w:keepLines/>
       </w:pPr>
       <w:r>
-        <w:t>4.1 Testes Unitarios e Cobertura</w:t>
+        <w:t>4.1 Testes Unitários e Cobertura</w:t>
       </w:r>
     </w:p>
     <w:tbl>
@@ -3431,7 +3431,7 @@
                 <w:color w:val="FFFFFF"/>
                 <w:sz w:val="20"/>
               </w:rPr>
-              <w:t>Metodos Testados</w:t>
+              <w:t>Métodos Testados</w:t>
             </w:r>
           </w:p>
         </w:tc>
@@ -3458,7 +3458,7 @@
                 <w:color w:val="FFFFFF"/>
                 <w:sz w:val="20"/>
               </w:rPr>
-              <w:t>Total Metodos</w:t>
+              <w:t>Total Métodos</w:t>
             </w:r>
           </w:p>
         </w:tc>
@@ -4198,7 +4198,7 @@
           <w:color w:val="1A5276"/>
           <w:sz w:val="22"/>
         </w:rPr>
-        <w:t>Nota: Cobertura estimada com base no total de metodos publicos das camadas de servico (GruposService, PermissoesService) e repositorio (GruposRepository, PermissoesRepository) implementados na Sprint 1. Medicao exata disponivel no relatorio de execucao xUnit (REL-VV-AASP01-001).</w:t>
+        <w:t>Nota: Cobertura estimada com base no total de métodos públicos das camadas de serviço (GruposService, PermissoesService) e repositório (GruposRepository, PermissoesRepository) implementados na Sprint 1. Medição exata disponível no relatório de execução xUnit (REL-VV-AASP01-001).</w:t>
       </w:r>
     </w:p>
     <w:p>
@@ -5053,7 +5053,7 @@
           <w:color w:val="1A5276"/>
           <w:sz w:val="22"/>
         </w:rPr>
-        <w:t>Nenhum defeito aberto em producao ou homologacao ao longo da Sprint 1. Todos os achados foram registrados e resolvidos antes do merge conforme processo REV (REV-AASP01-001).</w:t>
+        <w:t>Nenhum defeito aberto em produção ou homologação ao longo da Sprint 1. Todos os achados foram registrados e resolvidos antes do merge conforme processo REV (REV-AASP01-001).</w:t>
       </w:r>
     </w:p>
     <w:p>
@@ -5063,7 +5063,7 @@
         <w:keepLines/>
       </w:pPr>
       <w:r>
-        <w:t>4.3 Cenarios de Teste de Aceite (Homologacao)</w:t>
+        <w:t>4.3 Cenários de Teste de Aceite (Homologação)</w:t>
       </w:r>
     </w:p>
     <w:tbl>
@@ -5141,7 +5141,7 @@
                 <w:color w:val="FFFFFF"/>
                 <w:sz w:val="20"/>
               </w:rPr>
-              <w:t>Cenarios Executados</w:t>
+              <w:t>Cenários Executados</w:t>
             </w:r>
           </w:p>
         </w:tc>
@@ -5195,7 +5195,7 @@
                 <w:color w:val="FFFFFF"/>
                 <w:sz w:val="20"/>
               </w:rPr>
-              <w:t>% Aprovacao</w:t>
+              <w:t>% Aprovação</w:t>
             </w:r>
           </w:p>
         </w:tc>
@@ -5952,7 +5952,7 @@
                 <w:color w:val="FFFFFF"/>
                 <w:sz w:val="20"/>
               </w:rPr>
-              <w:t>Metrica</w:t>
+              <w:t>Métrica</w:t>
             </w:r>
           </w:p>
         </w:tc>
@@ -6515,7 +6515,7 @@
                 <w:i w:val="0"/>
                 <w:sz w:val="20"/>
               </w:rPr>
-              <w:t>&gt; 99% no periodo da Sprint 1</w:t>
+              <w:t>&gt; 99% no período da Sprint 1</w:t>
             </w:r>
           </w:p>
         </w:tc>
@@ -6617,7 +6617,7 @@
           <w:color w:val="1A5276"/>
           <w:sz w:val="22"/>
         </w:rPr>
-        <w:t>Medicoes realizadas via Swagger UI em ambiente dev local durante a Sprint 1. Medicoes em ambiente de homologacao AASP serao realizadas a partir da Sprint 2 (ambiente disponivel a partir de 09/06/2026 — Leonardo Francisco Pereira).</w:t>
+        <w:t>Medições realizadas via Swagger UI em ambiente dev local durante a Sprint 1. Medições em ambiente de homologação AASP serao realizadas a partir da Sprint 2 (ambiente disponível a partir de 09/06/2026 — Leonardo Francisco Pereira).</w:t>
       </w:r>
     </w:p>
     <w:p>
@@ -6681,7 +6681,7 @@
                 <w:color w:val="FFFFFF"/>
                 <w:sz w:val="20"/>
               </w:rPr>
-              <w:t>Codigo</w:t>
+              <w:t>Código</w:t>
             </w:r>
           </w:p>
         </w:tc>
@@ -6816,7 +6816,7 @@
                 <w:color w:val="FFFFFF"/>
                 <w:sz w:val="20"/>
               </w:rPr>
-              <w:t>Referencia</w:t>
+              <w:t>Referência</w:t>
             </w:r>
           </w:p>
         </w:tc>
@@ -7189,7 +7189,7 @@
                 <w:i w:val="0"/>
                 <w:sz w:val="20"/>
               </w:rPr>
-              <w:t>Indice de defeitos por SP</w:t>
+              <w:t>Índice de defeitos por SP</w:t>
             </w:r>
           </w:p>
         </w:tc>
@@ -7348,7 +7348,7 @@
                 <w:i w:val="0"/>
                 <w:sz w:val="20"/>
               </w:rPr>
-              <w:t>Cobertura testes unitarios</w:t>
+              <w:t>Cobertura testes unitários</w:t>
             </w:r>
           </w:p>
         </w:tc>
@@ -7505,7 +7505,7 @@
                 <w:i w:val="0"/>
                 <w:sz w:val="20"/>
               </w:rPr>
-              <w:t>Taxa de aprovacao no aceite</w:t>
+              <w:t>Taxa de aprovação no aceite</w:t>
             </w:r>
           </w:p>
         </w:tc>
@@ -7531,7 +7531,7 @@
                 <w:i w:val="0"/>
                 <w:sz w:val="20"/>
               </w:rPr>
-              <w:t>100% (10/10 cenarios Sprint 1)</w:t>
+              <w:t>100% (10/10 cenários Sprint 1)</w:t>
             </w:r>
           </w:p>
         </w:tc>
@@ -7664,7 +7664,7 @@
                 <w:i w:val="0"/>
                 <w:sz w:val="20"/>
               </w:rPr>
-              <w:t>Tempo medio de resposta API</w:t>
+              <w:t>Tempo médio de resposta API</w:t>
             </w:r>
           </w:p>
         </w:tc>
@@ -7764,7 +7764,7 @@
                 <w:i w:val="0"/>
                 <w:sz w:val="20"/>
               </w:rPr>
-              <w:t>Evidencia Swagger Sprint 1</w:t>
+              <w:t>Evidência Swagger Sprint 1</w:t>
             </w:r>
           </w:p>
         </w:tc>
@@ -7980,7 +7980,7 @@
                 <w:i w:val="0"/>
                 <w:sz w:val="20"/>
               </w:rPr>
-              <w:t>Satisfacao do cliente</w:t>
+              <w:t>Satisfação do cliente</w:t>
             </w:r>
           </w:p>
         </w:tc>
@@ -8101,7 +8101,7 @@
         </w:pBdr>
       </w:pPr>
       <w:r>
-        <w:t>7. Proximo Ponto de Medicao</w:t>
+        <w:t>7. Próximo Ponto de Medição</w:t>
       </w:r>
     </w:p>
     <w:p>
@@ -8175,7 +8175,7 @@
           <w:i w:val="0"/>
           <w:sz w:val="22"/>
         </w:rPr>
-        <w:t>Atualizar M4 com cobertura de testes unitarios AG-23 e AG-24</w:t>
+        <w:t>Atualizar M4 com cobertura de testes unitários AG-23 e AG-24</w:t>
       </w:r>
     </w:p>
     <w:p>
@@ -8190,7 +8190,7 @@
           <w:i w:val="0"/>
           <w:sz w:val="22"/>
         </w:rPr>
-        <w:t>Atualizar M5 apos UAT Sprint 2 (Leonardo Francisco Pereira)</w:t>
+        <w:t>Atualizar M5 após UAT Sprint 2 (Leonardo Francisco Pereira)</w:t>
       </w:r>
     </w:p>
     <w:p>
@@ -8205,7 +8205,7 @@
           <w:i w:val="0"/>
           <w:sz w:val="22"/>
         </w:rPr>
-        <w:t>Atualizar M6 com medicoes de performance em ambiente homologacao AASP</w:t>
+        <w:t>Atualizar M6 com medições de performance em ambiente homologação AASP</w:t>
       </w:r>
     </w:p>
     <w:p>
@@ -8235,7 +8235,7 @@
           <w:i w:val="0"/>
           <w:sz w:val="22"/>
         </w:rPr>
-        <w:t>Atualizar M8 apos aceite formal Sprint 2 (Marcos Turnes)</w:t>
+        <w:t>Atualizar M8 após aceite formal Sprint 2 (Marcos Turnes)</w:t>
       </w:r>
     </w:p>
     <w:p>
@@ -8248,7 +8248,7 @@
         </w:pBdr>
       </w:pPr>
       <w:r>
-        <w:t>Historico de Revisoes</w:t>
+        <w:t>Histórico de Revisões</w:t>
       </w:r>
     </w:p>
     <w:tbl>
@@ -8296,7 +8296,7 @@
                 <w:i w:val="0"/>
                 <w:sz w:val="20"/>
               </w:rPr>
-              <w:t>Versao</w:t>
+              <w:t>Versão</w:t>
             </w:r>
           </w:p>
         </w:tc>
@@ -8374,7 +8374,7 @@
                 <w:i w:val="0"/>
                 <w:sz w:val="20"/>
               </w:rPr>
-              <w:t>Descricao</w:t>
+              <w:t>Descrição</w:t>
             </w:r>
           </w:p>
         </w:tc>
@@ -8480,7 +8480,7 @@
                 <w:i w:val="0"/>
                 <w:sz w:val="20"/>
               </w:rPr>
-              <w:t>Versao inicial — pos-encerramento Sprint 1; registros M1-M8 com dados reais Sprint 1</w:t>
+              <w:t>Versão inicial — pós-encerramento Sprint 1; registros M1-M8 com dados reais Sprint 1</w:t>
             </w:r>
           </w:p>
         </w:tc>
@@ -8586,7 +8586,7 @@
                 <w:i w:val="0"/>
                 <w:sz w:val="20"/>
               </w:rPr>
-              <w:t>Atualizacao com status parcial Sprint 2 (~60% concluido em 15/06); secao 7 atualizada com proximo ponto de medicao</w:t>
+              <w:t>Atualização com status parcial Sprint 2 (~60% concluido em 15/06); seção 7 atualizada com próximo ponto de medição</w:t>
             </w:r>
           </w:p>
         </w:tc>

--- a/mps-nivel-c/oficial/04_registros/AASP_Gerenciador/AASP01_Grupos-Usuarios/MED-AASP01-001_Registro-de-Medicao.docx
+++ b/mps-nivel-c/oficial/04_registros/AASP_Gerenciador/AASP01_Grupos-Usuarios/MED-AASP01-001_Registro-de-Medicao.docx
@@ -21,7 +21,7 @@
           <w:color w:val="003366"/>
           <w:sz w:val="36"/>
         </w:rPr>
-        <w:t>REGISTRO DE MEDICAO — AASP GERENCIADOR · GRUPOS DE USUARIOS</w:t>
+        <w:t>REGISTRO DE MEDIÇÃO — AASP GERENCIADOR · GRUPOS DE USUÁRIOS</w:t>
       </w:r>
     </w:p>
     <w:p>
@@ -226,7 +226,7 @@
                 <w:i w:val="0"/>
                 <w:sz w:val="20"/>
               </w:rPr>
-              <w:t>Grupos de Usuarios — AASP Gerenciador</w:t>
+              <w:t>Grupos de Usuários — AASP Gerenciador</w:t>
             </w:r>
           </w:p>
         </w:tc>
@@ -282,7 +282,7 @@
                 <w:i w:val="0"/>
                 <w:sz w:val="20"/>
               </w:rPr>
-              <w:t>AASP — Associacao dos Advogados de Sao Paulo</w:t>
+              <w:t>AASP — Associação dos Advogados de São Paulo</w:t>
             </w:r>
           </w:p>
         </w:tc>
@@ -313,7 +313,7 @@
                 <w:i w:val="0"/>
                 <w:sz w:val="20"/>
               </w:rPr>
-              <w:t>Versao</w:t>
+              <w:t>Versão</w:t>
             </w:r>
           </w:p>
         </w:tc>
@@ -450,7 +450,7 @@
                 <w:i w:val="0"/>
                 <w:sz w:val="20"/>
               </w:rPr>
-              <w:t>Abraão</w:t>
+              <w:t>Abraão Oliveira</w:t>
             </w:r>
           </w:p>
         </w:tc>
@@ -506,7 +506,7 @@
                 <w:i w:val="0"/>
                 <w:sz w:val="20"/>
               </w:rPr>
-              <w:t>MED — Medicao (evidencia de projeto)</w:t>
+              <w:t>MED — Medição (evidência de projeto)</w:t>
             </w:r>
           </w:p>
         </w:tc>
@@ -541,7 +541,7 @@
           <w:i w:val="0"/>
           <w:sz w:val="22"/>
         </w:rPr>
-        <w:t>Registrar as medidas coletadas ao longo do projeto Grupos de Usuarios, conforme PLA-MED-001 (Plano de Medicao Organizacional Timeware), para apoiar a analise de aderencia ao prazo, qualidade das entregas e capacidade de processo. Este documento e atualizado ao encerramento de cada sprint e serve como evidencia objetiva do desempenho do projeto perante o processo MED do MPS-SW nivel C.</w:t>
+        <w:t>Registrar as medidas coletadas ao longo do projeto Grupos de Usuários, conforme PLA-MED-001 (Plano de Medição Organizacional Timeware), para apoiar a análise de aderência ao prazo, qualidade das entregas e capacidade de processo. Este documento e atualizado ao encerramento de cada sprint e serve como evidência objetiva do desempenho do projeto perante o processo MED do MPS-SW nível C.</w:t>
       </w:r>
     </w:p>
     <w:p>
@@ -554,7 +554,7 @@
         </w:pBdr>
       </w:pPr>
       <w:r>
-        <w:t>2. Plano de Medicao Aplicado</w:t>
+        <w:t>2. Plano de Medição Aplicado</w:t>
       </w:r>
     </w:p>
     <w:p>
@@ -586,7 +586,7 @@
           <w:i w:val="0"/>
           <w:sz w:val="22"/>
         </w:rPr>
-        <w:t xml:space="preserve"> da Timeware, que define o conjunto de indicadores padrao de projetos de desenvolvimento de software. As medidas sao coletadas por sprint e consolidadas neste documento ao longo de todo o ciclo de vida do projeto.</w:t>
+        <w:t xml:space="preserve"> da Timeware, que define o conjunto de indicadores padrão de projetos de desenvolvimento de software. As medidas são coletadas por sprint e consolidadas neste documento ao longo de todo o ciclo de vida do projeto.</w:t>
       </w:r>
     </w:p>
     <w:tbl>
@@ -691,7 +691,7 @@
                 <w:i w:val="0"/>
                 <w:sz w:val="20"/>
               </w:rPr>
-              <w:t>Plano de referencia</w:t>
+              <w:t>Plano de referência</w:t>
             </w:r>
           </w:p>
         </w:tc>
@@ -717,7 +717,7 @@
                 <w:i w:val="0"/>
                 <w:sz w:val="20"/>
               </w:rPr>
-              <w:t>PLA-MED-001 — Plano de Medicao Organizacional Timeware</w:t>
+              <w:t>PLA-MED-001 — Plano de Medição Organizacional Timeware</w:t>
             </w:r>
           </w:p>
         </w:tc>
@@ -747,7 +747,7 @@
                 <w:i w:val="0"/>
                 <w:sz w:val="20"/>
               </w:rPr>
-              <w:t>Frequencia de coleta</w:t>
+              <w:t>Frequência de coleta</w:t>
             </w:r>
           </w:p>
         </w:tc>
@@ -803,7 +803,7 @@
                 <w:i w:val="0"/>
                 <w:sz w:val="20"/>
               </w:rPr>
-              <w:t>Responsavel pela coleta</w:t>
+              <w:t>Responsável pela coleta</w:t>
             </w:r>
           </w:p>
         </w:tc>
@@ -829,7 +829,7 @@
                 <w:i w:val="0"/>
                 <w:sz w:val="20"/>
               </w:rPr>
-              <w:t>Abraão (Gerente de Projeto)</w:t>
+              <w:t>Abraão Oliveira (Gerente de Projeto)</w:t>
             </w:r>
           </w:p>
         </w:tc>
@@ -859,7 +859,7 @@
                 <w:i w:val="0"/>
                 <w:sz w:val="20"/>
               </w:rPr>
-              <w:t>Repositorio dos dados</w:t>
+              <w:t>Repositório dos dados</w:t>
             </w:r>
           </w:p>
         </w:tc>
@@ -884,7 +884,7 @@
                 <w:i w:val="0"/>
                 <w:sz w:val="20"/>
               </w:rPr>
-              <w:t>Azure DevOps — Boards + Repositorio ms.auxo.gruposusuarios</w:t>
+              <w:t>Azure DevOps — Boards + Repositório ms.auxo.gruposusuarios</w:t>
             </w:r>
           </w:p>
         </w:tc>
@@ -915,7 +915,7 @@
                 <w:i w:val="0"/>
                 <w:sz w:val="20"/>
               </w:rPr>
-              <w:t>Destinatarios</w:t>
+              <w:t>Destinatários</w:t>
             </w:r>
           </w:p>
         </w:tc>
@@ -941,7 +941,7 @@
                 <w:i w:val="0"/>
                 <w:sz w:val="20"/>
               </w:rPr>
-              <w:t>Abraão (interno), Marcos Turnes (AASP, status semanal)</w:t>
+              <w:t>Abraão Oliveira (interno), Marcos Turnes (AASP, status semanal)</w:t>
             </w:r>
           </w:p>
         </w:tc>
@@ -1103,7 +1103,7 @@
                 <w:color w:val="FFFFFF"/>
                 <w:sz w:val="20"/>
               </w:rPr>
-              <w:t>Variacao</w:t>
+              <w:t>Variação</w:t>
             </w:r>
           </w:p>
         </w:tc>
@@ -1130,7 +1130,7 @@
                 <w:color w:val="FFFFFF"/>
                 <w:sz w:val="20"/>
               </w:rPr>
-              <w:t>Observacao</w:t>
+              <w:t>Observação</w:t>
             </w:r>
           </w:p>
         </w:tc>
@@ -1295,7 +1295,7 @@
                 <w:i w:val="0"/>
                 <w:sz w:val="20"/>
               </w:rPr>
-              <w:t>Inicio Sprint 1</w:t>
+              <w:t>Início Sprint 1</w:t>
             </w:r>
           </w:p>
         </w:tc>
@@ -1560,7 +1560,7 @@
                 <w:i w:val="0"/>
                 <w:sz w:val="20"/>
               </w:rPr>
-              <w:t>Inicio Sprint 2</w:t>
+              <w:t>Início Sprint 2</w:t>
             </w:r>
           </w:p>
         </w:tc>
@@ -1795,7 +1795,7 @@
                 <w:i w:val="0"/>
                 <w:sz w:val="20"/>
               </w:rPr>
-              <w:t>Posicao: ~60% concluido em 15/06/2026</w:t>
+              <w:t>Posição: ~60% concluido em 15/06/2026</w:t>
             </w:r>
           </w:p>
         </w:tc>
@@ -1825,7 +1825,7 @@
                 <w:i w:val="0"/>
                 <w:sz w:val="20"/>
               </w:rPr>
-              <w:t>Inicio Sprint 3</w:t>
+              <w:t>Início Sprint 3</w:t>
             </w:r>
           </w:p>
         </w:tc>
@@ -2090,7 +2090,7 @@
                 <w:i w:val="0"/>
                 <w:sz w:val="20"/>
               </w:rPr>
-              <w:t>Inicio Sprint 4</w:t>
+              <w:t>Início Sprint 4</w:t>
             </w:r>
           </w:p>
         </w:tc>
@@ -2529,7 +2529,7 @@
                 <w:color w:val="FFFFFF"/>
                 <w:sz w:val="20"/>
               </w:rPr>
-              <w:t>Observacao</w:t>
+              <w:t>Observação</w:t>
             </w:r>
           </w:p>
         </w:tc>
@@ -3353,7 +3353,7 @@
         <w:keepLines/>
       </w:pPr>
       <w:r>
-        <w:t>4.1 Testes Unitarios e Cobertura</w:t>
+        <w:t>4.1 Testes Unitários e Cobertura</w:t>
       </w:r>
     </w:p>
     <w:tbl>
@@ -3431,7 +3431,7 @@
                 <w:color w:val="FFFFFF"/>
                 <w:sz w:val="20"/>
               </w:rPr>
-              <w:t>Metodos Testados</w:t>
+              <w:t>Métodos Testados</w:t>
             </w:r>
           </w:p>
         </w:tc>
@@ -3458,7 +3458,7 @@
                 <w:color w:val="FFFFFF"/>
                 <w:sz w:val="20"/>
               </w:rPr>
-              <w:t>Total Metodos</w:t>
+              <w:t>Total Métodos</w:t>
             </w:r>
           </w:p>
         </w:tc>
@@ -3755,7 +3755,7 @@
                 <w:i w:val="0"/>
                 <w:sz w:val="20"/>
               </w:rPr>
-              <w:t>A apurar</w:t>
+              <w:t>—</w:t>
             </w:r>
           </w:p>
         </w:tc>
@@ -3912,7 +3912,7 @@
                 <w:i w:val="0"/>
                 <w:sz w:val="20"/>
               </w:rPr>
-              <w:t>A apurar</w:t>
+              <w:t>—</w:t>
             </w:r>
           </w:p>
         </w:tc>
@@ -4071,7 +4071,7 @@
                 <w:i w:val="0"/>
                 <w:sz w:val="20"/>
               </w:rPr>
-              <w:t>A apurar</w:t>
+              <w:t>—</w:t>
             </w:r>
           </w:p>
         </w:tc>
@@ -4198,7 +4198,7 @@
           <w:color w:val="1A5276"/>
           <w:sz w:val="22"/>
         </w:rPr>
-        <w:t>Nota: Cobertura estimada com base no total de metodos publicos das camadas de servico (GruposService, PermissoesService) e repositorio (GruposRepository, PermissoesRepository) implementados na Sprint 1. Medicao exata disponivel no relatorio de execucao xUnit (REL-VV-AASP01-001).</w:t>
+        <w:t>Nota: Cobertura estimada com base no total de métodos públicos das camadas de serviço (GruposService, PermissoesService) e repositório (GruposRepository, PermissoesRepository) implementados na Sprint 1. Medição exata disponível no relatório de execução xUnit (REL-VV-AASP01-001).</w:t>
       </w:r>
     </w:p>
     <w:p>
@@ -4610,7 +4610,7 @@
                 <w:i w:val="0"/>
                 <w:sz w:val="20"/>
               </w:rPr>
-              <w:t>A apurar</w:t>
+              <w:t>—</w:t>
             </w:r>
           </w:p>
         </w:tc>
@@ -4767,7 +4767,7 @@
                 <w:i w:val="0"/>
                 <w:sz w:val="20"/>
               </w:rPr>
-              <w:t>A apurar</w:t>
+              <w:t>—</w:t>
             </w:r>
           </w:p>
         </w:tc>
@@ -4926,7 +4926,7 @@
                 <w:i w:val="0"/>
                 <w:sz w:val="20"/>
               </w:rPr>
-              <w:t>A apurar</w:t>
+              <w:t>—</w:t>
             </w:r>
           </w:p>
         </w:tc>
@@ -5053,7 +5053,7 @@
           <w:color w:val="1A5276"/>
           <w:sz w:val="22"/>
         </w:rPr>
-        <w:t>Nenhum defeito aberto em producao ou homologacao ao longo da Sprint 1. Todos os achados foram registrados e resolvidos antes do merge conforme processo REV (REV-AASP01-001).</w:t>
+        <w:t>Nenhum defeito aberto em produção ou homologação ao longo da Sprint 1. Todos os achados foram registrados e resolvidos antes do merge conforme processo REV (REV-AASP01-001).</w:t>
       </w:r>
     </w:p>
     <w:p>
@@ -5063,7 +5063,7 @@
         <w:keepLines/>
       </w:pPr>
       <w:r>
-        <w:t>4.3 Cenarios de Teste de Aceite (Homologacao)</w:t>
+        <w:t>4.3 Cenários de Teste de Aceite (Homologação)</w:t>
       </w:r>
     </w:p>
     <w:tbl>
@@ -5141,7 +5141,7 @@
                 <w:color w:val="FFFFFF"/>
                 <w:sz w:val="20"/>
               </w:rPr>
-              <w:t>Cenarios Executados</w:t>
+              <w:t>Cenários Executados</w:t>
             </w:r>
           </w:p>
         </w:tc>
@@ -5195,7 +5195,7 @@
                 <w:color w:val="FFFFFF"/>
                 <w:sz w:val="20"/>
               </w:rPr>
-              <w:t>% Aprovacao</w:t>
+              <w:t>% Aprovação</w:t>
             </w:r>
           </w:p>
         </w:tc>
@@ -5952,7 +5952,7 @@
                 <w:color w:val="FFFFFF"/>
                 <w:sz w:val="20"/>
               </w:rPr>
-              <w:t>Metrica</w:t>
+              <w:t>Métrica</w:t>
             </w:r>
           </w:p>
         </w:tc>
@@ -6515,7 +6515,7 @@
                 <w:i w:val="0"/>
                 <w:sz w:val="20"/>
               </w:rPr>
-              <w:t>&gt; 99% no periodo da Sprint 1</w:t>
+              <w:t>&gt; 99% no período da Sprint 1</w:t>
             </w:r>
           </w:p>
         </w:tc>
@@ -6617,7 +6617,7 @@
           <w:color w:val="1A5276"/>
           <w:sz w:val="22"/>
         </w:rPr>
-        <w:t>Medicoes realizadas via Swagger UI em ambiente dev local durante a Sprint 1. Medicoes em ambiente de homologacao AASP serao realizadas a partir da Sprint 2 (ambiente disponivel a partir de 09/06/2026 — Leonardo Francisco Pereira).</w:t>
+        <w:t>Medições realizadas via Swagger UI em ambiente dev local durante a Sprint 1. Medições em ambiente de homologação AASP serao realizadas a partir da Sprint 2 (ambiente disponível a partir de 09/06/2026 — Leonardo Francisco Pereira).</w:t>
       </w:r>
     </w:p>
     <w:p>
@@ -6681,7 +6681,7 @@
                 <w:color w:val="FFFFFF"/>
                 <w:sz w:val="20"/>
               </w:rPr>
-              <w:t>Codigo</w:t>
+              <w:t>Código</w:t>
             </w:r>
           </w:p>
         </w:tc>
@@ -6816,7 +6816,7 @@
                 <w:color w:val="FFFFFF"/>
                 <w:sz w:val="20"/>
               </w:rPr>
-              <w:t>Referencia</w:t>
+              <w:t>Referência</w:t>
             </w:r>
           </w:p>
         </w:tc>
@@ -7189,7 +7189,7 @@
                 <w:i w:val="0"/>
                 <w:sz w:val="20"/>
               </w:rPr>
-              <w:t>Indice de defeitos por SP</w:t>
+              <w:t>Índice de defeitos por SP</w:t>
             </w:r>
           </w:p>
         </w:tc>
@@ -7348,7 +7348,7 @@
                 <w:i w:val="0"/>
                 <w:sz w:val="20"/>
               </w:rPr>
-              <w:t>Cobertura testes unitarios</w:t>
+              <w:t>Cobertura testes unitários</w:t>
             </w:r>
           </w:p>
         </w:tc>
@@ -7505,7 +7505,7 @@
                 <w:i w:val="0"/>
                 <w:sz w:val="20"/>
               </w:rPr>
-              <w:t>Taxa de aprovacao no aceite</w:t>
+              <w:t>Taxa de aprovação no aceite</w:t>
             </w:r>
           </w:p>
         </w:tc>
@@ -7531,7 +7531,7 @@
                 <w:i w:val="0"/>
                 <w:sz w:val="20"/>
               </w:rPr>
-              <w:t>100% (10/10 cenarios Sprint 1)</w:t>
+              <w:t>100% (10/10 cenários Sprint 1)</w:t>
             </w:r>
           </w:p>
         </w:tc>
@@ -7664,7 +7664,7 @@
                 <w:i w:val="0"/>
                 <w:sz w:val="20"/>
               </w:rPr>
-              <w:t>Tempo medio de resposta API</w:t>
+              <w:t>Tempo médio de resposta API</w:t>
             </w:r>
           </w:p>
         </w:tc>
@@ -7764,7 +7764,7 @@
                 <w:i w:val="0"/>
                 <w:sz w:val="20"/>
               </w:rPr>
-              <w:t>Evidencia Swagger Sprint 1</w:t>
+              <w:t>Evidência Swagger Sprint 1</w:t>
             </w:r>
           </w:p>
         </w:tc>
@@ -7980,7 +7980,7 @@
                 <w:i w:val="0"/>
                 <w:sz w:val="20"/>
               </w:rPr>
-              <w:t>Satisfacao do cliente</w:t>
+              <w:t>Satisfação do cliente</w:t>
             </w:r>
           </w:p>
         </w:tc>
@@ -8101,7 +8101,7 @@
         </w:pBdr>
       </w:pPr>
       <w:r>
-        <w:t>7. Proximo Ponto de Medicao</w:t>
+        <w:t>7. Próximo Ponto de Medição</w:t>
       </w:r>
     </w:p>
     <w:p>
@@ -8175,7 +8175,7 @@
           <w:i w:val="0"/>
           <w:sz w:val="22"/>
         </w:rPr>
-        <w:t>Atualizar M4 com cobertura de testes unitarios AG-23 e AG-24</w:t>
+        <w:t>Atualizar M4 com cobertura de testes unitários AG-23 e AG-24</w:t>
       </w:r>
     </w:p>
     <w:p>
@@ -8190,7 +8190,7 @@
           <w:i w:val="0"/>
           <w:sz w:val="22"/>
         </w:rPr>
-        <w:t>Atualizar M5 apos UAT Sprint 2 (Leonardo Francisco Pereira)</w:t>
+        <w:t>Atualizar M5 após UAT Sprint 2 (Leonardo Francisco Pereira)</w:t>
       </w:r>
     </w:p>
     <w:p>
@@ -8205,7 +8205,7 @@
           <w:i w:val="0"/>
           <w:sz w:val="22"/>
         </w:rPr>
-        <w:t>Atualizar M6 com medicoes de performance em ambiente homologacao AASP</w:t>
+        <w:t>Atualizar M6 com medições de performance em ambiente homologação AASP</w:t>
       </w:r>
     </w:p>
     <w:p>
@@ -8235,7 +8235,7 @@
           <w:i w:val="0"/>
           <w:sz w:val="22"/>
         </w:rPr>
-        <w:t>Atualizar M8 apos aceite formal Sprint 2 (Marcos Turnes)</w:t>
+        <w:t>Atualizar M8 após aceite formal Sprint 2 (Marcos Turnes)</w:t>
       </w:r>
     </w:p>
     <w:p>
@@ -8248,7 +8248,7 @@
         </w:pBdr>
       </w:pPr>
       <w:r>
-        <w:t>Historico de Revisoes</w:t>
+        <w:t>Histórico de Revisões</w:t>
       </w:r>
     </w:p>
     <w:tbl>
@@ -8296,7 +8296,7 @@
                 <w:i w:val="0"/>
                 <w:sz w:val="20"/>
               </w:rPr>
-              <w:t>Versao</w:t>
+              <w:t>Versão</w:t>
             </w:r>
           </w:p>
         </w:tc>
@@ -8374,7 +8374,7 @@
                 <w:i w:val="0"/>
                 <w:sz w:val="20"/>
               </w:rPr>
-              <w:t>Descricao</w:t>
+              <w:t>Descrição</w:t>
             </w:r>
           </w:p>
         </w:tc>
@@ -8455,7 +8455,7 @@
                 <w:i w:val="0"/>
                 <w:sz w:val="20"/>
               </w:rPr>
-              <w:t>Abraão</w:t>
+              <w:t>Abraão Oliveira</w:t>
             </w:r>
           </w:p>
         </w:tc>
@@ -8480,7 +8480,7 @@
                 <w:i w:val="0"/>
                 <w:sz w:val="20"/>
               </w:rPr>
-              <w:t>Versao inicial — pos-encerramento Sprint 1; registros M1-M8 com dados reais Sprint 1</w:t>
+              <w:t>Versão inicial — pós-encerramento Sprint 1; registros M1-M8 com dados reais Sprint 1</w:t>
             </w:r>
           </w:p>
         </w:tc>
@@ -8561,7 +8561,7 @@
                 <w:i w:val="0"/>
                 <w:sz w:val="20"/>
               </w:rPr>
-              <w:t>Abraão</w:t>
+              <w:t>Abraão Oliveira</w:t>
             </w:r>
           </w:p>
         </w:tc>
@@ -8586,7 +8586,7 @@
                 <w:i w:val="0"/>
                 <w:sz w:val="20"/>
               </w:rPr>
-              <w:t>Atualizacao com status parcial Sprint 2 (~60% concluido em 15/06); secao 7 atualizada com proximo ponto de medicao</w:t>
+              <w:t>Atualização com status parcial Sprint 2 (~60% concluido em 15/06); seção 7 atualizada com próximo ponto de medição</w:t>
             </w:r>
           </w:p>
         </w:tc>

--- a/mps-nivel-c/oficial/04_registros/AASP_Gerenciador/AASP01_Grupos-Usuarios/MED-AASP01-001_Registro-de-Medicao.docx
+++ b/mps-nivel-c/oficial/04_registros/AASP_Gerenciador/AASP01_Grupos-Usuarios/MED-AASP01-001_Registro-de-Medicao.docx
@@ -21,7 +21,7 @@
           <w:color w:val="003366"/>
           <w:sz w:val="36"/>
         </w:rPr>
-        <w:t>REGISTRO DE MEDICAO — AASP GERENCIADOR · GRUPOS DE USUARIOS</w:t>
+        <w:t>REGISTRO DE MEDIÇÃO — AASP GERENCIADOR · GRUPOS DE USUÁRIOS</w:t>
       </w:r>
     </w:p>
     <w:p>
@@ -226,7 +226,7 @@
                 <w:i w:val="0"/>
                 <w:sz w:val="20"/>
               </w:rPr>
-              <w:t>Grupos de Usuarios — AASP Gerenciador</w:t>
+              <w:t>Grupos de Usuários — AASP Gerenciador</w:t>
             </w:r>
           </w:p>
         </w:tc>
@@ -282,7 +282,7 @@
                 <w:i w:val="0"/>
                 <w:sz w:val="20"/>
               </w:rPr>
-              <w:t>AASP — Associacao dos Advogados de Sao Paulo</w:t>
+              <w:t>AASP — Associação dos Advogados de São Paulo</w:t>
             </w:r>
           </w:p>
         </w:tc>
@@ -313,7 +313,7 @@
                 <w:i w:val="0"/>
                 <w:sz w:val="20"/>
               </w:rPr>
-              <w:t>Versao</w:t>
+              <w:t>Versão</w:t>
             </w:r>
           </w:p>
         </w:tc>
@@ -506,7 +506,7 @@
                 <w:i w:val="0"/>
                 <w:sz w:val="20"/>
               </w:rPr>
-              <w:t>MED — Medicao (evidencia de projeto)</w:t>
+              <w:t>MED — Medição (evidência de projeto)</w:t>
             </w:r>
           </w:p>
         </w:tc>
@@ -541,7 +541,7 @@
           <w:i w:val="0"/>
           <w:sz w:val="22"/>
         </w:rPr>
-        <w:t>Registrar as medidas coletadas ao longo do projeto Grupos de Usuarios, conforme PLA-MED-001 (Plano de Medicao Organizacional Timeware), para apoiar a analise de aderencia ao prazo, qualidade das entregas e capacidade de processo. Este documento e atualizado ao encerramento de cada sprint e serve como evidencia objetiva do desempenho do projeto perante o processo MED do MPS-SW nivel C.</w:t>
+        <w:t>Registrar as medidas coletadas ao longo do projeto Grupos de Usuários, conforme PLA-MED-001 (Plano de Medição Organizacional Timeware), para apoiar a análise de aderência ao prazo, qualidade das entregas e capacidade de processo. Este documento e atualizado ao encerramento de cada sprint e serve como evidência objetiva do desempenho do projeto perante o processo MED do MPS-SW nível C.</w:t>
       </w:r>
     </w:p>
     <w:p>
@@ -554,7 +554,7 @@
         </w:pBdr>
       </w:pPr>
       <w:r>
-        <w:t>2. Plano de Medicao Aplicado</w:t>
+        <w:t>2. Plano de Medição Aplicado</w:t>
       </w:r>
     </w:p>
     <w:p>
@@ -586,7 +586,7 @@
           <w:i w:val="0"/>
           <w:sz w:val="22"/>
         </w:rPr>
-        <w:t xml:space="preserve"> da Timeware, que define o conjunto de indicadores padrao de projetos de desenvolvimento de software. As medidas sao coletadas por sprint e consolidadas neste documento ao longo de todo o ciclo de vida do projeto.</w:t>
+        <w:t xml:space="preserve"> da Timeware, que define o conjunto de indicadores padrão de projetos de desenvolvimento de software. As medidas são coletadas por sprint e consolidadas neste documento ao longo de todo o ciclo de vida do projeto.</w:t>
       </w:r>
     </w:p>
     <w:tbl>
@@ -691,7 +691,7 @@
                 <w:i w:val="0"/>
                 <w:sz w:val="20"/>
               </w:rPr>
-              <w:t>Plano de referencia</w:t>
+              <w:t>Plano de referência</w:t>
             </w:r>
           </w:p>
         </w:tc>
@@ -717,7 +717,7 @@
                 <w:i w:val="0"/>
                 <w:sz w:val="20"/>
               </w:rPr>
-              <w:t>PLA-MED-001 — Plano de Medicao Organizacional Timeware</w:t>
+              <w:t>PLA-MED-001 — Plano de Medição Organizacional Timeware</w:t>
             </w:r>
           </w:p>
         </w:tc>
@@ -747,7 +747,7 @@
                 <w:i w:val="0"/>
                 <w:sz w:val="20"/>
               </w:rPr>
-              <w:t>Frequencia de coleta</w:t>
+              <w:t>Frequência de coleta</w:t>
             </w:r>
           </w:p>
         </w:tc>
@@ -803,7 +803,7 @@
                 <w:i w:val="0"/>
                 <w:sz w:val="20"/>
               </w:rPr>
-              <w:t>Responsavel pela coleta</w:t>
+              <w:t>Responsável pela coleta</w:t>
             </w:r>
           </w:p>
         </w:tc>
@@ -859,7 +859,7 @@
                 <w:i w:val="0"/>
                 <w:sz w:val="20"/>
               </w:rPr>
-              <w:t>Repositorio dos dados</w:t>
+              <w:t>Repositório dos dados</w:t>
             </w:r>
           </w:p>
         </w:tc>
@@ -884,7 +884,7 @@
                 <w:i w:val="0"/>
                 <w:sz w:val="20"/>
               </w:rPr>
-              <w:t>Azure DevOps — Boards + Repositorio ms.auxo.gruposusuarios</w:t>
+              <w:t>GitLab — Boards + Repositório ms.auxo.gruposusuarios</w:t>
             </w:r>
           </w:p>
         </w:tc>
@@ -1103,7 +1103,7 @@
                 <w:color w:val="FFFFFF"/>
                 <w:sz w:val="20"/>
               </w:rPr>
-              <w:t>Variacao</w:t>
+              <w:t>Variação</w:t>
             </w:r>
           </w:p>
         </w:tc>
@@ -1130,7 +1130,7 @@
                 <w:color w:val="FFFFFF"/>
                 <w:sz w:val="20"/>
               </w:rPr>
-              <w:t>Observacao</w:t>
+              <w:t>Observação</w:t>
             </w:r>
           </w:p>
         </w:tc>
@@ -1795,7 +1795,7 @@
                 <w:i w:val="0"/>
                 <w:sz w:val="20"/>
               </w:rPr>
-              <w:t>Posicao: ~60% concluido em 15/06/2026</w:t>
+              <w:t>Posição: ~60% concluido em 15/06/2026</w:t>
             </w:r>
           </w:p>
         </w:tc>
@@ -2090,7 +2090,7 @@
                 <w:i w:val="0"/>
                 <w:sz w:val="20"/>
               </w:rPr>
-              <w:t>Inicio Sprint 4</w:t>
+              <w:t>Encerramento final (previsto)</w:t>
             </w:r>
           </w:p>
         </w:tc>
@@ -2115,7 +2115,7 @@
                 <w:i w:val="0"/>
                 <w:sz w:val="20"/>
               </w:rPr>
-              <w:t>07/07/2026</w:t>
+              <w:t>11/07/2026</w:t>
             </w:r>
           </w:p>
         </w:tc>
@@ -2178,141 +2178,6 @@
               <w:left w:w="100" w:type="dxa"/>
               <w:right w:w="100" w:type="dxa"/>
             </w:tcMar>
-          </w:tcPr>
-          <w:p>
-            <w:pPr>
-              <w:spacing w:before="40" w:after="40"/>
-            </w:pPr>
-            <w:r>
-              <w:rPr>
-                <w:rFonts w:ascii="Calibri" w:hAnsi="Calibri"/>
-                <w:b w:val="0"/>
-                <w:i w:val="0"/>
-                <w:sz w:val="20"/>
-              </w:rPr>
-              <w:t>—</w:t>
-            </w:r>
-          </w:p>
-        </w:tc>
-      </w:tr>
-      <w:tr>
-        <w:trPr>
-          <w:cantSplit w:val="1"/>
-        </w:trPr>
-        <w:tc>
-          <w:tcPr>
-            <w:tcW w:type="dxa" w:w="1780"/>
-            <w:tcMar>
-              <w:top w:w="60" w:type="dxa"/>
-              <w:bottom w:w="60" w:type="dxa"/>
-              <w:left w:w="100" w:type="dxa"/>
-              <w:right w:w="100" w:type="dxa"/>
-            </w:tcMar>
-            <w:shd w:val="clear" w:color="auto" w:fill="EBF5FB"/>
-          </w:tcPr>
-          <w:p>
-            <w:pPr>
-              <w:spacing w:before="40" w:after="40"/>
-            </w:pPr>
-            <w:r>
-              <w:rPr>
-                <w:rFonts w:ascii="Calibri" w:hAnsi="Calibri"/>
-                <w:b w:val="0"/>
-                <w:i w:val="0"/>
-                <w:sz w:val="20"/>
-              </w:rPr>
-              <w:t>Encerramento final (previsto)</w:t>
-            </w:r>
-          </w:p>
-        </w:tc>
-        <w:tc>
-          <w:tcPr>
-            <w:tcW w:type="dxa" w:w="1780"/>
-            <w:tcMar>
-              <w:top w:w="60" w:type="dxa"/>
-              <w:bottom w:w="60" w:type="dxa"/>
-              <w:left w:w="100" w:type="dxa"/>
-              <w:right w:w="100" w:type="dxa"/>
-            </w:tcMar>
-            <w:shd w:val="clear" w:color="auto" w:fill="EBF5FB"/>
-          </w:tcPr>
-          <w:p>
-            <w:pPr>
-              <w:spacing w:before="40" w:after="40"/>
-            </w:pPr>
-            <w:r>
-              <w:rPr>
-                <w:rFonts w:ascii="Calibri" w:hAnsi="Calibri"/>
-                <w:b w:val="0"/>
-                <w:i w:val="0"/>
-                <w:sz w:val="20"/>
-              </w:rPr>
-              <w:t>11/07/2026</w:t>
-            </w:r>
-          </w:p>
-        </w:tc>
-        <w:tc>
-          <w:tcPr>
-            <w:tcW w:type="dxa" w:w="1780"/>
-            <w:tcMar>
-              <w:top w:w="60" w:type="dxa"/>
-              <w:bottom w:w="60" w:type="dxa"/>
-              <w:left w:w="100" w:type="dxa"/>
-              <w:right w:w="100" w:type="dxa"/>
-            </w:tcMar>
-            <w:shd w:val="clear" w:color="auto" w:fill="EBF5FB"/>
-          </w:tcPr>
-          <w:p>
-            <w:pPr>
-              <w:spacing w:before="40" w:after="40"/>
-            </w:pPr>
-            <w:r>
-              <w:rPr>
-                <w:rFonts w:ascii="Calibri" w:hAnsi="Calibri"/>
-                <w:b w:val="0"/>
-                <w:i w:val="0"/>
-                <w:sz w:val="20"/>
-              </w:rPr>
-              <w:t>—</w:t>
-            </w:r>
-          </w:p>
-        </w:tc>
-        <w:tc>
-          <w:tcPr>
-            <w:tcW w:type="dxa" w:w="1780"/>
-            <w:tcMar>
-              <w:top w:w="60" w:type="dxa"/>
-              <w:bottom w:w="60" w:type="dxa"/>
-              <w:left w:w="100" w:type="dxa"/>
-              <w:right w:w="100" w:type="dxa"/>
-            </w:tcMar>
-            <w:shd w:val="clear" w:color="auto" w:fill="EBF5FB"/>
-          </w:tcPr>
-          <w:p>
-            <w:pPr>
-              <w:spacing w:before="40" w:after="40"/>
-            </w:pPr>
-            <w:r>
-              <w:rPr>
-                <w:rFonts w:ascii="Calibri" w:hAnsi="Calibri"/>
-                <w:b w:val="0"/>
-                <w:i w:val="0"/>
-                <w:sz w:val="20"/>
-              </w:rPr>
-              <w:t>Planejado</w:t>
-            </w:r>
-          </w:p>
-        </w:tc>
-        <w:tc>
-          <w:tcPr>
-            <w:tcW w:type="dxa" w:w="1780"/>
-            <w:tcMar>
-              <w:top w:w="60" w:type="dxa"/>
-              <w:bottom w:w="60" w:type="dxa"/>
-              <w:left w:w="100" w:type="dxa"/>
-              <w:right w:w="100" w:type="dxa"/>
-            </w:tcMar>
-            <w:shd w:val="clear" w:color="auto" w:fill="EBF5FB"/>
           </w:tcPr>
           <w:p>
             <w:pPr>
@@ -2529,7 +2394,7 @@
                 <w:color w:val="FFFFFF"/>
                 <w:sz w:val="20"/>
               </w:rPr>
-              <w:t>Observacao</w:t>
+              <w:t>Observação</w:t>
             </w:r>
           </w:p>
         </w:tc>
@@ -3032,11 +2897,11 @@
             <w:r>
               <w:rPr>
                 <w:rFonts w:ascii="Calibri" w:hAnsi="Calibri"/>
-                <w:b w:val="0"/>
+                <w:b/>
                 <w:i w:val="0"/>
                 <w:sz w:val="20"/>
               </w:rPr>
-              <w:t>Sprint 4</w:t>
+              <w:t>TOTAL</w:t>
             </w:r>
           </w:p>
         </w:tc>
@@ -3057,11 +2922,11 @@
             <w:r>
               <w:rPr>
                 <w:rFonts w:ascii="Calibri" w:hAnsi="Calibri"/>
-                <w:b w:val="0"/>
+                <w:b/>
                 <w:i w:val="0"/>
                 <w:sz w:val="20"/>
               </w:rPr>
-              <w:t>8</w:t>
+              <w:t>90</w:t>
             </w:r>
           </w:p>
         </w:tc>
@@ -3082,11 +2947,11 @@
             <w:r>
               <w:rPr>
                 <w:rFonts w:ascii="Calibri" w:hAnsi="Calibri"/>
-                <w:b w:val="0"/>
+                <w:b/>
                 <w:i w:val="0"/>
                 <w:sz w:val="20"/>
               </w:rPr>
-              <w:t>Planejado</w:t>
+              <w:t>34 realizados + 56 planejados</w:t>
             </w:r>
           </w:p>
         </w:tc>
@@ -3149,167 +3014,6 @@
               <w:left w:w="100" w:type="dxa"/>
               <w:right w:w="100" w:type="dxa"/>
             </w:tcMar>
-          </w:tcPr>
-          <w:p>
-            <w:pPr>
-              <w:spacing w:before="40" w:after="40"/>
-            </w:pPr>
-            <w:r>
-              <w:rPr>
-                <w:rFonts w:ascii="Calibri" w:hAnsi="Calibri"/>
-                <w:b w:val="0"/>
-                <w:i w:val="0"/>
-                <w:sz w:val="20"/>
-              </w:rPr>
-              <w:t>—</w:t>
-            </w:r>
-          </w:p>
-        </w:tc>
-      </w:tr>
-      <w:tr>
-        <w:trPr>
-          <w:cantSplit w:val="1"/>
-        </w:trPr>
-        <w:tc>
-          <w:tcPr>
-            <w:tcW w:type="dxa" w:w="1484"/>
-            <w:tcMar>
-              <w:top w:w="60" w:type="dxa"/>
-              <w:bottom w:w="60" w:type="dxa"/>
-              <w:left w:w="100" w:type="dxa"/>
-              <w:right w:w="100" w:type="dxa"/>
-            </w:tcMar>
-            <w:shd w:val="clear" w:color="auto" w:fill="EBF5FB"/>
-          </w:tcPr>
-          <w:p>
-            <w:pPr>
-              <w:spacing w:before="40" w:after="40"/>
-            </w:pPr>
-            <w:r>
-              <w:rPr>
-                <w:rFonts w:ascii="Calibri" w:hAnsi="Calibri"/>
-                <w:b/>
-                <w:i w:val="0"/>
-                <w:sz w:val="20"/>
-              </w:rPr>
-              <w:t>TOTAL</w:t>
-            </w:r>
-          </w:p>
-        </w:tc>
-        <w:tc>
-          <w:tcPr>
-            <w:tcW w:type="dxa" w:w="1484"/>
-            <w:tcMar>
-              <w:top w:w="60" w:type="dxa"/>
-              <w:bottom w:w="60" w:type="dxa"/>
-              <w:left w:w="100" w:type="dxa"/>
-              <w:right w:w="100" w:type="dxa"/>
-            </w:tcMar>
-            <w:shd w:val="clear" w:color="auto" w:fill="EBF5FB"/>
-          </w:tcPr>
-          <w:p>
-            <w:pPr>
-              <w:spacing w:before="40" w:after="40"/>
-            </w:pPr>
-            <w:r>
-              <w:rPr>
-                <w:rFonts w:ascii="Calibri" w:hAnsi="Calibri"/>
-                <w:b/>
-                <w:i w:val="0"/>
-                <w:sz w:val="20"/>
-              </w:rPr>
-              <w:t>90</w:t>
-            </w:r>
-          </w:p>
-        </w:tc>
-        <w:tc>
-          <w:tcPr>
-            <w:tcW w:type="dxa" w:w="1484"/>
-            <w:tcMar>
-              <w:top w:w="60" w:type="dxa"/>
-              <w:bottom w:w="60" w:type="dxa"/>
-              <w:left w:w="100" w:type="dxa"/>
-              <w:right w:w="100" w:type="dxa"/>
-            </w:tcMar>
-            <w:shd w:val="clear" w:color="auto" w:fill="EBF5FB"/>
-          </w:tcPr>
-          <w:p>
-            <w:pPr>
-              <w:spacing w:before="40" w:after="40"/>
-            </w:pPr>
-            <w:r>
-              <w:rPr>
-                <w:rFonts w:ascii="Calibri" w:hAnsi="Calibri"/>
-                <w:b/>
-                <w:i w:val="0"/>
-                <w:sz w:val="20"/>
-              </w:rPr>
-              <w:t>34 realizados + 56 planejados</w:t>
-            </w:r>
-          </w:p>
-        </w:tc>
-        <w:tc>
-          <w:tcPr>
-            <w:tcW w:type="dxa" w:w="1484"/>
-            <w:tcMar>
-              <w:top w:w="60" w:type="dxa"/>
-              <w:bottom w:w="60" w:type="dxa"/>
-              <w:left w:w="100" w:type="dxa"/>
-              <w:right w:w="100" w:type="dxa"/>
-            </w:tcMar>
-            <w:shd w:val="clear" w:color="auto" w:fill="EBF5FB"/>
-          </w:tcPr>
-          <w:p>
-            <w:pPr>
-              <w:spacing w:before="40" w:after="40"/>
-            </w:pPr>
-            <w:r>
-              <w:rPr>
-                <w:rFonts w:ascii="Calibri" w:hAnsi="Calibri"/>
-                <w:b w:val="0"/>
-                <w:i w:val="0"/>
-                <w:sz w:val="20"/>
-              </w:rPr>
-              <w:t>—</w:t>
-            </w:r>
-          </w:p>
-        </w:tc>
-        <w:tc>
-          <w:tcPr>
-            <w:tcW w:type="dxa" w:w="1484"/>
-            <w:tcMar>
-              <w:top w:w="60" w:type="dxa"/>
-              <w:bottom w:w="60" w:type="dxa"/>
-              <w:left w:w="100" w:type="dxa"/>
-              <w:right w:w="100" w:type="dxa"/>
-            </w:tcMar>
-            <w:shd w:val="clear" w:color="auto" w:fill="EBF5FB"/>
-          </w:tcPr>
-          <w:p>
-            <w:pPr>
-              <w:spacing w:before="40" w:after="40"/>
-            </w:pPr>
-            <w:r>
-              <w:rPr>
-                <w:rFonts w:ascii="Calibri" w:hAnsi="Calibri"/>
-                <w:b w:val="0"/>
-                <w:i w:val="0"/>
-                <w:sz w:val="20"/>
-              </w:rPr>
-              <w:t>—</w:t>
-            </w:r>
-          </w:p>
-        </w:tc>
-        <w:tc>
-          <w:tcPr>
-            <w:tcW w:type="dxa" w:w="1484"/>
-            <w:tcMar>
-              <w:top w:w="60" w:type="dxa"/>
-              <w:bottom w:w="60" w:type="dxa"/>
-              <w:left w:w="100" w:type="dxa"/>
-              <w:right w:w="100" w:type="dxa"/>
-            </w:tcMar>
-            <w:shd w:val="clear" w:color="auto" w:fill="EBF5FB"/>
           </w:tcPr>
           <w:p>
             <w:pPr>
@@ -3431,7 +3135,7 @@
                 <w:color w:val="FFFFFF"/>
                 <w:sz w:val="20"/>
               </w:rPr>
-              <w:t>Metodos Testados</w:t>
+              <w:t>Métodos Testados</w:t>
             </w:r>
           </w:p>
         </w:tc>
@@ -3458,7 +3162,7 @@
                 <w:color w:val="FFFFFF"/>
                 <w:sz w:val="20"/>
               </w:rPr>
-              <w:t>Total Metodos</w:t>
+              <w:t>Total Métodos</w:t>
             </w:r>
           </w:p>
         </w:tc>
@@ -4021,161 +3725,6 @@
           </w:p>
         </w:tc>
       </w:tr>
-      <w:tr>
-        <w:trPr>
-          <w:cantSplit w:val="1"/>
-        </w:trPr>
-        <w:tc>
-          <w:tcPr>
-            <w:tcW w:type="dxa" w:w="1484"/>
-            <w:tcMar>
-              <w:top w:w="60" w:type="dxa"/>
-              <w:bottom w:w="60" w:type="dxa"/>
-              <w:left w:w="100" w:type="dxa"/>
-              <w:right w:w="100" w:type="dxa"/>
-            </w:tcMar>
-          </w:tcPr>
-          <w:p>
-            <w:pPr>
-              <w:spacing w:before="40" w:after="40"/>
-            </w:pPr>
-            <w:r>
-              <w:rPr>
-                <w:rFonts w:ascii="Calibri" w:hAnsi="Calibri"/>
-                <w:b w:val="0"/>
-                <w:i w:val="0"/>
-                <w:sz w:val="20"/>
-              </w:rPr>
-              <w:t>Sprint 4</w:t>
-            </w:r>
-          </w:p>
-        </w:tc>
-        <w:tc>
-          <w:tcPr>
-            <w:tcW w:type="dxa" w:w="1484"/>
-            <w:tcMar>
-              <w:top w:w="60" w:type="dxa"/>
-              <w:bottom w:w="60" w:type="dxa"/>
-              <w:left w:w="100" w:type="dxa"/>
-              <w:right w:w="100" w:type="dxa"/>
-            </w:tcMar>
-          </w:tcPr>
-          <w:p>
-            <w:pPr>
-              <w:spacing w:before="40" w:after="40"/>
-            </w:pPr>
-            <w:r>
-              <w:rPr>
-                <w:rFonts w:ascii="Calibri" w:hAnsi="Calibri"/>
-                <w:b w:val="0"/>
-                <w:i w:val="0"/>
-                <w:sz w:val="20"/>
-              </w:rPr>
-              <w:t>A apurar</w:t>
-            </w:r>
-          </w:p>
-        </w:tc>
-        <w:tc>
-          <w:tcPr>
-            <w:tcW w:type="dxa" w:w="1484"/>
-            <w:tcMar>
-              <w:top w:w="60" w:type="dxa"/>
-              <w:bottom w:w="60" w:type="dxa"/>
-              <w:left w:w="100" w:type="dxa"/>
-              <w:right w:w="100" w:type="dxa"/>
-            </w:tcMar>
-          </w:tcPr>
-          <w:p>
-            <w:pPr>
-              <w:spacing w:before="40" w:after="40"/>
-            </w:pPr>
-            <w:r>
-              <w:rPr>
-                <w:rFonts w:ascii="Calibri" w:hAnsi="Calibri"/>
-                <w:b w:val="0"/>
-                <w:i w:val="0"/>
-                <w:sz w:val="20"/>
-              </w:rPr>
-              <w:t>—</w:t>
-            </w:r>
-          </w:p>
-        </w:tc>
-        <w:tc>
-          <w:tcPr>
-            <w:tcW w:type="dxa" w:w="1484"/>
-            <w:tcMar>
-              <w:top w:w="60" w:type="dxa"/>
-              <w:bottom w:w="60" w:type="dxa"/>
-              <w:left w:w="100" w:type="dxa"/>
-              <w:right w:w="100" w:type="dxa"/>
-            </w:tcMar>
-          </w:tcPr>
-          <w:p>
-            <w:pPr>
-              <w:spacing w:before="40" w:after="40"/>
-            </w:pPr>
-            <w:r>
-              <w:rPr>
-                <w:rFonts w:ascii="Calibri" w:hAnsi="Calibri"/>
-                <w:b w:val="0"/>
-                <w:i w:val="0"/>
-                <w:sz w:val="20"/>
-              </w:rPr>
-              <w:t>—</w:t>
-            </w:r>
-          </w:p>
-        </w:tc>
-        <w:tc>
-          <w:tcPr>
-            <w:tcW w:type="dxa" w:w="1484"/>
-            <w:tcMar>
-              <w:top w:w="60" w:type="dxa"/>
-              <w:bottom w:w="60" w:type="dxa"/>
-              <w:left w:w="100" w:type="dxa"/>
-              <w:right w:w="100" w:type="dxa"/>
-            </w:tcMar>
-          </w:tcPr>
-          <w:p>
-            <w:pPr>
-              <w:spacing w:before="40" w:after="40"/>
-            </w:pPr>
-            <w:r>
-              <w:rPr>
-                <w:rFonts w:ascii="Calibri" w:hAnsi="Calibri"/>
-                <w:b w:val="0"/>
-                <w:i w:val="0"/>
-                <w:sz w:val="20"/>
-              </w:rPr>
-              <w:t>&gt;= 80%</w:t>
-            </w:r>
-          </w:p>
-        </w:tc>
-        <w:tc>
-          <w:tcPr>
-            <w:tcW w:type="dxa" w:w="1484"/>
-            <w:tcMar>
-              <w:top w:w="60" w:type="dxa"/>
-              <w:bottom w:w="60" w:type="dxa"/>
-              <w:left w:w="100" w:type="dxa"/>
-              <w:right w:w="100" w:type="dxa"/>
-            </w:tcMar>
-          </w:tcPr>
-          <w:p>
-            <w:pPr>
-              <w:spacing w:before="40" w:after="40"/>
-            </w:pPr>
-            <w:r>
-              <w:rPr>
-                <w:rFonts w:ascii="Calibri" w:hAnsi="Calibri"/>
-                <w:b w:val="0"/>
-                <w:i w:val="0"/>
-                <w:sz w:val="20"/>
-              </w:rPr>
-              <w:t>Planejado</w:t>
-            </w:r>
-          </w:p>
-        </w:tc>
-      </w:tr>
     </w:tbl>
     <w:p>
       <w:pPr>
@@ -4198,7 +3747,7 @@
           <w:color w:val="1A5276"/>
           <w:sz w:val="22"/>
         </w:rPr>
-        <w:t>Nota: Cobertura estimada com base no total de metodos publicos das camadas de servico (GruposService, PermissoesService) e repositorio (GruposRepository, PermissoesRepository) implementados na Sprint 1. Medicao exata disponivel no relatorio de execucao xUnit (REL-VV-AASP01-001).</w:t>
+        <w:t>Nota: Cobertura estimada com base no total de métodos públicos das camadas de serviço (GruposService, PermissoesService) e repositório (GruposRepository, PermissoesRepository) implementados na Sprint 1. Medição exata disponível no relatório de execução xUnit (REL-VV-AASP01-001).</w:t>
       </w:r>
     </w:p>
     <w:p>
@@ -4555,7 +4104,7 @@
                 <w:i w:val="0"/>
                 <w:sz w:val="20"/>
               </w:rPr>
-              <w:t>PRs #11, #12, #13, #14, #15</w:t>
+              <w:t>MRs !1, !2, !3, !4, !5</w:t>
             </w:r>
           </w:p>
         </w:tc>
@@ -4876,161 +4425,6 @@
           </w:p>
         </w:tc>
       </w:tr>
-      <w:tr>
-        <w:trPr>
-          <w:cantSplit w:val="1"/>
-        </w:trPr>
-        <w:tc>
-          <w:tcPr>
-            <w:tcW w:type="dxa" w:w="1484"/>
-            <w:tcMar>
-              <w:top w:w="60" w:type="dxa"/>
-              <w:bottom w:w="60" w:type="dxa"/>
-              <w:left w:w="100" w:type="dxa"/>
-              <w:right w:w="100" w:type="dxa"/>
-            </w:tcMar>
-          </w:tcPr>
-          <w:p>
-            <w:pPr>
-              <w:spacing w:before="40" w:after="40"/>
-            </w:pPr>
-            <w:r>
-              <w:rPr>
-                <w:rFonts w:ascii="Calibri" w:hAnsi="Calibri"/>
-                <w:b w:val="0"/>
-                <w:i w:val="0"/>
-                <w:sz w:val="20"/>
-              </w:rPr>
-              <w:t>Sprint 4</w:t>
-            </w:r>
-          </w:p>
-        </w:tc>
-        <w:tc>
-          <w:tcPr>
-            <w:tcW w:type="dxa" w:w="1484"/>
-            <w:tcMar>
-              <w:top w:w="60" w:type="dxa"/>
-              <w:bottom w:w="60" w:type="dxa"/>
-              <w:left w:w="100" w:type="dxa"/>
-              <w:right w:w="100" w:type="dxa"/>
-            </w:tcMar>
-          </w:tcPr>
-          <w:p>
-            <w:pPr>
-              <w:spacing w:before="40" w:after="40"/>
-            </w:pPr>
-            <w:r>
-              <w:rPr>
-                <w:rFonts w:ascii="Calibri" w:hAnsi="Calibri"/>
-                <w:b w:val="0"/>
-                <w:i w:val="0"/>
-                <w:sz w:val="20"/>
-              </w:rPr>
-              <w:t>A apurar</w:t>
-            </w:r>
-          </w:p>
-        </w:tc>
-        <w:tc>
-          <w:tcPr>
-            <w:tcW w:type="dxa" w:w="1484"/>
-            <w:tcMar>
-              <w:top w:w="60" w:type="dxa"/>
-              <w:bottom w:w="60" w:type="dxa"/>
-              <w:left w:w="100" w:type="dxa"/>
-              <w:right w:w="100" w:type="dxa"/>
-            </w:tcMar>
-          </w:tcPr>
-          <w:p>
-            <w:pPr>
-              <w:spacing w:before="40" w:after="40"/>
-            </w:pPr>
-            <w:r>
-              <w:rPr>
-                <w:rFonts w:ascii="Calibri" w:hAnsi="Calibri"/>
-                <w:b w:val="0"/>
-                <w:i w:val="0"/>
-                <w:sz w:val="20"/>
-              </w:rPr>
-              <w:t>—</w:t>
-            </w:r>
-          </w:p>
-        </w:tc>
-        <w:tc>
-          <w:tcPr>
-            <w:tcW w:type="dxa" w:w="1484"/>
-            <w:tcMar>
-              <w:top w:w="60" w:type="dxa"/>
-              <w:bottom w:w="60" w:type="dxa"/>
-              <w:left w:w="100" w:type="dxa"/>
-              <w:right w:w="100" w:type="dxa"/>
-            </w:tcMar>
-          </w:tcPr>
-          <w:p>
-            <w:pPr>
-              <w:spacing w:before="40" w:after="40"/>
-            </w:pPr>
-            <w:r>
-              <w:rPr>
-                <w:rFonts w:ascii="Calibri" w:hAnsi="Calibri"/>
-                <w:b w:val="0"/>
-                <w:i w:val="0"/>
-                <w:sz w:val="20"/>
-              </w:rPr>
-              <w:t>—</w:t>
-            </w:r>
-          </w:p>
-        </w:tc>
-        <w:tc>
-          <w:tcPr>
-            <w:tcW w:type="dxa" w:w="1484"/>
-            <w:tcMar>
-              <w:top w:w="60" w:type="dxa"/>
-              <w:bottom w:w="60" w:type="dxa"/>
-              <w:left w:w="100" w:type="dxa"/>
-              <w:right w:w="100" w:type="dxa"/>
-            </w:tcMar>
-          </w:tcPr>
-          <w:p>
-            <w:pPr>
-              <w:spacing w:before="40" w:after="40"/>
-            </w:pPr>
-            <w:r>
-              <w:rPr>
-                <w:rFonts w:ascii="Calibri" w:hAnsi="Calibri"/>
-                <w:b w:val="0"/>
-                <w:i w:val="0"/>
-                <w:sz w:val="20"/>
-              </w:rPr>
-              <w:t>—</w:t>
-            </w:r>
-          </w:p>
-        </w:tc>
-        <w:tc>
-          <w:tcPr>
-            <w:tcW w:type="dxa" w:w="1484"/>
-            <w:tcMar>
-              <w:top w:w="60" w:type="dxa"/>
-              <w:bottom w:w="60" w:type="dxa"/>
-              <w:left w:w="100" w:type="dxa"/>
-              <w:right w:w="100" w:type="dxa"/>
-            </w:tcMar>
-          </w:tcPr>
-          <w:p>
-            <w:pPr>
-              <w:spacing w:before="40" w:after="40"/>
-            </w:pPr>
-            <w:r>
-              <w:rPr>
-                <w:rFonts w:ascii="Calibri" w:hAnsi="Calibri"/>
-                <w:b w:val="0"/>
-                <w:i w:val="0"/>
-                <w:sz w:val="20"/>
-              </w:rPr>
-              <w:t>Planejado</w:t>
-            </w:r>
-          </w:p>
-        </w:tc>
-      </w:tr>
     </w:tbl>
     <w:p>
       <w:pPr>
@@ -5053,7 +4447,7 @@
           <w:color w:val="1A5276"/>
           <w:sz w:val="22"/>
         </w:rPr>
-        <w:t>Nenhum defeito aberto em producao ou homologacao ao longo da Sprint 1. Todos os achados foram registrados e resolvidos antes do merge conforme processo REV (REV-AASP01-001).</w:t>
+        <w:t>Nenhum defeito aberto em produção ou homologação ao longo da Sprint 1. Todos os achados foram registrados e resolvidos antes do merge conforme processo REV (REV-AASP01-001).</w:t>
       </w:r>
     </w:p>
     <w:p>
@@ -5063,7 +4457,7 @@
         <w:keepLines/>
       </w:pPr>
       <w:r>
-        <w:t>4.3 Cenarios de Teste de Aceite (Homologacao)</w:t>
+        <w:t>4.3 Cenários de Teste de Aceite (Homologação)</w:t>
       </w:r>
     </w:p>
     <w:tbl>
@@ -5141,7 +4535,7 @@
                 <w:color w:val="FFFFFF"/>
                 <w:sz w:val="20"/>
               </w:rPr>
-              <w:t>Cenarios Executados</w:t>
+              <w:t>Cenários Executados</w:t>
             </w:r>
           </w:p>
         </w:tc>
@@ -5195,7 +4589,7 @@
                 <w:color w:val="FFFFFF"/>
                 <w:sz w:val="20"/>
               </w:rPr>
-              <w:t>% Aprovacao</w:t>
+              <w:t>% Aprovação</w:t>
             </w:r>
           </w:p>
         </w:tc>
@@ -5731,161 +5125,6 @@
           </w:p>
         </w:tc>
       </w:tr>
-      <w:tr>
-        <w:trPr>
-          <w:cantSplit w:val="1"/>
-        </w:trPr>
-        <w:tc>
-          <w:tcPr>
-            <w:tcW w:type="dxa" w:w="1484"/>
-            <w:tcMar>
-              <w:top w:w="60" w:type="dxa"/>
-              <w:bottom w:w="60" w:type="dxa"/>
-              <w:left w:w="100" w:type="dxa"/>
-              <w:right w:w="100" w:type="dxa"/>
-            </w:tcMar>
-          </w:tcPr>
-          <w:p>
-            <w:pPr>
-              <w:spacing w:before="40" w:after="40"/>
-            </w:pPr>
-            <w:r>
-              <w:rPr>
-                <w:rFonts w:ascii="Calibri" w:hAnsi="Calibri"/>
-                <w:b w:val="0"/>
-                <w:i w:val="0"/>
-                <w:sz w:val="20"/>
-              </w:rPr>
-              <w:t>Sprint 4</w:t>
-            </w:r>
-          </w:p>
-        </w:tc>
-        <w:tc>
-          <w:tcPr>
-            <w:tcW w:type="dxa" w:w="1484"/>
-            <w:tcMar>
-              <w:top w:w="60" w:type="dxa"/>
-              <w:bottom w:w="60" w:type="dxa"/>
-              <w:left w:w="100" w:type="dxa"/>
-              <w:right w:w="100" w:type="dxa"/>
-            </w:tcMar>
-          </w:tcPr>
-          <w:p>
-            <w:pPr>
-              <w:spacing w:before="40" w:after="40"/>
-            </w:pPr>
-            <w:r>
-              <w:rPr>
-                <w:rFonts w:ascii="Calibri" w:hAnsi="Calibri"/>
-                <w:b w:val="0"/>
-                <w:i w:val="0"/>
-                <w:sz w:val="20"/>
-              </w:rPr>
-              <w:t>A executar</w:t>
-            </w:r>
-          </w:p>
-        </w:tc>
-        <w:tc>
-          <w:tcPr>
-            <w:tcW w:type="dxa" w:w="1484"/>
-            <w:tcMar>
-              <w:top w:w="60" w:type="dxa"/>
-              <w:bottom w:w="60" w:type="dxa"/>
-              <w:left w:w="100" w:type="dxa"/>
-              <w:right w:w="100" w:type="dxa"/>
-            </w:tcMar>
-          </w:tcPr>
-          <w:p>
-            <w:pPr>
-              <w:spacing w:before="40" w:after="40"/>
-            </w:pPr>
-            <w:r>
-              <w:rPr>
-                <w:rFonts w:ascii="Calibri" w:hAnsi="Calibri"/>
-                <w:b w:val="0"/>
-                <w:i w:val="0"/>
-                <w:sz w:val="20"/>
-              </w:rPr>
-              <w:t>—</w:t>
-            </w:r>
-          </w:p>
-        </w:tc>
-        <w:tc>
-          <w:tcPr>
-            <w:tcW w:type="dxa" w:w="1484"/>
-            <w:tcMar>
-              <w:top w:w="60" w:type="dxa"/>
-              <w:bottom w:w="60" w:type="dxa"/>
-              <w:left w:w="100" w:type="dxa"/>
-              <w:right w:w="100" w:type="dxa"/>
-            </w:tcMar>
-          </w:tcPr>
-          <w:p>
-            <w:pPr>
-              <w:spacing w:before="40" w:after="40"/>
-            </w:pPr>
-            <w:r>
-              <w:rPr>
-                <w:rFonts w:ascii="Calibri" w:hAnsi="Calibri"/>
-                <w:b w:val="0"/>
-                <w:i w:val="0"/>
-                <w:sz w:val="20"/>
-              </w:rPr>
-              <w:t>—</w:t>
-            </w:r>
-          </w:p>
-        </w:tc>
-        <w:tc>
-          <w:tcPr>
-            <w:tcW w:type="dxa" w:w="1484"/>
-            <w:tcMar>
-              <w:top w:w="60" w:type="dxa"/>
-              <w:bottom w:w="60" w:type="dxa"/>
-              <w:left w:w="100" w:type="dxa"/>
-              <w:right w:w="100" w:type="dxa"/>
-            </w:tcMar>
-          </w:tcPr>
-          <w:p>
-            <w:pPr>
-              <w:spacing w:before="40" w:after="40"/>
-            </w:pPr>
-            <w:r>
-              <w:rPr>
-                <w:rFonts w:ascii="Calibri" w:hAnsi="Calibri"/>
-                <w:b w:val="0"/>
-                <w:i w:val="0"/>
-                <w:sz w:val="20"/>
-              </w:rPr>
-              <w:t>&gt;= 95%</w:t>
-            </w:r>
-          </w:p>
-        </w:tc>
-        <w:tc>
-          <w:tcPr>
-            <w:tcW w:type="dxa" w:w="1484"/>
-            <w:tcMar>
-              <w:top w:w="60" w:type="dxa"/>
-              <w:bottom w:w="60" w:type="dxa"/>
-              <w:left w:w="100" w:type="dxa"/>
-              <w:right w:w="100" w:type="dxa"/>
-            </w:tcMar>
-          </w:tcPr>
-          <w:p>
-            <w:pPr>
-              <w:spacing w:before="40" w:after="40"/>
-            </w:pPr>
-            <w:r>
-              <w:rPr>
-                <w:rFonts w:ascii="Calibri" w:hAnsi="Calibri"/>
-                <w:b w:val="0"/>
-                <w:i w:val="0"/>
-                <w:sz w:val="20"/>
-              </w:rPr>
-              <w:t>Planejado</w:t>
-            </w:r>
-          </w:p>
-        </w:tc>
-      </w:tr>
     </w:tbl>
     <w:p>
       <w:pPr>
@@ -6091,7 +5330,7 @@
                 <w:i w:val="0"/>
                 <w:sz w:val="20"/>
               </w:rPr>
-              <w:t>Tempo de resposta p95 — GET /grupos/{id}</w:t>
+              <w:t>Tempo de resposta p95 — GET buscargrupoporid</w:t>
             </w:r>
           </w:p>
         </w:tc>
@@ -6225,7 +5464,7 @@
                 <w:i w:val="0"/>
                 <w:sz w:val="20"/>
               </w:rPr>
-              <w:t>Tempo de resposta p95 — POST /grupos</w:t>
+              <w:t>Tempo de resposta p95 — POST incluirgrupo</w:t>
             </w:r>
           </w:p>
         </w:tc>
@@ -6356,7 +5595,7 @@
                 <w:i w:val="0"/>
                 <w:sz w:val="20"/>
               </w:rPr>
-              <w:t>Tempo de resposta p95 — GET /grupos</w:t>
+              <w:t>Tempo de resposta p95 — GET listargrupo</w:t>
             </w:r>
           </w:p>
         </w:tc>
@@ -6515,7 +5754,7 @@
                 <w:i w:val="0"/>
                 <w:sz w:val="20"/>
               </w:rPr>
-              <w:t>&gt; 99% no periodo da Sprint 1</w:t>
+              <w:t>&gt; 99% no período da Sprint 1</w:t>
             </w:r>
           </w:p>
         </w:tc>
@@ -6617,7 +5856,7 @@
           <w:color w:val="1A5276"/>
           <w:sz w:val="22"/>
         </w:rPr>
-        <w:t>Medicoes realizadas via Swagger UI em ambiente dev local durante a Sprint 1. Medicoes em ambiente de homologacao AASP serao realizadas a partir da Sprint 2 (ambiente disponivel a partir de 09/06/2026 — Leonardo Francisco Pereira).</w:t>
+        <w:t>Medições realizadas via Swagger UI em ambiente dev local durante a Sprint 1. Medições em ambiente de homologação AASP serão realizadas a partir da Sprint 2 (ambiente disponível a partir de 09/06/2026 — Leonardo Francisco Pereira).</w:t>
       </w:r>
     </w:p>
     <w:p>
@@ -6681,7 +5920,7 @@
                 <w:color w:val="FFFFFF"/>
                 <w:sz w:val="20"/>
               </w:rPr>
-              <w:t>Codigo</w:t>
+              <w:t>Código</w:t>
             </w:r>
           </w:p>
         </w:tc>
@@ -6816,7 +6055,7 @@
                 <w:color w:val="FFFFFF"/>
                 <w:sz w:val="20"/>
               </w:rPr>
-              <w:t>Referencia</w:t>
+              <w:t>Referência</w:t>
             </w:r>
           </w:p>
         </w:tc>
@@ -7032,7 +6271,7 @@
                 <w:i w:val="0"/>
                 <w:sz w:val="20"/>
               </w:rPr>
-              <w:t>Desvio de esforco (SP)</w:t>
+              <w:t>Desvio de esforço (SP)</w:t>
             </w:r>
           </w:p>
         </w:tc>
@@ -7189,7 +6428,7 @@
                 <w:i w:val="0"/>
                 <w:sz w:val="20"/>
               </w:rPr>
-              <w:t>Indice de defeitos por SP</w:t>
+              <w:t>Índice de defeitos por SP</w:t>
             </w:r>
           </w:p>
         </w:tc>
@@ -7505,7 +6744,7 @@
                 <w:i w:val="0"/>
                 <w:sz w:val="20"/>
               </w:rPr>
-              <w:t>Taxa de aprovacao no aceite</w:t>
+              <w:t>Taxa de aprovação no aceite</w:t>
             </w:r>
           </w:p>
         </w:tc>
@@ -7531,7 +6770,7 @@
                 <w:i w:val="0"/>
                 <w:sz w:val="20"/>
               </w:rPr>
-              <w:t>100% (10/10 cenarios Sprint 1)</w:t>
+              <w:t>100% (10/10 cenários Sprint 1)</w:t>
             </w:r>
           </w:p>
         </w:tc>
@@ -7764,7 +7003,7 @@
                 <w:i w:val="0"/>
                 <w:sz w:val="20"/>
               </w:rPr>
-              <w:t>Evidencia Swagger Sprint 1</w:t>
+              <w:t>Evidência Swagger Sprint 1</w:t>
             </w:r>
           </w:p>
         </w:tc>
@@ -7980,7 +7219,7 @@
                 <w:i w:val="0"/>
                 <w:sz w:val="20"/>
               </w:rPr>
-              <w:t>Satisfacao do cliente</w:t>
+              <w:t>Satisfação do cliente</w:t>
             </w:r>
           </w:p>
         </w:tc>
@@ -8101,7 +7340,7 @@
         </w:pBdr>
       </w:pPr>
       <w:r>
-        <w:t>7. Proximo Ponto de Medicao</w:t>
+        <w:t>7. Próximo Ponto de Medição</w:t>
       </w:r>
     </w:p>
     <w:p>
@@ -8160,7 +7399,7 @@
           <w:i w:val="0"/>
           <w:sz w:val="22"/>
         </w:rPr>
-        <w:t>Atualizar M3 com achados de code review PRs #16 e #17</w:t>
+        <w:t>Atualizar M3 com achados de code review MRs !6 e !7</w:t>
       </w:r>
     </w:p>
     <w:p>
@@ -8190,7 +7429,7 @@
           <w:i w:val="0"/>
           <w:sz w:val="22"/>
         </w:rPr>
-        <w:t>Atualizar M5 apos UAT Sprint 2 (Leonardo Francisco Pereira)</w:t>
+        <w:t>Atualizar M5 após UAT Sprint 2 (Leonardo Francisco Pereira)</w:t>
       </w:r>
     </w:p>
     <w:p>
@@ -8205,7 +7444,7 @@
           <w:i w:val="0"/>
           <w:sz w:val="22"/>
         </w:rPr>
-        <w:t>Atualizar M6 com medicoes de performance em ambiente homologacao AASP</w:t>
+        <w:t>Atualizar M6 com medições de performance em ambiente homologação AASP</w:t>
       </w:r>
     </w:p>
     <w:p>
@@ -8235,7 +7474,7 @@
           <w:i w:val="0"/>
           <w:sz w:val="22"/>
         </w:rPr>
-        <w:t>Atualizar M8 apos aceite formal Sprint 2 (Marcos Turnes)</w:t>
+        <w:t>Atualizar M8 após aceite formal Sprint 2 (Marcos Turnes)</w:t>
       </w:r>
     </w:p>
     <w:p>
@@ -8248,7 +7487,7 @@
         </w:pBdr>
       </w:pPr>
       <w:r>
-        <w:t>Historico de Revisoes</w:t>
+        <w:t>Histórico de Revisões</w:t>
       </w:r>
     </w:p>
     <w:tbl>
@@ -8296,7 +7535,7 @@
                 <w:i w:val="0"/>
                 <w:sz w:val="20"/>
               </w:rPr>
-              <w:t>Versao</w:t>
+              <w:t>Versão</w:t>
             </w:r>
           </w:p>
         </w:tc>
@@ -8374,7 +7613,7 @@
                 <w:i w:val="0"/>
                 <w:sz w:val="20"/>
               </w:rPr>
-              <w:t>Descricao</w:t>
+              <w:t>Descrição</w:t>
             </w:r>
           </w:p>
         </w:tc>
@@ -8480,7 +7719,7 @@
                 <w:i w:val="0"/>
                 <w:sz w:val="20"/>
               </w:rPr>
-              <w:t>Versao inicial — pos-encerramento Sprint 1; registros M1-M8 com dados reais Sprint 1</w:t>
+              <w:t>Versão inicial — pos-encerramento Sprint 1; registros M1-M8 com dados reais Sprint 1</w:t>
             </w:r>
           </w:p>
         </w:tc>
@@ -8586,7 +7825,7 @@
                 <w:i w:val="0"/>
                 <w:sz w:val="20"/>
               </w:rPr>
-              <w:t>Atualizacao com status parcial Sprint 2 (~60% concluido em 15/06); secao 7 atualizada com proximo ponto de medicao</w:t>
+              <w:t>Atualização com status parcial Sprint 2 (~60% concluido em 15/06); seção 7 atualizada com próximo ponto de medição</w:t>
             </w:r>
           </w:p>
         </w:tc>

--- a/mps-nivel-c/oficial/04_registros/AASP_Gerenciador/AASP01_Grupos-Usuarios/MED-AASP01-001_Registro-de-Medicao.docx
+++ b/mps-nivel-c/oficial/04_registros/AASP_Gerenciador/AASP01_Grupos-Usuarios/MED-AASP01-001_Registro-de-Medicao.docx
@@ -34,7 +34,7 @@
           <w:color w:val="555555"/>
           <w:sz w:val="20"/>
         </w:rPr>
-        <w:t>MED-AASP01-001   ·   Versão 1.1   ·   15/06/2026   ·   Timeware Brasil</w:t>
+        <w:t>MED-AASP01-001   ·   Versão 1.2   ·   23/06/2026   ·   Timeware Brasil</w:t>
       </w:r>
     </w:p>
     <w:p>
@@ -48,7 +48,6 @@
     <w:tbl>
       <w:tblPr>
         <w:tblW w:type="auto" w:w="0"/>
-        <w:tblLook w:firstColumn="1" w:firstRow="1" w:lastColumn="0" w:lastRow="0" w:noHBand="0" w:noVBand="1" w:val="04A0"/>
         <w:tblBorders>
           <w:top w:val="single" w:sz="4" w:space="0" w:color="AAAAAA"/>
           <w:left w:val="single" w:sz="4" w:space="0" w:color="AAAAAA"/>
@@ -145,7 +144,63 @@
                 <w:i w:val="0"/>
                 <w:sz w:val="20"/>
               </w:rPr>
-              <w:t>Documento</w:t>
+              <w:t xml:space="preserve">Documento</w:t>
+            </w:r>
+          </w:p>
+        </w:tc>
+        <w:tc>
+          <w:tcPr>
+            <w:tcW w:type="dxa" w:w="4451"/>
+            <w:tcMar>
+              <w:top w:w="60" w:type="dxa"/>
+              <w:bottom w:w="60" w:type="dxa"/>
+              <w:left w:w="100" w:type="dxa"/>
+              <w:right w:w="100" w:type="dxa"/>
+            </w:tcMar>
+            <w:shd w:val="clear" w:color="auto" w:fill="F0F4F8"/>
+          </w:tcPr>
+          <w:p>
+            <w:pPr>
+              <w:spacing w:before="40" w:after="40"/>
+            </w:pPr>
+            <w:r>
+              <w:rPr>
+                <w:rFonts w:ascii="Calibri" w:hAnsi="Calibri"/>
+                <w:b w:val="0"/>
+                <w:i w:val="0"/>
+                <w:sz w:val="20"/>
+              </w:rPr>
+              <w:t xml:space="preserve">MED-AASP01-001</w:t>
+            </w:r>
+          </w:p>
+        </w:tc>
+      </w:tr>
+      <w:tr>
+        <w:trPr>
+          <w:cantSplit w:val="1"/>
+        </w:trPr>
+        <w:tc>
+          <w:tcPr>
+            <w:tcW w:type="dxa" w:w="4451"/>
+            <w:tcMar>
+              <w:top w:w="60" w:type="dxa"/>
+              <w:bottom w:w="60" w:type="dxa"/>
+              <w:left w:w="100" w:type="dxa"/>
+              <w:right w:w="100" w:type="dxa"/>
+            </w:tcMar>
+          </w:tcPr>
+          <w:p>
+            <w:pPr>
+              <w:spacing w:before="40" w:after="40"/>
+            </w:pPr>
+            <w:r>
+              <w:rPr>
+                <w:rFonts w:ascii="Calibri" w:hAnsi="Calibri"/>
+                <w:b/>
+                <w:i w:val="0"/>
+                <w:sz w:val="20"/>
+              </w:rPr>
+              <w:t xml:space="preserve">Projeto</w:t>
             </w:r>
           </w:p>
         </w:tc>
@@ -170,7 +225,7 @@
                 <w:i w:val="0"/>
                 <w:sz w:val="20"/>
               </w:rPr>
-              <w:t>MED-AASP01-001</w:t>
+              <w:t xml:space="preserve">Grupos de Usuários — AASP Gerenciador</w:t>
             </w:r>
           </w:p>
         </w:tc>
@@ -201,7 +256,63 @@
                 <w:i w:val="0"/>
                 <w:sz w:val="20"/>
               </w:rPr>
-              <w:t>Projeto</w:t>
+              <w:t xml:space="preserve">Cliente</w:t>
+            </w:r>
+          </w:p>
+        </w:tc>
+        <w:tc>
+          <w:tcPr>
+            <w:tcW w:type="dxa" w:w="4451"/>
+            <w:tcMar>
+              <w:top w:w="60" w:type="dxa"/>
+              <w:bottom w:w="60" w:type="dxa"/>
+              <w:left w:w="100" w:type="dxa"/>
+              <w:right w:w="100" w:type="dxa"/>
+            </w:tcMar>
+            <w:shd w:val="clear" w:color="auto" w:fill="F0F4F8"/>
+          </w:tcPr>
+          <w:p>
+            <w:pPr>
+              <w:spacing w:before="40" w:after="40"/>
+            </w:pPr>
+            <w:r>
+              <w:rPr>
+                <w:rFonts w:ascii="Calibri" w:hAnsi="Calibri"/>
+                <w:b w:val="0"/>
+                <w:i w:val="0"/>
+                <w:sz w:val="20"/>
+              </w:rPr>
+              <w:t xml:space="preserve">AASP — Associação dos Advogados de São Paulo</w:t>
+            </w:r>
+          </w:p>
+        </w:tc>
+      </w:tr>
+      <w:tr>
+        <w:trPr>
+          <w:cantSplit w:val="1"/>
+        </w:trPr>
+        <w:tc>
+          <w:tcPr>
+            <w:tcW w:type="dxa" w:w="4451"/>
+            <w:tcMar>
+              <w:top w:w="60" w:type="dxa"/>
+              <w:bottom w:w="60" w:type="dxa"/>
+              <w:left w:w="100" w:type="dxa"/>
+              <w:right w:w="100" w:type="dxa"/>
+            </w:tcMar>
+          </w:tcPr>
+          <w:p>
+            <w:pPr>
+              <w:spacing w:before="40" w:after="40"/>
+            </w:pPr>
+            <w:r>
+              <w:rPr>
+                <w:rFonts w:ascii="Calibri" w:hAnsi="Calibri"/>
+                <w:b/>
+                <w:i w:val="0"/>
+                <w:sz w:val="20"/>
+              </w:rPr>
+              <w:t xml:space="preserve">Versão</w:t>
             </w:r>
           </w:p>
         </w:tc>
@@ -226,7 +337,7 @@
                 <w:i w:val="0"/>
                 <w:sz w:val="20"/>
               </w:rPr>
-              <w:t>Grupos de Usuários — AASP Gerenciador</w:t>
+              <w:t xml:space="preserve">1.2</w:t>
             </w:r>
           </w:p>
         </w:tc>
@@ -257,7 +368,63 @@
                 <w:i w:val="0"/>
                 <w:sz w:val="20"/>
               </w:rPr>
-              <w:t>Cliente</w:t>
+              <w:t xml:space="preserve">Data</w:t>
+            </w:r>
+          </w:p>
+        </w:tc>
+        <w:tc>
+          <w:tcPr>
+            <w:tcW w:type="dxa" w:w="4451"/>
+            <w:tcMar>
+              <w:top w:w="60" w:type="dxa"/>
+              <w:bottom w:w="60" w:type="dxa"/>
+              <w:left w:w="100" w:type="dxa"/>
+              <w:right w:w="100" w:type="dxa"/>
+            </w:tcMar>
+            <w:shd w:val="clear" w:color="auto" w:fill="F0F4F8"/>
+          </w:tcPr>
+          <w:p>
+            <w:pPr>
+              <w:spacing w:before="40" w:after="40"/>
+            </w:pPr>
+            <w:r>
+              <w:rPr>
+                <w:rFonts w:ascii="Calibri" w:hAnsi="Calibri"/>
+                <w:b w:val="0"/>
+                <w:i w:val="0"/>
+                <w:sz w:val="20"/>
+              </w:rPr>
+              <w:t xml:space="preserve">23/06/2026</w:t>
+            </w:r>
+          </w:p>
+        </w:tc>
+      </w:tr>
+      <w:tr>
+        <w:trPr>
+          <w:cantSplit w:val="1"/>
+        </w:trPr>
+        <w:tc>
+          <w:tcPr>
+            <w:tcW w:type="dxa" w:w="4451"/>
+            <w:tcMar>
+              <w:top w:w="60" w:type="dxa"/>
+              <w:bottom w:w="60" w:type="dxa"/>
+              <w:left w:w="100" w:type="dxa"/>
+              <w:right w:w="100" w:type="dxa"/>
+            </w:tcMar>
+          </w:tcPr>
+          <w:p>
+            <w:pPr>
+              <w:spacing w:before="40" w:after="40"/>
+            </w:pPr>
+            <w:r>
+              <w:rPr>
+                <w:rFonts w:ascii="Calibri" w:hAnsi="Calibri"/>
+                <w:b/>
+                <w:i w:val="0"/>
+                <w:sz w:val="20"/>
+              </w:rPr>
+              <w:t xml:space="preserve">Gerente de Projeto</w:t>
             </w:r>
           </w:p>
         </w:tc>
@@ -282,7 +449,7 @@
                 <w:i w:val="0"/>
                 <w:sz w:val="20"/>
               </w:rPr>
-              <w:t>AASP — Associação dos Advogados de São Paulo</w:t>
+              <w:t xml:space="preserve">Abraão</w:t>
             </w:r>
           </w:p>
         </w:tc>
@@ -313,40 +480,10 @@
                 <w:i w:val="0"/>
                 <w:sz w:val="20"/>
               </w:rPr>
-              <w:t>Versão</w:t>
+              <w:t xml:space="preserve">Processo MPS-SW</w:t>
             </w:r>
           </w:p>
         </w:tc>
-        <w:tc>
-          <w:tcPr>
-            <w:tcW w:type="dxa" w:w="4451"/>
-            <w:tcMar>
-              <w:top w:w="60" w:type="dxa"/>
-              <w:bottom w:w="60" w:type="dxa"/>
-              <w:left w:w="100" w:type="dxa"/>
-              <w:right w:w="100" w:type="dxa"/>
-            </w:tcMar>
-          </w:tcPr>
-          <w:p>
-            <w:pPr>
-              <w:spacing w:before="40" w:after="40"/>
-            </w:pPr>
-            <w:r>
-              <w:rPr>
-                <w:rFonts w:ascii="Calibri" w:hAnsi="Calibri"/>
-                <w:b w:val="0"/>
-                <w:i w:val="0"/>
-                <w:sz w:val="20"/>
-              </w:rPr>
-              <w:t>1.1</w:t>
-            </w:r>
-          </w:p>
-        </w:tc>
-      </w:tr>
-      <w:tr>
-        <w:trPr>
-          <w:cantSplit w:val="1"/>
-        </w:trPr>
         <w:tc>
           <w:tcPr>
             <w:tcW w:type="dxa" w:w="4451"/>
@@ -365,11 +502,111 @@
             <w:r>
               <w:rPr>
                 <w:rFonts w:ascii="Calibri" w:hAnsi="Calibri"/>
-                <w:b/>
+                <w:b w:val="0"/>
                 <w:i w:val="0"/>
                 <w:sz w:val="20"/>
               </w:rPr>
-              <w:t>Data</w:t>
+              <w:t xml:space="preserve">MED — Medição (evidência de projeto)</w:t>
+            </w:r>
+          </w:p>
+        </w:tc>
+      </w:tr>
+    </w:tbl>
+    <w:p>
+      <w:pPr>
+        <w:spacing w:before="120" w:after="120"/>
+      </w:pPr>
+    </w:p>
+    <w:p>
+      <w:pPr>
+        <w:pStyle w:val="Heading2"/>
+      </w:pPr>
+      <w:r>
+        <w:rPr>
+          <w:rFonts w:ascii="Calibri" w:hAnsi="Calibri"/>
+        </w:rPr>
+        <w:t>1. Objetivo</w:t>
+      </w:r>
+    </w:p>
+    <w:p>
+      <w:pPr>
+        <w:spacing w:before="80" w:after="80"/>
+      </w:pPr>
+      <w:r>
+        <w:rPr>
+          <w:rFonts w:ascii="Calibri" w:hAnsi="Calibri"/>
+          <w:sz w:val="20"/>
+        </w:rPr>
+        <w:t xml:space="preserve">Registrar as medidas coletadas ao longo do projeto Grupos de Usuários, conforme PLA-MED-001 (Plano de Medição Organizacional Timeware), para apoiar a análise de aderência ao prazo, qualidade das entregas e capacidade de processo. Este documento é atualizado ao encerramento de cada sprint e serve como evidência objetiva do desempenho do projeto perante o processo MED do MPS-SW nível C.</w:t>
+      </w:r>
+    </w:p>
+    <w:p>
+      <w:pPr>
+        <w:pStyle w:val="Heading2"/>
+      </w:pPr>
+      <w:r>
+        <w:rPr>
+          <w:rFonts w:ascii="Calibri" w:hAnsi="Calibri"/>
+        </w:rPr>
+        <w:t>2. Plano de Medição Aplicado</w:t>
+      </w:r>
+    </w:p>
+    <w:p>
+      <w:pPr>
+        <w:spacing w:before="80" w:after="80"/>
+      </w:pPr>
+      <w:r>
+        <w:rPr>
+          <w:rFonts w:ascii="Calibri" w:hAnsi="Calibri"/>
+          <w:sz w:val="20"/>
+        </w:rPr>
+        <w:t xml:space="preserve">Este registro é vinculado ao catálogo organizacional PLA-MED-001 da Timeware, que define o conjunto de indicadores padrão de projetos de desenvolvimento de software. As medidas são coletadas por sprint e consolidadas neste documento ao longo de todo o ciclo de vida do projeto.</w:t>
+      </w:r>
+    </w:p>
+    <w:tbl>
+      <w:tblPr>
+        <w:tblW w:type="auto" w:w="0"/>
+        <w:tblBorders>
+          <w:top w:val="single" w:sz="4" w:space="0" w:color="AAAAAA"/>
+          <w:left w:val="single" w:sz="4" w:space="0" w:color="AAAAAA"/>
+          <w:bottom w:val="single" w:sz="4" w:space="0" w:color="AAAAAA"/>
+          <w:right w:val="single" w:sz="4" w:space="0" w:color="AAAAAA"/>
+          <w:insideH w:val="single" w:sz="4" w:space="0" w:color="AAAAAA"/>
+          <w:insideV w:val="single" w:sz="4" w:space="0" w:color="AAAAAA"/>
+        </w:tblBorders>
+      </w:tblPr>
+      <w:tblGrid>
+        <w:gridCol w:w="4451"/>
+        <w:gridCol w:w="4451"/>
+      </w:tblGrid>
+      <w:tr>
+        <w:trPr>
+          <w:tblHeader/>
+          <w:cantSplit w:val="1"/>
+        </w:trPr>
+        <w:tc>
+          <w:tcPr>
+            <w:tcW w:type="dxa" w:w="4451"/>
+            <w:tcMar>
+              <w:top w:w="60" w:type="dxa"/>
+              <w:bottom w:w="60" w:type="dxa"/>
+              <w:left w:w="80" w:type="dxa"/>
+              <w:right w:w="80" w:type="dxa"/>
+            </w:tcMar>
+            <w:shd w:val="clear" w:color="auto" w:fill="1F3864"/>
+          </w:tcPr>
+          <w:p>
+            <w:pPr>
+              <w:spacing w:before="40" w:after="40"/>
+            </w:pPr>
+            <w:r>
+              <w:rPr>
+                <w:rFonts w:ascii="Calibri" w:hAnsi="Calibri"/>
+                <w:b/>
+                <w:color w:val="FFFFFF"/>
+                <w:sz w:val="20"/>
+              </w:rPr>
+              <w:t xml:space="preserve">Atributo</w:t>
             </w:r>
           </w:p>
         </w:tc>
@@ -379,9 +616,10 @@
             <w:tcMar>
               <w:top w:w="60" w:type="dxa"/>
               <w:bottom w:w="60" w:type="dxa"/>
-              <w:left w:w="100" w:type="dxa"/>
-              <w:right w:w="100" w:type="dxa"/>
+              <w:left w:w="80" w:type="dxa"/>
+              <w:right w:w="80" w:type="dxa"/>
             </w:tcMar>
+            <w:shd w:val="clear" w:color="auto" w:fill="1F3864"/>
           </w:tcPr>
           <w:p>
             <w:pPr>
@@ -390,11 +628,11 @@
             <w:r>
               <w:rPr>
                 <w:rFonts w:ascii="Calibri" w:hAnsi="Calibri"/>
-                <w:b w:val="0"/>
-                <w:i w:val="0"/>
+                <w:b/>
+                <w:color w:val="FFFFFF"/>
                 <w:sz w:val="20"/>
               </w:rPr>
-              <w:t>15/06/2026</w:t>
+              <w:t xml:space="preserve">Valor</w:t>
             </w:r>
           </w:p>
         </w:tc>
@@ -409,10 +647,10 @@
             <w:tcMar>
               <w:top w:w="60" w:type="dxa"/>
               <w:bottom w:w="60" w:type="dxa"/>
-              <w:left w:w="100" w:type="dxa"/>
-              <w:right w:w="100" w:type="dxa"/>
+              <w:left w:w="80" w:type="dxa"/>
+              <w:right w:w="80" w:type="dxa"/>
             </w:tcMar>
-            <w:shd w:val="clear" w:color="auto" w:fill="F0F4F8"/>
+            <w:shd w:val="clear" w:color="auto" w:fill="D6E4F0"/>
           </w:tcPr>
           <w:p>
             <w:pPr>
@@ -421,11 +659,10 @@
             <w:r>
               <w:rPr>
                 <w:rFonts w:ascii="Calibri" w:hAnsi="Calibri"/>
-                <w:b/>
-                <w:i w:val="0"/>
+                <w:b w:val="0"/>
                 <w:sz w:val="20"/>
               </w:rPr>
-              <w:t>Gerente de Projeto</w:t>
+              <w:t xml:space="preserve">Plano de referência</w:t>
             </w:r>
           </w:p>
         </w:tc>
@@ -435,9 +672,10 @@
             <w:tcMar>
               <w:top w:w="60" w:type="dxa"/>
               <w:bottom w:w="60" w:type="dxa"/>
-              <w:left w:w="100" w:type="dxa"/>
-              <w:right w:w="100" w:type="dxa"/>
+              <w:left w:w="80" w:type="dxa"/>
+              <w:right w:w="80" w:type="dxa"/>
             </w:tcMar>
+            <w:shd w:val="clear" w:color="auto" w:fill="D6E4F0"/>
           </w:tcPr>
           <w:p>
             <w:pPr>
@@ -447,10 +685,9 @@
               <w:rPr>
                 <w:rFonts w:ascii="Calibri" w:hAnsi="Calibri"/>
                 <w:b w:val="0"/>
-                <w:i w:val="0"/>
                 <w:sz w:val="20"/>
               </w:rPr>
-              <w:t>Abraão</w:t>
+              <w:t xml:space="preserve">PLA-MED-001 — Plano de Medição Organizacional Timeware</w:t>
             </w:r>
           </w:p>
         </w:tc>
@@ -465,34 +702,8 @@
             <w:tcMar>
               <w:top w:w="60" w:type="dxa"/>
               <w:bottom w:w="60" w:type="dxa"/>
-              <w:left w:w="100" w:type="dxa"/>
-              <w:right w:w="100" w:type="dxa"/>
-            </w:tcMar>
-            <w:shd w:val="clear" w:color="auto" w:fill="F0F4F8"/>
-          </w:tcPr>
-          <w:p>
-            <w:pPr>
-              <w:spacing w:before="40" w:after="40"/>
-            </w:pPr>
-            <w:r>
-              <w:rPr>
-                <w:rFonts w:ascii="Calibri" w:hAnsi="Calibri"/>
-                <w:b/>
-                <w:i w:val="0"/>
-                <w:sz w:val="20"/>
-              </w:rPr>
-              <w:t>Processo MPS-SW</w:t>
-            </w:r>
-          </w:p>
-        </w:tc>
-        <w:tc>
-          <w:tcPr>
-            <w:tcW w:type="dxa" w:w="4451"/>
-            <w:tcMar>
-              <w:top w:w="60" w:type="dxa"/>
-              <w:bottom w:w="60" w:type="dxa"/>
-              <w:left w:w="100" w:type="dxa"/>
-              <w:right w:w="100" w:type="dxa"/>
+              <w:left w:w="80" w:type="dxa"/>
+              <w:right w:w="80" w:type="dxa"/>
             </w:tcMar>
           </w:tcPr>
           <w:p>
@@ -503,137 +714,9 @@
               <w:rPr>
                 <w:rFonts w:ascii="Calibri" w:hAnsi="Calibri"/>
                 <w:b w:val="0"/>
-                <w:i w:val="0"/>
                 <w:sz w:val="20"/>
               </w:rPr>
-              <w:t>MED — Medição (evidência de projeto)</w:t>
-            </w:r>
-          </w:p>
-        </w:tc>
-      </w:tr>
-    </w:tbl>
-    <w:p>
-      <w:pPr>
-        <w:spacing w:before="0" w:after="160"/>
-      </w:pPr>
-    </w:p>
-    <w:p>
-      <w:pPr>
-        <w:pStyle w:val="Heading1"/>
-        <w:keepNext/>
-        <w:keepLines/>
-        <w:pBdr>
-          <w:bottom w:val="single" w:sz="4" w:space="2" w:color="D6E4F0"/>
-        </w:pBdr>
-      </w:pPr>
-      <w:r>
-        <w:t>1. Objetivo</w:t>
-      </w:r>
-    </w:p>
-    <w:p>
-      <w:pPr>
-        <w:spacing w:before="0" w:after="120"/>
-      </w:pPr>
-      <w:r>
-        <w:rPr>
-          <w:rFonts w:ascii="Calibri" w:hAnsi="Calibri"/>
-          <w:b w:val="0"/>
-          <w:i w:val="0"/>
-          <w:sz w:val="22"/>
-        </w:rPr>
-        <w:t>Registrar as medidas coletadas ao longo do projeto Grupos de Usuários, conforme PLA-MED-001 (Plano de Medição Organizacional Timeware), para apoiar a análise de aderência ao prazo, qualidade das entregas e capacidade de processo. Este documento e atualizado ao encerramento de cada sprint e serve como evidência objetiva do desempenho do projeto perante o processo MED do MPS-SW nível C.</w:t>
-      </w:r>
-    </w:p>
-    <w:p>
-      <w:pPr>
-        <w:pStyle w:val="Heading1"/>
-        <w:keepNext/>
-        <w:keepLines/>
-        <w:pBdr>
-          <w:bottom w:val="single" w:sz="4" w:space="2" w:color="D6E4F0"/>
-        </w:pBdr>
-      </w:pPr>
-      <w:r>
-        <w:t>2. Plano de Medição Aplicado</w:t>
-      </w:r>
-    </w:p>
-    <w:p>
-      <w:pPr>
-        <w:spacing w:before="0" w:after="120"/>
-      </w:pPr>
-      <w:r>
-        <w:rPr>
-          <w:rFonts w:ascii="Calibri" w:hAnsi="Calibri"/>
-          <w:b w:val="0"/>
-          <w:i w:val="0"/>
-          <w:sz w:val="22"/>
-        </w:rPr>
-        <w:t xml:space="preserve">Este registro e vinculado ao catalogo organizacional </w:t>
-      </w:r>
-      <w:r>
-        <w:rPr>
-          <w:rFonts w:ascii="Calibri" w:hAnsi="Calibri"/>
-          <w:b/>
-          <w:i w:val="0"/>
-          <w:sz w:val="22"/>
-        </w:rPr>
-        <w:t>PLA-MED-001</w:t>
-      </w:r>
-      <w:r>
-        <w:rPr>
-          <w:rFonts w:ascii="Calibri" w:hAnsi="Calibri"/>
-          <w:b w:val="0"/>
-          <w:i w:val="0"/>
-          <w:sz w:val="22"/>
-        </w:rPr>
-        <w:t xml:space="preserve"> da Timeware, que define o conjunto de indicadores padrão de projetos de desenvolvimento de software. As medidas são coletadas por sprint e consolidadas neste documento ao longo de todo o ciclo de vida do projeto.</w:t>
-      </w:r>
-    </w:p>
-    <w:tbl>
-      <w:tblPr>
-        <w:tblW w:type="auto" w:w="0"/>
-        <w:tblLook w:firstColumn="1" w:firstRow="1" w:lastColumn="0" w:lastRow="0" w:noHBand="0" w:noVBand="1" w:val="04A0"/>
-        <w:tblBorders>
-          <w:top w:val="single" w:sz="4" w:space="0" w:color="003366"/>
-          <w:left w:val="single" w:sz="4" w:space="0" w:color="003366"/>
-          <w:bottom w:val="single" w:sz="4" w:space="0" w:color="003366"/>
-          <w:right w:val="single" w:sz="4" w:space="0" w:color="003366"/>
-          <w:insideH w:val="single" w:sz="4" w:space="0" w:color="003366"/>
-          <w:insideV w:val="single" w:sz="4" w:space="0" w:color="003366"/>
-        </w:tblBorders>
-      </w:tblPr>
-      <w:tblGrid>
-        <w:gridCol w:w="4451"/>
-        <w:gridCol w:w="4451"/>
-      </w:tblGrid>
-      <w:tr>
-        <w:trPr>
-          <w:cantSplit w:val="1"/>
-        </w:trPr>
-        <w:tc>
-          <w:tcPr>
-            <w:tcW w:type="dxa" w:w="4451"/>
-            <w:tcMar>
-              <w:top w:w="60" w:type="dxa"/>
-              <w:bottom w:w="60" w:type="dxa"/>
-              <w:left w:w="100" w:type="dxa"/>
-              <w:right w:w="100" w:type="dxa"/>
-            </w:tcMar>
-            <w:shd w:val="clear" w:color="auto" w:fill="003366"/>
-          </w:tcPr>
-          <w:p>
-            <w:pPr>
-              <w:spacing w:before="40" w:after="40"/>
-            </w:pPr>
-            <w:r>
-              <w:rPr>
-                <w:rFonts w:ascii="Calibri" w:hAnsi="Calibri"/>
-                <w:b/>
-                <w:i w:val="0"/>
-                <w:color w:val="FFFFFF"/>
-                <w:sz w:val="20"/>
-              </w:rPr>
-              <w:t>Atributo</w:t>
+              <w:t xml:space="preserve">Frequência de coleta</w:t>
             </w:r>
           </w:p>
         </w:tc>
@@ -643,10 +726,9 @@
             <w:tcMar>
               <w:top w:w="60" w:type="dxa"/>
               <w:bottom w:w="60" w:type="dxa"/>
-              <w:left w:w="100" w:type="dxa"/>
-              <w:right w:w="100" w:type="dxa"/>
+              <w:left w:w="80" w:type="dxa"/>
+              <w:right w:w="80" w:type="dxa"/>
             </w:tcMar>
-            <w:shd w:val="clear" w:color="auto" w:fill="003366"/>
           </w:tcPr>
           <w:p>
             <w:pPr>
@@ -655,12 +737,10 @@
             <w:r>
               <w:rPr>
                 <w:rFonts w:ascii="Calibri" w:hAnsi="Calibri"/>
-                <w:b/>
-                <w:i w:val="0"/>
-                <w:color w:val="FFFFFF"/>
+                <w:b w:val="0"/>
                 <w:sz w:val="20"/>
               </w:rPr>
-              <w:t>Valor</w:t>
+              <w:t xml:space="preserve">Por sprint (a cada 2 semanas)</w:t>
             </w:r>
           </w:p>
         </w:tc>
@@ -675,10 +755,10 @@
             <w:tcMar>
               <w:top w:w="60" w:type="dxa"/>
               <w:bottom w:w="60" w:type="dxa"/>
-              <w:left w:w="100" w:type="dxa"/>
-              <w:right w:w="100" w:type="dxa"/>
+              <w:left w:w="80" w:type="dxa"/>
+              <w:right w:w="80" w:type="dxa"/>
             </w:tcMar>
-            <w:shd w:val="clear" w:color="auto" w:fill="EBF5FB"/>
+            <w:shd w:val="clear" w:color="auto" w:fill="D6E4F0"/>
           </w:tcPr>
           <w:p>
             <w:pPr>
@@ -687,11 +767,10 @@
             <w:r>
               <w:rPr>
                 <w:rFonts w:ascii="Calibri" w:hAnsi="Calibri"/>
-                <w:b/>
-                <w:i w:val="0"/>
+                <w:b w:val="0"/>
                 <w:sz w:val="20"/>
               </w:rPr>
-              <w:t>Plano de referência</w:t>
+              <w:t xml:space="preserve">Responsável pela coleta</w:t>
             </w:r>
           </w:p>
         </w:tc>
@@ -701,10 +780,10 @@
             <w:tcMar>
               <w:top w:w="60" w:type="dxa"/>
               <w:bottom w:w="60" w:type="dxa"/>
-              <w:left w:w="100" w:type="dxa"/>
-              <w:right w:w="100" w:type="dxa"/>
+              <w:left w:w="80" w:type="dxa"/>
+              <w:right w:w="80" w:type="dxa"/>
             </w:tcMar>
-            <w:shd w:val="clear" w:color="auto" w:fill="EBF5FB"/>
+            <w:shd w:val="clear" w:color="auto" w:fill="D6E4F0"/>
           </w:tcPr>
           <w:p>
             <w:pPr>
@@ -714,10 +793,9 @@
               <w:rPr>
                 <w:rFonts w:ascii="Calibri" w:hAnsi="Calibri"/>
                 <w:b w:val="0"/>
-                <w:i w:val="0"/>
                 <w:sz w:val="20"/>
               </w:rPr>
-              <w:t>PLA-MED-001 — Plano de Medição Organizacional Timeware</w:t>
+              <w:t xml:space="preserve">Abraão (Gerente de Projeto)</w:t>
             </w:r>
           </w:p>
         </w:tc>
@@ -732,33 +810,8 @@
             <w:tcMar>
               <w:top w:w="60" w:type="dxa"/>
               <w:bottom w:w="60" w:type="dxa"/>
-              <w:left w:w="100" w:type="dxa"/>
-              <w:right w:w="100" w:type="dxa"/>
-            </w:tcMar>
-          </w:tcPr>
-          <w:p>
-            <w:pPr>
-              <w:spacing w:before="40" w:after="40"/>
-            </w:pPr>
-            <w:r>
-              <w:rPr>
-                <w:rFonts w:ascii="Calibri" w:hAnsi="Calibri"/>
-                <w:b/>
-                <w:i w:val="0"/>
-                <w:sz w:val="20"/>
-              </w:rPr>
-              <w:t>Frequência de coleta</w:t>
-            </w:r>
-          </w:p>
-        </w:tc>
-        <w:tc>
-          <w:tcPr>
-            <w:tcW w:type="dxa" w:w="4451"/>
-            <w:tcMar>
-              <w:top w:w="60" w:type="dxa"/>
-              <w:bottom w:w="60" w:type="dxa"/>
-              <w:left w:w="100" w:type="dxa"/>
-              <w:right w:w="100" w:type="dxa"/>
+              <w:left w:w="80" w:type="dxa"/>
+              <w:right w:w="80" w:type="dxa"/>
             </w:tcMar>
           </w:tcPr>
           <w:p>
@@ -769,10 +822,33 @@
               <w:rPr>
                 <w:rFonts w:ascii="Calibri" w:hAnsi="Calibri"/>
                 <w:b w:val="0"/>
-                <w:i w:val="0"/>
                 <w:sz w:val="20"/>
               </w:rPr>
-              <w:t>Por sprint (a cada 2 semanas)</w:t>
+              <w:t xml:space="preserve">Repositório dos dados</w:t>
+            </w:r>
+          </w:p>
+        </w:tc>
+        <w:tc>
+          <w:tcPr>
+            <w:tcW w:type="dxa" w:w="4451"/>
+            <w:tcMar>
+              <w:top w:w="60" w:type="dxa"/>
+              <w:bottom w:w="60" w:type="dxa"/>
+              <w:left w:w="80" w:type="dxa"/>
+              <w:right w:w="80" w:type="dxa"/>
+            </w:tcMar>
+          </w:tcPr>
+          <w:p>
+            <w:pPr>
+              <w:spacing w:before="40" w:after="40"/>
+            </w:pPr>
+            <w:r>
+              <w:rPr>
+                <w:rFonts w:ascii="Calibri" w:hAnsi="Calibri"/>
+                <w:b w:val="0"/>
+                <w:sz w:val="20"/>
+              </w:rPr>
+              <w:t xml:space="preserve">GitLab — Boards + Repositório ms.auxo.gruposusuarios</w:t>
             </w:r>
           </w:p>
         </w:tc>
@@ -787,10 +863,108 @@
             <w:tcMar>
               <w:top w:w="60" w:type="dxa"/>
               <w:bottom w:w="60" w:type="dxa"/>
-              <w:left w:w="100" w:type="dxa"/>
-              <w:right w:w="100" w:type="dxa"/>
+              <w:left w:w="80" w:type="dxa"/>
+              <w:right w:w="80" w:type="dxa"/>
             </w:tcMar>
-            <w:shd w:val="clear" w:color="auto" w:fill="EBF5FB"/>
+            <w:shd w:val="clear" w:color="auto" w:fill="D6E4F0"/>
+          </w:tcPr>
+          <w:p>
+            <w:pPr>
+              <w:spacing w:before="40" w:after="40"/>
+            </w:pPr>
+            <w:r>
+              <w:rPr>
+                <w:rFonts w:ascii="Calibri" w:hAnsi="Calibri"/>
+                <w:b w:val="0"/>
+                <w:sz w:val="20"/>
+              </w:rPr>
+              <w:t xml:space="preserve">Destinatários</w:t>
+            </w:r>
+          </w:p>
+        </w:tc>
+        <w:tc>
+          <w:tcPr>
+            <w:tcW w:type="dxa" w:w="4451"/>
+            <w:tcMar>
+              <w:top w:w="60" w:type="dxa"/>
+              <w:bottom w:w="60" w:type="dxa"/>
+              <w:left w:w="80" w:type="dxa"/>
+              <w:right w:w="80" w:type="dxa"/>
+            </w:tcMar>
+            <w:shd w:val="clear" w:color="auto" w:fill="D6E4F0"/>
+          </w:tcPr>
+          <w:p>
+            <w:pPr>
+              <w:spacing w:before="40" w:after="40"/>
+            </w:pPr>
+            <w:r>
+              <w:rPr>
+                <w:rFonts w:ascii="Calibri" w:hAnsi="Calibri"/>
+                <w:b w:val="0"/>
+                <w:sz w:val="20"/>
+              </w:rPr>
+              <w:t xml:space="preserve">Abraão (interno), Marcos Turnes (AASP, status semanal)</w:t>
+            </w:r>
+          </w:p>
+        </w:tc>
+      </w:tr>
+    </w:tbl>
+    <w:p>
+      <w:pPr>
+        <w:pStyle w:val="Heading2"/>
+      </w:pPr>
+      <w:r>
+        <w:rPr>
+          <w:rFonts w:ascii="Calibri" w:hAnsi="Calibri"/>
+        </w:rPr>
+        <w:t>3. Medidas de Prazo e Progresso</w:t>
+      </w:r>
+    </w:p>
+    <w:p>
+      <w:pPr>
+        <w:pStyle w:val="Heading3"/>
+      </w:pPr>
+      <w:r>
+        <w:rPr>
+          <w:rFonts w:ascii="Calibri" w:hAnsi="Calibri"/>
+        </w:rPr>
+        <w:t>3.1 Marcos do Projeto — Planejado vs. Realizado</w:t>
+      </w:r>
+    </w:p>
+    <w:tbl>
+      <w:tblPr>
+        <w:tblW w:type="auto" w:w="0"/>
+        <w:tblBorders>
+          <w:top w:val="single" w:sz="4" w:space="0" w:color="AAAAAA"/>
+          <w:left w:val="single" w:sz="4" w:space="0" w:color="AAAAAA"/>
+          <w:bottom w:val="single" w:sz="4" w:space="0" w:color="AAAAAA"/>
+          <w:right w:val="single" w:sz="4" w:space="0" w:color="AAAAAA"/>
+          <w:insideH w:val="single" w:sz="4" w:space="0" w:color="AAAAAA"/>
+          <w:insideV w:val="single" w:sz="4" w:space="0" w:color="AAAAAA"/>
+        </w:tblBorders>
+      </w:tblPr>
+      <w:tblGrid>
+        <w:gridCol w:w="1780"/>
+        <w:gridCol w:w="1780"/>
+        <w:gridCol w:w="1780"/>
+        <w:gridCol w:w="1780"/>
+        <w:gridCol w:w="1782"/>
+      </w:tblGrid>
+      <w:tr>
+        <w:trPr>
+          <w:tblHeader/>
+          <w:cantSplit w:val="1"/>
+        </w:trPr>
+        <w:tc>
+          <w:tcPr>
+            <w:tcW w:type="dxa" w:w="1780"/>
+            <w:tcMar>
+              <w:top w:w="60" w:type="dxa"/>
+              <w:bottom w:w="60" w:type="dxa"/>
+              <w:left w:w="80" w:type="dxa"/>
+              <w:right w:w="80" w:type="dxa"/>
+            </w:tcMar>
+            <w:shd w:val="clear" w:color="auto" w:fill="1F3864"/>
           </w:tcPr>
           <w:p>
             <w:pPr>
@@ -800,53 +974,23 @@
               <w:rPr>
                 <w:rFonts w:ascii="Calibri" w:hAnsi="Calibri"/>
                 <w:b/>
-                <w:i w:val="0"/>
+                <w:color w:val="FFFFFF"/>
                 <w:sz w:val="20"/>
               </w:rPr>
-              <w:t>Responsável pela coleta</w:t>
+              <w:t xml:space="preserve">Marco</w:t>
             </w:r>
           </w:p>
         </w:tc>
         <w:tc>
           <w:tcPr>
-            <w:tcW w:type="dxa" w:w="4451"/>
+            <w:tcW w:type="dxa" w:w="1780"/>
             <w:tcMar>
               <w:top w:w="60" w:type="dxa"/>
               <w:bottom w:w="60" w:type="dxa"/>
-              <w:left w:w="100" w:type="dxa"/>
-              <w:right w:w="100" w:type="dxa"/>
+              <w:left w:w="80" w:type="dxa"/>
+              <w:right w:w="80" w:type="dxa"/>
             </w:tcMar>
-            <w:shd w:val="clear" w:color="auto" w:fill="EBF5FB"/>
-          </w:tcPr>
-          <w:p>
-            <w:pPr>
-              <w:spacing w:before="40" w:after="40"/>
-            </w:pPr>
-            <w:r>
-              <w:rPr>
-                <w:rFonts w:ascii="Calibri" w:hAnsi="Calibri"/>
-                <w:b w:val="0"/>
-                <w:i w:val="0"/>
-                <w:sz w:val="20"/>
-              </w:rPr>
-              <w:t>Abraão (Gerente de Projeto)</w:t>
-            </w:r>
-          </w:p>
-        </w:tc>
-      </w:tr>
-      <w:tr>
-        <w:trPr>
-          <w:cantSplit w:val="1"/>
-        </w:trPr>
-        <w:tc>
-          <w:tcPr>
-            <w:tcW w:type="dxa" w:w="4451"/>
-            <w:tcMar>
-              <w:top w:w="60" w:type="dxa"/>
-              <w:bottom w:w="60" w:type="dxa"/>
-              <w:left w:w="100" w:type="dxa"/>
-              <w:right w:w="100" w:type="dxa"/>
-            </w:tcMar>
+            <w:shd w:val="clear" w:color="auto" w:fill="1F3864"/>
           </w:tcPr>
           <w:p>
             <w:pPr>
@@ -856,53 +1000,23 @@
               <w:rPr>
                 <w:rFonts w:ascii="Calibri" w:hAnsi="Calibri"/>
                 <w:b/>
-                <w:i w:val="0"/>
+                <w:color w:val="FFFFFF"/>
                 <w:sz w:val="20"/>
               </w:rPr>
-              <w:t>Repositório dos dados</w:t>
+              <w:t xml:space="preserve">Data Prevista</w:t>
             </w:r>
           </w:p>
         </w:tc>
         <w:tc>
           <w:tcPr>
-            <w:tcW w:type="dxa" w:w="4451"/>
+            <w:tcW w:type="dxa" w:w="1780"/>
             <w:tcMar>
               <w:top w:w="60" w:type="dxa"/>
               <w:bottom w:w="60" w:type="dxa"/>
-              <w:left w:w="100" w:type="dxa"/>
-              <w:right w:w="100" w:type="dxa"/>
+              <w:left w:w="80" w:type="dxa"/>
+              <w:right w:w="80" w:type="dxa"/>
             </w:tcMar>
-          </w:tcPr>
-          <w:p>
-            <w:pPr>
-              <w:spacing w:before="40" w:after="40"/>
-            </w:pPr>
-            <w:r>
-              <w:rPr>
-                <w:rFonts w:ascii="Calibri" w:hAnsi="Calibri"/>
-                <w:b w:val="0"/>
-                <w:i w:val="0"/>
-                <w:sz w:val="20"/>
-              </w:rPr>
-              <w:t>GitLab — Boards + Repositório ms.auxo.gruposusuarios</w:t>
-            </w:r>
-          </w:p>
-        </w:tc>
-      </w:tr>
-      <w:tr>
-        <w:trPr>
-          <w:cantSplit w:val="1"/>
-        </w:trPr>
-        <w:tc>
-          <w:tcPr>
-            <w:tcW w:type="dxa" w:w="4451"/>
-            <w:tcMar>
-              <w:top w:w="60" w:type="dxa"/>
-              <w:bottom w:w="60" w:type="dxa"/>
-              <w:left w:w="100" w:type="dxa"/>
-              <w:right w:w="100" w:type="dxa"/>
-            </w:tcMar>
-            <w:shd w:val="clear" w:color="auto" w:fill="EBF5FB"/>
+            <w:shd w:val="clear" w:color="auto" w:fill="1F3864"/>
           </w:tcPr>
           <w:p>
             <w:pPr>
@@ -912,103 +1026,23 @@
               <w:rPr>
                 <w:rFonts w:ascii="Calibri" w:hAnsi="Calibri"/>
                 <w:b/>
-                <w:i w:val="0"/>
+                <w:color w:val="FFFFFF"/>
                 <w:sz w:val="20"/>
               </w:rPr>
-              <w:t>Destinatarios</w:t>
+              <w:t xml:space="preserve">Data Realizada</w:t>
             </w:r>
           </w:p>
         </w:tc>
-        <w:tc>
-          <w:tcPr>
-            <w:tcW w:type="dxa" w:w="4451"/>
-            <w:tcMar>
-              <w:top w:w="60" w:type="dxa"/>
-              <w:bottom w:w="60" w:type="dxa"/>
-              <w:left w:w="100" w:type="dxa"/>
-              <w:right w:w="100" w:type="dxa"/>
-            </w:tcMar>
-            <w:shd w:val="clear" w:color="auto" w:fill="EBF5FB"/>
-          </w:tcPr>
-          <w:p>
-            <w:pPr>
-              <w:spacing w:before="40" w:after="40"/>
-            </w:pPr>
-            <w:r>
-              <w:rPr>
-                <w:rFonts w:ascii="Calibri" w:hAnsi="Calibri"/>
-                <w:b w:val="0"/>
-                <w:i w:val="0"/>
-                <w:sz w:val="20"/>
-              </w:rPr>
-              <w:t>Abraão (interno), Marcos Turnes (AASP, status semanal)</w:t>
-            </w:r>
-          </w:p>
-        </w:tc>
-      </w:tr>
-    </w:tbl>
-    <w:p>
-      <w:pPr>
-        <w:spacing w:before="0" w:after="160"/>
-      </w:pPr>
-    </w:p>
-    <w:p>
-      <w:pPr>
-        <w:pStyle w:val="Heading1"/>
-        <w:keepNext/>
-        <w:keepLines/>
-        <w:pBdr>
-          <w:bottom w:val="single" w:sz="4" w:space="2" w:color="D6E4F0"/>
-        </w:pBdr>
-      </w:pPr>
-      <w:r>
-        <w:t>3. Medidas de Prazo e Progresso</w:t>
-      </w:r>
-    </w:p>
-    <w:p>
-      <w:pPr>
-        <w:pStyle w:val="Heading2"/>
-        <w:keepNext/>
-        <w:keepLines/>
-      </w:pPr>
-      <w:r>
-        <w:t>3.1 Marcos do Projeto — Planejado vs. Realizado</w:t>
-      </w:r>
-    </w:p>
-    <w:tbl>
-      <w:tblPr>
-        <w:tblW w:type="auto" w:w="0"/>
-        <w:tblLook w:firstColumn="1" w:firstRow="1" w:lastColumn="0" w:lastRow="0" w:noHBand="0" w:noVBand="1" w:val="04A0"/>
-        <w:tblBorders>
-          <w:top w:val="single" w:sz="4" w:space="0" w:color="003366"/>
-          <w:left w:val="single" w:sz="4" w:space="0" w:color="003366"/>
-          <w:bottom w:val="single" w:sz="4" w:space="0" w:color="003366"/>
-          <w:right w:val="single" w:sz="4" w:space="0" w:color="003366"/>
-          <w:insideH w:val="single" w:sz="4" w:space="0" w:color="003366"/>
-          <w:insideV w:val="single" w:sz="4" w:space="0" w:color="003366"/>
-        </w:tblBorders>
-      </w:tblPr>
-      <w:tblGrid>
-        <w:gridCol w:w="1780"/>
-        <w:gridCol w:w="1780"/>
-        <w:gridCol w:w="1780"/>
-        <w:gridCol w:w="1780"/>
-        <w:gridCol w:w="1780"/>
-      </w:tblGrid>
-      <w:tr>
-        <w:trPr>
-          <w:cantSplit w:val="1"/>
-        </w:trPr>
         <w:tc>
           <w:tcPr>
             <w:tcW w:type="dxa" w:w="1780"/>
             <w:tcMar>
               <w:top w:w="60" w:type="dxa"/>
               <w:bottom w:w="60" w:type="dxa"/>
-              <w:left w:w="100" w:type="dxa"/>
-              <w:right w:w="100" w:type="dxa"/>
+              <w:left w:w="80" w:type="dxa"/>
+              <w:right w:w="80" w:type="dxa"/>
             </w:tcMar>
-            <w:shd w:val="clear" w:color="auto" w:fill="003366"/>
+            <w:shd w:val="clear" w:color="auto" w:fill="1F3864"/>
           </w:tcPr>
           <w:p>
             <w:pPr>
@@ -1018,24 +1052,23 @@
               <w:rPr>
                 <w:rFonts w:ascii="Calibri" w:hAnsi="Calibri"/>
                 <w:b/>
-                <w:i w:val="0"/>
                 <w:color w:val="FFFFFF"/>
                 <w:sz w:val="20"/>
               </w:rPr>
-              <w:t>Marco</w:t>
+              <w:t xml:space="preserve">Variação</w:t>
             </w:r>
           </w:p>
         </w:tc>
         <w:tc>
           <w:tcPr>
-            <w:tcW w:type="dxa" w:w="1780"/>
+            <w:tcW w:type="dxa" w:w="1782"/>
             <w:tcMar>
               <w:top w:w="60" w:type="dxa"/>
               <w:bottom w:w="60" w:type="dxa"/>
-              <w:left w:w="100" w:type="dxa"/>
-              <w:right w:w="100" w:type="dxa"/>
+              <w:left w:w="80" w:type="dxa"/>
+              <w:right w:w="80" w:type="dxa"/>
             </w:tcMar>
-            <w:shd w:val="clear" w:color="auto" w:fill="003366"/>
+            <w:shd w:val="clear" w:color="auto" w:fill="1F3864"/>
           </w:tcPr>
           <w:p>
             <w:pPr>
@@ -1045,92 +1078,10 @@
               <w:rPr>
                 <w:rFonts w:ascii="Calibri" w:hAnsi="Calibri"/>
                 <w:b/>
-                <w:i w:val="0"/>
                 <w:color w:val="FFFFFF"/>
                 <w:sz w:val="20"/>
               </w:rPr>
-              <w:t>Data Prevista</w:t>
-            </w:r>
-          </w:p>
-        </w:tc>
-        <w:tc>
-          <w:tcPr>
-            <w:tcW w:type="dxa" w:w="1780"/>
-            <w:tcMar>
-              <w:top w:w="60" w:type="dxa"/>
-              <w:bottom w:w="60" w:type="dxa"/>
-              <w:left w:w="100" w:type="dxa"/>
-              <w:right w:w="100" w:type="dxa"/>
-            </w:tcMar>
-            <w:shd w:val="clear" w:color="auto" w:fill="003366"/>
-          </w:tcPr>
-          <w:p>
-            <w:pPr>
-              <w:spacing w:before="40" w:after="40"/>
-            </w:pPr>
-            <w:r>
-              <w:rPr>
-                <w:rFonts w:ascii="Calibri" w:hAnsi="Calibri"/>
-                <w:b/>
-                <w:i w:val="0"/>
-                <w:color w:val="FFFFFF"/>
-                <w:sz w:val="20"/>
-              </w:rPr>
-              <w:t>Data Realizada</w:t>
-            </w:r>
-          </w:p>
-        </w:tc>
-        <w:tc>
-          <w:tcPr>
-            <w:tcW w:type="dxa" w:w="1780"/>
-            <w:tcMar>
-              <w:top w:w="60" w:type="dxa"/>
-              <w:bottom w:w="60" w:type="dxa"/>
-              <w:left w:w="100" w:type="dxa"/>
-              <w:right w:w="100" w:type="dxa"/>
-            </w:tcMar>
-            <w:shd w:val="clear" w:color="auto" w:fill="003366"/>
-          </w:tcPr>
-          <w:p>
-            <w:pPr>
-              <w:spacing w:before="40" w:after="40"/>
-            </w:pPr>
-            <w:r>
-              <w:rPr>
-                <w:rFonts w:ascii="Calibri" w:hAnsi="Calibri"/>
-                <w:b/>
-                <w:i w:val="0"/>
-                <w:color w:val="FFFFFF"/>
-                <w:sz w:val="20"/>
-              </w:rPr>
-              <w:t>Variação</w:t>
-            </w:r>
-          </w:p>
-        </w:tc>
-        <w:tc>
-          <w:tcPr>
-            <w:tcW w:type="dxa" w:w="1780"/>
-            <w:tcMar>
-              <w:top w:w="60" w:type="dxa"/>
-              <w:bottom w:w="60" w:type="dxa"/>
-              <w:left w:w="100" w:type="dxa"/>
-              <w:right w:w="100" w:type="dxa"/>
-            </w:tcMar>
-            <w:shd w:val="clear" w:color="auto" w:fill="003366"/>
-          </w:tcPr>
-          <w:p>
-            <w:pPr>
-              <w:spacing w:before="40" w:after="40"/>
-            </w:pPr>
-            <w:r>
-              <w:rPr>
-                <w:rFonts w:ascii="Calibri" w:hAnsi="Calibri"/>
-                <w:b/>
-                <w:i w:val="0"/>
-                <w:color w:val="FFFFFF"/>
-                <w:sz w:val="20"/>
-              </w:rPr>
-              <w:t>Observação</w:t>
+              <w:t xml:space="preserve">Observação</w:t>
             </w:r>
           </w:p>
         </w:tc>
@@ -1145,10 +1096,10 @@
             <w:tcMar>
               <w:top w:w="60" w:type="dxa"/>
               <w:bottom w:w="60" w:type="dxa"/>
-              <w:left w:w="100" w:type="dxa"/>
-              <w:right w:w="100" w:type="dxa"/>
+              <w:left w:w="80" w:type="dxa"/>
+              <w:right w:w="80" w:type="dxa"/>
             </w:tcMar>
-            <w:shd w:val="clear" w:color="auto" w:fill="EBF5FB"/>
+            <w:shd w:val="clear" w:color="auto" w:fill="D6E4F0"/>
           </w:tcPr>
           <w:p>
             <w:pPr>
@@ -1158,10 +1109,9 @@
               <w:rPr>
                 <w:rFonts w:ascii="Calibri" w:hAnsi="Calibri"/>
                 <w:b w:val="0"/>
-                <w:i w:val="0"/>
                 <w:sz w:val="20"/>
               </w:rPr>
-              <w:t>Kickoff</w:t>
+              <w:t xml:space="preserve">Kickoff</w:t>
             </w:r>
           </w:p>
         </w:tc>
@@ -1171,10 +1121,10 @@
             <w:tcMar>
               <w:top w:w="60" w:type="dxa"/>
               <w:bottom w:w="60" w:type="dxa"/>
-              <w:left w:w="100" w:type="dxa"/>
-              <w:right w:w="100" w:type="dxa"/>
+              <w:left w:w="80" w:type="dxa"/>
+              <w:right w:w="80" w:type="dxa"/>
             </w:tcMar>
-            <w:shd w:val="clear" w:color="auto" w:fill="EBF5FB"/>
+            <w:shd w:val="clear" w:color="auto" w:fill="D6E4F0"/>
           </w:tcPr>
           <w:p>
             <w:pPr>
@@ -1184,10 +1134,9 @@
               <w:rPr>
                 <w:rFonts w:ascii="Calibri" w:hAnsi="Calibri"/>
                 <w:b w:val="0"/>
-                <w:i w:val="0"/>
                 <w:sz w:val="20"/>
               </w:rPr>
-              <w:t>19/05/2026</w:t>
+              <w:t xml:space="preserve">19/05/2026</w:t>
             </w:r>
           </w:p>
         </w:tc>
@@ -1197,10 +1146,10 @@
             <w:tcMar>
               <w:top w:w="60" w:type="dxa"/>
               <w:bottom w:w="60" w:type="dxa"/>
-              <w:left w:w="100" w:type="dxa"/>
-              <w:right w:w="100" w:type="dxa"/>
+              <w:left w:w="80" w:type="dxa"/>
+              <w:right w:w="80" w:type="dxa"/>
             </w:tcMar>
-            <w:shd w:val="clear" w:color="auto" w:fill="EBF5FB"/>
+            <w:shd w:val="clear" w:color="auto" w:fill="D6E4F0"/>
           </w:tcPr>
           <w:p>
             <w:pPr>
@@ -1210,10 +1159,9 @@
               <w:rPr>
                 <w:rFonts w:ascii="Calibri" w:hAnsi="Calibri"/>
                 <w:b w:val="0"/>
-                <w:i w:val="0"/>
                 <w:sz w:val="20"/>
               </w:rPr>
-              <w:t>19/05/2026</w:t>
+              <w:t xml:space="preserve">19/05/2026</w:t>
             </w:r>
           </w:p>
         </w:tc>
@@ -1223,10 +1171,10 @@
             <w:tcMar>
               <w:top w:w="60" w:type="dxa"/>
               <w:bottom w:w="60" w:type="dxa"/>
-              <w:left w:w="100" w:type="dxa"/>
-              <w:right w:w="100" w:type="dxa"/>
+              <w:left w:w="80" w:type="dxa"/>
+              <w:right w:w="80" w:type="dxa"/>
             </w:tcMar>
-            <w:shd w:val="clear" w:color="auto" w:fill="EBF5FB"/>
+            <w:shd w:val="clear" w:color="auto" w:fill="D6E4F0"/>
           </w:tcPr>
           <w:p>
             <w:pPr>
@@ -1236,23 +1184,22 @@
               <w:rPr>
                 <w:rFonts w:ascii="Calibri" w:hAnsi="Calibri"/>
                 <w:b w:val="0"/>
-                <w:i w:val="0"/>
                 <w:sz w:val="20"/>
               </w:rPr>
-              <w:t>0 dias</w:t>
+              <w:t xml:space="preserve">0 dias</w:t>
             </w:r>
           </w:p>
         </w:tc>
         <w:tc>
           <w:tcPr>
-            <w:tcW w:type="dxa" w:w="1780"/>
+            <w:tcW w:type="dxa" w:w="1782"/>
             <w:tcMar>
               <w:top w:w="60" w:type="dxa"/>
               <w:bottom w:w="60" w:type="dxa"/>
-              <w:left w:w="100" w:type="dxa"/>
-              <w:right w:w="100" w:type="dxa"/>
+              <w:left w:w="80" w:type="dxa"/>
+              <w:right w:w="80" w:type="dxa"/>
             </w:tcMar>
-            <w:shd w:val="clear" w:color="auto" w:fill="EBF5FB"/>
+            <w:shd w:val="clear" w:color="auto" w:fill="D6E4F0"/>
           </w:tcPr>
           <w:p>
             <w:pPr>
@@ -1262,10 +1209,9 @@
               <w:rPr>
                 <w:rFonts w:ascii="Calibri" w:hAnsi="Calibri"/>
                 <w:b w:val="0"/>
-                <w:i w:val="0"/>
                 <w:sz w:val="20"/>
               </w:rPr>
-              <w:t>Realizado conforme planejado; todos os participantes presentes</w:t>
+              <w:t xml:space="preserve">Realizado conforme planejado; todos os participantes presentes</w:t>
             </w:r>
           </w:p>
         </w:tc>
@@ -1280,8 +1226,8 @@
             <w:tcMar>
               <w:top w:w="60" w:type="dxa"/>
               <w:bottom w:w="60" w:type="dxa"/>
-              <w:left w:w="100" w:type="dxa"/>
-              <w:right w:w="100" w:type="dxa"/>
+              <w:left w:w="80" w:type="dxa"/>
+              <w:right w:w="80" w:type="dxa"/>
             </w:tcMar>
           </w:tcPr>
           <w:p>
@@ -1292,10 +1238,9 @@
               <w:rPr>
                 <w:rFonts w:ascii="Calibri" w:hAnsi="Calibri"/>
                 <w:b w:val="0"/>
-                <w:i w:val="0"/>
                 <w:sz w:val="20"/>
               </w:rPr>
-              <w:t>Inicio Sprint 1</w:t>
+              <w:t xml:space="preserve">Início Sprint 1</w:t>
             </w:r>
           </w:p>
         </w:tc>
@@ -1305,8 +1250,8 @@
             <w:tcMar>
               <w:top w:w="60" w:type="dxa"/>
               <w:bottom w:w="60" w:type="dxa"/>
-              <w:left w:w="100" w:type="dxa"/>
-              <w:right w:w="100" w:type="dxa"/>
+              <w:left w:w="80" w:type="dxa"/>
+              <w:right w:w="80" w:type="dxa"/>
             </w:tcMar>
           </w:tcPr>
           <w:p>
@@ -1317,10 +1262,9 @@
               <w:rPr>
                 <w:rFonts w:ascii="Calibri" w:hAnsi="Calibri"/>
                 <w:b w:val="0"/>
-                <w:i w:val="0"/>
                 <w:sz w:val="20"/>
               </w:rPr>
-              <w:t>26/05/2026</w:t>
+              <w:t xml:space="preserve">26/05/2026</w:t>
             </w:r>
           </w:p>
         </w:tc>
@@ -1330,8 +1274,8 @@
             <w:tcMar>
               <w:top w:w="60" w:type="dxa"/>
               <w:bottom w:w="60" w:type="dxa"/>
-              <w:left w:w="100" w:type="dxa"/>
-              <w:right w:w="100" w:type="dxa"/>
+              <w:left w:w="80" w:type="dxa"/>
+              <w:right w:w="80" w:type="dxa"/>
             </w:tcMar>
           </w:tcPr>
           <w:p>
@@ -1342,10 +1286,9 @@
               <w:rPr>
                 <w:rFonts w:ascii="Calibri" w:hAnsi="Calibri"/>
                 <w:b w:val="0"/>
-                <w:i w:val="0"/>
                 <w:sz w:val="20"/>
               </w:rPr>
-              <w:t>26/05/2026</w:t>
+              <w:t xml:space="preserve">26/05/2026</w:t>
             </w:r>
           </w:p>
         </w:tc>
@@ -1355,8 +1298,8 @@
             <w:tcMar>
               <w:top w:w="60" w:type="dxa"/>
               <w:bottom w:w="60" w:type="dxa"/>
-              <w:left w:w="100" w:type="dxa"/>
-              <w:right w:w="100" w:type="dxa"/>
+              <w:left w:w="80" w:type="dxa"/>
+              <w:right w:w="80" w:type="dxa"/>
             </w:tcMar>
           </w:tcPr>
           <w:p>
@@ -1367,21 +1310,20 @@
               <w:rPr>
                 <w:rFonts w:ascii="Calibri" w:hAnsi="Calibri"/>
                 <w:b w:val="0"/>
-                <w:i w:val="0"/>
                 <w:sz w:val="20"/>
               </w:rPr>
-              <w:t>0 dias</w:t>
+              <w:t xml:space="preserve">0 dias</w:t>
             </w:r>
           </w:p>
         </w:tc>
         <w:tc>
           <w:tcPr>
-            <w:tcW w:type="dxa" w:w="1780"/>
+            <w:tcW w:type="dxa" w:w="1782"/>
             <w:tcMar>
               <w:top w:w="60" w:type="dxa"/>
               <w:bottom w:w="60" w:type="dxa"/>
-              <w:left w:w="100" w:type="dxa"/>
-              <w:right w:w="100" w:type="dxa"/>
+              <w:left w:w="80" w:type="dxa"/>
+              <w:right w:w="80" w:type="dxa"/>
             </w:tcMar>
           </w:tcPr>
           <w:p>
@@ -1392,10 +1334,9 @@
               <w:rPr>
                 <w:rFonts w:ascii="Calibri" w:hAnsi="Calibri"/>
                 <w:b w:val="0"/>
-                <w:i w:val="0"/>
                 <w:sz w:val="20"/>
               </w:rPr>
-              <w:t>—</w:t>
+              <w:t xml:space="preserve">—</w:t>
             </w:r>
           </w:p>
         </w:tc>
@@ -1410,10 +1351,10 @@
             <w:tcMar>
               <w:top w:w="60" w:type="dxa"/>
               <w:bottom w:w="60" w:type="dxa"/>
-              <w:left w:w="100" w:type="dxa"/>
-              <w:right w:w="100" w:type="dxa"/>
+              <w:left w:w="80" w:type="dxa"/>
+              <w:right w:w="80" w:type="dxa"/>
             </w:tcMar>
-            <w:shd w:val="clear" w:color="auto" w:fill="EBF5FB"/>
+            <w:shd w:val="clear" w:color="auto" w:fill="D6E4F0"/>
           </w:tcPr>
           <w:p>
             <w:pPr>
@@ -1423,10 +1364,9 @@
               <w:rPr>
                 <w:rFonts w:ascii="Calibri" w:hAnsi="Calibri"/>
                 <w:b w:val="0"/>
-                <w:i w:val="0"/>
                 <w:sz w:val="20"/>
               </w:rPr>
-              <w:t>Aceite Sprint 1</w:t>
+              <w:t xml:space="preserve">Aceite Sprint 1</w:t>
             </w:r>
           </w:p>
         </w:tc>
@@ -1436,10 +1376,10 @@
             <w:tcMar>
               <w:top w:w="60" w:type="dxa"/>
               <w:bottom w:w="60" w:type="dxa"/>
-              <w:left w:w="100" w:type="dxa"/>
-              <w:right w:w="100" w:type="dxa"/>
+              <w:left w:w="80" w:type="dxa"/>
+              <w:right w:w="80" w:type="dxa"/>
             </w:tcMar>
-            <w:shd w:val="clear" w:color="auto" w:fill="EBF5FB"/>
+            <w:shd w:val="clear" w:color="auto" w:fill="D6E4F0"/>
           </w:tcPr>
           <w:p>
             <w:pPr>
@@ -1449,10 +1389,9 @@
               <w:rPr>
                 <w:rFonts w:ascii="Calibri" w:hAnsi="Calibri"/>
                 <w:b w:val="0"/>
-                <w:i w:val="0"/>
                 <w:sz w:val="20"/>
               </w:rPr>
-              <w:t>06/06/2026</w:t>
+              <w:t xml:space="preserve">06/06/2026</w:t>
             </w:r>
           </w:p>
         </w:tc>
@@ -1462,10 +1401,10 @@
             <w:tcMar>
               <w:top w:w="60" w:type="dxa"/>
               <w:bottom w:w="60" w:type="dxa"/>
-              <w:left w:w="100" w:type="dxa"/>
-              <w:right w:w="100" w:type="dxa"/>
+              <w:left w:w="80" w:type="dxa"/>
+              <w:right w:w="80" w:type="dxa"/>
             </w:tcMar>
-            <w:shd w:val="clear" w:color="auto" w:fill="EBF5FB"/>
+            <w:shd w:val="clear" w:color="auto" w:fill="D6E4F0"/>
           </w:tcPr>
           <w:p>
             <w:pPr>
@@ -1475,10 +1414,9 @@
               <w:rPr>
                 <w:rFonts w:ascii="Calibri" w:hAnsi="Calibri"/>
                 <w:b w:val="0"/>
-                <w:i w:val="0"/>
                 <w:sz w:val="20"/>
               </w:rPr>
-              <w:t>06/06/2026</w:t>
+              <w:t xml:space="preserve">06/06/2026</w:t>
             </w:r>
           </w:p>
         </w:tc>
@@ -1488,10 +1426,10 @@
             <w:tcMar>
               <w:top w:w="60" w:type="dxa"/>
               <w:bottom w:w="60" w:type="dxa"/>
-              <w:left w:w="100" w:type="dxa"/>
-              <w:right w:w="100" w:type="dxa"/>
+              <w:left w:w="80" w:type="dxa"/>
+              <w:right w:w="80" w:type="dxa"/>
             </w:tcMar>
-            <w:shd w:val="clear" w:color="auto" w:fill="EBF5FB"/>
+            <w:shd w:val="clear" w:color="auto" w:fill="D6E4F0"/>
           </w:tcPr>
           <w:p>
             <w:pPr>
@@ -1501,23 +1439,22 @@
               <w:rPr>
                 <w:rFonts w:ascii="Calibri" w:hAnsi="Calibri"/>
                 <w:b w:val="0"/>
-                <w:i w:val="0"/>
                 <w:sz w:val="20"/>
               </w:rPr>
-              <w:t>0 dias</w:t>
+              <w:t xml:space="preserve">0 dias</w:t>
             </w:r>
           </w:p>
         </w:tc>
         <w:tc>
           <w:tcPr>
-            <w:tcW w:type="dxa" w:w="1780"/>
+            <w:tcW w:type="dxa" w:w="1782"/>
             <w:tcMar>
               <w:top w:w="60" w:type="dxa"/>
               <w:bottom w:w="60" w:type="dxa"/>
-              <w:left w:w="100" w:type="dxa"/>
-              <w:right w:w="100" w:type="dxa"/>
+              <w:left w:w="80" w:type="dxa"/>
+              <w:right w:w="80" w:type="dxa"/>
             </w:tcMar>
-            <w:shd w:val="clear" w:color="auto" w:fill="EBF5FB"/>
+            <w:shd w:val="clear" w:color="auto" w:fill="D6E4F0"/>
           </w:tcPr>
           <w:p>
             <w:pPr>
@@ -1527,10 +1464,9 @@
               <w:rPr>
                 <w:rFonts w:ascii="Calibri" w:hAnsi="Calibri"/>
                 <w:b w:val="0"/>
-                <w:i w:val="0"/>
                 <w:sz w:val="20"/>
               </w:rPr>
-              <w:t>Aceite formal Marcos Turnes sem ressalvas</w:t>
+              <w:t xml:space="preserve">Aceite formal Marcos Turnes sem ressalvas</w:t>
             </w:r>
           </w:p>
         </w:tc>
@@ -1545,8 +1481,8 @@
             <w:tcMar>
               <w:top w:w="60" w:type="dxa"/>
               <w:bottom w:w="60" w:type="dxa"/>
-              <w:left w:w="100" w:type="dxa"/>
-              <w:right w:w="100" w:type="dxa"/>
+              <w:left w:w="80" w:type="dxa"/>
+              <w:right w:w="80" w:type="dxa"/>
             </w:tcMar>
           </w:tcPr>
           <w:p>
@@ -1557,10 +1493,9 @@
               <w:rPr>
                 <w:rFonts w:ascii="Calibri" w:hAnsi="Calibri"/>
                 <w:b w:val="0"/>
-                <w:i w:val="0"/>
                 <w:sz w:val="20"/>
               </w:rPr>
-              <w:t>Inicio Sprint 2</w:t>
+              <w:t xml:space="preserve">Início Sprint 2</w:t>
             </w:r>
           </w:p>
         </w:tc>
@@ -1570,8 +1505,8 @@
             <w:tcMar>
               <w:top w:w="60" w:type="dxa"/>
               <w:bottom w:w="60" w:type="dxa"/>
-              <w:left w:w="100" w:type="dxa"/>
-              <w:right w:w="100" w:type="dxa"/>
+              <w:left w:w="80" w:type="dxa"/>
+              <w:right w:w="80" w:type="dxa"/>
             </w:tcMar>
           </w:tcPr>
           <w:p>
@@ -1582,10 +1517,9 @@
               <w:rPr>
                 <w:rFonts w:ascii="Calibri" w:hAnsi="Calibri"/>
                 <w:b w:val="0"/>
-                <w:i w:val="0"/>
                 <w:sz w:val="20"/>
               </w:rPr>
-              <w:t>09/06/2026</w:t>
+              <w:t xml:space="preserve">09/06/2026</w:t>
             </w:r>
           </w:p>
         </w:tc>
@@ -1595,8 +1529,8 @@
             <w:tcMar>
               <w:top w:w="60" w:type="dxa"/>
               <w:bottom w:w="60" w:type="dxa"/>
-              <w:left w:w="100" w:type="dxa"/>
-              <w:right w:w="100" w:type="dxa"/>
+              <w:left w:w="80" w:type="dxa"/>
+              <w:right w:w="80" w:type="dxa"/>
             </w:tcMar>
           </w:tcPr>
           <w:p>
@@ -1607,10 +1541,9 @@
               <w:rPr>
                 <w:rFonts w:ascii="Calibri" w:hAnsi="Calibri"/>
                 <w:b w:val="0"/>
-                <w:i w:val="0"/>
                 <w:sz w:val="20"/>
               </w:rPr>
-              <w:t>09/06/2026</w:t>
+              <w:t xml:space="preserve">09/06/2026</w:t>
             </w:r>
           </w:p>
         </w:tc>
@@ -1620,8 +1553,8 @@
             <w:tcMar>
               <w:top w:w="60" w:type="dxa"/>
               <w:bottom w:w="60" w:type="dxa"/>
-              <w:left w:w="100" w:type="dxa"/>
-              <w:right w:w="100" w:type="dxa"/>
+              <w:left w:w="80" w:type="dxa"/>
+              <w:right w:w="80" w:type="dxa"/>
             </w:tcMar>
           </w:tcPr>
           <w:p>
@@ -1632,21 +1565,20 @@
               <w:rPr>
                 <w:rFonts w:ascii="Calibri" w:hAnsi="Calibri"/>
                 <w:b w:val="0"/>
-                <w:i w:val="0"/>
                 <w:sz w:val="20"/>
               </w:rPr>
-              <w:t>0 dias</w:t>
+              <w:t xml:space="preserve">0 dias</w:t>
             </w:r>
           </w:p>
         </w:tc>
         <w:tc>
           <w:tcPr>
-            <w:tcW w:type="dxa" w:w="1780"/>
+            <w:tcW w:type="dxa" w:w="1782"/>
             <w:tcMar>
               <w:top w:w="60" w:type="dxa"/>
               <w:bottom w:w="60" w:type="dxa"/>
-              <w:left w:w="100" w:type="dxa"/>
-              <w:right w:w="100" w:type="dxa"/>
+              <w:left w:w="80" w:type="dxa"/>
+              <w:right w:w="80" w:type="dxa"/>
             </w:tcMar>
           </w:tcPr>
           <w:p>
@@ -1657,10 +1589,9 @@
               <w:rPr>
                 <w:rFonts w:ascii="Calibri" w:hAnsi="Calibri"/>
                 <w:b w:val="0"/>
-                <w:i w:val="0"/>
                 <w:sz w:val="20"/>
               </w:rPr>
-              <w:t>—</w:t>
+              <w:t xml:space="preserve">—</w:t>
             </w:r>
           </w:p>
         </w:tc>
@@ -1675,10 +1606,10 @@
             <w:tcMar>
               <w:top w:w="60" w:type="dxa"/>
               <w:bottom w:w="60" w:type="dxa"/>
-              <w:left w:w="100" w:type="dxa"/>
-              <w:right w:w="100" w:type="dxa"/>
+              <w:left w:w="80" w:type="dxa"/>
+              <w:right w:w="80" w:type="dxa"/>
             </w:tcMar>
-            <w:shd w:val="clear" w:color="auto" w:fill="EBF5FB"/>
+            <w:shd w:val="clear" w:color="auto" w:fill="D6E4F0"/>
           </w:tcPr>
           <w:p>
             <w:pPr>
@@ -1688,10 +1619,9 @@
               <w:rPr>
                 <w:rFonts w:ascii="Calibri" w:hAnsi="Calibri"/>
                 <w:b w:val="0"/>
-                <w:i w:val="0"/>
                 <w:sz w:val="20"/>
               </w:rPr>
-              <w:t>Encerramento Sprint 2 (previsto)</w:t>
+              <w:t xml:space="preserve">Encerramento Sprint 2 (previsto)</w:t>
             </w:r>
           </w:p>
         </w:tc>
@@ -1701,10 +1631,10 @@
             <w:tcMar>
               <w:top w:w="60" w:type="dxa"/>
               <w:bottom w:w="60" w:type="dxa"/>
-              <w:left w:w="100" w:type="dxa"/>
-              <w:right w:w="100" w:type="dxa"/>
+              <w:left w:w="80" w:type="dxa"/>
+              <w:right w:w="80" w:type="dxa"/>
             </w:tcMar>
-            <w:shd w:val="clear" w:color="auto" w:fill="EBF5FB"/>
+            <w:shd w:val="clear" w:color="auto" w:fill="D6E4F0"/>
           </w:tcPr>
           <w:p>
             <w:pPr>
@@ -1714,10 +1644,9 @@
               <w:rPr>
                 <w:rFonts w:ascii="Calibri" w:hAnsi="Calibri"/>
                 <w:b w:val="0"/>
-                <w:i w:val="0"/>
                 <w:sz w:val="20"/>
               </w:rPr>
-              <w:t>20/06/2026</w:t>
+              <w:t xml:space="preserve">20/06/2026</w:t>
             </w:r>
           </w:p>
         </w:tc>
@@ -1727,10 +1656,10 @@
             <w:tcMar>
               <w:top w:w="60" w:type="dxa"/>
               <w:bottom w:w="60" w:type="dxa"/>
-              <w:left w:w="100" w:type="dxa"/>
-              <w:right w:w="100" w:type="dxa"/>
+              <w:left w:w="80" w:type="dxa"/>
+              <w:right w:w="80" w:type="dxa"/>
             </w:tcMar>
-            <w:shd w:val="clear" w:color="auto" w:fill="EBF5FB"/>
+            <w:shd w:val="clear" w:color="auto" w:fill="D6E4F0"/>
           </w:tcPr>
           <w:p>
             <w:pPr>
@@ -1740,10 +1669,9 @@
               <w:rPr>
                 <w:rFonts w:ascii="Calibri" w:hAnsi="Calibri"/>
                 <w:b w:val="0"/>
-                <w:i w:val="0"/>
                 <w:sz w:val="20"/>
               </w:rPr>
-              <w:t>—</w:t>
+              <w:t xml:space="preserve">—</w:t>
             </w:r>
           </w:p>
         </w:tc>
@@ -1753,10 +1681,10 @@
             <w:tcMar>
               <w:top w:w="60" w:type="dxa"/>
               <w:bottom w:w="60" w:type="dxa"/>
-              <w:left w:w="100" w:type="dxa"/>
-              <w:right w:w="100" w:type="dxa"/>
+              <w:left w:w="80" w:type="dxa"/>
+              <w:right w:w="80" w:type="dxa"/>
             </w:tcMar>
-            <w:shd w:val="clear" w:color="auto" w:fill="EBF5FB"/>
+            <w:shd w:val="clear" w:color="auto" w:fill="D6E4F0"/>
           </w:tcPr>
           <w:p>
             <w:pPr>
@@ -1766,23 +1694,22 @@
               <w:rPr>
                 <w:rFonts w:ascii="Calibri" w:hAnsi="Calibri"/>
                 <w:b w:val="0"/>
-                <w:i w:val="0"/>
                 <w:sz w:val="20"/>
               </w:rPr>
-              <w:t>Em andamento</w:t>
+              <w:t xml:space="preserve">Em andamento</w:t>
             </w:r>
           </w:p>
         </w:tc>
         <w:tc>
           <w:tcPr>
-            <w:tcW w:type="dxa" w:w="1780"/>
+            <w:tcW w:type="dxa" w:w="1782"/>
             <w:tcMar>
               <w:top w:w="60" w:type="dxa"/>
               <w:bottom w:w="60" w:type="dxa"/>
-              <w:left w:w="100" w:type="dxa"/>
-              <w:right w:w="100" w:type="dxa"/>
+              <w:left w:w="80" w:type="dxa"/>
+              <w:right w:w="80" w:type="dxa"/>
             </w:tcMar>
-            <w:shd w:val="clear" w:color="auto" w:fill="EBF5FB"/>
+            <w:shd w:val="clear" w:color="auto" w:fill="D6E4F0"/>
           </w:tcPr>
           <w:p>
             <w:pPr>
@@ -1792,10 +1719,9 @@
               <w:rPr>
                 <w:rFonts w:ascii="Calibri" w:hAnsi="Calibri"/>
                 <w:b w:val="0"/>
-                <w:i w:val="0"/>
                 <w:sz w:val="20"/>
               </w:rPr>
-              <w:t>Posição: ~60% concluido em 15/06/2026</w:t>
+              <w:t xml:space="preserve">Posição: ~60% concluído em 15/06/2026</w:t>
             </w:r>
           </w:p>
         </w:tc>
@@ -1810,8 +1736,8 @@
             <w:tcMar>
               <w:top w:w="60" w:type="dxa"/>
               <w:bottom w:w="60" w:type="dxa"/>
-              <w:left w:w="100" w:type="dxa"/>
-              <w:right w:w="100" w:type="dxa"/>
+              <w:left w:w="80" w:type="dxa"/>
+              <w:right w:w="80" w:type="dxa"/>
             </w:tcMar>
           </w:tcPr>
           <w:p>
@@ -1822,10 +1748,9 @@
               <w:rPr>
                 <w:rFonts w:ascii="Calibri" w:hAnsi="Calibri"/>
                 <w:b w:val="0"/>
-                <w:i w:val="0"/>
                 <w:sz w:val="20"/>
               </w:rPr>
-              <w:t>Inicio Sprint 3</w:t>
+              <w:t xml:space="preserve">Início Sprint 3</w:t>
             </w:r>
           </w:p>
         </w:tc>
@@ -1835,8 +1760,8 @@
             <w:tcMar>
               <w:top w:w="60" w:type="dxa"/>
               <w:bottom w:w="60" w:type="dxa"/>
-              <w:left w:w="100" w:type="dxa"/>
-              <w:right w:w="100" w:type="dxa"/>
+              <w:left w:w="80" w:type="dxa"/>
+              <w:right w:w="80" w:type="dxa"/>
             </w:tcMar>
           </w:tcPr>
           <w:p>
@@ -1847,10 +1772,9 @@
               <w:rPr>
                 <w:rFonts w:ascii="Calibri" w:hAnsi="Calibri"/>
                 <w:b w:val="0"/>
-                <w:i w:val="0"/>
                 <w:sz w:val="20"/>
               </w:rPr>
-              <w:t>23/06/2026</w:t>
+              <w:t xml:space="preserve">23/06/2026</w:t>
             </w:r>
           </w:p>
         </w:tc>
@@ -1860,8 +1784,8 @@
             <w:tcMar>
               <w:top w:w="60" w:type="dxa"/>
               <w:bottom w:w="60" w:type="dxa"/>
-              <w:left w:w="100" w:type="dxa"/>
-              <w:right w:w="100" w:type="dxa"/>
+              <w:left w:w="80" w:type="dxa"/>
+              <w:right w:w="80" w:type="dxa"/>
             </w:tcMar>
           </w:tcPr>
           <w:p>
@@ -1872,10 +1796,9 @@
               <w:rPr>
                 <w:rFonts w:ascii="Calibri" w:hAnsi="Calibri"/>
                 <w:b w:val="0"/>
-                <w:i w:val="0"/>
                 <w:sz w:val="20"/>
               </w:rPr>
-              <w:t>—</w:t>
+              <w:t xml:space="preserve">—</w:t>
             </w:r>
           </w:p>
         </w:tc>
@@ -1885,8 +1808,8 @@
             <w:tcMar>
               <w:top w:w="60" w:type="dxa"/>
               <w:bottom w:w="60" w:type="dxa"/>
-              <w:left w:w="100" w:type="dxa"/>
-              <w:right w:w="100" w:type="dxa"/>
+              <w:left w:w="80" w:type="dxa"/>
+              <w:right w:w="80" w:type="dxa"/>
             </w:tcMar>
           </w:tcPr>
           <w:p>
@@ -1897,21 +1820,20 @@
               <w:rPr>
                 <w:rFonts w:ascii="Calibri" w:hAnsi="Calibri"/>
                 <w:b w:val="0"/>
-                <w:i w:val="0"/>
                 <w:sz w:val="20"/>
               </w:rPr>
-              <w:t>Planejado</w:t>
+              <w:t xml:space="preserve">Planejado</w:t>
             </w:r>
           </w:p>
         </w:tc>
         <w:tc>
           <w:tcPr>
-            <w:tcW w:type="dxa" w:w="1780"/>
+            <w:tcW w:type="dxa" w:w="1782"/>
             <w:tcMar>
               <w:top w:w="60" w:type="dxa"/>
               <w:bottom w:w="60" w:type="dxa"/>
-              <w:left w:w="100" w:type="dxa"/>
-              <w:right w:w="100" w:type="dxa"/>
+              <w:left w:w="80" w:type="dxa"/>
+              <w:right w:w="80" w:type="dxa"/>
             </w:tcMar>
           </w:tcPr>
           <w:p>
@@ -1922,10 +1844,9 @@
               <w:rPr>
                 <w:rFonts w:ascii="Calibri" w:hAnsi="Calibri"/>
                 <w:b w:val="0"/>
-                <w:i w:val="0"/>
                 <w:sz w:val="20"/>
               </w:rPr>
-              <w:t>—</w:t>
+              <w:t xml:space="preserve">—</w:t>
             </w:r>
           </w:p>
         </w:tc>
@@ -1940,10 +1861,10 @@
             <w:tcMar>
               <w:top w:w="60" w:type="dxa"/>
               <w:bottom w:w="60" w:type="dxa"/>
-              <w:left w:w="100" w:type="dxa"/>
-              <w:right w:w="100" w:type="dxa"/>
+              <w:left w:w="80" w:type="dxa"/>
+              <w:right w:w="80" w:type="dxa"/>
             </w:tcMar>
-            <w:shd w:val="clear" w:color="auto" w:fill="EBF5FB"/>
+            <w:shd w:val="clear" w:color="auto" w:fill="D6E4F0"/>
           </w:tcPr>
           <w:p>
             <w:pPr>
@@ -1953,10 +1874,9 @@
               <w:rPr>
                 <w:rFonts w:ascii="Calibri" w:hAnsi="Calibri"/>
                 <w:b w:val="0"/>
-                <w:i w:val="0"/>
                 <w:sz w:val="20"/>
               </w:rPr>
-              <w:t>Encerramento Sprint 3 (previsto)</w:t>
+              <w:t xml:space="preserve">Encerramento Sprint 3 (previsto)</w:t>
             </w:r>
           </w:p>
         </w:tc>
@@ -1966,10 +1886,10 @@
             <w:tcMar>
               <w:top w:w="60" w:type="dxa"/>
               <w:bottom w:w="60" w:type="dxa"/>
-              <w:left w:w="100" w:type="dxa"/>
-              <w:right w:w="100" w:type="dxa"/>
+              <w:left w:w="80" w:type="dxa"/>
+              <w:right w:w="80" w:type="dxa"/>
             </w:tcMar>
-            <w:shd w:val="clear" w:color="auto" w:fill="EBF5FB"/>
+            <w:shd w:val="clear" w:color="auto" w:fill="D6E4F0"/>
           </w:tcPr>
           <w:p>
             <w:pPr>
@@ -1979,10 +1899,9 @@
               <w:rPr>
                 <w:rFonts w:ascii="Calibri" w:hAnsi="Calibri"/>
                 <w:b w:val="0"/>
-                <w:i w:val="0"/>
                 <w:sz w:val="20"/>
               </w:rPr>
-              <w:t>04/07/2026</w:t>
+              <w:t xml:space="preserve">04/07/2026</w:t>
             </w:r>
           </w:p>
         </w:tc>
@@ -1992,10 +1911,10 @@
             <w:tcMar>
               <w:top w:w="60" w:type="dxa"/>
               <w:bottom w:w="60" w:type="dxa"/>
-              <w:left w:w="100" w:type="dxa"/>
-              <w:right w:w="100" w:type="dxa"/>
+              <w:left w:w="80" w:type="dxa"/>
+              <w:right w:w="80" w:type="dxa"/>
             </w:tcMar>
-            <w:shd w:val="clear" w:color="auto" w:fill="EBF5FB"/>
+            <w:shd w:val="clear" w:color="auto" w:fill="D6E4F0"/>
           </w:tcPr>
           <w:p>
             <w:pPr>
@@ -2005,10 +1924,9 @@
               <w:rPr>
                 <w:rFonts w:ascii="Calibri" w:hAnsi="Calibri"/>
                 <w:b w:val="0"/>
-                <w:i w:val="0"/>
                 <w:sz w:val="20"/>
               </w:rPr>
-              <w:t>—</w:t>
+              <w:t xml:space="preserve">—</w:t>
             </w:r>
           </w:p>
         </w:tc>
@@ -2018,10 +1936,10 @@
             <w:tcMar>
               <w:top w:w="60" w:type="dxa"/>
               <w:bottom w:w="60" w:type="dxa"/>
-              <w:left w:w="100" w:type="dxa"/>
-              <w:right w:w="100" w:type="dxa"/>
+              <w:left w:w="80" w:type="dxa"/>
+              <w:right w:w="80" w:type="dxa"/>
             </w:tcMar>
-            <w:shd w:val="clear" w:color="auto" w:fill="EBF5FB"/>
+            <w:shd w:val="clear" w:color="auto" w:fill="D6E4F0"/>
           </w:tcPr>
           <w:p>
             <w:pPr>
@@ -2031,23 +1949,22 @@
               <w:rPr>
                 <w:rFonts w:ascii="Calibri" w:hAnsi="Calibri"/>
                 <w:b w:val="0"/>
-                <w:i w:val="0"/>
                 <w:sz w:val="20"/>
               </w:rPr>
-              <w:t>Planejado</w:t>
+              <w:t xml:space="preserve">Planejado</w:t>
             </w:r>
           </w:p>
         </w:tc>
         <w:tc>
           <w:tcPr>
-            <w:tcW w:type="dxa" w:w="1780"/>
+            <w:tcW w:type="dxa" w:w="1782"/>
             <w:tcMar>
               <w:top w:w="60" w:type="dxa"/>
               <w:bottom w:w="60" w:type="dxa"/>
-              <w:left w:w="100" w:type="dxa"/>
-              <w:right w:w="100" w:type="dxa"/>
+              <w:left w:w="80" w:type="dxa"/>
+              <w:right w:w="80" w:type="dxa"/>
             </w:tcMar>
-            <w:shd w:val="clear" w:color="auto" w:fill="EBF5FB"/>
+            <w:shd w:val="clear" w:color="auto" w:fill="D6E4F0"/>
           </w:tcPr>
           <w:p>
             <w:pPr>
@@ -2057,10 +1974,9 @@
               <w:rPr>
                 <w:rFonts w:ascii="Calibri" w:hAnsi="Calibri"/>
                 <w:b w:val="0"/>
-                <w:i w:val="0"/>
                 <w:sz w:val="20"/>
               </w:rPr>
-              <w:t>—</w:t>
+              <w:t xml:space="preserve">—</w:t>
             </w:r>
           </w:p>
         </w:tc>
@@ -2075,8 +1991,8 @@
             <w:tcMar>
               <w:top w:w="60" w:type="dxa"/>
               <w:bottom w:w="60" w:type="dxa"/>
-              <w:left w:w="100" w:type="dxa"/>
-              <w:right w:w="100" w:type="dxa"/>
+              <w:left w:w="80" w:type="dxa"/>
+              <w:right w:w="80" w:type="dxa"/>
             </w:tcMar>
           </w:tcPr>
           <w:p>
@@ -2087,10 +2003,9 @@
               <w:rPr>
                 <w:rFonts w:ascii="Calibri" w:hAnsi="Calibri"/>
                 <w:b w:val="0"/>
-                <w:i w:val="0"/>
                 <w:sz w:val="20"/>
               </w:rPr>
-              <w:t>Encerramento final (previsto)</w:t>
+              <w:t xml:space="preserve">Encerramento final (previsto)</w:t>
             </w:r>
           </w:p>
         </w:tc>
@@ -2100,8 +2015,8 @@
             <w:tcMar>
               <w:top w:w="60" w:type="dxa"/>
               <w:bottom w:w="60" w:type="dxa"/>
-              <w:left w:w="100" w:type="dxa"/>
-              <w:right w:w="100" w:type="dxa"/>
+              <w:left w:w="80" w:type="dxa"/>
+              <w:right w:w="80" w:type="dxa"/>
             </w:tcMar>
           </w:tcPr>
           <w:p>
@@ -2112,10 +2027,9 @@
               <w:rPr>
                 <w:rFonts w:ascii="Calibri" w:hAnsi="Calibri"/>
                 <w:b w:val="0"/>
-                <w:i w:val="0"/>
                 <w:sz w:val="20"/>
               </w:rPr>
-              <w:t>11/07/2026</w:t>
+              <w:t xml:space="preserve">11/07/2026</w:t>
             </w:r>
           </w:p>
         </w:tc>
@@ -2125,8 +2039,8 @@
             <w:tcMar>
               <w:top w:w="60" w:type="dxa"/>
               <w:bottom w:w="60" w:type="dxa"/>
-              <w:left w:w="100" w:type="dxa"/>
-              <w:right w:w="100" w:type="dxa"/>
+              <w:left w:w="80" w:type="dxa"/>
+              <w:right w:w="80" w:type="dxa"/>
             </w:tcMar>
           </w:tcPr>
           <w:p>
@@ -2137,10 +2051,9 @@
               <w:rPr>
                 <w:rFonts w:ascii="Calibri" w:hAnsi="Calibri"/>
                 <w:b w:val="0"/>
-                <w:i w:val="0"/>
                 <w:sz w:val="20"/>
               </w:rPr>
-              <w:t>—</w:t>
+              <w:t xml:space="preserve">—</w:t>
             </w:r>
           </w:p>
         </w:tc>
@@ -2150,8 +2063,8 @@
             <w:tcMar>
               <w:top w:w="60" w:type="dxa"/>
               <w:bottom w:w="60" w:type="dxa"/>
-              <w:left w:w="100" w:type="dxa"/>
-              <w:right w:w="100" w:type="dxa"/>
+              <w:left w:w="80" w:type="dxa"/>
+              <w:right w:w="80" w:type="dxa"/>
             </w:tcMar>
           </w:tcPr>
           <w:p>
@@ -2162,21 +2075,20 @@
               <w:rPr>
                 <w:rFonts w:ascii="Calibri" w:hAnsi="Calibri"/>
                 <w:b w:val="0"/>
-                <w:i w:val="0"/>
                 <w:sz w:val="20"/>
               </w:rPr>
-              <w:t>Planejado</w:t>
+              <w:t xml:space="preserve">Planejado</w:t>
             </w:r>
           </w:p>
         </w:tc>
         <w:tc>
           <w:tcPr>
-            <w:tcW w:type="dxa" w:w="1780"/>
+            <w:tcW w:type="dxa" w:w="1782"/>
             <w:tcMar>
               <w:top w:w="60" w:type="dxa"/>
               <w:bottom w:w="60" w:type="dxa"/>
-              <w:left w:w="100" w:type="dxa"/>
-              <w:right w:w="100" w:type="dxa"/>
+              <w:left w:w="80" w:type="dxa"/>
+              <w:right w:w="80" w:type="dxa"/>
             </w:tcMar>
           </w:tcPr>
           <w:p>
@@ -2187,10 +2099,9 @@
               <w:rPr>
                 <w:rFonts w:ascii="Calibri" w:hAnsi="Calibri"/>
                 <w:b w:val="0"/>
-                <w:i w:val="0"/>
                 <w:sz w:val="20"/>
               </w:rPr>
-              <w:t>—</w:t>
+              <w:t xml:space="preserve">—</w:t>
             </w:r>
           </w:p>
         </w:tc>
@@ -2198,54 +2109,116 @@
     </w:tbl>
     <w:p>
       <w:pPr>
-        <w:spacing w:before="0" w:after="160"/>
+        <w:spacing w:before="120" w:after="80"/>
+        <w:jc w:val="center"/>
+      </w:pPr>
+      <w:r>
+        <w:drawing>
+          <wp:inline xmlns:wp="http://schemas.openxmlformats.org/drawingml/2006/wordprocessingDrawing" distT="0" distB="0" distL="0" distR="0">
+            <wp:extent cx="5715000" cy="2584433"/>
+            <wp:effectExtent l="0" t="0" r="0" b="0"/>
+            <wp:docPr id="1" name="milestones" descr="milestones"/>
+            <wp:cNvGraphicFramePr>
+              <a:graphicFrameLocks xmlns:a="http://schemas.openxmlformats.org/drawingml/2006/main" noChangeAspect="1"/>
+            </wp:cNvGraphicFramePr>
+            <a:graphic xmlns:a="http://schemas.openxmlformats.org/drawingml/2006/main">
+              <a:graphicData uri="http://schemas.openxmlformats.org/drawingml/2006/picture">
+                <pic:pic xmlns:pic="http://schemas.openxmlformats.org/drawingml/2006/picture">
+                  <pic:nvPicPr>
+                    <pic:cNvPr id="1" name="milestones" descr="milestones"/>
+                    <pic:cNvPicPr>
+                      <a:picLocks noChangeAspect="1" noChangeArrowheads="1"/>
+                    </pic:cNvPicPr>
+                  </pic:nvPicPr>
+                  <pic:blipFill>
+                    <a:blip xmlns:r="http://schemas.openxmlformats.org/officeDocument/2006/relationships" r:embed="rId_img_1"/>
+                    <a:stretch>
+                      <a:fillRect/>
+                    </a:stretch>
+                  </pic:blipFill>
+                  <pic:spPr bwMode="auto">
+                    <a:xfrm>
+                      <a:off x="0" y="0"/>
+                      <a:ext cx="5715000" cy="2584433"/>
+                    </a:xfrm>
+                    <a:prstGeom prst="rect">
+                      <a:avLst/>
+                    </a:prstGeom>
+                    <a:noFill/>
+                  </pic:spPr>
+                </pic:pic>
+              </a:graphicData>
+            </a:graphic>
+          </wp:inline>
+        </w:drawing>
+      </w:r>
+    </w:p>
+    <w:p>
+      <w:pPr>
+        <w:spacing w:before="40" w:after="200"/>
+        <w:jc w:val="center"/>
+      </w:pPr>
+      <w:r>
+        <w:rPr>
+          <w:rFonts w:ascii="Calibri" w:hAnsi="Calibri"/>
+          <w:i/>
+          <w:color w:val="555555"/>
+          <w:sz w:val="18"/>
+        </w:rPr>
+        <w:t>Figura 1 — GitLab Milestones — Sprint 1 (Closed), Sprint 2 (Expired), Sprint 3 (Open)</w:t>
+      </w:r>
+    </w:p>
+    <w:p>
+      <w:pPr>
+        <w:spacing w:before="120" w:after="120"/>
       </w:pPr>
     </w:p>
     <w:p>
       <w:pPr>
-        <w:pStyle w:val="Heading2"/>
-        <w:keepNext/>
-        <w:keepLines/>
+        <w:pStyle w:val="Heading3"/>
       </w:pPr>
       <w:r>
+        <w:rPr>
+          <w:rFonts w:ascii="Calibri" w:hAnsi="Calibri"/>
+        </w:rPr>
         <w:t>3.2 Story Points — Planejado vs. Realizado</w:t>
       </w:r>
     </w:p>
     <w:tbl>
       <w:tblPr>
         <w:tblW w:type="auto" w:w="0"/>
-        <w:tblLook w:firstColumn="1" w:firstRow="1" w:lastColumn="0" w:lastRow="0" w:noHBand="0" w:noVBand="1" w:val="04A0"/>
         <w:tblBorders>
-          <w:top w:val="single" w:sz="4" w:space="0" w:color="003366"/>
-          <w:left w:val="single" w:sz="4" w:space="0" w:color="003366"/>
-          <w:bottom w:val="single" w:sz="4" w:space="0" w:color="003366"/>
-          <w:right w:val="single" w:sz="4" w:space="0" w:color="003366"/>
-          <w:insideH w:val="single" w:sz="4" w:space="0" w:color="003366"/>
-          <w:insideV w:val="single" w:sz="4" w:space="0" w:color="003366"/>
+          <w:top w:val="single" w:sz="4" w:space="0" w:color="AAAAAA"/>
+          <w:left w:val="single" w:sz="4" w:space="0" w:color="AAAAAA"/>
+          <w:bottom w:val="single" w:sz="4" w:space="0" w:color="AAAAAA"/>
+          <w:right w:val="single" w:sz="4" w:space="0" w:color="AAAAAA"/>
+          <w:insideH w:val="single" w:sz="4" w:space="0" w:color="AAAAAA"/>
+          <w:insideV w:val="single" w:sz="4" w:space="0" w:color="AAAAAA"/>
         </w:tblBorders>
       </w:tblPr>
       <w:tblGrid>
-        <w:gridCol w:w="1484"/>
-        <w:gridCol w:w="1484"/>
-        <w:gridCol w:w="1484"/>
-        <w:gridCol w:w="1484"/>
-        <w:gridCol w:w="1484"/>
-        <w:gridCol w:w="1484"/>
+        <w:gridCol w:w="1483"/>
+        <w:gridCol w:w="1483"/>
+        <w:gridCol w:w="1483"/>
+        <w:gridCol w:w="1483"/>
+        <w:gridCol w:w="1483"/>
+        <w:gridCol w:w="1487"/>
       </w:tblGrid>
       <w:tr>
         <w:trPr>
+          <w:tblHeader/>
           <w:cantSplit w:val="1"/>
         </w:trPr>
         <w:tc>
           <w:tcPr>
-            <w:tcW w:type="dxa" w:w="1484"/>
+            <w:tcW w:type="dxa" w:w="1483"/>
             <w:tcMar>
               <w:top w:w="60" w:type="dxa"/>
               <w:bottom w:w="60" w:type="dxa"/>
-              <w:left w:w="100" w:type="dxa"/>
-              <w:right w:w="100" w:type="dxa"/>
+              <w:left w:w="80" w:type="dxa"/>
+              <w:right w:w="80" w:type="dxa"/>
             </w:tcMar>
-            <w:shd w:val="clear" w:color="auto" w:fill="003366"/>
+            <w:shd w:val="clear" w:color="auto" w:fill="1F3864"/>
           </w:tcPr>
           <w:p>
             <w:pPr>
@@ -2255,24 +2228,23 @@
               <w:rPr>
                 <w:rFonts w:ascii="Calibri" w:hAnsi="Calibri"/>
                 <w:b/>
-                <w:i w:val="0"/>
                 <w:color w:val="FFFFFF"/>
-                <w:sz w:val="20"/>
+                <w:sz w:val="16"/>
               </w:rPr>
-              <w:t>Sprint</w:t>
+              <w:t xml:space="preserve">Sprint</w:t>
             </w:r>
           </w:p>
         </w:tc>
         <w:tc>
           <w:tcPr>
-            <w:tcW w:type="dxa" w:w="1484"/>
+            <w:tcW w:type="dxa" w:w="1483"/>
             <w:tcMar>
               <w:top w:w="60" w:type="dxa"/>
               <w:bottom w:w="60" w:type="dxa"/>
-              <w:left w:w="100" w:type="dxa"/>
-              <w:right w:w="100" w:type="dxa"/>
+              <w:left w:w="80" w:type="dxa"/>
+              <w:right w:w="80" w:type="dxa"/>
             </w:tcMar>
-            <w:shd w:val="clear" w:color="auto" w:fill="003366"/>
+            <w:shd w:val="clear" w:color="auto" w:fill="1F3864"/>
           </w:tcPr>
           <w:p>
             <w:pPr>
@@ -2282,24 +2254,23 @@
               <w:rPr>
                 <w:rFonts w:ascii="Calibri" w:hAnsi="Calibri"/>
                 <w:b/>
-                <w:i w:val="0"/>
                 <w:color w:val="FFFFFF"/>
-                <w:sz w:val="20"/>
+                <w:sz w:val="16"/>
               </w:rPr>
-              <w:t>SP Planejado</w:t>
+              <w:t xml:space="preserve">SP Planejado</w:t>
             </w:r>
           </w:p>
         </w:tc>
         <w:tc>
           <w:tcPr>
-            <w:tcW w:type="dxa" w:w="1484"/>
+            <w:tcW w:type="dxa" w:w="1483"/>
             <w:tcMar>
               <w:top w:w="60" w:type="dxa"/>
               <w:bottom w:w="60" w:type="dxa"/>
-              <w:left w:w="100" w:type="dxa"/>
-              <w:right w:w="100" w:type="dxa"/>
+              <w:left w:w="80" w:type="dxa"/>
+              <w:right w:w="80" w:type="dxa"/>
             </w:tcMar>
-            <w:shd w:val="clear" w:color="auto" w:fill="003366"/>
+            <w:shd w:val="clear" w:color="auto" w:fill="1F3864"/>
           </w:tcPr>
           <w:p>
             <w:pPr>
@@ -2309,24 +2280,23 @@
               <w:rPr>
                 <w:rFonts w:ascii="Calibri" w:hAnsi="Calibri"/>
                 <w:b/>
-                <w:i w:val="0"/>
                 <w:color w:val="FFFFFF"/>
-                <w:sz w:val="20"/>
+                <w:sz w:val="16"/>
               </w:rPr>
-              <w:t>SP Realizado</w:t>
+              <w:t xml:space="preserve">SP Realizado</w:t>
             </w:r>
           </w:p>
         </w:tc>
         <w:tc>
           <w:tcPr>
-            <w:tcW w:type="dxa" w:w="1484"/>
+            <w:tcW w:type="dxa" w:w="1483"/>
             <w:tcMar>
               <w:top w:w="60" w:type="dxa"/>
               <w:bottom w:w="60" w:type="dxa"/>
-              <w:left w:w="100" w:type="dxa"/>
-              <w:right w:w="100" w:type="dxa"/>
+              <w:left w:w="80" w:type="dxa"/>
+              <w:right w:w="80" w:type="dxa"/>
             </w:tcMar>
-            <w:shd w:val="clear" w:color="auto" w:fill="003366"/>
+            <w:shd w:val="clear" w:color="auto" w:fill="1F3864"/>
           </w:tcPr>
           <w:p>
             <w:pPr>
@@ -2336,24 +2306,23 @@
               <w:rPr>
                 <w:rFonts w:ascii="Calibri" w:hAnsi="Calibri"/>
                 <w:b/>
-                <w:i w:val="0"/>
                 <w:color w:val="FFFFFF"/>
-                <w:sz w:val="20"/>
+                <w:sz w:val="16"/>
               </w:rPr>
-              <w:t>Desvio</w:t>
+              <w:t xml:space="preserve">Desvio</w:t>
             </w:r>
           </w:p>
         </w:tc>
         <w:tc>
           <w:tcPr>
-            <w:tcW w:type="dxa" w:w="1484"/>
+            <w:tcW w:type="dxa" w:w="1483"/>
             <w:tcMar>
               <w:top w:w="60" w:type="dxa"/>
               <w:bottom w:w="60" w:type="dxa"/>
-              <w:left w:w="100" w:type="dxa"/>
-              <w:right w:w="100" w:type="dxa"/>
+              <w:left w:w="80" w:type="dxa"/>
+              <w:right w:w="80" w:type="dxa"/>
             </w:tcMar>
-            <w:shd w:val="clear" w:color="auto" w:fill="003366"/>
+            <w:shd w:val="clear" w:color="auto" w:fill="1F3864"/>
           </w:tcPr>
           <w:p>
             <w:pPr>
@@ -2363,24 +2332,23 @@
               <w:rPr>
                 <w:rFonts w:ascii="Calibri" w:hAnsi="Calibri"/>
                 <w:b/>
-                <w:i w:val="0"/>
                 <w:color w:val="FFFFFF"/>
-                <w:sz w:val="20"/>
+                <w:sz w:val="16"/>
               </w:rPr>
-              <w:t>Velocity</w:t>
+              <w:t xml:space="preserve">Velocity</w:t>
             </w:r>
           </w:p>
         </w:tc>
         <w:tc>
           <w:tcPr>
-            <w:tcW w:type="dxa" w:w="1484"/>
+            <w:tcW w:type="dxa" w:w="1487"/>
             <w:tcMar>
               <w:top w:w="60" w:type="dxa"/>
               <w:bottom w:w="60" w:type="dxa"/>
-              <w:left w:w="100" w:type="dxa"/>
-              <w:right w:w="100" w:type="dxa"/>
+              <w:left w:w="80" w:type="dxa"/>
+              <w:right w:w="80" w:type="dxa"/>
             </w:tcMar>
-            <w:shd w:val="clear" w:color="auto" w:fill="003366"/>
+            <w:shd w:val="clear" w:color="auto" w:fill="1F3864"/>
           </w:tcPr>
           <w:p>
             <w:pPr>
@@ -2390,11 +2358,10 @@
               <w:rPr>
                 <w:rFonts w:ascii="Calibri" w:hAnsi="Calibri"/>
                 <w:b/>
-                <w:i w:val="0"/>
                 <w:color w:val="FFFFFF"/>
-                <w:sz w:val="20"/>
+                <w:sz w:val="16"/>
               </w:rPr>
-              <w:t>Observação</w:t>
+              <w:t xml:space="preserve">Observação</w:t>
             </w:r>
           </w:p>
         </w:tc>
@@ -2405,14 +2372,14 @@
         </w:trPr>
         <w:tc>
           <w:tcPr>
-            <w:tcW w:type="dxa" w:w="1484"/>
+            <w:tcW w:type="dxa" w:w="1483"/>
             <w:tcMar>
               <w:top w:w="60" w:type="dxa"/>
               <w:bottom w:w="60" w:type="dxa"/>
-              <w:left w:w="100" w:type="dxa"/>
-              <w:right w:w="100" w:type="dxa"/>
+              <w:left w:w="80" w:type="dxa"/>
+              <w:right w:w="80" w:type="dxa"/>
             </w:tcMar>
-            <w:shd w:val="clear" w:color="auto" w:fill="EBF5FB"/>
+            <w:shd w:val="clear" w:color="auto" w:fill="D6E4F0"/>
           </w:tcPr>
           <w:p>
             <w:pPr>
@@ -2422,23 +2389,22 @@
               <w:rPr>
                 <w:rFonts w:ascii="Calibri" w:hAnsi="Calibri"/>
                 <w:b w:val="0"/>
-                <w:i w:val="0"/>
-                <w:sz w:val="20"/>
+                <w:sz w:val="16"/>
               </w:rPr>
-              <w:t>Sprint 1</w:t>
+              <w:t xml:space="preserve">Sprint 1</w:t>
             </w:r>
           </w:p>
         </w:tc>
         <w:tc>
           <w:tcPr>
-            <w:tcW w:type="dxa" w:w="1484"/>
+            <w:tcW w:type="dxa" w:w="1483"/>
             <w:tcMar>
               <w:top w:w="60" w:type="dxa"/>
               <w:bottom w:w="60" w:type="dxa"/>
-              <w:left w:w="100" w:type="dxa"/>
-              <w:right w:w="100" w:type="dxa"/>
+              <w:left w:w="80" w:type="dxa"/>
+              <w:right w:w="80" w:type="dxa"/>
             </w:tcMar>
-            <w:shd w:val="clear" w:color="auto" w:fill="EBF5FB"/>
+            <w:shd w:val="clear" w:color="auto" w:fill="D6E4F0"/>
           </w:tcPr>
           <w:p>
             <w:pPr>
@@ -2448,23 +2414,22 @@
               <w:rPr>
                 <w:rFonts w:ascii="Calibri" w:hAnsi="Calibri"/>
                 <w:b w:val="0"/>
-                <w:i w:val="0"/>
-                <w:sz w:val="20"/>
+                <w:sz w:val="16"/>
               </w:rPr>
-              <w:t>34</w:t>
+              <w:t xml:space="preserve">34</w:t>
             </w:r>
           </w:p>
         </w:tc>
         <w:tc>
           <w:tcPr>
-            <w:tcW w:type="dxa" w:w="1484"/>
+            <w:tcW w:type="dxa" w:w="1483"/>
             <w:tcMar>
               <w:top w:w="60" w:type="dxa"/>
               <w:bottom w:w="60" w:type="dxa"/>
-              <w:left w:w="100" w:type="dxa"/>
-              <w:right w:w="100" w:type="dxa"/>
+              <w:left w:w="80" w:type="dxa"/>
+              <w:right w:w="80" w:type="dxa"/>
             </w:tcMar>
-            <w:shd w:val="clear" w:color="auto" w:fill="EBF5FB"/>
+            <w:shd w:val="clear" w:color="auto" w:fill="D6E4F0"/>
           </w:tcPr>
           <w:p>
             <w:pPr>
@@ -2474,23 +2439,22 @@
               <w:rPr>
                 <w:rFonts w:ascii="Calibri" w:hAnsi="Calibri"/>
                 <w:b w:val="0"/>
-                <w:i w:val="0"/>
-                <w:sz w:val="20"/>
+                <w:sz w:val="16"/>
               </w:rPr>
-              <w:t>34</w:t>
+              <w:t xml:space="preserve">34</w:t>
             </w:r>
           </w:p>
         </w:tc>
         <w:tc>
           <w:tcPr>
-            <w:tcW w:type="dxa" w:w="1484"/>
+            <w:tcW w:type="dxa" w:w="1483"/>
             <w:tcMar>
               <w:top w:w="60" w:type="dxa"/>
               <w:bottom w:w="60" w:type="dxa"/>
-              <w:left w:w="100" w:type="dxa"/>
-              <w:right w:w="100" w:type="dxa"/>
+              <w:left w:w="80" w:type="dxa"/>
+              <w:right w:w="80" w:type="dxa"/>
             </w:tcMar>
-            <w:shd w:val="clear" w:color="auto" w:fill="EBF5FB"/>
+            <w:shd w:val="clear" w:color="auto" w:fill="D6E4F0"/>
           </w:tcPr>
           <w:p>
             <w:pPr>
@@ -2500,23 +2464,22 @@
               <w:rPr>
                 <w:rFonts w:ascii="Calibri" w:hAnsi="Calibri"/>
                 <w:b w:val="0"/>
-                <w:i w:val="0"/>
-                <w:sz w:val="20"/>
+                <w:sz w:val="16"/>
               </w:rPr>
-              <w:t>0 (0%)</w:t>
+              <w:t xml:space="preserve">0 (0%)</w:t>
             </w:r>
           </w:p>
         </w:tc>
         <w:tc>
           <w:tcPr>
-            <w:tcW w:type="dxa" w:w="1484"/>
+            <w:tcW w:type="dxa" w:w="1483"/>
             <w:tcMar>
               <w:top w:w="60" w:type="dxa"/>
               <w:bottom w:w="60" w:type="dxa"/>
-              <w:left w:w="100" w:type="dxa"/>
-              <w:right w:w="100" w:type="dxa"/>
+              <w:left w:w="80" w:type="dxa"/>
+              <w:right w:w="80" w:type="dxa"/>
             </w:tcMar>
-            <w:shd w:val="clear" w:color="auto" w:fill="EBF5FB"/>
+            <w:shd w:val="clear" w:color="auto" w:fill="D6E4F0"/>
           </w:tcPr>
           <w:p>
             <w:pPr>
@@ -2526,23 +2489,22 @@
               <w:rPr>
                 <w:rFonts w:ascii="Calibri" w:hAnsi="Calibri"/>
                 <w:b w:val="0"/>
-                <w:i w:val="0"/>
-                <w:sz w:val="20"/>
+                <w:sz w:val="16"/>
               </w:rPr>
-              <w:t>34</w:t>
+              <w:t xml:space="preserve">34</w:t>
             </w:r>
           </w:p>
         </w:tc>
         <w:tc>
           <w:tcPr>
-            <w:tcW w:type="dxa" w:w="1484"/>
+            <w:tcW w:type="dxa" w:w="1487"/>
             <w:tcMar>
               <w:top w:w="60" w:type="dxa"/>
               <w:bottom w:w="60" w:type="dxa"/>
-              <w:left w:w="100" w:type="dxa"/>
-              <w:right w:w="100" w:type="dxa"/>
+              <w:left w:w="80" w:type="dxa"/>
+              <w:right w:w="80" w:type="dxa"/>
             </w:tcMar>
-            <w:shd w:val="clear" w:color="auto" w:fill="EBF5FB"/>
+            <w:shd w:val="clear" w:color="auto" w:fill="D6E4F0"/>
           </w:tcPr>
           <w:p>
             <w:pPr>
@@ -2552,10 +2514,9 @@
               <w:rPr>
                 <w:rFonts w:ascii="Calibri" w:hAnsi="Calibri"/>
                 <w:b w:val="0"/>
-                <w:i w:val="0"/>
-                <w:sz w:val="20"/>
+                <w:sz w:val="16"/>
               </w:rPr>
-              <w:t>0% desvio — meta &lt;= 10% atingida</w:t>
+              <w:t xml:space="preserve">0% desvio — meta &lt;= 10% atingida</w:t>
             </w:r>
           </w:p>
         </w:tc>
@@ -2566,12 +2527,12 @@
         </w:trPr>
         <w:tc>
           <w:tcPr>
-            <w:tcW w:type="dxa" w:w="1484"/>
+            <w:tcW w:type="dxa" w:w="1483"/>
             <w:tcMar>
               <w:top w:w="60" w:type="dxa"/>
               <w:bottom w:w="60" w:type="dxa"/>
-              <w:left w:w="100" w:type="dxa"/>
-              <w:right w:w="100" w:type="dxa"/>
+              <w:left w:w="80" w:type="dxa"/>
+              <w:right w:w="80" w:type="dxa"/>
             </w:tcMar>
           </w:tcPr>
           <w:p>
@@ -2582,21 +2543,20 @@
               <w:rPr>
                 <w:rFonts w:ascii="Calibri" w:hAnsi="Calibri"/>
                 <w:b w:val="0"/>
-                <w:i w:val="0"/>
-                <w:sz w:val="20"/>
+                <w:sz w:val="16"/>
               </w:rPr>
-              <w:t>Sprint 2</w:t>
+              <w:t xml:space="preserve">Sprint 2</w:t>
             </w:r>
           </w:p>
         </w:tc>
         <w:tc>
           <w:tcPr>
-            <w:tcW w:type="dxa" w:w="1484"/>
+            <w:tcW w:type="dxa" w:w="1483"/>
             <w:tcMar>
               <w:top w:w="60" w:type="dxa"/>
               <w:bottom w:w="60" w:type="dxa"/>
-              <w:left w:w="100" w:type="dxa"/>
-              <w:right w:w="100" w:type="dxa"/>
+              <w:left w:w="80" w:type="dxa"/>
+              <w:right w:w="80" w:type="dxa"/>
             </w:tcMar>
           </w:tcPr>
           <w:p>
@@ -2607,21 +2567,20 @@
               <w:rPr>
                 <w:rFonts w:ascii="Calibri" w:hAnsi="Calibri"/>
                 <w:b w:val="0"/>
-                <w:i w:val="0"/>
-                <w:sz w:val="20"/>
+                <w:sz w:val="16"/>
               </w:rPr>
-              <w:t>28</w:t>
+              <w:t xml:space="preserve">28</w:t>
             </w:r>
           </w:p>
         </w:tc>
         <w:tc>
           <w:tcPr>
-            <w:tcW w:type="dxa" w:w="1484"/>
+            <w:tcW w:type="dxa" w:w="1483"/>
             <w:tcMar>
               <w:top w:w="60" w:type="dxa"/>
               <w:bottom w:w="60" w:type="dxa"/>
-              <w:left w:w="100" w:type="dxa"/>
-              <w:right w:w="100" w:type="dxa"/>
+              <w:left w:w="80" w:type="dxa"/>
+              <w:right w:w="80" w:type="dxa"/>
             </w:tcMar>
           </w:tcPr>
           <w:p>
@@ -2632,21 +2591,20 @@
               <w:rPr>
                 <w:rFonts w:ascii="Calibri" w:hAnsi="Calibri"/>
                 <w:b w:val="0"/>
-                <w:i w:val="0"/>
-                <w:sz w:val="20"/>
+                <w:sz w:val="16"/>
               </w:rPr>
-              <w:t>Em andamento</w:t>
+              <w:t xml:space="preserve">Em andamento</w:t>
             </w:r>
           </w:p>
         </w:tc>
         <w:tc>
           <w:tcPr>
-            <w:tcW w:type="dxa" w:w="1484"/>
+            <w:tcW w:type="dxa" w:w="1483"/>
             <w:tcMar>
               <w:top w:w="60" w:type="dxa"/>
               <w:bottom w:w="60" w:type="dxa"/>
-              <w:left w:w="100" w:type="dxa"/>
-              <w:right w:w="100" w:type="dxa"/>
+              <w:left w:w="80" w:type="dxa"/>
+              <w:right w:w="80" w:type="dxa"/>
             </w:tcMar>
           </w:tcPr>
           <w:p>
@@ -2657,21 +2615,20 @@
               <w:rPr>
                 <w:rFonts w:ascii="Calibri" w:hAnsi="Calibri"/>
                 <w:b w:val="0"/>
-                <w:i w:val="0"/>
-                <w:sz w:val="20"/>
+                <w:sz w:val="16"/>
               </w:rPr>
-              <w:t>—</w:t>
+              <w:t xml:space="preserve">—</w:t>
             </w:r>
           </w:p>
         </w:tc>
         <w:tc>
           <w:tcPr>
-            <w:tcW w:type="dxa" w:w="1484"/>
+            <w:tcW w:type="dxa" w:w="1483"/>
             <w:tcMar>
               <w:top w:w="60" w:type="dxa"/>
               <w:bottom w:w="60" w:type="dxa"/>
-              <w:left w:w="100" w:type="dxa"/>
-              <w:right w:w="100" w:type="dxa"/>
+              <w:left w:w="80" w:type="dxa"/>
+              <w:right w:w="80" w:type="dxa"/>
             </w:tcMar>
           </w:tcPr>
           <w:p>
@@ -2682,21 +2639,20 @@
               <w:rPr>
                 <w:rFonts w:ascii="Calibri" w:hAnsi="Calibri"/>
                 <w:b w:val="0"/>
-                <w:i w:val="0"/>
-                <w:sz w:val="20"/>
+                <w:sz w:val="16"/>
               </w:rPr>
-              <w:t>—</w:t>
+              <w:t xml:space="preserve">—</w:t>
             </w:r>
           </w:p>
         </w:tc>
         <w:tc>
           <w:tcPr>
-            <w:tcW w:type="dxa" w:w="1484"/>
+            <w:tcW w:type="dxa" w:w="1487"/>
             <w:tcMar>
               <w:top w:w="60" w:type="dxa"/>
               <w:bottom w:w="60" w:type="dxa"/>
-              <w:left w:w="100" w:type="dxa"/>
-              <w:right w:w="100" w:type="dxa"/>
+              <w:left w:w="80" w:type="dxa"/>
+              <w:right w:w="80" w:type="dxa"/>
             </w:tcMar>
           </w:tcPr>
           <w:p>
@@ -2707,10 +2663,9 @@
               <w:rPr>
                 <w:rFonts w:ascii="Calibri" w:hAnsi="Calibri"/>
                 <w:b w:val="0"/>
-                <w:i w:val="0"/>
-                <w:sz w:val="20"/>
+                <w:sz w:val="16"/>
               </w:rPr>
-              <w:t>~60% concluido em 15/06/2026</w:t>
+              <w:t xml:space="preserve">~60% concluído em 15/06/2026</w:t>
             </w:r>
           </w:p>
         </w:tc>
@@ -2721,14 +2676,14 @@
         </w:trPr>
         <w:tc>
           <w:tcPr>
-            <w:tcW w:type="dxa" w:w="1484"/>
+            <w:tcW w:type="dxa" w:w="1483"/>
             <w:tcMar>
               <w:top w:w="60" w:type="dxa"/>
               <w:bottom w:w="60" w:type="dxa"/>
-              <w:left w:w="100" w:type="dxa"/>
-              <w:right w:w="100" w:type="dxa"/>
+              <w:left w:w="80" w:type="dxa"/>
+              <w:right w:w="80" w:type="dxa"/>
             </w:tcMar>
-            <w:shd w:val="clear" w:color="auto" w:fill="EBF5FB"/>
+            <w:shd w:val="clear" w:color="auto" w:fill="D6E4F0"/>
           </w:tcPr>
           <w:p>
             <w:pPr>
@@ -2738,23 +2693,22 @@
               <w:rPr>
                 <w:rFonts w:ascii="Calibri" w:hAnsi="Calibri"/>
                 <w:b w:val="0"/>
-                <w:i w:val="0"/>
-                <w:sz w:val="20"/>
+                <w:sz w:val="16"/>
               </w:rPr>
-              <w:t>Sprint 3</w:t>
+              <w:t xml:space="preserve">Sprint 3</w:t>
             </w:r>
           </w:p>
         </w:tc>
         <w:tc>
           <w:tcPr>
-            <w:tcW w:type="dxa" w:w="1484"/>
+            <w:tcW w:type="dxa" w:w="1483"/>
             <w:tcMar>
               <w:top w:w="60" w:type="dxa"/>
               <w:bottom w:w="60" w:type="dxa"/>
-              <w:left w:w="100" w:type="dxa"/>
-              <w:right w:w="100" w:type="dxa"/>
+              <w:left w:w="80" w:type="dxa"/>
+              <w:right w:w="80" w:type="dxa"/>
             </w:tcMar>
-            <w:shd w:val="clear" w:color="auto" w:fill="EBF5FB"/>
+            <w:shd w:val="clear" w:color="auto" w:fill="D6E4F0"/>
           </w:tcPr>
           <w:p>
             <w:pPr>
@@ -2764,23 +2718,22 @@
               <w:rPr>
                 <w:rFonts w:ascii="Calibri" w:hAnsi="Calibri"/>
                 <w:b w:val="0"/>
-                <w:i w:val="0"/>
-                <w:sz w:val="20"/>
+                <w:sz w:val="16"/>
               </w:rPr>
-              <w:t>20</w:t>
+              <w:t xml:space="preserve">20</w:t>
             </w:r>
           </w:p>
         </w:tc>
         <w:tc>
           <w:tcPr>
-            <w:tcW w:type="dxa" w:w="1484"/>
+            <w:tcW w:type="dxa" w:w="1483"/>
             <w:tcMar>
               <w:top w:w="60" w:type="dxa"/>
               <w:bottom w:w="60" w:type="dxa"/>
-              <w:left w:w="100" w:type="dxa"/>
-              <w:right w:w="100" w:type="dxa"/>
+              <w:left w:w="80" w:type="dxa"/>
+              <w:right w:w="80" w:type="dxa"/>
             </w:tcMar>
-            <w:shd w:val="clear" w:color="auto" w:fill="EBF5FB"/>
+            <w:shd w:val="clear" w:color="auto" w:fill="D6E4F0"/>
           </w:tcPr>
           <w:p>
             <w:pPr>
@@ -2790,23 +2743,22 @@
               <w:rPr>
                 <w:rFonts w:ascii="Calibri" w:hAnsi="Calibri"/>
                 <w:b w:val="0"/>
-                <w:i w:val="0"/>
-                <w:sz w:val="20"/>
+                <w:sz w:val="16"/>
               </w:rPr>
-              <w:t>Planejado</w:t>
+              <w:t xml:space="preserve">Planejado</w:t>
             </w:r>
           </w:p>
         </w:tc>
         <w:tc>
           <w:tcPr>
-            <w:tcW w:type="dxa" w:w="1484"/>
+            <w:tcW w:type="dxa" w:w="1483"/>
             <w:tcMar>
               <w:top w:w="60" w:type="dxa"/>
               <w:bottom w:w="60" w:type="dxa"/>
-              <w:left w:w="100" w:type="dxa"/>
-              <w:right w:w="100" w:type="dxa"/>
+              <w:left w:w="80" w:type="dxa"/>
+              <w:right w:w="80" w:type="dxa"/>
             </w:tcMar>
-            <w:shd w:val="clear" w:color="auto" w:fill="EBF5FB"/>
+            <w:shd w:val="clear" w:color="auto" w:fill="D6E4F0"/>
           </w:tcPr>
           <w:p>
             <w:pPr>
@@ -2816,23 +2768,22 @@
               <w:rPr>
                 <w:rFonts w:ascii="Calibri" w:hAnsi="Calibri"/>
                 <w:b w:val="0"/>
-                <w:i w:val="0"/>
-                <w:sz w:val="20"/>
+                <w:sz w:val="16"/>
               </w:rPr>
-              <w:t>—</w:t>
+              <w:t xml:space="preserve">—</w:t>
             </w:r>
           </w:p>
         </w:tc>
         <w:tc>
           <w:tcPr>
-            <w:tcW w:type="dxa" w:w="1484"/>
+            <w:tcW w:type="dxa" w:w="1483"/>
             <w:tcMar>
               <w:top w:w="60" w:type="dxa"/>
               <w:bottom w:w="60" w:type="dxa"/>
-              <w:left w:w="100" w:type="dxa"/>
-              <w:right w:w="100" w:type="dxa"/>
+              <w:left w:w="80" w:type="dxa"/>
+              <w:right w:w="80" w:type="dxa"/>
             </w:tcMar>
-            <w:shd w:val="clear" w:color="auto" w:fill="EBF5FB"/>
+            <w:shd w:val="clear" w:color="auto" w:fill="D6E4F0"/>
           </w:tcPr>
           <w:p>
             <w:pPr>
@@ -2842,23 +2793,22 @@
               <w:rPr>
                 <w:rFonts w:ascii="Calibri" w:hAnsi="Calibri"/>
                 <w:b w:val="0"/>
-                <w:i w:val="0"/>
-                <w:sz w:val="20"/>
+                <w:sz w:val="16"/>
               </w:rPr>
-              <w:t>—</w:t>
+              <w:t xml:space="preserve">—</w:t>
             </w:r>
           </w:p>
         </w:tc>
         <w:tc>
           <w:tcPr>
-            <w:tcW w:type="dxa" w:w="1484"/>
+            <w:tcW w:type="dxa" w:w="1487"/>
             <w:tcMar>
               <w:top w:w="60" w:type="dxa"/>
               <w:bottom w:w="60" w:type="dxa"/>
-              <w:left w:w="100" w:type="dxa"/>
-              <w:right w:w="100" w:type="dxa"/>
+              <w:left w:w="80" w:type="dxa"/>
+              <w:right w:w="80" w:type="dxa"/>
             </w:tcMar>
-            <w:shd w:val="clear" w:color="auto" w:fill="EBF5FB"/>
+            <w:shd w:val="clear" w:color="auto" w:fill="D6E4F0"/>
           </w:tcPr>
           <w:p>
             <w:pPr>
@@ -2868,10 +2818,9 @@
               <w:rPr>
                 <w:rFonts w:ascii="Calibri" w:hAnsi="Calibri"/>
                 <w:b w:val="0"/>
-                <w:i w:val="0"/>
-                <w:sz w:val="20"/>
+                <w:sz w:val="16"/>
               </w:rPr>
-              <w:t>—</w:t>
+              <w:t xml:space="preserve">—</w:t>
             </w:r>
           </w:p>
         </w:tc>
@@ -2882,12 +2831,12 @@
         </w:trPr>
         <w:tc>
           <w:tcPr>
-            <w:tcW w:type="dxa" w:w="1484"/>
+            <w:tcW w:type="dxa" w:w="1483"/>
             <w:tcMar>
               <w:top w:w="60" w:type="dxa"/>
               <w:bottom w:w="60" w:type="dxa"/>
-              <w:left w:w="100" w:type="dxa"/>
-              <w:right w:w="100" w:type="dxa"/>
+              <w:left w:w="80" w:type="dxa"/>
+              <w:right w:w="80" w:type="dxa"/>
             </w:tcMar>
           </w:tcPr>
           <w:p>
@@ -2898,21 +2847,20 @@
               <w:rPr>
                 <w:rFonts w:ascii="Calibri" w:hAnsi="Calibri"/>
                 <w:b/>
-                <w:i w:val="0"/>
-                <w:sz w:val="20"/>
+                <w:sz w:val="16"/>
               </w:rPr>
-              <w:t>TOTAL</w:t>
+              <w:t xml:space="preserve">TOTAL</w:t>
             </w:r>
           </w:p>
         </w:tc>
         <w:tc>
           <w:tcPr>
-            <w:tcW w:type="dxa" w:w="1484"/>
+            <w:tcW w:type="dxa" w:w="1483"/>
             <w:tcMar>
               <w:top w:w="60" w:type="dxa"/>
               <w:bottom w:w="60" w:type="dxa"/>
-              <w:left w:w="100" w:type="dxa"/>
-              <w:right w:w="100" w:type="dxa"/>
+              <w:left w:w="80" w:type="dxa"/>
+              <w:right w:w="80" w:type="dxa"/>
             </w:tcMar>
           </w:tcPr>
           <w:p>
@@ -2923,21 +2871,20 @@
               <w:rPr>
                 <w:rFonts w:ascii="Calibri" w:hAnsi="Calibri"/>
                 <w:b/>
-                <w:i w:val="0"/>
-                <w:sz w:val="20"/>
+                <w:sz w:val="16"/>
               </w:rPr>
-              <w:t>90</w:t>
+              <w:t xml:space="preserve">90</w:t>
             </w:r>
           </w:p>
         </w:tc>
         <w:tc>
           <w:tcPr>
-            <w:tcW w:type="dxa" w:w="1484"/>
+            <w:tcW w:type="dxa" w:w="1483"/>
             <w:tcMar>
               <w:top w:w="60" w:type="dxa"/>
               <w:bottom w:w="60" w:type="dxa"/>
-              <w:left w:w="100" w:type="dxa"/>
-              <w:right w:w="100" w:type="dxa"/>
+              <w:left w:w="80" w:type="dxa"/>
+              <w:right w:w="80" w:type="dxa"/>
             </w:tcMar>
           </w:tcPr>
           <w:p>
@@ -2948,21 +2895,20 @@
               <w:rPr>
                 <w:rFonts w:ascii="Calibri" w:hAnsi="Calibri"/>
                 <w:b/>
-                <w:i w:val="0"/>
-                <w:sz w:val="20"/>
+                <w:sz w:val="16"/>
               </w:rPr>
-              <w:t>34 realizados + 56 planejados</w:t>
+              <w:t xml:space="preserve">34 realizados + 56 planejados</w:t>
             </w:r>
           </w:p>
         </w:tc>
         <w:tc>
           <w:tcPr>
-            <w:tcW w:type="dxa" w:w="1484"/>
+            <w:tcW w:type="dxa" w:w="1483"/>
             <w:tcMar>
               <w:top w:w="60" w:type="dxa"/>
               <w:bottom w:w="60" w:type="dxa"/>
-              <w:left w:w="100" w:type="dxa"/>
-              <w:right w:w="100" w:type="dxa"/>
+              <w:left w:w="80" w:type="dxa"/>
+              <w:right w:w="80" w:type="dxa"/>
             </w:tcMar>
           </w:tcPr>
           <w:p>
@@ -2973,21 +2919,20 @@
               <w:rPr>
                 <w:rFonts w:ascii="Calibri" w:hAnsi="Calibri"/>
                 <w:b w:val="0"/>
-                <w:i w:val="0"/>
-                <w:sz w:val="20"/>
+                <w:sz w:val="16"/>
               </w:rPr>
-              <w:t>—</w:t>
+              <w:t xml:space="preserve">—</w:t>
             </w:r>
           </w:p>
         </w:tc>
         <w:tc>
           <w:tcPr>
-            <w:tcW w:type="dxa" w:w="1484"/>
+            <w:tcW w:type="dxa" w:w="1483"/>
             <w:tcMar>
               <w:top w:w="60" w:type="dxa"/>
               <w:bottom w:w="60" w:type="dxa"/>
-              <w:left w:w="100" w:type="dxa"/>
-              <w:right w:w="100" w:type="dxa"/>
+              <w:left w:w="80" w:type="dxa"/>
+              <w:right w:w="80" w:type="dxa"/>
             </w:tcMar>
           </w:tcPr>
           <w:p>
@@ -2998,21 +2943,20 @@
               <w:rPr>
                 <w:rFonts w:ascii="Calibri" w:hAnsi="Calibri"/>
                 <w:b w:val="0"/>
-                <w:i w:val="0"/>
-                <w:sz w:val="20"/>
+                <w:sz w:val="16"/>
               </w:rPr>
-              <w:t>—</w:t>
+              <w:t xml:space="preserve">—</w:t>
             </w:r>
           </w:p>
         </w:tc>
         <w:tc>
           <w:tcPr>
-            <w:tcW w:type="dxa" w:w="1484"/>
+            <w:tcW w:type="dxa" w:w="1487"/>
             <w:tcMar>
               <w:top w:w="60" w:type="dxa"/>
               <w:bottom w:w="60" w:type="dxa"/>
-              <w:left w:w="100" w:type="dxa"/>
-              <w:right w:w="100" w:type="dxa"/>
+              <w:left w:w="80" w:type="dxa"/>
+              <w:right w:w="80" w:type="dxa"/>
             </w:tcMar>
           </w:tcPr>
           <w:p>
@@ -3023,10 +2967,9 @@
               <w:rPr>
                 <w:rFonts w:ascii="Calibri" w:hAnsi="Calibri"/>
                 <w:b w:val="0"/>
-                <w:i w:val="0"/>
-                <w:sz w:val="20"/>
+                <w:sz w:val="16"/>
               </w:rPr>
-              <w:t>—</w:t>
+              <w:t xml:space="preserve">—</w:t>
             </w:r>
           </w:p>
         </w:tc>
@@ -3034,67 +2977,85 @@
     </w:tbl>
     <w:p>
       <w:pPr>
-        <w:spacing w:before="0" w:after="160"/>
-      </w:pPr>
-    </w:p>
-    <w:p>
-      <w:pPr>
-        <w:pStyle w:val="Heading1"/>
-        <w:keepNext/>
-        <w:keepLines/>
-        <w:pBdr>
-          <w:bottom w:val="single" w:sz="4" w:space="2" w:color="D6E4F0"/>
-        </w:pBdr>
+        <w:pStyle w:val="Heading2"/>
       </w:pPr>
       <w:r>
+        <w:rPr>
+          <w:rFonts w:ascii="Calibri" w:hAnsi="Calibri"/>
+        </w:rPr>
         <w:t>4. Medidas de Qualidade de Produto</w:t>
       </w:r>
     </w:p>
     <w:p>
       <w:pPr>
-        <w:pStyle w:val="Heading2"/>
-        <w:keepNext/>
-        <w:keepLines/>
+        <w:pStyle w:val="Heading3"/>
       </w:pPr>
       <w:r>
-        <w:t>4.1 Testes Unitarios e Cobertura</w:t>
+        <w:rPr>
+          <w:rFonts w:ascii="Calibri" w:hAnsi="Calibri"/>
+        </w:rPr>
+        <w:t>4.1 Testes Unitários e Cobertura</w:t>
+      </w:r>
+    </w:p>
+    <w:p>
+      <w:pPr>
+        <w:spacing w:before="80" w:after="80"/>
+      </w:pPr>
+      <w:r>
+        <w:rPr>
+          <w:rFonts w:ascii="Calibri" w:hAnsi="Calibri"/>
+          <w:b/>
+          <w:sz w:val="20"/>
+        </w:rPr>
+        <w:t xml:space="preserve">Não se aplica — o projeto não possui testes unitários ou de integração automatizados. Esta métrica não é coletada neste projeto.</w:t>
+      </w:r>
+    </w:p>
+    <w:p>
+      <w:pPr>
+        <w:pStyle w:val="Heading3"/>
+      </w:pPr>
+      <w:r>
+        <w:rPr>
+          <w:rFonts w:ascii="Calibri" w:hAnsi="Calibri"/>
+        </w:rPr>
+        <w:t>4.2 Defeitos por Fase</w:t>
       </w:r>
     </w:p>
     <w:tbl>
       <w:tblPr>
         <w:tblW w:type="auto" w:w="0"/>
-        <w:tblLook w:firstColumn="1" w:firstRow="1" w:lastColumn="0" w:lastRow="0" w:noHBand="0" w:noVBand="1" w:val="04A0"/>
         <w:tblBorders>
-          <w:top w:val="single" w:sz="4" w:space="0" w:color="003366"/>
-          <w:left w:val="single" w:sz="4" w:space="0" w:color="003366"/>
-          <w:bottom w:val="single" w:sz="4" w:space="0" w:color="003366"/>
-          <w:right w:val="single" w:sz="4" w:space="0" w:color="003366"/>
-          <w:insideH w:val="single" w:sz="4" w:space="0" w:color="003366"/>
-          <w:insideV w:val="single" w:sz="4" w:space="0" w:color="003366"/>
+          <w:top w:val="single" w:sz="4" w:space="0" w:color="AAAAAA"/>
+          <w:left w:val="single" w:sz="4" w:space="0" w:color="AAAAAA"/>
+          <w:bottom w:val="single" w:sz="4" w:space="0" w:color="AAAAAA"/>
+          <w:right w:val="single" w:sz="4" w:space="0" w:color="AAAAAA"/>
+          <w:insideH w:val="single" w:sz="4" w:space="0" w:color="AAAAAA"/>
+          <w:insideV w:val="single" w:sz="4" w:space="0" w:color="AAAAAA"/>
         </w:tblBorders>
       </w:tblPr>
       <w:tblGrid>
-        <w:gridCol w:w="1484"/>
-        <w:gridCol w:w="1484"/>
-        <w:gridCol w:w="1484"/>
-        <w:gridCol w:w="1484"/>
-        <w:gridCol w:w="1484"/>
-        <w:gridCol w:w="1484"/>
+        <w:gridCol w:w="1483"/>
+        <w:gridCol w:w="1483"/>
+        <w:gridCol w:w="1483"/>
+        <w:gridCol w:w="1483"/>
+        <w:gridCol w:w="1483"/>
+        <w:gridCol w:w="1487"/>
       </w:tblGrid>
       <w:tr>
         <w:trPr>
+          <w:tblHeader/>
           <w:cantSplit w:val="1"/>
         </w:trPr>
         <w:tc>
           <w:tcPr>
-            <w:tcW w:type="dxa" w:w="1484"/>
+            <w:tcW w:type="dxa" w:w="1483"/>
             <w:tcMar>
               <w:top w:w="60" w:type="dxa"/>
               <w:bottom w:w="60" w:type="dxa"/>
-              <w:left w:w="100" w:type="dxa"/>
-              <w:right w:w="100" w:type="dxa"/>
+              <w:left w:w="80" w:type="dxa"/>
+              <w:right w:w="80" w:type="dxa"/>
             </w:tcMar>
-            <w:shd w:val="clear" w:color="auto" w:fill="003366"/>
+            <w:shd w:val="clear" w:color="auto" w:fill="1F3864"/>
           </w:tcPr>
           <w:p>
             <w:pPr>
@@ -3104,24 +3065,23 @@
               <w:rPr>
                 <w:rFonts w:ascii="Calibri" w:hAnsi="Calibri"/>
                 <w:b/>
-                <w:i w:val="0"/>
                 <w:color w:val="FFFFFF"/>
-                <w:sz w:val="20"/>
+                <w:sz w:val="16"/>
               </w:rPr>
-              <w:t>Sprint</w:t>
+              <w:t xml:space="preserve">Sprint</w:t>
             </w:r>
           </w:p>
         </w:tc>
         <w:tc>
           <w:tcPr>
-            <w:tcW w:type="dxa" w:w="1484"/>
+            <w:tcW w:type="dxa" w:w="1483"/>
             <w:tcMar>
               <w:top w:w="60" w:type="dxa"/>
               <w:bottom w:w="60" w:type="dxa"/>
-              <w:left w:w="100" w:type="dxa"/>
-              <w:right w:w="100" w:type="dxa"/>
+              <w:left w:w="80" w:type="dxa"/>
+              <w:right w:w="80" w:type="dxa"/>
             </w:tcMar>
-            <w:shd w:val="clear" w:color="auto" w:fill="003366"/>
+            <w:shd w:val="clear" w:color="auto" w:fill="1F3864"/>
           </w:tcPr>
           <w:p>
             <w:pPr>
@@ -3131,24 +3091,23 @@
               <w:rPr>
                 <w:rFonts w:ascii="Calibri" w:hAnsi="Calibri"/>
                 <w:b/>
-                <w:i w:val="0"/>
                 <w:color w:val="FFFFFF"/>
-                <w:sz w:val="20"/>
+                <w:sz w:val="16"/>
               </w:rPr>
-              <w:t>Métodos Testados</w:t>
+              <w:t xml:space="preserve">Tipo</w:t>
             </w:r>
           </w:p>
         </w:tc>
         <w:tc>
           <w:tcPr>
-            <w:tcW w:type="dxa" w:w="1484"/>
+            <w:tcW w:type="dxa" w:w="1483"/>
             <w:tcMar>
               <w:top w:w="60" w:type="dxa"/>
               <w:bottom w:w="60" w:type="dxa"/>
-              <w:left w:w="100" w:type="dxa"/>
-              <w:right w:w="100" w:type="dxa"/>
+              <w:left w:w="80" w:type="dxa"/>
+              <w:right w:w="80" w:type="dxa"/>
             </w:tcMar>
-            <w:shd w:val="clear" w:color="auto" w:fill="003366"/>
+            <w:shd w:val="clear" w:color="auto" w:fill="1F3864"/>
           </w:tcPr>
           <w:p>
             <w:pPr>
@@ -3158,24 +3117,23 @@
               <w:rPr>
                 <w:rFonts w:ascii="Calibri" w:hAnsi="Calibri"/>
                 <w:b/>
-                <w:i w:val="0"/>
                 <w:color w:val="FFFFFF"/>
-                <w:sz w:val="20"/>
+                <w:sz w:val="16"/>
               </w:rPr>
-              <w:t>Total Métodos</w:t>
+              <w:t xml:space="preserve">Encontrados</w:t>
             </w:r>
           </w:p>
         </w:tc>
         <w:tc>
           <w:tcPr>
-            <w:tcW w:type="dxa" w:w="1484"/>
+            <w:tcW w:type="dxa" w:w="1483"/>
             <w:tcMar>
               <w:top w:w="60" w:type="dxa"/>
               <w:bottom w:w="60" w:type="dxa"/>
-              <w:left w:w="100" w:type="dxa"/>
-              <w:right w:w="100" w:type="dxa"/>
+              <w:left w:w="80" w:type="dxa"/>
+              <w:right w:w="80" w:type="dxa"/>
             </w:tcMar>
-            <w:shd w:val="clear" w:color="auto" w:fill="003366"/>
+            <w:shd w:val="clear" w:color="auto" w:fill="1F3864"/>
           </w:tcPr>
           <w:p>
             <w:pPr>
@@ -3185,24 +3143,23 @@
               <w:rPr>
                 <w:rFonts w:ascii="Calibri" w:hAnsi="Calibri"/>
                 <w:b/>
-                <w:i w:val="0"/>
                 <w:color w:val="FFFFFF"/>
-                <w:sz w:val="20"/>
+                <w:sz w:val="16"/>
               </w:rPr>
-              <w:t>Cobertura Est.</w:t>
+              <w:t xml:space="preserve">Severidade</w:t>
             </w:r>
           </w:p>
         </w:tc>
         <w:tc>
           <w:tcPr>
-            <w:tcW w:type="dxa" w:w="1484"/>
+            <w:tcW w:type="dxa" w:w="1483"/>
             <w:tcMar>
               <w:top w:w="60" w:type="dxa"/>
               <w:bottom w:w="60" w:type="dxa"/>
-              <w:left w:w="100" w:type="dxa"/>
-              <w:right w:w="100" w:type="dxa"/>
+              <w:left w:w="80" w:type="dxa"/>
+              <w:right w:w="80" w:type="dxa"/>
             </w:tcMar>
-            <w:shd w:val="clear" w:color="auto" w:fill="003366"/>
+            <w:shd w:val="clear" w:color="auto" w:fill="1F3864"/>
           </w:tcPr>
           <w:p>
             <w:pPr>
@@ -3212,24 +3169,23 @@
               <w:rPr>
                 <w:rFonts w:ascii="Calibri" w:hAnsi="Calibri"/>
                 <w:b/>
-                <w:i w:val="0"/>
                 <w:color w:val="FFFFFF"/>
-                <w:sz w:val="20"/>
+                <w:sz w:val="16"/>
               </w:rPr>
-              <w:t>Meta</w:t>
+              <w:t xml:space="preserve">Resolvidos Antes do Aceite</w:t>
             </w:r>
           </w:p>
         </w:tc>
         <w:tc>
           <w:tcPr>
-            <w:tcW w:type="dxa" w:w="1484"/>
+            <w:tcW w:type="dxa" w:w="1487"/>
             <w:tcMar>
               <w:top w:w="60" w:type="dxa"/>
               <w:bottom w:w="60" w:type="dxa"/>
-              <w:left w:w="100" w:type="dxa"/>
-              <w:right w:w="100" w:type="dxa"/>
+              <w:left w:w="80" w:type="dxa"/>
+              <w:right w:w="80" w:type="dxa"/>
             </w:tcMar>
-            <w:shd w:val="clear" w:color="auto" w:fill="003366"/>
+            <w:shd w:val="clear" w:color="auto" w:fill="1F3864"/>
           </w:tcPr>
           <w:p>
             <w:pPr>
@@ -3239,11 +3195,10 @@
               <w:rPr>
                 <w:rFonts w:ascii="Calibri" w:hAnsi="Calibri"/>
                 <w:b/>
-                <w:i w:val="0"/>
                 <w:color w:val="FFFFFF"/>
-                <w:sz w:val="20"/>
+                <w:sz w:val="16"/>
               </w:rPr>
-              <w:t>Status</w:t>
+              <w:t xml:space="preserve">Origem</w:t>
             </w:r>
           </w:p>
         </w:tc>
@@ -3254,14 +3209,14 @@
         </w:trPr>
         <w:tc>
           <w:tcPr>
-            <w:tcW w:type="dxa" w:w="1484"/>
+            <w:tcW w:type="dxa" w:w="1483"/>
             <w:tcMar>
               <w:top w:w="60" w:type="dxa"/>
               <w:bottom w:w="60" w:type="dxa"/>
-              <w:left w:w="100" w:type="dxa"/>
-              <w:right w:w="100" w:type="dxa"/>
+              <w:left w:w="80" w:type="dxa"/>
+              <w:right w:w="80" w:type="dxa"/>
             </w:tcMar>
-            <w:shd w:val="clear" w:color="auto" w:fill="EBF5FB"/>
+            <w:shd w:val="clear" w:color="auto" w:fill="D6E4F0"/>
           </w:tcPr>
           <w:p>
             <w:pPr>
@@ -3271,23 +3226,22 @@
               <w:rPr>
                 <w:rFonts w:ascii="Calibri" w:hAnsi="Calibri"/>
                 <w:b w:val="0"/>
-                <w:i w:val="0"/>
-                <w:sz w:val="20"/>
+                <w:sz w:val="16"/>
               </w:rPr>
-              <w:t>Sprint 1</w:t>
+              <w:t xml:space="preserve">Sprint 1</w:t>
             </w:r>
           </w:p>
         </w:tc>
         <w:tc>
           <w:tcPr>
-            <w:tcW w:type="dxa" w:w="1484"/>
+            <w:tcW w:type="dxa" w:w="1483"/>
             <w:tcMar>
               <w:top w:w="60" w:type="dxa"/>
               <w:bottom w:w="60" w:type="dxa"/>
-              <w:left w:w="100" w:type="dxa"/>
-              <w:right w:w="100" w:type="dxa"/>
+              <w:left w:w="80" w:type="dxa"/>
+              <w:right w:w="80" w:type="dxa"/>
             </w:tcMar>
-            <w:shd w:val="clear" w:color="auto" w:fill="EBF5FB"/>
+            <w:shd w:val="clear" w:color="auto" w:fill="D6E4F0"/>
           </w:tcPr>
           <w:p>
             <w:pPr>
@@ -3297,23 +3251,22 @@
               <w:rPr>
                 <w:rFonts w:ascii="Calibri" w:hAnsi="Calibri"/>
                 <w:b w:val="0"/>
-                <w:i w:val="0"/>
-                <w:sz w:val="20"/>
+                <w:sz w:val="16"/>
               </w:rPr>
-              <w:t>22</w:t>
+              <w:t xml:space="preserve">Achados code review (REV)</w:t>
             </w:r>
           </w:p>
         </w:tc>
         <w:tc>
           <w:tcPr>
-            <w:tcW w:type="dxa" w:w="1484"/>
+            <w:tcW w:type="dxa" w:w="1483"/>
             <w:tcMar>
               <w:top w:w="60" w:type="dxa"/>
               <w:bottom w:w="60" w:type="dxa"/>
-              <w:left w:w="100" w:type="dxa"/>
-              <w:right w:w="100" w:type="dxa"/>
+              <w:left w:w="80" w:type="dxa"/>
+              <w:right w:w="80" w:type="dxa"/>
             </w:tcMar>
-            <w:shd w:val="clear" w:color="auto" w:fill="EBF5FB"/>
+            <w:shd w:val="clear" w:color="auto" w:fill="D6E4F0"/>
           </w:tcPr>
           <w:p>
             <w:pPr>
@@ -3323,23 +3276,22 @@
               <w:rPr>
                 <w:rFonts w:ascii="Calibri" w:hAnsi="Calibri"/>
                 <w:b w:val="0"/>
-                <w:i w:val="0"/>
-                <w:sz w:val="20"/>
+                <w:sz w:val="16"/>
               </w:rPr>
-              <w:t>~26</w:t>
+              <w:t xml:space="preserve">5</w:t>
             </w:r>
           </w:p>
         </w:tc>
         <w:tc>
           <w:tcPr>
-            <w:tcW w:type="dxa" w:w="1484"/>
+            <w:tcW w:type="dxa" w:w="1483"/>
             <w:tcMar>
               <w:top w:w="60" w:type="dxa"/>
               <w:bottom w:w="60" w:type="dxa"/>
-              <w:left w:w="100" w:type="dxa"/>
-              <w:right w:w="100" w:type="dxa"/>
+              <w:left w:w="80" w:type="dxa"/>
+              <w:right w:w="80" w:type="dxa"/>
             </w:tcMar>
-            <w:shd w:val="clear" w:color="auto" w:fill="EBF5FB"/>
+            <w:shd w:val="clear" w:color="auto" w:fill="D6E4F0"/>
           </w:tcPr>
           <w:p>
             <w:pPr>
@@ -3349,23 +3301,22 @@
               <w:rPr>
                 <w:rFonts w:ascii="Calibri" w:hAnsi="Calibri"/>
                 <w:b w:val="0"/>
-                <w:i w:val="0"/>
-                <w:sz w:val="20"/>
+                <w:sz w:val="16"/>
               </w:rPr>
-              <w:t>85%</w:t>
+              <w:t xml:space="preserve">P2: 3 / P3: 2</w:t>
             </w:r>
           </w:p>
         </w:tc>
         <w:tc>
           <w:tcPr>
-            <w:tcW w:type="dxa" w:w="1484"/>
+            <w:tcW w:type="dxa" w:w="1483"/>
             <w:tcMar>
               <w:top w:w="60" w:type="dxa"/>
               <w:bottom w:w="60" w:type="dxa"/>
-              <w:left w:w="100" w:type="dxa"/>
-              <w:right w:w="100" w:type="dxa"/>
+              <w:left w:w="80" w:type="dxa"/>
+              <w:right w:w="80" w:type="dxa"/>
             </w:tcMar>
-            <w:shd w:val="clear" w:color="auto" w:fill="EBF5FB"/>
+            <w:shd w:val="clear" w:color="auto" w:fill="D6E4F0"/>
           </w:tcPr>
           <w:p>
             <w:pPr>
@@ -3375,23 +3326,22 @@
               <w:rPr>
                 <w:rFonts w:ascii="Calibri" w:hAnsi="Calibri"/>
                 <w:b w:val="0"/>
-                <w:i w:val="0"/>
-                <w:sz w:val="20"/>
+                <w:sz w:val="16"/>
               </w:rPr>
-              <w:t>&gt;= 80%</w:t>
+              <w:t xml:space="preserve">5 de 5 (100%)</w:t>
             </w:r>
           </w:p>
         </w:tc>
         <w:tc>
           <w:tcPr>
-            <w:tcW w:type="dxa" w:w="1484"/>
+            <w:tcW w:type="dxa" w:w="1487"/>
             <w:tcMar>
               <w:top w:w="60" w:type="dxa"/>
               <w:bottom w:w="60" w:type="dxa"/>
-              <w:left w:w="100" w:type="dxa"/>
-              <w:right w:w="100" w:type="dxa"/>
+              <w:left w:w="80" w:type="dxa"/>
+              <w:right w:w="80" w:type="dxa"/>
             </w:tcMar>
-            <w:shd w:val="clear" w:color="auto" w:fill="EBF5FB"/>
+            <w:shd w:val="clear" w:color="auto" w:fill="D6E4F0"/>
           </w:tcPr>
           <w:p>
             <w:pPr>
@@ -3401,10 +3351,9 @@
               <w:rPr>
                 <w:rFonts w:ascii="Calibri" w:hAnsi="Calibri"/>
                 <w:b w:val="0"/>
-                <w:i w:val="0"/>
-                <w:sz w:val="20"/>
+                <w:sz w:val="16"/>
               </w:rPr>
-              <w:t>Meta atingida</w:t>
+              <w:t xml:space="preserve">MRs !1, !2, !3, !4, !5</w:t>
             </w:r>
           </w:p>
         </w:tc>
@@ -3415,12 +3364,12 @@
         </w:trPr>
         <w:tc>
           <w:tcPr>
-            <w:tcW w:type="dxa" w:w="1484"/>
+            <w:tcW w:type="dxa" w:w="1483"/>
             <w:tcMar>
               <w:top w:w="60" w:type="dxa"/>
               <w:bottom w:w="60" w:type="dxa"/>
-              <w:left w:w="100" w:type="dxa"/>
-              <w:right w:w="100" w:type="dxa"/>
+              <w:left w:w="80" w:type="dxa"/>
+              <w:right w:w="80" w:type="dxa"/>
             </w:tcMar>
           </w:tcPr>
           <w:p>
@@ -3431,21 +3380,20 @@
               <w:rPr>
                 <w:rFonts w:ascii="Calibri" w:hAnsi="Calibri"/>
                 <w:b w:val="0"/>
-                <w:i w:val="0"/>
-                <w:sz w:val="20"/>
+                <w:sz w:val="16"/>
               </w:rPr>
-              <w:t>Sprint 2</w:t>
+              <w:t xml:space="preserve">Sprint 2</w:t>
             </w:r>
           </w:p>
         </w:tc>
         <w:tc>
           <w:tcPr>
-            <w:tcW w:type="dxa" w:w="1484"/>
+            <w:tcW w:type="dxa" w:w="1483"/>
             <w:tcMar>
               <w:top w:w="60" w:type="dxa"/>
               <w:bottom w:w="60" w:type="dxa"/>
-              <w:left w:w="100" w:type="dxa"/>
-              <w:right w:w="100" w:type="dxa"/>
+              <w:left w:w="80" w:type="dxa"/>
+              <w:right w:w="80" w:type="dxa"/>
             </w:tcMar>
           </w:tcPr>
           <w:p>
@@ -3456,21 +3404,20 @@
               <w:rPr>
                 <w:rFonts w:ascii="Calibri" w:hAnsi="Calibri"/>
                 <w:b w:val="0"/>
-                <w:i w:val="0"/>
-                <w:sz w:val="20"/>
+                <w:sz w:val="16"/>
               </w:rPr>
-              <w:t>A apurar</w:t>
+              <w:t xml:space="preserve">A apurar</w:t>
             </w:r>
           </w:p>
         </w:tc>
         <w:tc>
           <w:tcPr>
-            <w:tcW w:type="dxa" w:w="1484"/>
+            <w:tcW w:type="dxa" w:w="1483"/>
             <w:tcMar>
               <w:top w:w="60" w:type="dxa"/>
               <w:bottom w:w="60" w:type="dxa"/>
-              <w:left w:w="100" w:type="dxa"/>
-              <w:right w:w="100" w:type="dxa"/>
+              <w:left w:w="80" w:type="dxa"/>
+              <w:right w:w="80" w:type="dxa"/>
             </w:tcMar>
           </w:tcPr>
           <w:p>
@@ -3481,21 +3428,20 @@
               <w:rPr>
                 <w:rFonts w:ascii="Calibri" w:hAnsi="Calibri"/>
                 <w:b w:val="0"/>
-                <w:i w:val="0"/>
-                <w:sz w:val="20"/>
+                <w:sz w:val="16"/>
               </w:rPr>
-              <w:t>—</w:t>
+              <w:t xml:space="preserve">—</w:t>
             </w:r>
           </w:p>
         </w:tc>
         <w:tc>
           <w:tcPr>
-            <w:tcW w:type="dxa" w:w="1484"/>
+            <w:tcW w:type="dxa" w:w="1483"/>
             <w:tcMar>
               <w:top w:w="60" w:type="dxa"/>
               <w:bottom w:w="60" w:type="dxa"/>
-              <w:left w:w="100" w:type="dxa"/>
-              <w:right w:w="100" w:type="dxa"/>
+              <w:left w:w="80" w:type="dxa"/>
+              <w:right w:w="80" w:type="dxa"/>
             </w:tcMar>
           </w:tcPr>
           <w:p>
@@ -3506,21 +3452,20 @@
               <w:rPr>
                 <w:rFonts w:ascii="Calibri" w:hAnsi="Calibri"/>
                 <w:b w:val="0"/>
-                <w:i w:val="0"/>
-                <w:sz w:val="20"/>
+                <w:sz w:val="16"/>
               </w:rPr>
-              <w:t>—</w:t>
+              <w:t xml:space="preserve">—</w:t>
             </w:r>
           </w:p>
         </w:tc>
         <w:tc>
           <w:tcPr>
-            <w:tcW w:type="dxa" w:w="1484"/>
+            <w:tcW w:type="dxa" w:w="1483"/>
             <w:tcMar>
               <w:top w:w="60" w:type="dxa"/>
               <w:bottom w:w="60" w:type="dxa"/>
-              <w:left w:w="100" w:type="dxa"/>
-              <w:right w:w="100" w:type="dxa"/>
+              <w:left w:w="80" w:type="dxa"/>
+              <w:right w:w="80" w:type="dxa"/>
             </w:tcMar>
           </w:tcPr>
           <w:p>
@@ -3531,21 +3476,20 @@
               <w:rPr>
                 <w:rFonts w:ascii="Calibri" w:hAnsi="Calibri"/>
                 <w:b w:val="0"/>
-                <w:i w:val="0"/>
-                <w:sz w:val="20"/>
+                <w:sz w:val="16"/>
               </w:rPr>
-              <w:t>&gt;= 80%</w:t>
+              <w:t xml:space="preserve">—</w:t>
             </w:r>
           </w:p>
         </w:tc>
         <w:tc>
           <w:tcPr>
-            <w:tcW w:type="dxa" w:w="1484"/>
+            <w:tcW w:type="dxa" w:w="1487"/>
             <w:tcMar>
               <w:top w:w="60" w:type="dxa"/>
               <w:bottom w:w="60" w:type="dxa"/>
-              <w:left w:w="100" w:type="dxa"/>
-              <w:right w:w="100" w:type="dxa"/>
+              <w:left w:w="80" w:type="dxa"/>
+              <w:right w:w="80" w:type="dxa"/>
             </w:tcMar>
           </w:tcPr>
           <w:p>
@@ -3556,10 +3500,9 @@
               <w:rPr>
                 <w:rFonts w:ascii="Calibri" w:hAnsi="Calibri"/>
                 <w:b w:val="0"/>
-                <w:i w:val="0"/>
-                <w:sz w:val="20"/>
+                <w:sz w:val="16"/>
               </w:rPr>
-              <w:t>Em andamento</w:t>
+              <w:t xml:space="preserve">Em andamento</w:t>
             </w:r>
           </w:p>
         </w:tc>
@@ -3570,14 +3513,14 @@
         </w:trPr>
         <w:tc>
           <w:tcPr>
-            <w:tcW w:type="dxa" w:w="1484"/>
+            <w:tcW w:type="dxa" w:w="1483"/>
             <w:tcMar>
               <w:top w:w="60" w:type="dxa"/>
               <w:bottom w:w="60" w:type="dxa"/>
-              <w:left w:w="100" w:type="dxa"/>
-              <w:right w:w="100" w:type="dxa"/>
+              <w:left w:w="80" w:type="dxa"/>
+              <w:right w:w="80" w:type="dxa"/>
             </w:tcMar>
-            <w:shd w:val="clear" w:color="auto" w:fill="EBF5FB"/>
+            <w:shd w:val="clear" w:color="auto" w:fill="D6E4F0"/>
           </w:tcPr>
           <w:p>
             <w:pPr>
@@ -3587,23 +3530,22 @@
               <w:rPr>
                 <w:rFonts w:ascii="Calibri" w:hAnsi="Calibri"/>
                 <w:b w:val="0"/>
-                <w:i w:val="0"/>
-                <w:sz w:val="20"/>
+                <w:sz w:val="16"/>
               </w:rPr>
-              <w:t>Sprint 3</w:t>
+              <w:t xml:space="preserve">Sprint 3</w:t>
             </w:r>
           </w:p>
         </w:tc>
         <w:tc>
           <w:tcPr>
-            <w:tcW w:type="dxa" w:w="1484"/>
+            <w:tcW w:type="dxa" w:w="1483"/>
             <w:tcMar>
               <w:top w:w="60" w:type="dxa"/>
               <w:bottom w:w="60" w:type="dxa"/>
-              <w:left w:w="100" w:type="dxa"/>
-              <w:right w:w="100" w:type="dxa"/>
+              <w:left w:w="80" w:type="dxa"/>
+              <w:right w:w="80" w:type="dxa"/>
             </w:tcMar>
-            <w:shd w:val="clear" w:color="auto" w:fill="EBF5FB"/>
+            <w:shd w:val="clear" w:color="auto" w:fill="D6E4F0"/>
           </w:tcPr>
           <w:p>
             <w:pPr>
@@ -3613,23 +3555,22 @@
               <w:rPr>
                 <w:rFonts w:ascii="Calibri" w:hAnsi="Calibri"/>
                 <w:b w:val="0"/>
-                <w:i w:val="0"/>
-                <w:sz w:val="20"/>
+                <w:sz w:val="16"/>
               </w:rPr>
-              <w:t>A apurar</w:t>
+              <w:t xml:space="preserve">A apurar</w:t>
             </w:r>
           </w:p>
         </w:tc>
         <w:tc>
           <w:tcPr>
-            <w:tcW w:type="dxa" w:w="1484"/>
+            <w:tcW w:type="dxa" w:w="1483"/>
             <w:tcMar>
               <w:top w:w="60" w:type="dxa"/>
               <w:bottom w:w="60" w:type="dxa"/>
-              <w:left w:w="100" w:type="dxa"/>
-              <w:right w:w="100" w:type="dxa"/>
+              <w:left w:w="80" w:type="dxa"/>
+              <w:right w:w="80" w:type="dxa"/>
             </w:tcMar>
-            <w:shd w:val="clear" w:color="auto" w:fill="EBF5FB"/>
+            <w:shd w:val="clear" w:color="auto" w:fill="D6E4F0"/>
           </w:tcPr>
           <w:p>
             <w:pPr>
@@ -3639,23 +3580,22 @@
               <w:rPr>
                 <w:rFonts w:ascii="Calibri" w:hAnsi="Calibri"/>
                 <w:b w:val="0"/>
-                <w:i w:val="0"/>
-                <w:sz w:val="20"/>
+                <w:sz w:val="16"/>
               </w:rPr>
-              <w:t>—</w:t>
+              <w:t xml:space="preserve">—</w:t>
             </w:r>
           </w:p>
         </w:tc>
         <w:tc>
           <w:tcPr>
-            <w:tcW w:type="dxa" w:w="1484"/>
+            <w:tcW w:type="dxa" w:w="1483"/>
             <w:tcMar>
               <w:top w:w="60" w:type="dxa"/>
               <w:bottom w:w="60" w:type="dxa"/>
-              <w:left w:w="100" w:type="dxa"/>
-              <w:right w:w="100" w:type="dxa"/>
+              <w:left w:w="80" w:type="dxa"/>
+              <w:right w:w="80" w:type="dxa"/>
             </w:tcMar>
-            <w:shd w:val="clear" w:color="auto" w:fill="EBF5FB"/>
+            <w:shd w:val="clear" w:color="auto" w:fill="D6E4F0"/>
           </w:tcPr>
           <w:p>
             <w:pPr>
@@ -3665,23 +3605,22 @@
               <w:rPr>
                 <w:rFonts w:ascii="Calibri" w:hAnsi="Calibri"/>
                 <w:b w:val="0"/>
-                <w:i w:val="0"/>
-                <w:sz w:val="20"/>
+                <w:sz w:val="16"/>
               </w:rPr>
-              <w:t>—</w:t>
+              <w:t xml:space="preserve">—</w:t>
             </w:r>
           </w:p>
         </w:tc>
         <w:tc>
           <w:tcPr>
-            <w:tcW w:type="dxa" w:w="1484"/>
+            <w:tcW w:type="dxa" w:w="1483"/>
             <w:tcMar>
               <w:top w:w="60" w:type="dxa"/>
               <w:bottom w:w="60" w:type="dxa"/>
-              <w:left w:w="100" w:type="dxa"/>
-              <w:right w:w="100" w:type="dxa"/>
+              <w:left w:w="80" w:type="dxa"/>
+              <w:right w:w="80" w:type="dxa"/>
             </w:tcMar>
-            <w:shd w:val="clear" w:color="auto" w:fill="EBF5FB"/>
+            <w:shd w:val="clear" w:color="auto" w:fill="D6E4F0"/>
           </w:tcPr>
           <w:p>
             <w:pPr>
@@ -3691,23 +3630,22 @@
               <w:rPr>
                 <w:rFonts w:ascii="Calibri" w:hAnsi="Calibri"/>
                 <w:b w:val="0"/>
-                <w:i w:val="0"/>
-                <w:sz w:val="20"/>
+                <w:sz w:val="16"/>
               </w:rPr>
-              <w:t>&gt;= 80%</w:t>
+              <w:t xml:space="preserve">—</w:t>
             </w:r>
           </w:p>
         </w:tc>
         <w:tc>
           <w:tcPr>
-            <w:tcW w:type="dxa" w:w="1484"/>
+            <w:tcW w:type="dxa" w:w="1487"/>
             <w:tcMar>
               <w:top w:w="60" w:type="dxa"/>
               <w:bottom w:w="60" w:type="dxa"/>
-              <w:left w:w="100" w:type="dxa"/>
-              <w:right w:w="100" w:type="dxa"/>
+              <w:left w:w="80" w:type="dxa"/>
+              <w:right w:w="80" w:type="dxa"/>
             </w:tcMar>
-            <w:shd w:val="clear" w:color="auto" w:fill="EBF5FB"/>
+            <w:shd w:val="clear" w:color="auto" w:fill="D6E4F0"/>
           </w:tcPr>
           <w:p>
             <w:pPr>
@@ -3717,10 +3655,9 @@
               <w:rPr>
                 <w:rFonts w:ascii="Calibri" w:hAnsi="Calibri"/>
                 <w:b w:val="0"/>
-                <w:i w:val="0"/>
-                <w:sz w:val="20"/>
+                <w:sz w:val="16"/>
               </w:rPr>
-              <w:t>Planejado</w:t>
+              <w:t xml:space="preserve">Planejado</w:t>
             </w:r>
           </w:p>
         </w:tc>
@@ -3728,73 +3665,65 @@
     </w:tbl>
     <w:p>
       <w:pPr>
-        <w:spacing w:before="0" w:after="160"/>
-      </w:pPr>
-    </w:p>
-    <w:p>
-      <w:pPr>
-        <w:spacing w:before="40" w:after="120"/>
-        <w:ind w:left="454"/>
-        <w:pBdr>
-          <w:left w:val="single" w:sz="12" w:space="8" w:color="003366"/>
-        </w:pBdr>
+        <w:spacing w:before="80" w:after="80"/>
+        <w:ind w:left="720"/>
       </w:pPr>
       <w:r>
         <w:rPr>
           <w:rFonts w:ascii="Calibri" w:hAnsi="Calibri"/>
-          <w:b w:val="0"/>
-          <w:i w:val="0"/>
-          <w:color w:val="1A5276"/>
-          <w:sz w:val="22"/>
+          <w:i/>
+          <w:color w:val="555555"/>
+          <w:sz w:val="20"/>
         </w:rPr>
-        <w:t>Nota: Cobertura estimada com base no total de métodos públicos das camadas de serviço (GruposService, PermissoesService) e repositório (GruposRepository, PermissoesRepository) implementados na Sprint 1. Medição exata disponível no relatório de execução xUnit (REL-VV-AASP01-001).</w:t>
+        <w:t xml:space="preserve">Nenhum defeito aberto em produção ou homologação ao longo da Sprint 1. Todos os achados foram registrados e resolvidos antes do merge conforme processo REV (REV-AASP01-001).</w:t>
       </w:r>
     </w:p>
     <w:p>
       <w:pPr>
-        <w:pStyle w:val="Heading2"/>
-        <w:keepNext/>
-        <w:keepLines/>
+        <w:pStyle w:val="Heading3"/>
       </w:pPr>
       <w:r>
-        <w:t>4.2 Defeitos por Fase</w:t>
+        <w:rPr>
+          <w:rFonts w:ascii="Calibri" w:hAnsi="Calibri"/>
+        </w:rPr>
+        <w:t>4.3 Cenários de Teste de Aceite (Homologação)</w:t>
       </w:r>
     </w:p>
     <w:tbl>
       <w:tblPr>
         <w:tblW w:type="auto" w:w="0"/>
-        <w:tblLook w:firstColumn="1" w:firstRow="1" w:lastColumn="0" w:lastRow="0" w:noHBand="0" w:noVBand="1" w:val="04A0"/>
         <w:tblBorders>
-          <w:top w:val="single" w:sz="4" w:space="0" w:color="003366"/>
-          <w:left w:val="single" w:sz="4" w:space="0" w:color="003366"/>
-          <w:bottom w:val="single" w:sz="4" w:space="0" w:color="003366"/>
-          <w:right w:val="single" w:sz="4" w:space="0" w:color="003366"/>
-          <w:insideH w:val="single" w:sz="4" w:space="0" w:color="003366"/>
-          <w:insideV w:val="single" w:sz="4" w:space="0" w:color="003366"/>
+          <w:top w:val="single" w:sz="4" w:space="0" w:color="AAAAAA"/>
+          <w:left w:val="single" w:sz="4" w:space="0" w:color="AAAAAA"/>
+          <w:bottom w:val="single" w:sz="4" w:space="0" w:color="AAAAAA"/>
+          <w:right w:val="single" w:sz="4" w:space="0" w:color="AAAAAA"/>
+          <w:insideH w:val="single" w:sz="4" w:space="0" w:color="AAAAAA"/>
+          <w:insideV w:val="single" w:sz="4" w:space="0" w:color="AAAAAA"/>
         </w:tblBorders>
       </w:tblPr>
       <w:tblGrid>
-        <w:gridCol w:w="1484"/>
-        <w:gridCol w:w="1484"/>
-        <w:gridCol w:w="1484"/>
-        <w:gridCol w:w="1484"/>
-        <w:gridCol w:w="1484"/>
-        <w:gridCol w:w="1484"/>
+        <w:gridCol w:w="1483"/>
+        <w:gridCol w:w="1483"/>
+        <w:gridCol w:w="1483"/>
+        <w:gridCol w:w="1483"/>
+        <w:gridCol w:w="1483"/>
+        <w:gridCol w:w="1487"/>
       </w:tblGrid>
       <w:tr>
         <w:trPr>
+          <w:tblHeader/>
           <w:cantSplit w:val="1"/>
         </w:trPr>
         <w:tc>
           <w:tcPr>
-            <w:tcW w:type="dxa" w:w="1484"/>
+            <w:tcW w:type="dxa" w:w="1483"/>
             <w:tcMar>
               <w:top w:w="60" w:type="dxa"/>
               <w:bottom w:w="60" w:type="dxa"/>
-              <w:left w:w="100" w:type="dxa"/>
-              <w:right w:w="100" w:type="dxa"/>
+              <w:left w:w="80" w:type="dxa"/>
+              <w:right w:w="80" w:type="dxa"/>
             </w:tcMar>
-            <w:shd w:val="clear" w:color="auto" w:fill="003366"/>
+            <w:shd w:val="clear" w:color="auto" w:fill="1F3864"/>
           </w:tcPr>
           <w:p>
             <w:pPr>
@@ -3804,24 +3733,23 @@
               <w:rPr>
                 <w:rFonts w:ascii="Calibri" w:hAnsi="Calibri"/>
                 <w:b/>
-                <w:i w:val="0"/>
                 <w:color w:val="FFFFFF"/>
-                <w:sz w:val="20"/>
+                <w:sz w:val="16"/>
               </w:rPr>
-              <w:t>Sprint</w:t>
+              <w:t xml:space="preserve">Sprint</w:t>
             </w:r>
           </w:p>
         </w:tc>
         <w:tc>
           <w:tcPr>
-            <w:tcW w:type="dxa" w:w="1484"/>
+            <w:tcW w:type="dxa" w:w="1483"/>
             <w:tcMar>
               <w:top w:w="60" w:type="dxa"/>
               <w:bottom w:w="60" w:type="dxa"/>
-              <w:left w:w="100" w:type="dxa"/>
-              <w:right w:w="100" w:type="dxa"/>
+              <w:left w:w="80" w:type="dxa"/>
+              <w:right w:w="80" w:type="dxa"/>
             </w:tcMar>
-            <w:shd w:val="clear" w:color="auto" w:fill="003366"/>
+            <w:shd w:val="clear" w:color="auto" w:fill="1F3864"/>
           </w:tcPr>
           <w:p>
             <w:pPr>
@@ -3831,24 +3759,23 @@
               <w:rPr>
                 <w:rFonts w:ascii="Calibri" w:hAnsi="Calibri"/>
                 <w:b/>
-                <w:i w:val="0"/>
                 <w:color w:val="FFFFFF"/>
-                <w:sz w:val="20"/>
+                <w:sz w:val="16"/>
               </w:rPr>
-              <w:t>Tipo</w:t>
+              <w:t xml:space="preserve">Cenários Executados</w:t>
             </w:r>
           </w:p>
         </w:tc>
         <w:tc>
           <w:tcPr>
-            <w:tcW w:type="dxa" w:w="1484"/>
+            <w:tcW w:type="dxa" w:w="1483"/>
             <w:tcMar>
               <w:top w:w="60" w:type="dxa"/>
               <w:bottom w:w="60" w:type="dxa"/>
-              <w:left w:w="100" w:type="dxa"/>
-              <w:right w:w="100" w:type="dxa"/>
+              <w:left w:w="80" w:type="dxa"/>
+              <w:right w:w="80" w:type="dxa"/>
             </w:tcMar>
-            <w:shd w:val="clear" w:color="auto" w:fill="003366"/>
+            <w:shd w:val="clear" w:color="auto" w:fill="1F3864"/>
           </w:tcPr>
           <w:p>
             <w:pPr>
@@ -3858,24 +3785,23 @@
               <w:rPr>
                 <w:rFonts w:ascii="Calibri" w:hAnsi="Calibri"/>
                 <w:b/>
-                <w:i w:val="0"/>
                 <w:color w:val="FFFFFF"/>
-                <w:sz w:val="20"/>
+                <w:sz w:val="16"/>
               </w:rPr>
-              <w:t>Encontrados</w:t>
+              <w:t xml:space="preserve">Aprovados</w:t>
             </w:r>
           </w:p>
         </w:tc>
         <w:tc>
           <w:tcPr>
-            <w:tcW w:type="dxa" w:w="1484"/>
+            <w:tcW w:type="dxa" w:w="1483"/>
             <w:tcMar>
               <w:top w:w="60" w:type="dxa"/>
               <w:bottom w:w="60" w:type="dxa"/>
-              <w:left w:w="100" w:type="dxa"/>
-              <w:right w:w="100" w:type="dxa"/>
+              <w:left w:w="80" w:type="dxa"/>
+              <w:right w:w="80" w:type="dxa"/>
             </w:tcMar>
-            <w:shd w:val="clear" w:color="auto" w:fill="003366"/>
+            <w:shd w:val="clear" w:color="auto" w:fill="1F3864"/>
           </w:tcPr>
           <w:p>
             <w:pPr>
@@ -3885,24 +3811,23 @@
               <w:rPr>
                 <w:rFonts w:ascii="Calibri" w:hAnsi="Calibri"/>
                 <w:b/>
-                <w:i w:val="0"/>
                 <w:color w:val="FFFFFF"/>
-                <w:sz w:val="20"/>
+                <w:sz w:val="16"/>
               </w:rPr>
-              <w:t>Severidade</w:t>
+              <w:t xml:space="preserve">% Aprovação</w:t>
             </w:r>
           </w:p>
         </w:tc>
         <w:tc>
           <w:tcPr>
-            <w:tcW w:type="dxa" w:w="1484"/>
+            <w:tcW w:type="dxa" w:w="1483"/>
             <w:tcMar>
               <w:top w:w="60" w:type="dxa"/>
               <w:bottom w:w="60" w:type="dxa"/>
-              <w:left w:w="100" w:type="dxa"/>
-              <w:right w:w="100" w:type="dxa"/>
+              <w:left w:w="80" w:type="dxa"/>
+              <w:right w:w="80" w:type="dxa"/>
             </w:tcMar>
-            <w:shd w:val="clear" w:color="auto" w:fill="003366"/>
+            <w:shd w:val="clear" w:color="auto" w:fill="1F3864"/>
           </w:tcPr>
           <w:p>
             <w:pPr>
@@ -3912,24 +3837,23 @@
               <w:rPr>
                 <w:rFonts w:ascii="Calibri" w:hAnsi="Calibri"/>
                 <w:b/>
-                <w:i w:val="0"/>
                 <w:color w:val="FFFFFF"/>
-                <w:sz w:val="20"/>
+                <w:sz w:val="16"/>
               </w:rPr>
-              <w:t>Resolvidos Antes do Aceite</w:t>
+              <w:t xml:space="preserve">Meta</w:t>
             </w:r>
           </w:p>
         </w:tc>
         <w:tc>
           <w:tcPr>
-            <w:tcW w:type="dxa" w:w="1484"/>
+            <w:tcW w:type="dxa" w:w="1487"/>
             <w:tcMar>
               <w:top w:w="60" w:type="dxa"/>
               <w:bottom w:w="60" w:type="dxa"/>
-              <w:left w:w="100" w:type="dxa"/>
-              <w:right w:w="100" w:type="dxa"/>
+              <w:left w:w="80" w:type="dxa"/>
+              <w:right w:w="80" w:type="dxa"/>
             </w:tcMar>
-            <w:shd w:val="clear" w:color="auto" w:fill="003366"/>
+            <w:shd w:val="clear" w:color="auto" w:fill="1F3864"/>
           </w:tcPr>
           <w:p>
             <w:pPr>
@@ -3939,11 +3863,10 @@
               <w:rPr>
                 <w:rFonts w:ascii="Calibri" w:hAnsi="Calibri"/>
                 <w:b/>
-                <w:i w:val="0"/>
                 <w:color w:val="FFFFFF"/>
-                <w:sz w:val="20"/>
+                <w:sz w:val="16"/>
               </w:rPr>
-              <w:t>Origem</w:t>
+              <w:t xml:space="preserve">Status</w:t>
             </w:r>
           </w:p>
         </w:tc>
@@ -3954,14 +3877,14 @@
         </w:trPr>
         <w:tc>
           <w:tcPr>
-            <w:tcW w:type="dxa" w:w="1484"/>
+            <w:tcW w:type="dxa" w:w="1483"/>
             <w:tcMar>
               <w:top w:w="60" w:type="dxa"/>
               <w:bottom w:w="60" w:type="dxa"/>
-              <w:left w:w="100" w:type="dxa"/>
-              <w:right w:w="100" w:type="dxa"/>
+              <w:left w:w="80" w:type="dxa"/>
+              <w:right w:w="80" w:type="dxa"/>
             </w:tcMar>
-            <w:shd w:val="clear" w:color="auto" w:fill="EBF5FB"/>
+            <w:shd w:val="clear" w:color="auto" w:fill="D6E4F0"/>
           </w:tcPr>
           <w:p>
             <w:pPr>
@@ -3971,23 +3894,22 @@
               <w:rPr>
                 <w:rFonts w:ascii="Calibri" w:hAnsi="Calibri"/>
                 <w:b w:val="0"/>
-                <w:i w:val="0"/>
-                <w:sz w:val="20"/>
+                <w:sz w:val="16"/>
               </w:rPr>
-              <w:t>Sprint 1</w:t>
+              <w:t xml:space="preserve">Sprint 1</w:t>
             </w:r>
           </w:p>
         </w:tc>
         <w:tc>
           <w:tcPr>
-            <w:tcW w:type="dxa" w:w="1484"/>
+            <w:tcW w:type="dxa" w:w="1483"/>
             <w:tcMar>
               <w:top w:w="60" w:type="dxa"/>
               <w:bottom w:w="60" w:type="dxa"/>
-              <w:left w:w="100" w:type="dxa"/>
-              <w:right w:w="100" w:type="dxa"/>
+              <w:left w:w="80" w:type="dxa"/>
+              <w:right w:w="80" w:type="dxa"/>
             </w:tcMar>
-            <w:shd w:val="clear" w:color="auto" w:fill="EBF5FB"/>
+            <w:shd w:val="clear" w:color="auto" w:fill="D6E4F0"/>
           </w:tcPr>
           <w:p>
             <w:pPr>
@@ -3997,23 +3919,22 @@
               <w:rPr>
                 <w:rFonts w:ascii="Calibri" w:hAnsi="Calibri"/>
                 <w:b w:val="0"/>
-                <w:i w:val="0"/>
-                <w:sz w:val="20"/>
+                <w:sz w:val="16"/>
               </w:rPr>
-              <w:t>Achados code review (REV)</w:t>
+              <w:t xml:space="preserve">10</w:t>
             </w:r>
           </w:p>
         </w:tc>
         <w:tc>
           <w:tcPr>
-            <w:tcW w:type="dxa" w:w="1484"/>
+            <w:tcW w:type="dxa" w:w="1483"/>
             <w:tcMar>
               <w:top w:w="60" w:type="dxa"/>
               <w:bottom w:w="60" w:type="dxa"/>
-              <w:left w:w="100" w:type="dxa"/>
-              <w:right w:w="100" w:type="dxa"/>
+              <w:left w:w="80" w:type="dxa"/>
+              <w:right w:w="80" w:type="dxa"/>
             </w:tcMar>
-            <w:shd w:val="clear" w:color="auto" w:fill="EBF5FB"/>
+            <w:shd w:val="clear" w:color="auto" w:fill="D6E4F0"/>
           </w:tcPr>
           <w:p>
             <w:pPr>
@@ -4023,23 +3944,22 @@
               <w:rPr>
                 <w:rFonts w:ascii="Calibri" w:hAnsi="Calibri"/>
                 <w:b w:val="0"/>
-                <w:i w:val="0"/>
-                <w:sz w:val="20"/>
+                <w:sz w:val="16"/>
               </w:rPr>
-              <w:t>5</w:t>
+              <w:t xml:space="preserve">10</w:t>
             </w:r>
           </w:p>
         </w:tc>
         <w:tc>
           <w:tcPr>
-            <w:tcW w:type="dxa" w:w="1484"/>
+            <w:tcW w:type="dxa" w:w="1483"/>
             <w:tcMar>
               <w:top w:w="60" w:type="dxa"/>
               <w:bottom w:w="60" w:type="dxa"/>
-              <w:left w:w="100" w:type="dxa"/>
-              <w:right w:w="100" w:type="dxa"/>
+              <w:left w:w="80" w:type="dxa"/>
+              <w:right w:w="80" w:type="dxa"/>
             </w:tcMar>
-            <w:shd w:val="clear" w:color="auto" w:fill="EBF5FB"/>
+            <w:shd w:val="clear" w:color="auto" w:fill="D6E4F0"/>
           </w:tcPr>
           <w:p>
             <w:pPr>
@@ -4049,23 +3969,22 @@
               <w:rPr>
                 <w:rFonts w:ascii="Calibri" w:hAnsi="Calibri"/>
                 <w:b w:val="0"/>
-                <w:i w:val="0"/>
-                <w:sz w:val="20"/>
+                <w:sz w:val="16"/>
               </w:rPr>
-              <w:t>P2: 3 / P3: 2</w:t>
+              <w:t xml:space="preserve">100%</w:t>
             </w:r>
           </w:p>
         </w:tc>
         <w:tc>
           <w:tcPr>
-            <w:tcW w:type="dxa" w:w="1484"/>
+            <w:tcW w:type="dxa" w:w="1483"/>
             <w:tcMar>
               <w:top w:w="60" w:type="dxa"/>
               <w:bottom w:w="60" w:type="dxa"/>
-              <w:left w:w="100" w:type="dxa"/>
-              <w:right w:w="100" w:type="dxa"/>
+              <w:left w:w="80" w:type="dxa"/>
+              <w:right w:w="80" w:type="dxa"/>
             </w:tcMar>
-            <w:shd w:val="clear" w:color="auto" w:fill="EBF5FB"/>
+            <w:shd w:val="clear" w:color="auto" w:fill="D6E4F0"/>
           </w:tcPr>
           <w:p>
             <w:pPr>
@@ -4075,23 +3994,22 @@
               <w:rPr>
                 <w:rFonts w:ascii="Calibri" w:hAnsi="Calibri"/>
                 <w:b w:val="0"/>
-                <w:i w:val="0"/>
-                <w:sz w:val="20"/>
+                <w:sz w:val="16"/>
               </w:rPr>
-              <w:t>5 de 5 (100%)</w:t>
+              <w:t xml:space="preserve">&gt;= 95%</w:t>
             </w:r>
           </w:p>
         </w:tc>
         <w:tc>
           <w:tcPr>
-            <w:tcW w:type="dxa" w:w="1484"/>
+            <w:tcW w:type="dxa" w:w="1487"/>
             <w:tcMar>
               <w:top w:w="60" w:type="dxa"/>
               <w:bottom w:w="60" w:type="dxa"/>
-              <w:left w:w="100" w:type="dxa"/>
-              <w:right w:w="100" w:type="dxa"/>
+              <w:left w:w="80" w:type="dxa"/>
+              <w:right w:w="80" w:type="dxa"/>
             </w:tcMar>
-            <w:shd w:val="clear" w:color="auto" w:fill="EBF5FB"/>
+            <w:shd w:val="clear" w:color="auto" w:fill="D6E4F0"/>
           </w:tcPr>
           <w:p>
             <w:pPr>
@@ -4101,10 +4019,9 @@
               <w:rPr>
                 <w:rFonts w:ascii="Calibri" w:hAnsi="Calibri"/>
                 <w:b w:val="0"/>
-                <w:i w:val="0"/>
-                <w:sz w:val="20"/>
+                <w:sz w:val="16"/>
               </w:rPr>
-              <w:t>MRs !1, !2, !3, !4, !5</w:t>
+              <w:t xml:space="preserve">Meta atingida</w:t>
             </w:r>
           </w:p>
         </w:tc>
@@ -4115,12 +4032,12 @@
         </w:trPr>
         <w:tc>
           <w:tcPr>
-            <w:tcW w:type="dxa" w:w="1484"/>
+            <w:tcW w:type="dxa" w:w="1483"/>
             <w:tcMar>
               <w:top w:w="60" w:type="dxa"/>
               <w:bottom w:w="60" w:type="dxa"/>
-              <w:left w:w="100" w:type="dxa"/>
-              <w:right w:w="100" w:type="dxa"/>
+              <w:left w:w="80" w:type="dxa"/>
+              <w:right w:w="80" w:type="dxa"/>
             </w:tcMar>
           </w:tcPr>
           <w:p>
@@ -4131,21 +4048,20 @@
               <w:rPr>
                 <w:rFonts w:ascii="Calibri" w:hAnsi="Calibri"/>
                 <w:b w:val="0"/>
-                <w:i w:val="0"/>
-                <w:sz w:val="20"/>
+                <w:sz w:val="16"/>
               </w:rPr>
-              <w:t>Sprint 2</w:t>
+              <w:t xml:space="preserve">Sprint 2</w:t>
             </w:r>
           </w:p>
         </w:tc>
         <w:tc>
           <w:tcPr>
-            <w:tcW w:type="dxa" w:w="1484"/>
+            <w:tcW w:type="dxa" w:w="1483"/>
             <w:tcMar>
               <w:top w:w="60" w:type="dxa"/>
               <w:bottom w:w="60" w:type="dxa"/>
-              <w:left w:w="100" w:type="dxa"/>
-              <w:right w:w="100" w:type="dxa"/>
+              <w:left w:w="80" w:type="dxa"/>
+              <w:right w:w="80" w:type="dxa"/>
             </w:tcMar>
           </w:tcPr>
           <w:p>
@@ -4156,21 +4072,20 @@
               <w:rPr>
                 <w:rFonts w:ascii="Calibri" w:hAnsi="Calibri"/>
                 <w:b w:val="0"/>
-                <w:i w:val="0"/>
-                <w:sz w:val="20"/>
+                <w:sz w:val="16"/>
               </w:rPr>
-              <w:t>A apurar</w:t>
+              <w:t xml:space="preserve">A executar</w:t>
             </w:r>
           </w:p>
         </w:tc>
         <w:tc>
           <w:tcPr>
-            <w:tcW w:type="dxa" w:w="1484"/>
+            <w:tcW w:type="dxa" w:w="1483"/>
             <w:tcMar>
               <w:top w:w="60" w:type="dxa"/>
               <w:bottom w:w="60" w:type="dxa"/>
-              <w:left w:w="100" w:type="dxa"/>
-              <w:right w:w="100" w:type="dxa"/>
+              <w:left w:w="80" w:type="dxa"/>
+              <w:right w:w="80" w:type="dxa"/>
             </w:tcMar>
           </w:tcPr>
           <w:p>
@@ -4181,21 +4096,20 @@
               <w:rPr>
                 <w:rFonts w:ascii="Calibri" w:hAnsi="Calibri"/>
                 <w:b w:val="0"/>
-                <w:i w:val="0"/>
-                <w:sz w:val="20"/>
+                <w:sz w:val="16"/>
               </w:rPr>
-              <w:t>—</w:t>
+              <w:t xml:space="preserve">—</w:t>
             </w:r>
           </w:p>
         </w:tc>
         <w:tc>
           <w:tcPr>
-            <w:tcW w:type="dxa" w:w="1484"/>
+            <w:tcW w:type="dxa" w:w="1483"/>
             <w:tcMar>
               <w:top w:w="60" w:type="dxa"/>
               <w:bottom w:w="60" w:type="dxa"/>
-              <w:left w:w="100" w:type="dxa"/>
-              <w:right w:w="100" w:type="dxa"/>
+              <w:left w:w="80" w:type="dxa"/>
+              <w:right w:w="80" w:type="dxa"/>
             </w:tcMar>
           </w:tcPr>
           <w:p>
@@ -4206,21 +4120,20 @@
               <w:rPr>
                 <w:rFonts w:ascii="Calibri" w:hAnsi="Calibri"/>
                 <w:b w:val="0"/>
-                <w:i w:val="0"/>
-                <w:sz w:val="20"/>
+                <w:sz w:val="16"/>
               </w:rPr>
-              <w:t>—</w:t>
+              <w:t xml:space="preserve">—</w:t>
             </w:r>
           </w:p>
         </w:tc>
         <w:tc>
           <w:tcPr>
-            <w:tcW w:type="dxa" w:w="1484"/>
+            <w:tcW w:type="dxa" w:w="1483"/>
             <w:tcMar>
               <w:top w:w="60" w:type="dxa"/>
               <w:bottom w:w="60" w:type="dxa"/>
-              <w:left w:w="100" w:type="dxa"/>
-              <w:right w:w="100" w:type="dxa"/>
+              <w:left w:w="80" w:type="dxa"/>
+              <w:right w:w="80" w:type="dxa"/>
             </w:tcMar>
           </w:tcPr>
           <w:p>
@@ -4231,21 +4144,20 @@
               <w:rPr>
                 <w:rFonts w:ascii="Calibri" w:hAnsi="Calibri"/>
                 <w:b w:val="0"/>
-                <w:i w:val="0"/>
-                <w:sz w:val="20"/>
+                <w:sz w:val="16"/>
               </w:rPr>
-              <w:t>—</w:t>
+              <w:t xml:space="preserve">&gt;= 95%</w:t>
             </w:r>
           </w:p>
         </w:tc>
         <w:tc>
           <w:tcPr>
-            <w:tcW w:type="dxa" w:w="1484"/>
+            <w:tcW w:type="dxa" w:w="1487"/>
             <w:tcMar>
               <w:top w:w="60" w:type="dxa"/>
               <w:bottom w:w="60" w:type="dxa"/>
-              <w:left w:w="100" w:type="dxa"/>
-              <w:right w:w="100" w:type="dxa"/>
+              <w:left w:w="80" w:type="dxa"/>
+              <w:right w:w="80" w:type="dxa"/>
             </w:tcMar>
           </w:tcPr>
           <w:p>
@@ -4256,10 +4168,9 @@
               <w:rPr>
                 <w:rFonts w:ascii="Calibri" w:hAnsi="Calibri"/>
                 <w:b w:val="0"/>
-                <w:i w:val="0"/>
-                <w:sz w:val="20"/>
+                <w:sz w:val="16"/>
               </w:rPr>
-              <w:t>Em andamento</w:t>
+              <w:t xml:space="preserve">Planejado para 20/06/2026</w:t>
             </w:r>
           </w:p>
         </w:tc>
@@ -4270,14 +4181,14 @@
         </w:trPr>
         <w:tc>
           <w:tcPr>
-            <w:tcW w:type="dxa" w:w="1484"/>
+            <w:tcW w:type="dxa" w:w="1483"/>
             <w:tcMar>
               <w:top w:w="60" w:type="dxa"/>
               <w:bottom w:w="60" w:type="dxa"/>
-              <w:left w:w="100" w:type="dxa"/>
-              <w:right w:w="100" w:type="dxa"/>
+              <w:left w:w="80" w:type="dxa"/>
+              <w:right w:w="80" w:type="dxa"/>
             </w:tcMar>
-            <w:shd w:val="clear" w:color="auto" w:fill="EBF5FB"/>
+            <w:shd w:val="clear" w:color="auto" w:fill="D6E4F0"/>
           </w:tcPr>
           <w:p>
             <w:pPr>
@@ -4287,23 +4198,22 @@
               <w:rPr>
                 <w:rFonts w:ascii="Calibri" w:hAnsi="Calibri"/>
                 <w:b w:val="0"/>
-                <w:i w:val="0"/>
-                <w:sz w:val="20"/>
+                <w:sz w:val="16"/>
               </w:rPr>
-              <w:t>Sprint 3</w:t>
+              <w:t xml:space="preserve">Sprint 3</w:t>
             </w:r>
           </w:p>
         </w:tc>
         <w:tc>
           <w:tcPr>
-            <w:tcW w:type="dxa" w:w="1484"/>
+            <w:tcW w:type="dxa" w:w="1483"/>
             <w:tcMar>
               <w:top w:w="60" w:type="dxa"/>
               <w:bottom w:w="60" w:type="dxa"/>
-              <w:left w:w="100" w:type="dxa"/>
-              <w:right w:w="100" w:type="dxa"/>
+              <w:left w:w="80" w:type="dxa"/>
+              <w:right w:w="80" w:type="dxa"/>
             </w:tcMar>
-            <w:shd w:val="clear" w:color="auto" w:fill="EBF5FB"/>
+            <w:shd w:val="clear" w:color="auto" w:fill="D6E4F0"/>
           </w:tcPr>
           <w:p>
             <w:pPr>
@@ -4313,23 +4223,22 @@
               <w:rPr>
                 <w:rFonts w:ascii="Calibri" w:hAnsi="Calibri"/>
                 <w:b w:val="0"/>
-                <w:i w:val="0"/>
-                <w:sz w:val="20"/>
+                <w:sz w:val="16"/>
               </w:rPr>
-              <w:t>A apurar</w:t>
+              <w:t xml:space="preserve">A executar</w:t>
             </w:r>
           </w:p>
         </w:tc>
         <w:tc>
           <w:tcPr>
-            <w:tcW w:type="dxa" w:w="1484"/>
+            <w:tcW w:type="dxa" w:w="1483"/>
             <w:tcMar>
               <w:top w:w="60" w:type="dxa"/>
               <w:bottom w:w="60" w:type="dxa"/>
-              <w:left w:w="100" w:type="dxa"/>
-              <w:right w:w="100" w:type="dxa"/>
+              <w:left w:w="80" w:type="dxa"/>
+              <w:right w:w="80" w:type="dxa"/>
             </w:tcMar>
-            <w:shd w:val="clear" w:color="auto" w:fill="EBF5FB"/>
+            <w:shd w:val="clear" w:color="auto" w:fill="D6E4F0"/>
           </w:tcPr>
           <w:p>
             <w:pPr>
@@ -4339,23 +4248,22 @@
               <w:rPr>
                 <w:rFonts w:ascii="Calibri" w:hAnsi="Calibri"/>
                 <w:b w:val="0"/>
-                <w:i w:val="0"/>
-                <w:sz w:val="20"/>
+                <w:sz w:val="16"/>
               </w:rPr>
-              <w:t>—</w:t>
+              <w:t xml:space="preserve">—</w:t>
             </w:r>
           </w:p>
         </w:tc>
         <w:tc>
           <w:tcPr>
-            <w:tcW w:type="dxa" w:w="1484"/>
+            <w:tcW w:type="dxa" w:w="1483"/>
             <w:tcMar>
               <w:top w:w="60" w:type="dxa"/>
               <w:bottom w:w="60" w:type="dxa"/>
-              <w:left w:w="100" w:type="dxa"/>
-              <w:right w:w="100" w:type="dxa"/>
+              <w:left w:w="80" w:type="dxa"/>
+              <w:right w:w="80" w:type="dxa"/>
             </w:tcMar>
-            <w:shd w:val="clear" w:color="auto" w:fill="EBF5FB"/>
+            <w:shd w:val="clear" w:color="auto" w:fill="D6E4F0"/>
           </w:tcPr>
           <w:p>
             <w:pPr>
@@ -4365,23 +4273,22 @@
               <w:rPr>
                 <w:rFonts w:ascii="Calibri" w:hAnsi="Calibri"/>
                 <w:b w:val="0"/>
-                <w:i w:val="0"/>
-                <w:sz w:val="20"/>
+                <w:sz w:val="16"/>
               </w:rPr>
-              <w:t>—</w:t>
+              <w:t xml:space="preserve">—</w:t>
             </w:r>
           </w:p>
         </w:tc>
         <w:tc>
           <w:tcPr>
-            <w:tcW w:type="dxa" w:w="1484"/>
+            <w:tcW w:type="dxa" w:w="1483"/>
             <w:tcMar>
               <w:top w:w="60" w:type="dxa"/>
               <w:bottom w:w="60" w:type="dxa"/>
-              <w:left w:w="100" w:type="dxa"/>
-              <w:right w:w="100" w:type="dxa"/>
+              <w:left w:w="80" w:type="dxa"/>
+              <w:right w:w="80" w:type="dxa"/>
             </w:tcMar>
-            <w:shd w:val="clear" w:color="auto" w:fill="EBF5FB"/>
+            <w:shd w:val="clear" w:color="auto" w:fill="D6E4F0"/>
           </w:tcPr>
           <w:p>
             <w:pPr>
@@ -4391,23 +4298,22 @@
               <w:rPr>
                 <w:rFonts w:ascii="Calibri" w:hAnsi="Calibri"/>
                 <w:b w:val="0"/>
-                <w:i w:val="0"/>
-                <w:sz w:val="20"/>
+                <w:sz w:val="16"/>
               </w:rPr>
-              <w:t>—</w:t>
+              <w:t xml:space="preserve">&gt;= 95%</w:t>
             </w:r>
           </w:p>
         </w:tc>
         <w:tc>
           <w:tcPr>
-            <w:tcW w:type="dxa" w:w="1484"/>
+            <w:tcW w:type="dxa" w:w="1487"/>
             <w:tcMar>
               <w:top w:w="60" w:type="dxa"/>
               <w:bottom w:w="60" w:type="dxa"/>
-              <w:left w:w="100" w:type="dxa"/>
-              <w:right w:w="100" w:type="dxa"/>
+              <w:left w:w="80" w:type="dxa"/>
+              <w:right w:w="80" w:type="dxa"/>
             </w:tcMar>
-            <w:shd w:val="clear" w:color="auto" w:fill="EBF5FB"/>
+            <w:shd w:val="clear" w:color="auto" w:fill="D6E4F0"/>
           </w:tcPr>
           <w:p>
             <w:pPr>
@@ -4417,10 +4323,9 @@
               <w:rPr>
                 <w:rFonts w:ascii="Calibri" w:hAnsi="Calibri"/>
                 <w:b w:val="0"/>
-                <w:i w:val="0"/>
-                <w:sz w:val="20"/>
+                <w:sz w:val="16"/>
               </w:rPr>
-              <w:t>Planejado</w:t>
+              <w:t xml:space="preserve">Planejado</w:t>
             </w:r>
           </w:p>
         </w:tc>
@@ -4428,73 +4333,49 @@
     </w:tbl>
     <w:p>
       <w:pPr>
-        <w:spacing w:before="0" w:after="160"/>
-      </w:pPr>
-    </w:p>
-    <w:p>
-      <w:pPr>
-        <w:spacing w:before="40" w:after="120"/>
-        <w:ind w:left="454"/>
-        <w:pBdr>
-          <w:left w:val="single" w:sz="12" w:space="8" w:color="003366"/>
-        </w:pBdr>
+        <w:pStyle w:val="Heading2"/>
       </w:pPr>
       <w:r>
         <w:rPr>
           <w:rFonts w:ascii="Calibri" w:hAnsi="Calibri"/>
-          <w:b w:val="0"/>
-          <w:i w:val="0"/>
-          <w:color w:val="1A5276"/>
-          <w:sz w:val="22"/>
         </w:rPr>
-        <w:t>Nenhum defeito aberto em produção ou homologação ao longo da Sprint 1. Todos os achados foram registrados e resolvidos antes do merge conforme processo REV (REV-AASP01-001).</w:t>
-      </w:r>
-    </w:p>
-    <w:p>
-      <w:pPr>
-        <w:pStyle w:val="Heading2"/>
-        <w:keepNext/>
-        <w:keepLines/>
-      </w:pPr>
-      <w:r>
-        <w:t>4.3 Cenários de Teste de Aceite (Homologação)</w:t>
+        <w:t>5. Medidas de Performance e Confiabilidade</w:t>
       </w:r>
     </w:p>
     <w:tbl>
       <w:tblPr>
         <w:tblW w:type="auto" w:w="0"/>
-        <w:tblLook w:firstColumn="1" w:firstRow="1" w:lastColumn="0" w:lastRow="0" w:noHBand="0" w:noVBand="1" w:val="04A0"/>
         <w:tblBorders>
-          <w:top w:val="single" w:sz="4" w:space="0" w:color="003366"/>
-          <w:left w:val="single" w:sz="4" w:space="0" w:color="003366"/>
-          <w:bottom w:val="single" w:sz="4" w:space="0" w:color="003366"/>
-          <w:right w:val="single" w:sz="4" w:space="0" w:color="003366"/>
-          <w:insideH w:val="single" w:sz="4" w:space="0" w:color="003366"/>
-          <w:insideV w:val="single" w:sz="4" w:space="0" w:color="003366"/>
+          <w:top w:val="single" w:sz="4" w:space="0" w:color="AAAAAA"/>
+          <w:left w:val="single" w:sz="4" w:space="0" w:color="AAAAAA"/>
+          <w:bottom w:val="single" w:sz="4" w:space="0" w:color="AAAAAA"/>
+          <w:right w:val="single" w:sz="4" w:space="0" w:color="AAAAAA"/>
+          <w:insideH w:val="single" w:sz="4" w:space="0" w:color="AAAAAA"/>
+          <w:insideV w:val="single" w:sz="4" w:space="0" w:color="AAAAAA"/>
         </w:tblBorders>
       </w:tblPr>
       <w:tblGrid>
-        <w:gridCol w:w="1484"/>
-        <w:gridCol w:w="1484"/>
-        <w:gridCol w:w="1484"/>
-        <w:gridCol w:w="1484"/>
-        <w:gridCol w:w="1484"/>
-        <w:gridCol w:w="1484"/>
+        <w:gridCol w:w="1780"/>
+        <w:gridCol w:w="1780"/>
+        <w:gridCol w:w="1780"/>
+        <w:gridCol w:w="1780"/>
+        <w:gridCol w:w="1782"/>
       </w:tblGrid>
       <w:tr>
         <w:trPr>
+          <w:tblHeader/>
           <w:cantSplit w:val="1"/>
         </w:trPr>
         <w:tc>
           <w:tcPr>
-            <w:tcW w:type="dxa" w:w="1484"/>
+            <w:tcW w:type="dxa" w:w="1780"/>
             <w:tcMar>
               <w:top w:w="60" w:type="dxa"/>
               <w:bottom w:w="60" w:type="dxa"/>
-              <w:left w:w="100" w:type="dxa"/>
-              <w:right w:w="100" w:type="dxa"/>
+              <w:left w:w="80" w:type="dxa"/>
+              <w:right w:w="80" w:type="dxa"/>
             </w:tcMar>
-            <w:shd w:val="clear" w:color="auto" w:fill="003366"/>
+            <w:shd w:val="clear" w:color="auto" w:fill="1F3864"/>
           </w:tcPr>
           <w:p>
             <w:pPr>
@@ -4504,24 +4385,23 @@
               <w:rPr>
                 <w:rFonts w:ascii="Calibri" w:hAnsi="Calibri"/>
                 <w:b/>
-                <w:i w:val="0"/>
                 <w:color w:val="FFFFFF"/>
                 <w:sz w:val="20"/>
               </w:rPr>
-              <w:t>Sprint</w:t>
+              <w:t xml:space="preserve">Métrica</w:t>
             </w:r>
           </w:p>
         </w:tc>
         <w:tc>
           <w:tcPr>
-            <w:tcW w:type="dxa" w:w="1484"/>
+            <w:tcW w:type="dxa" w:w="1780"/>
             <w:tcMar>
               <w:top w:w="60" w:type="dxa"/>
               <w:bottom w:w="60" w:type="dxa"/>
-              <w:left w:w="100" w:type="dxa"/>
-              <w:right w:w="100" w:type="dxa"/>
+              <w:left w:w="80" w:type="dxa"/>
+              <w:right w:w="80" w:type="dxa"/>
             </w:tcMar>
-            <w:shd w:val="clear" w:color="auto" w:fill="003366"/>
+            <w:shd w:val="clear" w:color="auto" w:fill="1F3864"/>
           </w:tcPr>
           <w:p>
             <w:pPr>
@@ -4531,24 +4411,23 @@
               <w:rPr>
                 <w:rFonts w:ascii="Calibri" w:hAnsi="Calibri"/>
                 <w:b/>
-                <w:i w:val="0"/>
                 <w:color w:val="FFFFFF"/>
                 <w:sz w:val="20"/>
               </w:rPr>
-              <w:t>Cenários Executados</w:t>
+              <w:t xml:space="preserve">Valor Medido</w:t>
             </w:r>
           </w:p>
         </w:tc>
         <w:tc>
           <w:tcPr>
-            <w:tcW w:type="dxa" w:w="1484"/>
+            <w:tcW w:type="dxa" w:w="1780"/>
             <w:tcMar>
               <w:top w:w="60" w:type="dxa"/>
               <w:bottom w:w="60" w:type="dxa"/>
-              <w:left w:w="100" w:type="dxa"/>
-              <w:right w:w="100" w:type="dxa"/>
+              <w:left w:w="80" w:type="dxa"/>
+              <w:right w:w="80" w:type="dxa"/>
             </w:tcMar>
-            <w:shd w:val="clear" w:color="auto" w:fill="003366"/>
+            <w:shd w:val="clear" w:color="auto" w:fill="1F3864"/>
           </w:tcPr>
           <w:p>
             <w:pPr>
@@ -4558,24 +4437,23 @@
               <w:rPr>
                 <w:rFonts w:ascii="Calibri" w:hAnsi="Calibri"/>
                 <w:b/>
-                <w:i w:val="0"/>
                 <w:color w:val="FFFFFF"/>
                 <w:sz w:val="20"/>
               </w:rPr>
-              <w:t>Aprovados</w:t>
+              <w:t xml:space="preserve">Meta</w:t>
             </w:r>
           </w:p>
         </w:tc>
         <w:tc>
           <w:tcPr>
-            <w:tcW w:type="dxa" w:w="1484"/>
+            <w:tcW w:type="dxa" w:w="1780"/>
             <w:tcMar>
               <w:top w:w="60" w:type="dxa"/>
               <w:bottom w:w="60" w:type="dxa"/>
-              <w:left w:w="100" w:type="dxa"/>
-              <w:right w:w="100" w:type="dxa"/>
+              <w:left w:w="80" w:type="dxa"/>
+              <w:right w:w="80" w:type="dxa"/>
             </w:tcMar>
-            <w:shd w:val="clear" w:color="auto" w:fill="003366"/>
+            <w:shd w:val="clear" w:color="auto" w:fill="1F3864"/>
           </w:tcPr>
           <w:p>
             <w:pPr>
@@ -4585,24 +4463,23 @@
               <w:rPr>
                 <w:rFonts w:ascii="Calibri" w:hAnsi="Calibri"/>
                 <w:b/>
-                <w:i w:val="0"/>
                 <w:color w:val="FFFFFF"/>
                 <w:sz w:val="20"/>
               </w:rPr>
-              <w:t>% Aprovação</w:t>
+              <w:t xml:space="preserve">Ambiente</w:t>
             </w:r>
           </w:p>
         </w:tc>
         <w:tc>
           <w:tcPr>
-            <w:tcW w:type="dxa" w:w="1484"/>
+            <w:tcW w:type="dxa" w:w="1782"/>
             <w:tcMar>
               <w:top w:w="60" w:type="dxa"/>
               <w:bottom w:w="60" w:type="dxa"/>
-              <w:left w:w="100" w:type="dxa"/>
-              <w:right w:w="100" w:type="dxa"/>
+              <w:left w:w="80" w:type="dxa"/>
+              <w:right w:w="80" w:type="dxa"/>
             </w:tcMar>
-            <w:shd w:val="clear" w:color="auto" w:fill="003366"/>
+            <w:shd w:val="clear" w:color="auto" w:fill="1F3864"/>
           </w:tcPr>
           <w:p>
             <w:pPr>
@@ -4612,694 +4489,10 @@
               <w:rPr>
                 <w:rFonts w:ascii="Calibri" w:hAnsi="Calibri"/>
                 <w:b/>
-                <w:i w:val="0"/>
                 <w:color w:val="FFFFFF"/>
                 <w:sz w:val="20"/>
               </w:rPr>
-              <w:t>Meta</w:t>
-            </w:r>
-          </w:p>
-        </w:tc>
-        <w:tc>
-          <w:tcPr>
-            <w:tcW w:type="dxa" w:w="1484"/>
-            <w:tcMar>
-              <w:top w:w="60" w:type="dxa"/>
-              <w:bottom w:w="60" w:type="dxa"/>
-              <w:left w:w="100" w:type="dxa"/>
-              <w:right w:w="100" w:type="dxa"/>
-            </w:tcMar>
-            <w:shd w:val="clear" w:color="auto" w:fill="003366"/>
-          </w:tcPr>
-          <w:p>
-            <w:pPr>
-              <w:spacing w:before="40" w:after="40"/>
-            </w:pPr>
-            <w:r>
-              <w:rPr>
-                <w:rFonts w:ascii="Calibri" w:hAnsi="Calibri"/>
-                <w:b/>
-                <w:i w:val="0"/>
-                <w:color w:val="FFFFFF"/>
-                <w:sz w:val="20"/>
-              </w:rPr>
-              <w:t>Status</w:t>
-            </w:r>
-          </w:p>
-        </w:tc>
-      </w:tr>
-      <w:tr>
-        <w:trPr>
-          <w:cantSplit w:val="1"/>
-        </w:trPr>
-        <w:tc>
-          <w:tcPr>
-            <w:tcW w:type="dxa" w:w="1484"/>
-            <w:tcMar>
-              <w:top w:w="60" w:type="dxa"/>
-              <w:bottom w:w="60" w:type="dxa"/>
-              <w:left w:w="100" w:type="dxa"/>
-              <w:right w:w="100" w:type="dxa"/>
-            </w:tcMar>
-            <w:shd w:val="clear" w:color="auto" w:fill="EBF5FB"/>
-          </w:tcPr>
-          <w:p>
-            <w:pPr>
-              <w:spacing w:before="40" w:after="40"/>
-            </w:pPr>
-            <w:r>
-              <w:rPr>
-                <w:rFonts w:ascii="Calibri" w:hAnsi="Calibri"/>
-                <w:b w:val="0"/>
-                <w:i w:val="0"/>
-                <w:sz w:val="20"/>
-              </w:rPr>
-              <w:t>Sprint 1</w:t>
-            </w:r>
-          </w:p>
-        </w:tc>
-        <w:tc>
-          <w:tcPr>
-            <w:tcW w:type="dxa" w:w="1484"/>
-            <w:tcMar>
-              <w:top w:w="60" w:type="dxa"/>
-              <w:bottom w:w="60" w:type="dxa"/>
-              <w:left w:w="100" w:type="dxa"/>
-              <w:right w:w="100" w:type="dxa"/>
-            </w:tcMar>
-            <w:shd w:val="clear" w:color="auto" w:fill="EBF5FB"/>
-          </w:tcPr>
-          <w:p>
-            <w:pPr>
-              <w:spacing w:before="40" w:after="40"/>
-            </w:pPr>
-            <w:r>
-              <w:rPr>
-                <w:rFonts w:ascii="Calibri" w:hAnsi="Calibri"/>
-                <w:b w:val="0"/>
-                <w:i w:val="0"/>
-                <w:sz w:val="20"/>
-              </w:rPr>
-              <w:t>10</w:t>
-            </w:r>
-          </w:p>
-        </w:tc>
-        <w:tc>
-          <w:tcPr>
-            <w:tcW w:type="dxa" w:w="1484"/>
-            <w:tcMar>
-              <w:top w:w="60" w:type="dxa"/>
-              <w:bottom w:w="60" w:type="dxa"/>
-              <w:left w:w="100" w:type="dxa"/>
-              <w:right w:w="100" w:type="dxa"/>
-            </w:tcMar>
-            <w:shd w:val="clear" w:color="auto" w:fill="EBF5FB"/>
-          </w:tcPr>
-          <w:p>
-            <w:pPr>
-              <w:spacing w:before="40" w:after="40"/>
-            </w:pPr>
-            <w:r>
-              <w:rPr>
-                <w:rFonts w:ascii="Calibri" w:hAnsi="Calibri"/>
-                <w:b w:val="0"/>
-                <w:i w:val="0"/>
-                <w:sz w:val="20"/>
-              </w:rPr>
-              <w:t>10</w:t>
-            </w:r>
-          </w:p>
-        </w:tc>
-        <w:tc>
-          <w:tcPr>
-            <w:tcW w:type="dxa" w:w="1484"/>
-            <w:tcMar>
-              <w:top w:w="60" w:type="dxa"/>
-              <w:bottom w:w="60" w:type="dxa"/>
-              <w:left w:w="100" w:type="dxa"/>
-              <w:right w:w="100" w:type="dxa"/>
-            </w:tcMar>
-            <w:shd w:val="clear" w:color="auto" w:fill="EBF5FB"/>
-          </w:tcPr>
-          <w:p>
-            <w:pPr>
-              <w:spacing w:before="40" w:after="40"/>
-            </w:pPr>
-            <w:r>
-              <w:rPr>
-                <w:rFonts w:ascii="Calibri" w:hAnsi="Calibri"/>
-                <w:b w:val="0"/>
-                <w:i w:val="0"/>
-                <w:sz w:val="20"/>
-              </w:rPr>
-              <w:t>100%</w:t>
-            </w:r>
-          </w:p>
-        </w:tc>
-        <w:tc>
-          <w:tcPr>
-            <w:tcW w:type="dxa" w:w="1484"/>
-            <w:tcMar>
-              <w:top w:w="60" w:type="dxa"/>
-              <w:bottom w:w="60" w:type="dxa"/>
-              <w:left w:w="100" w:type="dxa"/>
-              <w:right w:w="100" w:type="dxa"/>
-            </w:tcMar>
-            <w:shd w:val="clear" w:color="auto" w:fill="EBF5FB"/>
-          </w:tcPr>
-          <w:p>
-            <w:pPr>
-              <w:spacing w:before="40" w:after="40"/>
-            </w:pPr>
-            <w:r>
-              <w:rPr>
-                <w:rFonts w:ascii="Calibri" w:hAnsi="Calibri"/>
-                <w:b w:val="0"/>
-                <w:i w:val="0"/>
-                <w:sz w:val="20"/>
-              </w:rPr>
-              <w:t>&gt;= 95%</w:t>
-            </w:r>
-          </w:p>
-        </w:tc>
-        <w:tc>
-          <w:tcPr>
-            <w:tcW w:type="dxa" w:w="1484"/>
-            <w:tcMar>
-              <w:top w:w="60" w:type="dxa"/>
-              <w:bottom w:w="60" w:type="dxa"/>
-              <w:left w:w="100" w:type="dxa"/>
-              <w:right w:w="100" w:type="dxa"/>
-            </w:tcMar>
-            <w:shd w:val="clear" w:color="auto" w:fill="EBF5FB"/>
-          </w:tcPr>
-          <w:p>
-            <w:pPr>
-              <w:spacing w:before="40" w:after="40"/>
-            </w:pPr>
-            <w:r>
-              <w:rPr>
-                <w:rFonts w:ascii="Calibri" w:hAnsi="Calibri"/>
-                <w:b w:val="0"/>
-                <w:i w:val="0"/>
-                <w:sz w:val="20"/>
-              </w:rPr>
-              <w:t>Meta atingida</w:t>
-            </w:r>
-          </w:p>
-        </w:tc>
-      </w:tr>
-      <w:tr>
-        <w:trPr>
-          <w:cantSplit w:val="1"/>
-        </w:trPr>
-        <w:tc>
-          <w:tcPr>
-            <w:tcW w:type="dxa" w:w="1484"/>
-            <w:tcMar>
-              <w:top w:w="60" w:type="dxa"/>
-              <w:bottom w:w="60" w:type="dxa"/>
-              <w:left w:w="100" w:type="dxa"/>
-              <w:right w:w="100" w:type="dxa"/>
-            </w:tcMar>
-          </w:tcPr>
-          <w:p>
-            <w:pPr>
-              <w:spacing w:before="40" w:after="40"/>
-            </w:pPr>
-            <w:r>
-              <w:rPr>
-                <w:rFonts w:ascii="Calibri" w:hAnsi="Calibri"/>
-                <w:b w:val="0"/>
-                <w:i w:val="0"/>
-                <w:sz w:val="20"/>
-              </w:rPr>
-              <w:t>Sprint 2</w:t>
-            </w:r>
-          </w:p>
-        </w:tc>
-        <w:tc>
-          <w:tcPr>
-            <w:tcW w:type="dxa" w:w="1484"/>
-            <w:tcMar>
-              <w:top w:w="60" w:type="dxa"/>
-              <w:bottom w:w="60" w:type="dxa"/>
-              <w:left w:w="100" w:type="dxa"/>
-              <w:right w:w="100" w:type="dxa"/>
-            </w:tcMar>
-          </w:tcPr>
-          <w:p>
-            <w:pPr>
-              <w:spacing w:before="40" w:after="40"/>
-            </w:pPr>
-            <w:r>
-              <w:rPr>
-                <w:rFonts w:ascii="Calibri" w:hAnsi="Calibri"/>
-                <w:b w:val="0"/>
-                <w:i w:val="0"/>
-                <w:sz w:val="20"/>
-              </w:rPr>
-              <w:t>A executar</w:t>
-            </w:r>
-          </w:p>
-        </w:tc>
-        <w:tc>
-          <w:tcPr>
-            <w:tcW w:type="dxa" w:w="1484"/>
-            <w:tcMar>
-              <w:top w:w="60" w:type="dxa"/>
-              <w:bottom w:w="60" w:type="dxa"/>
-              <w:left w:w="100" w:type="dxa"/>
-              <w:right w:w="100" w:type="dxa"/>
-            </w:tcMar>
-          </w:tcPr>
-          <w:p>
-            <w:pPr>
-              <w:spacing w:before="40" w:after="40"/>
-            </w:pPr>
-            <w:r>
-              <w:rPr>
-                <w:rFonts w:ascii="Calibri" w:hAnsi="Calibri"/>
-                <w:b w:val="0"/>
-                <w:i w:val="0"/>
-                <w:sz w:val="20"/>
-              </w:rPr>
-              <w:t>—</w:t>
-            </w:r>
-          </w:p>
-        </w:tc>
-        <w:tc>
-          <w:tcPr>
-            <w:tcW w:type="dxa" w:w="1484"/>
-            <w:tcMar>
-              <w:top w:w="60" w:type="dxa"/>
-              <w:bottom w:w="60" w:type="dxa"/>
-              <w:left w:w="100" w:type="dxa"/>
-              <w:right w:w="100" w:type="dxa"/>
-            </w:tcMar>
-          </w:tcPr>
-          <w:p>
-            <w:pPr>
-              <w:spacing w:before="40" w:after="40"/>
-            </w:pPr>
-            <w:r>
-              <w:rPr>
-                <w:rFonts w:ascii="Calibri" w:hAnsi="Calibri"/>
-                <w:b w:val="0"/>
-                <w:i w:val="0"/>
-                <w:sz w:val="20"/>
-              </w:rPr>
-              <w:t>—</w:t>
-            </w:r>
-          </w:p>
-        </w:tc>
-        <w:tc>
-          <w:tcPr>
-            <w:tcW w:type="dxa" w:w="1484"/>
-            <w:tcMar>
-              <w:top w:w="60" w:type="dxa"/>
-              <w:bottom w:w="60" w:type="dxa"/>
-              <w:left w:w="100" w:type="dxa"/>
-              <w:right w:w="100" w:type="dxa"/>
-            </w:tcMar>
-          </w:tcPr>
-          <w:p>
-            <w:pPr>
-              <w:spacing w:before="40" w:after="40"/>
-            </w:pPr>
-            <w:r>
-              <w:rPr>
-                <w:rFonts w:ascii="Calibri" w:hAnsi="Calibri"/>
-                <w:b w:val="0"/>
-                <w:i w:val="0"/>
-                <w:sz w:val="20"/>
-              </w:rPr>
-              <w:t>&gt;= 95%</w:t>
-            </w:r>
-          </w:p>
-        </w:tc>
-        <w:tc>
-          <w:tcPr>
-            <w:tcW w:type="dxa" w:w="1484"/>
-            <w:tcMar>
-              <w:top w:w="60" w:type="dxa"/>
-              <w:bottom w:w="60" w:type="dxa"/>
-              <w:left w:w="100" w:type="dxa"/>
-              <w:right w:w="100" w:type="dxa"/>
-            </w:tcMar>
-          </w:tcPr>
-          <w:p>
-            <w:pPr>
-              <w:spacing w:before="40" w:after="40"/>
-            </w:pPr>
-            <w:r>
-              <w:rPr>
-                <w:rFonts w:ascii="Calibri" w:hAnsi="Calibri"/>
-                <w:b w:val="0"/>
-                <w:i w:val="0"/>
-                <w:sz w:val="20"/>
-              </w:rPr>
-              <w:t>Planejado para 20/06/2026</w:t>
-            </w:r>
-          </w:p>
-        </w:tc>
-      </w:tr>
-      <w:tr>
-        <w:trPr>
-          <w:cantSplit w:val="1"/>
-        </w:trPr>
-        <w:tc>
-          <w:tcPr>
-            <w:tcW w:type="dxa" w:w="1484"/>
-            <w:tcMar>
-              <w:top w:w="60" w:type="dxa"/>
-              <w:bottom w:w="60" w:type="dxa"/>
-              <w:left w:w="100" w:type="dxa"/>
-              <w:right w:w="100" w:type="dxa"/>
-            </w:tcMar>
-            <w:shd w:val="clear" w:color="auto" w:fill="EBF5FB"/>
-          </w:tcPr>
-          <w:p>
-            <w:pPr>
-              <w:spacing w:before="40" w:after="40"/>
-            </w:pPr>
-            <w:r>
-              <w:rPr>
-                <w:rFonts w:ascii="Calibri" w:hAnsi="Calibri"/>
-                <w:b w:val="0"/>
-                <w:i w:val="0"/>
-                <w:sz w:val="20"/>
-              </w:rPr>
-              <w:t>Sprint 3</w:t>
-            </w:r>
-          </w:p>
-        </w:tc>
-        <w:tc>
-          <w:tcPr>
-            <w:tcW w:type="dxa" w:w="1484"/>
-            <w:tcMar>
-              <w:top w:w="60" w:type="dxa"/>
-              <w:bottom w:w="60" w:type="dxa"/>
-              <w:left w:w="100" w:type="dxa"/>
-              <w:right w:w="100" w:type="dxa"/>
-            </w:tcMar>
-            <w:shd w:val="clear" w:color="auto" w:fill="EBF5FB"/>
-          </w:tcPr>
-          <w:p>
-            <w:pPr>
-              <w:spacing w:before="40" w:after="40"/>
-            </w:pPr>
-            <w:r>
-              <w:rPr>
-                <w:rFonts w:ascii="Calibri" w:hAnsi="Calibri"/>
-                <w:b w:val="0"/>
-                <w:i w:val="0"/>
-                <w:sz w:val="20"/>
-              </w:rPr>
-              <w:t>A executar</w:t>
-            </w:r>
-          </w:p>
-        </w:tc>
-        <w:tc>
-          <w:tcPr>
-            <w:tcW w:type="dxa" w:w="1484"/>
-            <w:tcMar>
-              <w:top w:w="60" w:type="dxa"/>
-              <w:bottom w:w="60" w:type="dxa"/>
-              <w:left w:w="100" w:type="dxa"/>
-              <w:right w:w="100" w:type="dxa"/>
-            </w:tcMar>
-            <w:shd w:val="clear" w:color="auto" w:fill="EBF5FB"/>
-          </w:tcPr>
-          <w:p>
-            <w:pPr>
-              <w:spacing w:before="40" w:after="40"/>
-            </w:pPr>
-            <w:r>
-              <w:rPr>
-                <w:rFonts w:ascii="Calibri" w:hAnsi="Calibri"/>
-                <w:b w:val="0"/>
-                <w:i w:val="0"/>
-                <w:sz w:val="20"/>
-              </w:rPr>
-              <w:t>—</w:t>
-            </w:r>
-          </w:p>
-        </w:tc>
-        <w:tc>
-          <w:tcPr>
-            <w:tcW w:type="dxa" w:w="1484"/>
-            <w:tcMar>
-              <w:top w:w="60" w:type="dxa"/>
-              <w:bottom w:w="60" w:type="dxa"/>
-              <w:left w:w="100" w:type="dxa"/>
-              <w:right w:w="100" w:type="dxa"/>
-            </w:tcMar>
-            <w:shd w:val="clear" w:color="auto" w:fill="EBF5FB"/>
-          </w:tcPr>
-          <w:p>
-            <w:pPr>
-              <w:spacing w:before="40" w:after="40"/>
-            </w:pPr>
-            <w:r>
-              <w:rPr>
-                <w:rFonts w:ascii="Calibri" w:hAnsi="Calibri"/>
-                <w:b w:val="0"/>
-                <w:i w:val="0"/>
-                <w:sz w:val="20"/>
-              </w:rPr>
-              <w:t>—</w:t>
-            </w:r>
-          </w:p>
-        </w:tc>
-        <w:tc>
-          <w:tcPr>
-            <w:tcW w:type="dxa" w:w="1484"/>
-            <w:tcMar>
-              <w:top w:w="60" w:type="dxa"/>
-              <w:bottom w:w="60" w:type="dxa"/>
-              <w:left w:w="100" w:type="dxa"/>
-              <w:right w:w="100" w:type="dxa"/>
-            </w:tcMar>
-            <w:shd w:val="clear" w:color="auto" w:fill="EBF5FB"/>
-          </w:tcPr>
-          <w:p>
-            <w:pPr>
-              <w:spacing w:before="40" w:after="40"/>
-            </w:pPr>
-            <w:r>
-              <w:rPr>
-                <w:rFonts w:ascii="Calibri" w:hAnsi="Calibri"/>
-                <w:b w:val="0"/>
-                <w:i w:val="0"/>
-                <w:sz w:val="20"/>
-              </w:rPr>
-              <w:t>&gt;= 95%</w:t>
-            </w:r>
-          </w:p>
-        </w:tc>
-        <w:tc>
-          <w:tcPr>
-            <w:tcW w:type="dxa" w:w="1484"/>
-            <w:tcMar>
-              <w:top w:w="60" w:type="dxa"/>
-              <w:bottom w:w="60" w:type="dxa"/>
-              <w:left w:w="100" w:type="dxa"/>
-              <w:right w:w="100" w:type="dxa"/>
-            </w:tcMar>
-            <w:shd w:val="clear" w:color="auto" w:fill="EBF5FB"/>
-          </w:tcPr>
-          <w:p>
-            <w:pPr>
-              <w:spacing w:before="40" w:after="40"/>
-            </w:pPr>
-            <w:r>
-              <w:rPr>
-                <w:rFonts w:ascii="Calibri" w:hAnsi="Calibri"/>
-                <w:b w:val="0"/>
-                <w:i w:val="0"/>
-                <w:sz w:val="20"/>
-              </w:rPr>
-              <w:t>Planejado</w:t>
-            </w:r>
-          </w:p>
-        </w:tc>
-      </w:tr>
-    </w:tbl>
-    <w:p>
-      <w:pPr>
-        <w:spacing w:before="0" w:after="160"/>
-      </w:pPr>
-    </w:p>
-    <w:p>
-      <w:pPr>
-        <w:pStyle w:val="Heading1"/>
-        <w:keepNext/>
-        <w:keepLines/>
-        <w:pBdr>
-          <w:bottom w:val="single" w:sz="4" w:space="2" w:color="D6E4F0"/>
-        </w:pBdr>
-      </w:pPr>
-      <w:r>
-        <w:t>5. Medidas de Performance e Confiabilidade</w:t>
-      </w:r>
-    </w:p>
-    <w:tbl>
-      <w:tblPr>
-        <w:tblW w:type="auto" w:w="0"/>
-        <w:tblLook w:firstColumn="1" w:firstRow="1" w:lastColumn="0" w:lastRow="0" w:noHBand="0" w:noVBand="1" w:val="04A0"/>
-        <w:tblBorders>
-          <w:top w:val="single" w:sz="4" w:space="0" w:color="003366"/>
-          <w:left w:val="single" w:sz="4" w:space="0" w:color="003366"/>
-          <w:bottom w:val="single" w:sz="4" w:space="0" w:color="003366"/>
-          <w:right w:val="single" w:sz="4" w:space="0" w:color="003366"/>
-          <w:insideH w:val="single" w:sz="4" w:space="0" w:color="003366"/>
-          <w:insideV w:val="single" w:sz="4" w:space="0" w:color="003366"/>
-        </w:tblBorders>
-      </w:tblPr>
-      <w:tblGrid>
-        <w:gridCol w:w="1780"/>
-        <w:gridCol w:w="1780"/>
-        <w:gridCol w:w="1780"/>
-        <w:gridCol w:w="1780"/>
-        <w:gridCol w:w="1780"/>
-      </w:tblGrid>
-      <w:tr>
-        <w:trPr>
-          <w:cantSplit w:val="1"/>
-        </w:trPr>
-        <w:tc>
-          <w:tcPr>
-            <w:tcW w:type="dxa" w:w="1780"/>
-            <w:tcMar>
-              <w:top w:w="60" w:type="dxa"/>
-              <w:bottom w:w="60" w:type="dxa"/>
-              <w:left w:w="100" w:type="dxa"/>
-              <w:right w:w="100" w:type="dxa"/>
-            </w:tcMar>
-            <w:shd w:val="clear" w:color="auto" w:fill="003366"/>
-          </w:tcPr>
-          <w:p>
-            <w:pPr>
-              <w:spacing w:before="40" w:after="40"/>
-            </w:pPr>
-            <w:r>
-              <w:rPr>
-                <w:rFonts w:ascii="Calibri" w:hAnsi="Calibri"/>
-                <w:b/>
-                <w:i w:val="0"/>
-                <w:color w:val="FFFFFF"/>
-                <w:sz w:val="20"/>
-              </w:rPr>
-              <w:t>Metrica</w:t>
-            </w:r>
-          </w:p>
-        </w:tc>
-        <w:tc>
-          <w:tcPr>
-            <w:tcW w:type="dxa" w:w="1780"/>
-            <w:tcMar>
-              <w:top w:w="60" w:type="dxa"/>
-              <w:bottom w:w="60" w:type="dxa"/>
-              <w:left w:w="100" w:type="dxa"/>
-              <w:right w:w="100" w:type="dxa"/>
-            </w:tcMar>
-            <w:shd w:val="clear" w:color="auto" w:fill="003366"/>
-          </w:tcPr>
-          <w:p>
-            <w:pPr>
-              <w:spacing w:before="40" w:after="40"/>
-            </w:pPr>
-            <w:r>
-              <w:rPr>
-                <w:rFonts w:ascii="Calibri" w:hAnsi="Calibri"/>
-                <w:b/>
-                <w:i w:val="0"/>
-                <w:color w:val="FFFFFF"/>
-                <w:sz w:val="20"/>
-              </w:rPr>
-              <w:t>Valor Medido</w:t>
-            </w:r>
-          </w:p>
-        </w:tc>
-        <w:tc>
-          <w:tcPr>
-            <w:tcW w:type="dxa" w:w="1780"/>
-            <w:tcMar>
-              <w:top w:w="60" w:type="dxa"/>
-              <w:bottom w:w="60" w:type="dxa"/>
-              <w:left w:w="100" w:type="dxa"/>
-              <w:right w:w="100" w:type="dxa"/>
-            </w:tcMar>
-            <w:shd w:val="clear" w:color="auto" w:fill="003366"/>
-          </w:tcPr>
-          <w:p>
-            <w:pPr>
-              <w:spacing w:before="40" w:after="40"/>
-            </w:pPr>
-            <w:r>
-              <w:rPr>
-                <w:rFonts w:ascii="Calibri" w:hAnsi="Calibri"/>
-                <w:b/>
-                <w:i w:val="0"/>
-                <w:color w:val="FFFFFF"/>
-                <w:sz w:val="20"/>
-              </w:rPr>
-              <w:t>Meta</w:t>
-            </w:r>
-          </w:p>
-        </w:tc>
-        <w:tc>
-          <w:tcPr>
-            <w:tcW w:type="dxa" w:w="1780"/>
-            <w:tcMar>
-              <w:top w:w="60" w:type="dxa"/>
-              <w:bottom w:w="60" w:type="dxa"/>
-              <w:left w:w="100" w:type="dxa"/>
-              <w:right w:w="100" w:type="dxa"/>
-            </w:tcMar>
-            <w:shd w:val="clear" w:color="auto" w:fill="003366"/>
-          </w:tcPr>
-          <w:p>
-            <w:pPr>
-              <w:spacing w:before="40" w:after="40"/>
-            </w:pPr>
-            <w:r>
-              <w:rPr>
-                <w:rFonts w:ascii="Calibri" w:hAnsi="Calibri"/>
-                <w:b/>
-                <w:i w:val="0"/>
-                <w:color w:val="FFFFFF"/>
-                <w:sz w:val="20"/>
-              </w:rPr>
-              <w:t>Ambiente</w:t>
-            </w:r>
-          </w:p>
-        </w:tc>
-        <w:tc>
-          <w:tcPr>
-            <w:tcW w:type="dxa" w:w="1780"/>
-            <w:tcMar>
-              <w:top w:w="60" w:type="dxa"/>
-              <w:bottom w:w="60" w:type="dxa"/>
-              <w:left w:w="100" w:type="dxa"/>
-              <w:right w:w="100" w:type="dxa"/>
-            </w:tcMar>
-            <w:shd w:val="clear" w:color="auto" w:fill="003366"/>
-          </w:tcPr>
-          <w:p>
-            <w:pPr>
-              <w:spacing w:before="40" w:after="40"/>
-            </w:pPr>
-            <w:r>
-              <w:rPr>
-                <w:rFonts w:ascii="Calibri" w:hAnsi="Calibri"/>
-                <w:b/>
-                <w:i w:val="0"/>
-                <w:color w:val="FFFFFF"/>
-                <w:sz w:val="20"/>
-              </w:rPr>
-              <w:t>Status</w:t>
+              <w:t xml:space="preserve">Status</w:t>
             </w:r>
           </w:p>
         </w:tc>
@@ -5314,10 +4507,10 @@
             <w:tcMar>
               <w:top w:w="60" w:type="dxa"/>
               <w:bottom w:w="60" w:type="dxa"/>
-              <w:left w:w="100" w:type="dxa"/>
-              <w:right w:w="100" w:type="dxa"/>
+              <w:left w:w="80" w:type="dxa"/>
+              <w:right w:w="80" w:type="dxa"/>
             </w:tcMar>
-            <w:shd w:val="clear" w:color="auto" w:fill="EBF5FB"/>
+            <w:shd w:val="clear" w:color="auto" w:fill="D6E4F0"/>
           </w:tcPr>
           <w:p>
             <w:pPr>
@@ -5327,10 +4520,9 @@
               <w:rPr>
                 <w:rFonts w:ascii="Calibri" w:hAnsi="Calibri"/>
                 <w:b w:val="0"/>
-                <w:i w:val="0"/>
                 <w:sz w:val="20"/>
               </w:rPr>
-              <w:t>Tempo de resposta p95 — GET buscargrupoporid</w:t>
+              <w:t xml:space="preserve">Tempo de resposta p95 — GET buscargrupoporid</w:t>
             </w:r>
           </w:p>
         </w:tc>
@@ -5340,10 +4532,10 @@
             <w:tcMar>
               <w:top w:w="60" w:type="dxa"/>
               <w:bottom w:w="60" w:type="dxa"/>
-              <w:left w:w="100" w:type="dxa"/>
-              <w:right w:w="100" w:type="dxa"/>
+              <w:left w:w="80" w:type="dxa"/>
+              <w:right w:w="80" w:type="dxa"/>
             </w:tcMar>
-            <w:shd w:val="clear" w:color="auto" w:fill="EBF5FB"/>
+            <w:shd w:val="clear" w:color="auto" w:fill="D6E4F0"/>
           </w:tcPr>
           <w:p>
             <w:pPr>
@@ -5353,10 +4545,9 @@
               <w:rPr>
                 <w:rFonts w:ascii="Calibri" w:hAnsi="Calibri"/>
                 <w:b w:val="0"/>
-                <w:i w:val="0"/>
                 <w:sz w:val="20"/>
               </w:rPr>
-              <w:t>&lt;= 280 ms</w:t>
+              <w:t xml:space="preserve">&lt;= 280 ms</w:t>
             </w:r>
           </w:p>
         </w:tc>
@@ -5366,10 +4557,10 @@
             <w:tcMar>
               <w:top w:w="60" w:type="dxa"/>
               <w:bottom w:w="60" w:type="dxa"/>
-              <w:left w:w="100" w:type="dxa"/>
-              <w:right w:w="100" w:type="dxa"/>
+              <w:left w:w="80" w:type="dxa"/>
+              <w:right w:w="80" w:type="dxa"/>
             </w:tcMar>
-            <w:shd w:val="clear" w:color="auto" w:fill="EBF5FB"/>
+            <w:shd w:val="clear" w:color="auto" w:fill="D6E4F0"/>
           </w:tcPr>
           <w:p>
             <w:pPr>
@@ -5379,10 +4570,9 @@
               <w:rPr>
                 <w:rFonts w:ascii="Calibri" w:hAnsi="Calibri"/>
                 <w:b w:val="0"/>
-                <w:i w:val="0"/>
                 <w:sz w:val="20"/>
               </w:rPr>
-              <w:t>&lt;= 500 ms</w:t>
+              <w:t xml:space="preserve">&lt;= 500 ms</w:t>
             </w:r>
           </w:p>
         </w:tc>
@@ -5392,10 +4582,10 @@
             <w:tcMar>
               <w:top w:w="60" w:type="dxa"/>
               <w:bottom w:w="60" w:type="dxa"/>
-              <w:left w:w="100" w:type="dxa"/>
-              <w:right w:w="100" w:type="dxa"/>
+              <w:left w:w="80" w:type="dxa"/>
+              <w:right w:w="80" w:type="dxa"/>
             </w:tcMar>
-            <w:shd w:val="clear" w:color="auto" w:fill="EBF5FB"/>
+            <w:shd w:val="clear" w:color="auto" w:fill="D6E4F0"/>
           </w:tcPr>
           <w:p>
             <w:pPr>
@@ -5405,23 +4595,22 @@
               <w:rPr>
                 <w:rFonts w:ascii="Calibri" w:hAnsi="Calibri"/>
                 <w:b w:val="0"/>
-                <w:i w:val="0"/>
                 <w:sz w:val="20"/>
               </w:rPr>
-              <w:t>Dev (Swagger UI)</w:t>
+              <w:t xml:space="preserve">Dev (Swagger UI)</w:t>
             </w:r>
           </w:p>
         </w:tc>
         <w:tc>
           <w:tcPr>
-            <w:tcW w:type="dxa" w:w="1780"/>
+            <w:tcW w:type="dxa" w:w="1782"/>
             <w:tcMar>
               <w:top w:w="60" w:type="dxa"/>
               <w:bottom w:w="60" w:type="dxa"/>
-              <w:left w:w="100" w:type="dxa"/>
-              <w:right w:w="100" w:type="dxa"/>
+              <w:left w:w="80" w:type="dxa"/>
+              <w:right w:w="80" w:type="dxa"/>
             </w:tcMar>
-            <w:shd w:val="clear" w:color="auto" w:fill="EBF5FB"/>
+            <w:shd w:val="clear" w:color="auto" w:fill="D6E4F0"/>
           </w:tcPr>
           <w:p>
             <w:pPr>
@@ -5431,10 +4620,9 @@
               <w:rPr>
                 <w:rFonts w:ascii="Calibri" w:hAnsi="Calibri"/>
                 <w:b w:val="0"/>
-                <w:i w:val="0"/>
                 <w:sz w:val="20"/>
               </w:rPr>
-              <w:t>Meta atingida</w:t>
+              <w:t xml:space="preserve">Meta atingida</w:t>
             </w:r>
           </w:p>
         </w:tc>
@@ -5449,8 +4637,8 @@
             <w:tcMar>
               <w:top w:w="60" w:type="dxa"/>
               <w:bottom w:w="60" w:type="dxa"/>
-              <w:left w:w="100" w:type="dxa"/>
-              <w:right w:w="100" w:type="dxa"/>
+              <w:left w:w="80" w:type="dxa"/>
+              <w:right w:w="80" w:type="dxa"/>
             </w:tcMar>
           </w:tcPr>
           <w:p>
@@ -5461,10 +4649,9 @@
               <w:rPr>
                 <w:rFonts w:ascii="Calibri" w:hAnsi="Calibri"/>
                 <w:b w:val="0"/>
-                <w:i w:val="0"/>
                 <w:sz w:val="20"/>
               </w:rPr>
-              <w:t>Tempo de resposta p95 — POST incluirgrupo</w:t>
+              <w:t xml:space="preserve">Tempo de resposta p95 — POST incluirgrupo</w:t>
             </w:r>
           </w:p>
         </w:tc>
@@ -5474,8 +4661,8 @@
             <w:tcMar>
               <w:top w:w="60" w:type="dxa"/>
               <w:bottom w:w="60" w:type="dxa"/>
-              <w:left w:w="100" w:type="dxa"/>
-              <w:right w:w="100" w:type="dxa"/>
+              <w:left w:w="80" w:type="dxa"/>
+              <w:right w:w="80" w:type="dxa"/>
             </w:tcMar>
           </w:tcPr>
           <w:p>
@@ -5486,10 +4673,9 @@
               <w:rPr>
                 <w:rFonts w:ascii="Calibri" w:hAnsi="Calibri"/>
                 <w:b w:val="0"/>
-                <w:i w:val="0"/>
                 <w:sz w:val="20"/>
               </w:rPr>
-              <w:t>&lt;= 310 ms</w:t>
+              <w:t xml:space="preserve">&lt;= 310 ms</w:t>
             </w:r>
           </w:p>
         </w:tc>
@@ -5499,8 +4685,8 @@
             <w:tcMar>
               <w:top w:w="60" w:type="dxa"/>
               <w:bottom w:w="60" w:type="dxa"/>
-              <w:left w:w="100" w:type="dxa"/>
-              <w:right w:w="100" w:type="dxa"/>
+              <w:left w:w="80" w:type="dxa"/>
+              <w:right w:w="80" w:type="dxa"/>
             </w:tcMar>
           </w:tcPr>
           <w:p>
@@ -5511,10 +4697,9 @@
               <w:rPr>
                 <w:rFonts w:ascii="Calibri" w:hAnsi="Calibri"/>
                 <w:b w:val="0"/>
-                <w:i w:val="0"/>
                 <w:sz w:val="20"/>
               </w:rPr>
-              <w:t>&lt;= 500 ms</w:t>
+              <w:t xml:space="preserve">&lt;= 500 ms</w:t>
             </w:r>
           </w:p>
         </w:tc>
@@ -5524,8 +4709,8 @@
             <w:tcMar>
               <w:top w:w="60" w:type="dxa"/>
               <w:bottom w:w="60" w:type="dxa"/>
-              <w:left w:w="100" w:type="dxa"/>
-              <w:right w:w="100" w:type="dxa"/>
+              <w:left w:w="80" w:type="dxa"/>
+              <w:right w:w="80" w:type="dxa"/>
             </w:tcMar>
           </w:tcPr>
           <w:p>
@@ -5536,21 +4721,20 @@
               <w:rPr>
                 <w:rFonts w:ascii="Calibri" w:hAnsi="Calibri"/>
                 <w:b w:val="0"/>
-                <w:i w:val="0"/>
                 <w:sz w:val="20"/>
               </w:rPr>
-              <w:t>Dev (Swagger UI)</w:t>
+              <w:t xml:space="preserve">Dev (Swagger UI)</w:t>
             </w:r>
           </w:p>
         </w:tc>
         <w:tc>
           <w:tcPr>
-            <w:tcW w:type="dxa" w:w="1780"/>
+            <w:tcW w:type="dxa" w:w="1782"/>
             <w:tcMar>
               <w:top w:w="60" w:type="dxa"/>
               <w:bottom w:w="60" w:type="dxa"/>
-              <w:left w:w="100" w:type="dxa"/>
-              <w:right w:w="100" w:type="dxa"/>
+              <w:left w:w="80" w:type="dxa"/>
+              <w:right w:w="80" w:type="dxa"/>
             </w:tcMar>
           </w:tcPr>
           <w:p>
@@ -5561,10 +4745,9 @@
               <w:rPr>
                 <w:rFonts w:ascii="Calibri" w:hAnsi="Calibri"/>
                 <w:b w:val="0"/>
-                <w:i w:val="0"/>
                 <w:sz w:val="20"/>
               </w:rPr>
-              <w:t>Meta atingida</w:t>
+              <w:t xml:space="preserve">Meta atingida</w:t>
             </w:r>
           </w:p>
         </w:tc>
@@ -5579,10 +4762,10 @@
             <w:tcMar>
               <w:top w:w="60" w:type="dxa"/>
               <w:bottom w:w="60" w:type="dxa"/>
-              <w:left w:w="100" w:type="dxa"/>
-              <w:right w:w="100" w:type="dxa"/>
+              <w:left w:w="80" w:type="dxa"/>
+              <w:right w:w="80" w:type="dxa"/>
             </w:tcMar>
-            <w:shd w:val="clear" w:color="auto" w:fill="EBF5FB"/>
+            <w:shd w:val="clear" w:color="auto" w:fill="D6E4F0"/>
           </w:tcPr>
           <w:p>
             <w:pPr>
@@ -5592,10 +4775,9 @@
               <w:rPr>
                 <w:rFonts w:ascii="Calibri" w:hAnsi="Calibri"/>
                 <w:b w:val="0"/>
-                <w:i w:val="0"/>
                 <w:sz w:val="20"/>
               </w:rPr>
-              <w:t>Tempo de resposta p95 — GET listargrupo</w:t>
+              <w:t xml:space="preserve">Tempo de resposta p95 — GET listargrupo</w:t>
             </w:r>
           </w:p>
         </w:tc>
@@ -5605,10 +4787,10 @@
             <w:tcMar>
               <w:top w:w="60" w:type="dxa"/>
               <w:bottom w:w="60" w:type="dxa"/>
-              <w:left w:w="100" w:type="dxa"/>
-              <w:right w:w="100" w:type="dxa"/>
+              <w:left w:w="80" w:type="dxa"/>
+              <w:right w:w="80" w:type="dxa"/>
             </w:tcMar>
-            <w:shd w:val="clear" w:color="auto" w:fill="EBF5FB"/>
+            <w:shd w:val="clear" w:color="auto" w:fill="D6E4F0"/>
           </w:tcPr>
           <w:p>
             <w:pPr>
@@ -5618,10 +4800,9 @@
               <w:rPr>
                 <w:rFonts w:ascii="Calibri" w:hAnsi="Calibri"/>
                 <w:b w:val="0"/>
-                <w:i w:val="0"/>
                 <w:sz w:val="20"/>
               </w:rPr>
-              <w:t>&lt;= 260 ms</w:t>
+              <w:t xml:space="preserve">&lt;= 260 ms</w:t>
             </w:r>
           </w:p>
         </w:tc>
@@ -5631,10 +4812,10 @@
             <w:tcMar>
               <w:top w:w="60" w:type="dxa"/>
               <w:bottom w:w="60" w:type="dxa"/>
-              <w:left w:w="100" w:type="dxa"/>
-              <w:right w:w="100" w:type="dxa"/>
+              <w:left w:w="80" w:type="dxa"/>
+              <w:right w:w="80" w:type="dxa"/>
             </w:tcMar>
-            <w:shd w:val="clear" w:color="auto" w:fill="EBF5FB"/>
+            <w:shd w:val="clear" w:color="auto" w:fill="D6E4F0"/>
           </w:tcPr>
           <w:p>
             <w:pPr>
@@ -5644,10 +4825,9 @@
               <w:rPr>
                 <w:rFonts w:ascii="Calibri" w:hAnsi="Calibri"/>
                 <w:b w:val="0"/>
-                <w:i w:val="0"/>
                 <w:sz w:val="20"/>
               </w:rPr>
-              <w:t>&lt;= 500 ms</w:t>
+              <w:t xml:space="preserve">&lt;= 500 ms</w:t>
             </w:r>
           </w:p>
         </w:tc>
@@ -5657,10 +4837,10 @@
             <w:tcMar>
               <w:top w:w="60" w:type="dxa"/>
               <w:bottom w:w="60" w:type="dxa"/>
-              <w:left w:w="100" w:type="dxa"/>
-              <w:right w:w="100" w:type="dxa"/>
+              <w:left w:w="80" w:type="dxa"/>
+              <w:right w:w="80" w:type="dxa"/>
             </w:tcMar>
-            <w:shd w:val="clear" w:color="auto" w:fill="EBF5FB"/>
+            <w:shd w:val="clear" w:color="auto" w:fill="D6E4F0"/>
           </w:tcPr>
           <w:p>
             <w:pPr>
@@ -5670,23 +4850,22 @@
               <w:rPr>
                 <w:rFonts w:ascii="Calibri" w:hAnsi="Calibri"/>
                 <w:b w:val="0"/>
-                <w:i w:val="0"/>
                 <w:sz w:val="20"/>
               </w:rPr>
-              <w:t>Dev (Swagger UI)</w:t>
+              <w:t xml:space="preserve">Dev (Swagger UI)</w:t>
             </w:r>
           </w:p>
         </w:tc>
         <w:tc>
           <w:tcPr>
-            <w:tcW w:type="dxa" w:w="1780"/>
+            <w:tcW w:type="dxa" w:w="1782"/>
             <w:tcMar>
               <w:top w:w="60" w:type="dxa"/>
               <w:bottom w:w="60" w:type="dxa"/>
-              <w:left w:w="100" w:type="dxa"/>
-              <w:right w:w="100" w:type="dxa"/>
+              <w:left w:w="80" w:type="dxa"/>
+              <w:right w:w="80" w:type="dxa"/>
             </w:tcMar>
-            <w:shd w:val="clear" w:color="auto" w:fill="EBF5FB"/>
+            <w:shd w:val="clear" w:color="auto" w:fill="D6E4F0"/>
           </w:tcPr>
           <w:p>
             <w:pPr>
@@ -5696,10 +4875,9 @@
               <w:rPr>
                 <w:rFonts w:ascii="Calibri" w:hAnsi="Calibri"/>
                 <w:b w:val="0"/>
-                <w:i w:val="0"/>
                 <w:sz w:val="20"/>
               </w:rPr>
-              <w:t>Meta atingida</w:t>
+              <w:t xml:space="preserve">Meta atingida</w:t>
             </w:r>
           </w:p>
         </w:tc>
@@ -5714,8 +4892,8 @@
             <w:tcMar>
               <w:top w:w="60" w:type="dxa"/>
               <w:bottom w:w="60" w:type="dxa"/>
-              <w:left w:w="100" w:type="dxa"/>
-              <w:right w:w="100" w:type="dxa"/>
+              <w:left w:w="80" w:type="dxa"/>
+              <w:right w:w="80" w:type="dxa"/>
             </w:tcMar>
           </w:tcPr>
           <w:p>
@@ -5726,10 +4904,9 @@
               <w:rPr>
                 <w:rFonts w:ascii="Calibri" w:hAnsi="Calibri"/>
                 <w:b w:val="0"/>
-                <w:i w:val="0"/>
                 <w:sz w:val="20"/>
               </w:rPr>
-              <w:t>Disponibilidade ambiente dev</w:t>
+              <w:t xml:space="preserve">Disponibilidade ambiente dev</w:t>
             </w:r>
           </w:p>
         </w:tc>
@@ -5739,8 +4916,8 @@
             <w:tcMar>
               <w:top w:w="60" w:type="dxa"/>
               <w:bottom w:w="60" w:type="dxa"/>
-              <w:left w:w="100" w:type="dxa"/>
-              <w:right w:w="100" w:type="dxa"/>
+              <w:left w:w="80" w:type="dxa"/>
+              <w:right w:w="80" w:type="dxa"/>
             </w:tcMar>
           </w:tcPr>
           <w:p>
@@ -5751,10 +4928,9 @@
               <w:rPr>
                 <w:rFonts w:ascii="Calibri" w:hAnsi="Calibri"/>
                 <w:b w:val="0"/>
-                <w:i w:val="0"/>
                 <w:sz w:val="20"/>
               </w:rPr>
-              <w:t>&gt; 99% no período da Sprint 1</w:t>
+              <w:t xml:space="preserve">&gt; 99% no período da Sprint 1</w:t>
             </w:r>
           </w:p>
         </w:tc>
@@ -5764,8 +4940,8 @@
             <w:tcMar>
               <w:top w:w="60" w:type="dxa"/>
               <w:bottom w:w="60" w:type="dxa"/>
-              <w:left w:w="100" w:type="dxa"/>
-              <w:right w:w="100" w:type="dxa"/>
+              <w:left w:w="80" w:type="dxa"/>
+              <w:right w:w="80" w:type="dxa"/>
             </w:tcMar>
           </w:tcPr>
           <w:p>
@@ -5776,10 +4952,9 @@
               <w:rPr>
                 <w:rFonts w:ascii="Calibri" w:hAnsi="Calibri"/>
                 <w:b w:val="0"/>
-                <w:i w:val="0"/>
                 <w:sz w:val="20"/>
               </w:rPr>
-              <w:t>&gt;= 99%</w:t>
+              <w:t xml:space="preserve">&gt;= 99%</w:t>
             </w:r>
           </w:p>
         </w:tc>
@@ -5789,8 +4964,8 @@
             <w:tcMar>
               <w:top w:w="60" w:type="dxa"/>
               <w:bottom w:w="60" w:type="dxa"/>
-              <w:left w:w="100" w:type="dxa"/>
-              <w:right w:w="100" w:type="dxa"/>
+              <w:left w:w="80" w:type="dxa"/>
+              <w:right w:w="80" w:type="dxa"/>
             </w:tcMar>
           </w:tcPr>
           <w:p>
@@ -5801,21 +4976,20 @@
               <w:rPr>
                 <w:rFonts w:ascii="Calibri" w:hAnsi="Calibri"/>
                 <w:b w:val="0"/>
-                <w:i w:val="0"/>
                 <w:sz w:val="20"/>
               </w:rPr>
-              <w:t>Dev (local)</w:t>
+              <w:t xml:space="preserve">Dev (local)</w:t>
             </w:r>
           </w:p>
         </w:tc>
         <w:tc>
           <w:tcPr>
-            <w:tcW w:type="dxa" w:w="1780"/>
+            <w:tcW w:type="dxa" w:w="1782"/>
             <w:tcMar>
               <w:top w:w="60" w:type="dxa"/>
               <w:bottom w:w="60" w:type="dxa"/>
-              <w:left w:w="100" w:type="dxa"/>
-              <w:right w:w="100" w:type="dxa"/>
+              <w:left w:w="80" w:type="dxa"/>
+              <w:right w:w="80" w:type="dxa"/>
             </w:tcMar>
           </w:tcPr>
           <w:p>
@@ -5826,10 +5000,9 @@
               <w:rPr>
                 <w:rFonts w:ascii="Calibri" w:hAnsi="Calibri"/>
                 <w:b w:val="0"/>
-                <w:i w:val="0"/>
                 <w:sz w:val="20"/>
               </w:rPr>
-              <w:t>Meta atingida</w:t>
+              <w:t xml:space="preserve">Meta atingida</w:t>
             </w:r>
           </w:p>
         </w:tc>
@@ -5837,76 +5010,65 @@
     </w:tbl>
     <w:p>
       <w:pPr>
-        <w:spacing w:before="0" w:after="160"/>
-      </w:pPr>
-    </w:p>
-    <w:p>
-      <w:pPr>
-        <w:spacing w:before="40" w:after="120"/>
-        <w:ind w:left="454"/>
-        <w:pBdr>
-          <w:left w:val="single" w:sz="12" w:space="8" w:color="003366"/>
-        </w:pBdr>
+        <w:spacing w:before="80" w:after="80"/>
+        <w:ind w:left="720"/>
       </w:pPr>
       <w:r>
         <w:rPr>
           <w:rFonts w:ascii="Calibri" w:hAnsi="Calibri"/>
-          <w:b w:val="0"/>
-          <w:i w:val="0"/>
-          <w:color w:val="1A5276"/>
-          <w:sz w:val="22"/>
+          <w:i/>
+          <w:color w:val="555555"/>
+          <w:sz w:val="20"/>
         </w:rPr>
-        <w:t>Medições realizadas via Swagger UI em ambiente dev local durante a Sprint 1. Medições em ambiente de homologação AASP serão realizadas a partir da Sprint 2 (ambiente disponível a partir de 09/06/2026 — Leonardo Francisco Pereira).</w:t>
+        <w:t xml:space="preserve">Medições realizadas via Swagger UI em ambiente dev local durante a Sprint 1. Medições em ambiente de homologação AASP serão realizadas a partir da Sprint 2 (ambiente disponível a partir de 09/06/2026 — Leonardo Francisco Pereira).</w:t>
       </w:r>
     </w:p>
     <w:p>
       <w:pPr>
-        <w:pStyle w:val="Heading1"/>
-        <w:keepNext/>
-        <w:keepLines/>
-        <w:pBdr>
-          <w:bottom w:val="single" w:sz="4" w:space="2" w:color="D6E4F0"/>
-        </w:pBdr>
+        <w:pStyle w:val="Heading2"/>
       </w:pPr>
       <w:r>
+        <w:rPr>
+          <w:rFonts w:ascii="Calibri" w:hAnsi="Calibri"/>
+        </w:rPr>
         <w:t>6. Indicadores Consolidados (M1-M8)</w:t>
       </w:r>
     </w:p>
     <w:tbl>
       <w:tblPr>
         <w:tblW w:type="auto" w:w="0"/>
-        <w:tblLook w:firstColumn="1" w:firstRow="1" w:lastColumn="0" w:lastRow="0" w:noHBand="0" w:noVBand="1" w:val="04A0"/>
         <w:tblBorders>
-          <w:top w:val="single" w:sz="4" w:space="0" w:color="003366"/>
-          <w:left w:val="single" w:sz="4" w:space="0" w:color="003366"/>
-          <w:bottom w:val="single" w:sz="4" w:space="0" w:color="003366"/>
-          <w:right w:val="single" w:sz="4" w:space="0" w:color="003366"/>
-          <w:insideH w:val="single" w:sz="4" w:space="0" w:color="003366"/>
-          <w:insideV w:val="single" w:sz="4" w:space="0" w:color="003366"/>
+          <w:top w:val="single" w:sz="4" w:space="0" w:color="AAAAAA"/>
+          <w:left w:val="single" w:sz="4" w:space="0" w:color="AAAAAA"/>
+          <w:bottom w:val="single" w:sz="4" w:space="0" w:color="AAAAAA"/>
+          <w:right w:val="single" w:sz="4" w:space="0" w:color="AAAAAA"/>
+          <w:insideH w:val="single" w:sz="4" w:space="0" w:color="AAAAAA"/>
+          <w:insideV w:val="single" w:sz="4" w:space="0" w:color="AAAAAA"/>
         </w:tblBorders>
       </w:tblPr>
       <w:tblGrid>
-        <w:gridCol w:w="1484"/>
-        <w:gridCol w:w="1484"/>
-        <w:gridCol w:w="1484"/>
-        <w:gridCol w:w="1484"/>
-        <w:gridCol w:w="1484"/>
-        <w:gridCol w:w="1484"/>
+        <w:gridCol w:w="1483"/>
+        <w:gridCol w:w="1483"/>
+        <w:gridCol w:w="1483"/>
+        <w:gridCol w:w="1483"/>
+        <w:gridCol w:w="1483"/>
+        <w:gridCol w:w="1487"/>
       </w:tblGrid>
       <w:tr>
         <w:trPr>
+          <w:tblHeader/>
           <w:cantSplit w:val="1"/>
         </w:trPr>
         <w:tc>
           <w:tcPr>
-            <w:tcW w:type="dxa" w:w="1484"/>
+            <w:tcW w:type="dxa" w:w="1483"/>
             <w:tcMar>
               <w:top w:w="60" w:type="dxa"/>
               <w:bottom w:w="60" w:type="dxa"/>
-              <w:left w:w="100" w:type="dxa"/>
-              <w:right w:w="100" w:type="dxa"/>
+              <w:left w:w="80" w:type="dxa"/>
+              <w:right w:w="80" w:type="dxa"/>
             </w:tcMar>
-            <w:shd w:val="clear" w:color="auto" w:fill="003366"/>
+            <w:shd w:val="clear" w:color="auto" w:fill="1F3864"/>
           </w:tcPr>
           <w:p>
             <w:pPr>
@@ -5916,24 +5078,23 @@
               <w:rPr>
                 <w:rFonts w:ascii="Calibri" w:hAnsi="Calibri"/>
                 <w:b/>
-                <w:i w:val="0"/>
                 <w:color w:val="FFFFFF"/>
-                <w:sz w:val="20"/>
+                <w:sz w:val="16"/>
               </w:rPr>
-              <w:t>Código</w:t>
+              <w:t xml:space="preserve">Código</w:t>
             </w:r>
           </w:p>
         </w:tc>
         <w:tc>
           <w:tcPr>
-            <w:tcW w:type="dxa" w:w="1484"/>
+            <w:tcW w:type="dxa" w:w="1483"/>
             <w:tcMar>
               <w:top w:w="60" w:type="dxa"/>
               <w:bottom w:w="60" w:type="dxa"/>
-              <w:left w:w="100" w:type="dxa"/>
-              <w:right w:w="100" w:type="dxa"/>
+              <w:left w:w="80" w:type="dxa"/>
+              <w:right w:w="80" w:type="dxa"/>
             </w:tcMar>
-            <w:shd w:val="clear" w:color="auto" w:fill="003366"/>
+            <w:shd w:val="clear" w:color="auto" w:fill="1F3864"/>
           </w:tcPr>
           <w:p>
             <w:pPr>
@@ -5943,24 +5104,23 @@
               <w:rPr>
                 <w:rFonts w:ascii="Calibri" w:hAnsi="Calibri"/>
                 <w:b/>
-                <w:i w:val="0"/>
                 <w:color w:val="FFFFFF"/>
-                <w:sz w:val="20"/>
+                <w:sz w:val="16"/>
               </w:rPr>
-              <w:t>Indicador</w:t>
+              <w:t xml:space="preserve">Indicador</w:t>
             </w:r>
           </w:p>
         </w:tc>
         <w:tc>
           <w:tcPr>
-            <w:tcW w:type="dxa" w:w="1484"/>
+            <w:tcW w:type="dxa" w:w="1483"/>
             <w:tcMar>
               <w:top w:w="60" w:type="dxa"/>
               <w:bottom w:w="60" w:type="dxa"/>
-              <w:left w:w="100" w:type="dxa"/>
-              <w:right w:w="100" w:type="dxa"/>
+              <w:left w:w="80" w:type="dxa"/>
+              <w:right w:w="80" w:type="dxa"/>
             </w:tcMar>
-            <w:shd w:val="clear" w:color="auto" w:fill="003366"/>
+            <w:shd w:val="clear" w:color="auto" w:fill="1F3864"/>
           </w:tcPr>
           <w:p>
             <w:pPr>
@@ -5970,24 +5130,23 @@
               <w:rPr>
                 <w:rFonts w:ascii="Calibri" w:hAnsi="Calibri"/>
                 <w:b/>
-                <w:i w:val="0"/>
                 <w:color w:val="FFFFFF"/>
-                <w:sz w:val="20"/>
+                <w:sz w:val="16"/>
               </w:rPr>
-              <w:t>Resultado</w:t>
+              <w:t xml:space="preserve">Resultado</w:t>
             </w:r>
           </w:p>
         </w:tc>
         <w:tc>
           <w:tcPr>
-            <w:tcW w:type="dxa" w:w="1484"/>
+            <w:tcW w:type="dxa" w:w="1483"/>
             <w:tcMar>
               <w:top w:w="60" w:type="dxa"/>
               <w:bottom w:w="60" w:type="dxa"/>
-              <w:left w:w="100" w:type="dxa"/>
-              <w:right w:w="100" w:type="dxa"/>
+              <w:left w:w="80" w:type="dxa"/>
+              <w:right w:w="80" w:type="dxa"/>
             </w:tcMar>
-            <w:shd w:val="clear" w:color="auto" w:fill="003366"/>
+            <w:shd w:val="clear" w:color="auto" w:fill="1F3864"/>
           </w:tcPr>
           <w:p>
             <w:pPr>
@@ -5997,24 +5156,23 @@
               <w:rPr>
                 <w:rFonts w:ascii="Calibri" w:hAnsi="Calibri"/>
                 <w:b/>
-                <w:i w:val="0"/>
                 <w:color w:val="FFFFFF"/>
-                <w:sz w:val="20"/>
+                <w:sz w:val="16"/>
               </w:rPr>
-              <w:t>Meta</w:t>
+              <w:t xml:space="preserve">Meta</w:t>
             </w:r>
           </w:p>
         </w:tc>
         <w:tc>
           <w:tcPr>
-            <w:tcW w:type="dxa" w:w="1484"/>
+            <w:tcW w:type="dxa" w:w="1483"/>
             <w:tcMar>
               <w:top w:w="60" w:type="dxa"/>
               <w:bottom w:w="60" w:type="dxa"/>
-              <w:left w:w="100" w:type="dxa"/>
-              <w:right w:w="100" w:type="dxa"/>
+              <w:left w:w="80" w:type="dxa"/>
+              <w:right w:w="80" w:type="dxa"/>
             </w:tcMar>
-            <w:shd w:val="clear" w:color="auto" w:fill="003366"/>
+            <w:shd w:val="clear" w:color="auto" w:fill="1F3864"/>
           </w:tcPr>
           <w:p>
             <w:pPr>
@@ -6024,24 +5182,23 @@
               <w:rPr>
                 <w:rFonts w:ascii="Calibri" w:hAnsi="Calibri"/>
                 <w:b/>
-                <w:i w:val="0"/>
                 <w:color w:val="FFFFFF"/>
-                <w:sz w:val="20"/>
+                <w:sz w:val="16"/>
               </w:rPr>
-              <w:t>Status</w:t>
+              <w:t xml:space="preserve">Status</w:t>
             </w:r>
           </w:p>
         </w:tc>
         <w:tc>
           <w:tcPr>
-            <w:tcW w:type="dxa" w:w="1484"/>
+            <w:tcW w:type="dxa" w:w="1487"/>
             <w:tcMar>
               <w:top w:w="60" w:type="dxa"/>
               <w:bottom w:w="60" w:type="dxa"/>
-              <w:left w:w="100" w:type="dxa"/>
-              <w:right w:w="100" w:type="dxa"/>
+              <w:left w:w="80" w:type="dxa"/>
+              <w:right w:w="80" w:type="dxa"/>
             </w:tcMar>
-            <w:shd w:val="clear" w:color="auto" w:fill="003366"/>
+            <w:shd w:val="clear" w:color="auto" w:fill="1F3864"/>
           </w:tcPr>
           <w:p>
             <w:pPr>
@@ -6051,11 +5208,10 @@
               <w:rPr>
                 <w:rFonts w:ascii="Calibri" w:hAnsi="Calibri"/>
                 <w:b/>
-                <w:i w:val="0"/>
                 <w:color w:val="FFFFFF"/>
-                <w:sz w:val="20"/>
+                <w:sz w:val="16"/>
               </w:rPr>
-              <w:t>Referência</w:t>
+              <w:t xml:space="preserve">Referência</w:t>
             </w:r>
           </w:p>
         </w:tc>
@@ -6066,14 +5222,14 @@
         </w:trPr>
         <w:tc>
           <w:tcPr>
-            <w:tcW w:type="dxa" w:w="1484"/>
+            <w:tcW w:type="dxa" w:w="1483"/>
             <w:tcMar>
               <w:top w:w="60" w:type="dxa"/>
               <w:bottom w:w="60" w:type="dxa"/>
-              <w:left w:w="100" w:type="dxa"/>
-              <w:right w:w="100" w:type="dxa"/>
+              <w:left w:w="80" w:type="dxa"/>
+              <w:right w:w="80" w:type="dxa"/>
             </w:tcMar>
-            <w:shd w:val="clear" w:color="auto" w:fill="EBF5FB"/>
+            <w:shd w:val="clear" w:color="auto" w:fill="D6E4F0"/>
           </w:tcPr>
           <w:p>
             <w:pPr>
@@ -6083,23 +5239,22 @@
               <w:rPr>
                 <w:rFonts w:ascii="Calibri" w:hAnsi="Calibri"/>
                 <w:b w:val="0"/>
-                <w:i w:val="0"/>
-                <w:sz w:val="20"/>
+                <w:sz w:val="16"/>
               </w:rPr>
-              <w:t>M1</w:t>
+              <w:t xml:space="preserve">M1</w:t>
             </w:r>
           </w:p>
         </w:tc>
         <w:tc>
           <w:tcPr>
-            <w:tcW w:type="dxa" w:w="1484"/>
+            <w:tcW w:type="dxa" w:w="1483"/>
             <w:tcMar>
               <w:top w:w="60" w:type="dxa"/>
               <w:bottom w:w="60" w:type="dxa"/>
-              <w:left w:w="100" w:type="dxa"/>
-              <w:right w:w="100" w:type="dxa"/>
+              <w:left w:w="80" w:type="dxa"/>
+              <w:right w:w="80" w:type="dxa"/>
             </w:tcMar>
-            <w:shd w:val="clear" w:color="auto" w:fill="EBF5FB"/>
+            <w:shd w:val="clear" w:color="auto" w:fill="D6E4F0"/>
           </w:tcPr>
           <w:p>
             <w:pPr>
@@ -6109,23 +5264,22 @@
               <w:rPr>
                 <w:rFonts w:ascii="Calibri" w:hAnsi="Calibri"/>
                 <w:b w:val="0"/>
-                <w:i w:val="0"/>
-                <w:sz w:val="20"/>
+                <w:sz w:val="16"/>
               </w:rPr>
-              <w:t>% de entregas no prazo</w:t>
+              <w:t xml:space="preserve">% de entregas no prazo</w:t>
             </w:r>
           </w:p>
         </w:tc>
         <w:tc>
           <w:tcPr>
-            <w:tcW w:type="dxa" w:w="1484"/>
+            <w:tcW w:type="dxa" w:w="1483"/>
             <w:tcMar>
               <w:top w:w="60" w:type="dxa"/>
               <w:bottom w:w="60" w:type="dxa"/>
-              <w:left w:w="100" w:type="dxa"/>
-              <w:right w:w="100" w:type="dxa"/>
+              <w:left w:w="80" w:type="dxa"/>
+              <w:right w:w="80" w:type="dxa"/>
             </w:tcMar>
-            <w:shd w:val="clear" w:color="auto" w:fill="EBF5FB"/>
+            <w:shd w:val="clear" w:color="auto" w:fill="D6E4F0"/>
           </w:tcPr>
           <w:p>
             <w:pPr>
@@ -6135,23 +5289,22 @@
               <w:rPr>
                 <w:rFonts w:ascii="Calibri" w:hAnsi="Calibri"/>
                 <w:b w:val="0"/>
-                <w:i w:val="0"/>
-                <w:sz w:val="20"/>
+                <w:sz w:val="16"/>
               </w:rPr>
-              <w:t>100% (Sprint 1 aceita em 06/06/2026)</w:t>
+              <w:t xml:space="preserve">100% (Sprint 1 aceita em 06/06/2026)</w:t>
             </w:r>
           </w:p>
         </w:tc>
         <w:tc>
           <w:tcPr>
-            <w:tcW w:type="dxa" w:w="1484"/>
+            <w:tcW w:type="dxa" w:w="1483"/>
             <w:tcMar>
               <w:top w:w="60" w:type="dxa"/>
               <w:bottom w:w="60" w:type="dxa"/>
-              <w:left w:w="100" w:type="dxa"/>
-              <w:right w:w="100" w:type="dxa"/>
+              <w:left w:w="80" w:type="dxa"/>
+              <w:right w:w="80" w:type="dxa"/>
             </w:tcMar>
-            <w:shd w:val="clear" w:color="auto" w:fill="EBF5FB"/>
+            <w:shd w:val="clear" w:color="auto" w:fill="D6E4F0"/>
           </w:tcPr>
           <w:p>
             <w:pPr>
@@ -6161,23 +5314,22 @@
               <w:rPr>
                 <w:rFonts w:ascii="Calibri" w:hAnsi="Calibri"/>
                 <w:b w:val="0"/>
-                <w:i w:val="0"/>
-                <w:sz w:val="20"/>
+                <w:sz w:val="16"/>
               </w:rPr>
-              <w:t>&gt;= 90%</w:t>
+              <w:t xml:space="preserve">&gt;= 90%</w:t>
             </w:r>
           </w:p>
         </w:tc>
         <w:tc>
           <w:tcPr>
-            <w:tcW w:type="dxa" w:w="1484"/>
+            <w:tcW w:type="dxa" w:w="1483"/>
             <w:tcMar>
               <w:top w:w="60" w:type="dxa"/>
               <w:bottom w:w="60" w:type="dxa"/>
-              <w:left w:w="100" w:type="dxa"/>
-              <w:right w:w="100" w:type="dxa"/>
+              <w:left w:w="80" w:type="dxa"/>
+              <w:right w:w="80" w:type="dxa"/>
             </w:tcMar>
-            <w:shd w:val="clear" w:color="auto" w:fill="EBF5FB"/>
+            <w:shd w:val="clear" w:color="auto" w:fill="D6E4F0"/>
           </w:tcPr>
           <w:p>
             <w:pPr>
@@ -6187,23 +5339,22 @@
               <w:rPr>
                 <w:rFonts w:ascii="Calibri" w:hAnsi="Calibri"/>
                 <w:b w:val="0"/>
-                <w:i w:val="0"/>
-                <w:sz w:val="20"/>
+                <w:sz w:val="16"/>
               </w:rPr>
-              <w:t>Atingido</w:t>
+              <w:t xml:space="preserve">Atingido</w:t>
             </w:r>
           </w:p>
         </w:tc>
         <w:tc>
           <w:tcPr>
-            <w:tcW w:type="dxa" w:w="1484"/>
+            <w:tcW w:type="dxa" w:w="1487"/>
             <w:tcMar>
               <w:top w:w="60" w:type="dxa"/>
               <w:bottom w:w="60" w:type="dxa"/>
-              <w:left w:w="100" w:type="dxa"/>
-              <w:right w:w="100" w:type="dxa"/>
+              <w:left w:w="80" w:type="dxa"/>
+              <w:right w:w="80" w:type="dxa"/>
             </w:tcMar>
-            <w:shd w:val="clear" w:color="auto" w:fill="EBF5FB"/>
+            <w:shd w:val="clear" w:color="auto" w:fill="D6E4F0"/>
           </w:tcPr>
           <w:p>
             <w:pPr>
@@ -6213,10 +5364,9 @@
               <w:rPr>
                 <w:rFonts w:ascii="Calibri" w:hAnsi="Calibri"/>
                 <w:b w:val="0"/>
-                <w:i w:val="0"/>
-                <w:sz w:val="20"/>
+                <w:sz w:val="16"/>
               </w:rPr>
-              <w:t>RAC-AASP01-001</w:t>
+              <w:t xml:space="preserve">RAC-AASP01-001</w:t>
             </w:r>
           </w:p>
         </w:tc>
@@ -6227,12 +5377,12 @@
         </w:trPr>
         <w:tc>
           <w:tcPr>
-            <w:tcW w:type="dxa" w:w="1484"/>
+            <w:tcW w:type="dxa" w:w="1483"/>
             <w:tcMar>
               <w:top w:w="60" w:type="dxa"/>
               <w:bottom w:w="60" w:type="dxa"/>
-              <w:left w:w="100" w:type="dxa"/>
-              <w:right w:w="100" w:type="dxa"/>
+              <w:left w:w="80" w:type="dxa"/>
+              <w:right w:w="80" w:type="dxa"/>
             </w:tcMar>
           </w:tcPr>
           <w:p>
@@ -6243,21 +5393,20 @@
               <w:rPr>
                 <w:rFonts w:ascii="Calibri" w:hAnsi="Calibri"/>
                 <w:b w:val="0"/>
-                <w:i w:val="0"/>
-                <w:sz w:val="20"/>
+                <w:sz w:val="16"/>
               </w:rPr>
-              <w:t>M2</w:t>
+              <w:t xml:space="preserve">M2</w:t>
             </w:r>
           </w:p>
         </w:tc>
         <w:tc>
           <w:tcPr>
-            <w:tcW w:type="dxa" w:w="1484"/>
+            <w:tcW w:type="dxa" w:w="1483"/>
             <w:tcMar>
               <w:top w:w="60" w:type="dxa"/>
               <w:bottom w:w="60" w:type="dxa"/>
-              <w:left w:w="100" w:type="dxa"/>
-              <w:right w:w="100" w:type="dxa"/>
+              <w:left w:w="80" w:type="dxa"/>
+              <w:right w:w="80" w:type="dxa"/>
             </w:tcMar>
           </w:tcPr>
           <w:p>
@@ -6268,21 +5417,20 @@
               <w:rPr>
                 <w:rFonts w:ascii="Calibri" w:hAnsi="Calibri"/>
                 <w:b w:val="0"/>
-                <w:i w:val="0"/>
-                <w:sz w:val="20"/>
+                <w:sz w:val="16"/>
               </w:rPr>
-              <w:t>Desvio de esforço (SP)</w:t>
+              <w:t xml:space="preserve">Desvio de esforço (SP)</w:t>
             </w:r>
           </w:p>
         </w:tc>
         <w:tc>
           <w:tcPr>
-            <w:tcW w:type="dxa" w:w="1484"/>
+            <w:tcW w:type="dxa" w:w="1483"/>
             <w:tcMar>
               <w:top w:w="60" w:type="dxa"/>
               <w:bottom w:w="60" w:type="dxa"/>
-              <w:left w:w="100" w:type="dxa"/>
-              <w:right w:w="100" w:type="dxa"/>
+              <w:left w:w="80" w:type="dxa"/>
+              <w:right w:w="80" w:type="dxa"/>
             </w:tcMar>
           </w:tcPr>
           <w:p>
@@ -6293,21 +5441,20 @@
               <w:rPr>
                 <w:rFonts w:ascii="Calibri" w:hAnsi="Calibri"/>
                 <w:b w:val="0"/>
-                <w:i w:val="0"/>
-                <w:sz w:val="20"/>
+                <w:sz w:val="16"/>
               </w:rPr>
-              <w:t>0% Sprint 1 (34 planejado x 34 realizado)</w:t>
+              <w:t xml:space="preserve">0% Sprint 1 (34 planejado x 34 realizado)</w:t>
             </w:r>
           </w:p>
         </w:tc>
         <w:tc>
           <w:tcPr>
-            <w:tcW w:type="dxa" w:w="1484"/>
+            <w:tcW w:type="dxa" w:w="1483"/>
             <w:tcMar>
               <w:top w:w="60" w:type="dxa"/>
               <w:bottom w:w="60" w:type="dxa"/>
-              <w:left w:w="100" w:type="dxa"/>
-              <w:right w:w="100" w:type="dxa"/>
+              <w:left w:w="80" w:type="dxa"/>
+              <w:right w:w="80" w:type="dxa"/>
             </w:tcMar>
           </w:tcPr>
           <w:p>
@@ -6318,21 +5465,20 @@
               <w:rPr>
                 <w:rFonts w:ascii="Calibri" w:hAnsi="Calibri"/>
                 <w:b w:val="0"/>
-                <w:i w:val="0"/>
-                <w:sz w:val="20"/>
+                <w:sz w:val="16"/>
               </w:rPr>
-              <w:t>&lt;= 10%</w:t>
+              <w:t xml:space="preserve">&lt;= 10%</w:t>
             </w:r>
           </w:p>
         </w:tc>
         <w:tc>
           <w:tcPr>
-            <w:tcW w:type="dxa" w:w="1484"/>
+            <w:tcW w:type="dxa" w:w="1483"/>
             <w:tcMar>
               <w:top w:w="60" w:type="dxa"/>
               <w:bottom w:w="60" w:type="dxa"/>
-              <w:left w:w="100" w:type="dxa"/>
-              <w:right w:w="100" w:type="dxa"/>
+              <w:left w:w="80" w:type="dxa"/>
+              <w:right w:w="80" w:type="dxa"/>
             </w:tcMar>
           </w:tcPr>
           <w:p>
@@ -6343,21 +5489,20 @@
               <w:rPr>
                 <w:rFonts w:ascii="Calibri" w:hAnsi="Calibri"/>
                 <w:b w:val="0"/>
-                <w:i w:val="0"/>
-                <w:sz w:val="20"/>
+                <w:sz w:val="16"/>
               </w:rPr>
-              <w:t>Atingido</w:t>
+              <w:t xml:space="preserve">Atingido</w:t>
             </w:r>
           </w:p>
         </w:tc>
         <w:tc>
           <w:tcPr>
-            <w:tcW w:type="dxa" w:w="1484"/>
+            <w:tcW w:type="dxa" w:w="1487"/>
             <w:tcMar>
               <w:top w:w="60" w:type="dxa"/>
               <w:bottom w:w="60" w:type="dxa"/>
-              <w:left w:w="100" w:type="dxa"/>
-              <w:right w:w="100" w:type="dxa"/>
+              <w:left w:w="80" w:type="dxa"/>
+              <w:right w:w="80" w:type="dxa"/>
             </w:tcMar>
           </w:tcPr>
           <w:p>
@@ -6368,10 +5513,9 @@
               <w:rPr>
                 <w:rFonts w:ascii="Calibri" w:hAnsi="Calibri"/>
                 <w:b w:val="0"/>
-                <w:i w:val="0"/>
-                <w:sz w:val="20"/>
+                <w:sz w:val="16"/>
               </w:rPr>
-              <w:t>RAC-AASP01-001</w:t>
+              <w:t xml:space="preserve">RAC-AASP01-001</w:t>
             </w:r>
           </w:p>
         </w:tc>
@@ -6382,14 +5526,14 @@
         </w:trPr>
         <w:tc>
           <w:tcPr>
-            <w:tcW w:type="dxa" w:w="1484"/>
+            <w:tcW w:type="dxa" w:w="1483"/>
             <w:tcMar>
               <w:top w:w="60" w:type="dxa"/>
               <w:bottom w:w="60" w:type="dxa"/>
-              <w:left w:w="100" w:type="dxa"/>
-              <w:right w:w="100" w:type="dxa"/>
+              <w:left w:w="80" w:type="dxa"/>
+              <w:right w:w="80" w:type="dxa"/>
             </w:tcMar>
-            <w:shd w:val="clear" w:color="auto" w:fill="EBF5FB"/>
+            <w:shd w:val="clear" w:color="auto" w:fill="D6E4F0"/>
           </w:tcPr>
           <w:p>
             <w:pPr>
@@ -6399,23 +5543,22 @@
               <w:rPr>
                 <w:rFonts w:ascii="Calibri" w:hAnsi="Calibri"/>
                 <w:b w:val="0"/>
-                <w:i w:val="0"/>
-                <w:sz w:val="20"/>
+                <w:sz w:val="16"/>
               </w:rPr>
-              <w:t>M3</w:t>
+              <w:t xml:space="preserve">M3</w:t>
             </w:r>
           </w:p>
         </w:tc>
         <w:tc>
           <w:tcPr>
-            <w:tcW w:type="dxa" w:w="1484"/>
+            <w:tcW w:type="dxa" w:w="1483"/>
             <w:tcMar>
               <w:top w:w="60" w:type="dxa"/>
               <w:bottom w:w="60" w:type="dxa"/>
-              <w:left w:w="100" w:type="dxa"/>
-              <w:right w:w="100" w:type="dxa"/>
+              <w:left w:w="80" w:type="dxa"/>
+              <w:right w:w="80" w:type="dxa"/>
             </w:tcMar>
-            <w:shd w:val="clear" w:color="auto" w:fill="EBF5FB"/>
+            <w:shd w:val="clear" w:color="auto" w:fill="D6E4F0"/>
           </w:tcPr>
           <w:p>
             <w:pPr>
@@ -6425,23 +5568,22 @@
               <w:rPr>
                 <w:rFonts w:ascii="Calibri" w:hAnsi="Calibri"/>
                 <w:b w:val="0"/>
-                <w:i w:val="0"/>
-                <w:sz w:val="20"/>
+                <w:sz w:val="16"/>
               </w:rPr>
-              <w:t>Índice de defeitos por SP</w:t>
+              <w:t xml:space="preserve">Índice de defeitos por SP</w:t>
             </w:r>
           </w:p>
         </w:tc>
         <w:tc>
           <w:tcPr>
-            <w:tcW w:type="dxa" w:w="1484"/>
+            <w:tcW w:type="dxa" w:w="1483"/>
             <w:tcMar>
               <w:top w:w="60" w:type="dxa"/>
               <w:bottom w:w="60" w:type="dxa"/>
-              <w:left w:w="100" w:type="dxa"/>
-              <w:right w:w="100" w:type="dxa"/>
+              <w:left w:w="80" w:type="dxa"/>
+              <w:right w:w="80" w:type="dxa"/>
             </w:tcMar>
-            <w:shd w:val="clear" w:color="auto" w:fill="EBF5FB"/>
+            <w:shd w:val="clear" w:color="auto" w:fill="D6E4F0"/>
           </w:tcPr>
           <w:p>
             <w:pPr>
@@ -6451,23 +5593,22 @@
               <w:rPr>
                 <w:rFonts w:ascii="Calibri" w:hAnsi="Calibri"/>
                 <w:b w:val="0"/>
-                <w:i w:val="0"/>
-                <w:sz w:val="20"/>
+                <w:sz w:val="16"/>
               </w:rPr>
-              <w:t>0,088 def/SP (3 achados P2 / 34 SP)</w:t>
+              <w:t xml:space="preserve">0,088 def/SP (3 achados P2 / 34 SP)</w:t>
             </w:r>
           </w:p>
         </w:tc>
         <w:tc>
           <w:tcPr>
-            <w:tcW w:type="dxa" w:w="1484"/>
+            <w:tcW w:type="dxa" w:w="1483"/>
             <w:tcMar>
               <w:top w:w="60" w:type="dxa"/>
               <w:bottom w:w="60" w:type="dxa"/>
-              <w:left w:w="100" w:type="dxa"/>
-              <w:right w:w="100" w:type="dxa"/>
+              <w:left w:w="80" w:type="dxa"/>
+              <w:right w:w="80" w:type="dxa"/>
             </w:tcMar>
-            <w:shd w:val="clear" w:color="auto" w:fill="EBF5FB"/>
+            <w:shd w:val="clear" w:color="auto" w:fill="D6E4F0"/>
           </w:tcPr>
           <w:p>
             <w:pPr>
@@ -6477,23 +5618,22 @@
               <w:rPr>
                 <w:rFonts w:ascii="Calibri" w:hAnsi="Calibri"/>
                 <w:b w:val="0"/>
-                <w:i w:val="0"/>
-                <w:sz w:val="20"/>
+                <w:sz w:val="16"/>
               </w:rPr>
-              <w:t>&lt;= 0,20</w:t>
+              <w:t xml:space="preserve">&lt;= 0,20</w:t>
             </w:r>
           </w:p>
         </w:tc>
         <w:tc>
           <w:tcPr>
-            <w:tcW w:type="dxa" w:w="1484"/>
+            <w:tcW w:type="dxa" w:w="1483"/>
             <w:tcMar>
               <w:top w:w="60" w:type="dxa"/>
               <w:bottom w:w="60" w:type="dxa"/>
-              <w:left w:w="100" w:type="dxa"/>
-              <w:right w:w="100" w:type="dxa"/>
+              <w:left w:w="80" w:type="dxa"/>
+              <w:right w:w="80" w:type="dxa"/>
             </w:tcMar>
-            <w:shd w:val="clear" w:color="auto" w:fill="EBF5FB"/>
+            <w:shd w:val="clear" w:color="auto" w:fill="D6E4F0"/>
           </w:tcPr>
           <w:p>
             <w:pPr>
@@ -6503,23 +5643,22 @@
               <w:rPr>
                 <w:rFonts w:ascii="Calibri" w:hAnsi="Calibri"/>
                 <w:b w:val="0"/>
-                <w:i w:val="0"/>
-                <w:sz w:val="20"/>
+                <w:sz w:val="16"/>
               </w:rPr>
-              <w:t>Atingido</w:t>
+              <w:t xml:space="preserve">Atingido</w:t>
             </w:r>
           </w:p>
         </w:tc>
         <w:tc>
           <w:tcPr>
-            <w:tcW w:type="dxa" w:w="1484"/>
+            <w:tcW w:type="dxa" w:w="1487"/>
             <w:tcMar>
               <w:top w:w="60" w:type="dxa"/>
               <w:bottom w:w="60" w:type="dxa"/>
-              <w:left w:w="100" w:type="dxa"/>
-              <w:right w:w="100" w:type="dxa"/>
+              <w:left w:w="80" w:type="dxa"/>
+              <w:right w:w="80" w:type="dxa"/>
             </w:tcMar>
-            <w:shd w:val="clear" w:color="auto" w:fill="EBF5FB"/>
+            <w:shd w:val="clear" w:color="auto" w:fill="D6E4F0"/>
           </w:tcPr>
           <w:p>
             <w:pPr>
@@ -6529,10 +5668,9 @@
               <w:rPr>
                 <w:rFonts w:ascii="Calibri" w:hAnsi="Calibri"/>
                 <w:b w:val="0"/>
-                <w:i w:val="0"/>
-                <w:sz w:val="20"/>
+                <w:sz w:val="16"/>
               </w:rPr>
-              <w:t>REV-AASP01-001</w:t>
+              <w:t xml:space="preserve">REV-AASP01-001</w:t>
             </w:r>
           </w:p>
         </w:tc>
@@ -6543,12 +5681,12 @@
         </w:trPr>
         <w:tc>
           <w:tcPr>
-            <w:tcW w:type="dxa" w:w="1484"/>
+            <w:tcW w:type="dxa" w:w="1483"/>
             <w:tcMar>
               <w:top w:w="60" w:type="dxa"/>
               <w:bottom w:w="60" w:type="dxa"/>
-              <w:left w:w="100" w:type="dxa"/>
-              <w:right w:w="100" w:type="dxa"/>
+              <w:left w:w="80" w:type="dxa"/>
+              <w:right w:w="80" w:type="dxa"/>
             </w:tcMar>
           </w:tcPr>
           <w:p>
@@ -6559,21 +5697,20 @@
               <w:rPr>
                 <w:rFonts w:ascii="Calibri" w:hAnsi="Calibri"/>
                 <w:b w:val="0"/>
-                <w:i w:val="0"/>
-                <w:sz w:val="20"/>
+                <w:sz w:val="16"/>
               </w:rPr>
-              <w:t>M4</w:t>
+              <w:t xml:space="preserve">M4</w:t>
             </w:r>
           </w:p>
         </w:tc>
         <w:tc>
           <w:tcPr>
-            <w:tcW w:type="dxa" w:w="1484"/>
+            <w:tcW w:type="dxa" w:w="1483"/>
             <w:tcMar>
               <w:top w:w="60" w:type="dxa"/>
               <w:bottom w:w="60" w:type="dxa"/>
-              <w:left w:w="100" w:type="dxa"/>
-              <w:right w:w="100" w:type="dxa"/>
+              <w:left w:w="80" w:type="dxa"/>
+              <w:right w:w="80" w:type="dxa"/>
             </w:tcMar>
           </w:tcPr>
           <w:p>
@@ -6584,21 +5721,20 @@
               <w:rPr>
                 <w:rFonts w:ascii="Calibri" w:hAnsi="Calibri"/>
                 <w:b w:val="0"/>
-                <w:i w:val="0"/>
-                <w:sz w:val="20"/>
+                <w:sz w:val="16"/>
               </w:rPr>
-              <w:t>Cobertura testes unitarios</w:t>
+              <w:t xml:space="preserve">Cobertura testes unitários</w:t>
             </w:r>
           </w:p>
         </w:tc>
         <w:tc>
           <w:tcPr>
-            <w:tcW w:type="dxa" w:w="1484"/>
+            <w:tcW w:type="dxa" w:w="1483"/>
             <w:tcMar>
               <w:top w:w="60" w:type="dxa"/>
               <w:bottom w:w="60" w:type="dxa"/>
-              <w:left w:w="100" w:type="dxa"/>
-              <w:right w:w="100" w:type="dxa"/>
+              <w:left w:w="80" w:type="dxa"/>
+              <w:right w:w="80" w:type="dxa"/>
             </w:tcMar>
           </w:tcPr>
           <w:p>
@@ -6609,21 +5745,20 @@
               <w:rPr>
                 <w:rFonts w:ascii="Calibri" w:hAnsi="Calibri"/>
                 <w:b w:val="0"/>
-                <w:i w:val="0"/>
-                <w:sz w:val="20"/>
+                <w:sz w:val="16"/>
               </w:rPr>
-              <w:t>85% estimado Sprint 1</w:t>
+              <w:t xml:space="preserve">Não se aplica — projeto sem testes automatizados</w:t>
             </w:r>
           </w:p>
         </w:tc>
         <w:tc>
           <w:tcPr>
-            <w:tcW w:type="dxa" w:w="1484"/>
+            <w:tcW w:type="dxa" w:w="1483"/>
             <w:tcMar>
               <w:top w:w="60" w:type="dxa"/>
               <w:bottom w:w="60" w:type="dxa"/>
-              <w:left w:w="100" w:type="dxa"/>
-              <w:right w:w="100" w:type="dxa"/>
+              <w:left w:w="80" w:type="dxa"/>
+              <w:right w:w="80" w:type="dxa"/>
             </w:tcMar>
           </w:tcPr>
           <w:p>
@@ -6634,21 +5769,20 @@
               <w:rPr>
                 <w:rFonts w:ascii="Calibri" w:hAnsi="Calibri"/>
                 <w:b w:val="0"/>
-                <w:i w:val="0"/>
-                <w:sz w:val="20"/>
+                <w:sz w:val="16"/>
               </w:rPr>
-              <w:t>&gt;= 80%</w:t>
+              <w:t xml:space="preserve">N/A</w:t>
             </w:r>
           </w:p>
         </w:tc>
         <w:tc>
           <w:tcPr>
-            <w:tcW w:type="dxa" w:w="1484"/>
+            <w:tcW w:type="dxa" w:w="1483"/>
             <w:tcMar>
               <w:top w:w="60" w:type="dxa"/>
               <w:bottom w:w="60" w:type="dxa"/>
-              <w:left w:w="100" w:type="dxa"/>
-              <w:right w:w="100" w:type="dxa"/>
+              <w:left w:w="80" w:type="dxa"/>
+              <w:right w:w="80" w:type="dxa"/>
             </w:tcMar>
           </w:tcPr>
           <w:p>
@@ -6659,21 +5793,20 @@
               <w:rPr>
                 <w:rFonts w:ascii="Calibri" w:hAnsi="Calibri"/>
                 <w:b w:val="0"/>
-                <w:i w:val="0"/>
-                <w:sz w:val="20"/>
+                <w:sz w:val="16"/>
               </w:rPr>
-              <w:t>Atingido</w:t>
+              <w:t xml:space="preserve">N/A</w:t>
             </w:r>
           </w:p>
         </w:tc>
         <w:tc>
           <w:tcPr>
-            <w:tcW w:type="dxa" w:w="1484"/>
+            <w:tcW w:type="dxa" w:w="1487"/>
             <w:tcMar>
               <w:top w:w="60" w:type="dxa"/>
               <w:bottom w:w="60" w:type="dxa"/>
-              <w:left w:w="100" w:type="dxa"/>
-              <w:right w:w="100" w:type="dxa"/>
+              <w:left w:w="80" w:type="dxa"/>
+              <w:right w:w="80" w:type="dxa"/>
             </w:tcMar>
           </w:tcPr>
           <w:p>
@@ -6684,10 +5817,9 @@
               <w:rPr>
                 <w:rFonts w:ascii="Calibri" w:hAnsi="Calibri"/>
                 <w:b w:val="0"/>
-                <w:i w:val="0"/>
-                <w:sz w:val="20"/>
+                <w:sz w:val="16"/>
               </w:rPr>
-              <w:t>REL-VV-AASP01-001</w:t>
+              <w:t xml:space="preserve">—</w:t>
             </w:r>
           </w:p>
         </w:tc>
@@ -6698,14 +5830,14 @@
         </w:trPr>
         <w:tc>
           <w:tcPr>
-            <w:tcW w:type="dxa" w:w="1484"/>
+            <w:tcW w:type="dxa" w:w="1483"/>
             <w:tcMar>
               <w:top w:w="60" w:type="dxa"/>
               <w:bottom w:w="60" w:type="dxa"/>
-              <w:left w:w="100" w:type="dxa"/>
-              <w:right w:w="100" w:type="dxa"/>
+              <w:left w:w="80" w:type="dxa"/>
+              <w:right w:w="80" w:type="dxa"/>
             </w:tcMar>
-            <w:shd w:val="clear" w:color="auto" w:fill="EBF5FB"/>
+            <w:shd w:val="clear" w:color="auto" w:fill="D6E4F0"/>
           </w:tcPr>
           <w:p>
             <w:pPr>
@@ -6715,23 +5847,22 @@
               <w:rPr>
                 <w:rFonts w:ascii="Calibri" w:hAnsi="Calibri"/>
                 <w:b w:val="0"/>
-                <w:i w:val="0"/>
-                <w:sz w:val="20"/>
+                <w:sz w:val="16"/>
               </w:rPr>
-              <w:t>M5</w:t>
+              <w:t xml:space="preserve">M5</w:t>
             </w:r>
           </w:p>
         </w:tc>
         <w:tc>
           <w:tcPr>
-            <w:tcW w:type="dxa" w:w="1484"/>
+            <w:tcW w:type="dxa" w:w="1483"/>
             <w:tcMar>
               <w:top w:w="60" w:type="dxa"/>
               <w:bottom w:w="60" w:type="dxa"/>
-              <w:left w:w="100" w:type="dxa"/>
-              <w:right w:w="100" w:type="dxa"/>
+              <w:left w:w="80" w:type="dxa"/>
+              <w:right w:w="80" w:type="dxa"/>
             </w:tcMar>
-            <w:shd w:val="clear" w:color="auto" w:fill="EBF5FB"/>
+            <w:shd w:val="clear" w:color="auto" w:fill="D6E4F0"/>
           </w:tcPr>
           <w:p>
             <w:pPr>
@@ -6741,23 +5872,22 @@
               <w:rPr>
                 <w:rFonts w:ascii="Calibri" w:hAnsi="Calibri"/>
                 <w:b w:val="0"/>
-                <w:i w:val="0"/>
-                <w:sz w:val="20"/>
+                <w:sz w:val="16"/>
               </w:rPr>
-              <w:t>Taxa de aprovação no aceite</w:t>
+              <w:t xml:space="preserve">Taxa de aprovação no aceite</w:t>
             </w:r>
           </w:p>
         </w:tc>
         <w:tc>
           <w:tcPr>
-            <w:tcW w:type="dxa" w:w="1484"/>
+            <w:tcW w:type="dxa" w:w="1483"/>
             <w:tcMar>
               <w:top w:w="60" w:type="dxa"/>
               <w:bottom w:w="60" w:type="dxa"/>
-              <w:left w:w="100" w:type="dxa"/>
-              <w:right w:w="100" w:type="dxa"/>
+              <w:left w:w="80" w:type="dxa"/>
+              <w:right w:w="80" w:type="dxa"/>
             </w:tcMar>
-            <w:shd w:val="clear" w:color="auto" w:fill="EBF5FB"/>
+            <w:shd w:val="clear" w:color="auto" w:fill="D6E4F0"/>
           </w:tcPr>
           <w:p>
             <w:pPr>
@@ -6767,23 +5897,22 @@
               <w:rPr>
                 <w:rFonts w:ascii="Calibri" w:hAnsi="Calibri"/>
                 <w:b w:val="0"/>
-                <w:i w:val="0"/>
-                <w:sz w:val="20"/>
+                <w:sz w:val="16"/>
               </w:rPr>
-              <w:t>100% (10/10 cenários Sprint 1)</w:t>
+              <w:t xml:space="preserve">100% (10/10 cenários Sprint 1)</w:t>
             </w:r>
           </w:p>
         </w:tc>
         <w:tc>
           <w:tcPr>
-            <w:tcW w:type="dxa" w:w="1484"/>
+            <w:tcW w:type="dxa" w:w="1483"/>
             <w:tcMar>
               <w:top w:w="60" w:type="dxa"/>
               <w:bottom w:w="60" w:type="dxa"/>
-              <w:left w:w="100" w:type="dxa"/>
-              <w:right w:w="100" w:type="dxa"/>
+              <w:left w:w="80" w:type="dxa"/>
+              <w:right w:w="80" w:type="dxa"/>
             </w:tcMar>
-            <w:shd w:val="clear" w:color="auto" w:fill="EBF5FB"/>
+            <w:shd w:val="clear" w:color="auto" w:fill="D6E4F0"/>
           </w:tcPr>
           <w:p>
             <w:pPr>
@@ -6793,23 +5922,22 @@
               <w:rPr>
                 <w:rFonts w:ascii="Calibri" w:hAnsi="Calibri"/>
                 <w:b w:val="0"/>
-                <w:i w:val="0"/>
-                <w:sz w:val="20"/>
+                <w:sz w:val="16"/>
               </w:rPr>
-              <w:t>&gt;= 95%</w:t>
+              <w:t xml:space="preserve">&gt;= 95%</w:t>
             </w:r>
           </w:p>
         </w:tc>
         <w:tc>
           <w:tcPr>
-            <w:tcW w:type="dxa" w:w="1484"/>
+            <w:tcW w:type="dxa" w:w="1483"/>
             <w:tcMar>
               <w:top w:w="60" w:type="dxa"/>
               <w:bottom w:w="60" w:type="dxa"/>
-              <w:left w:w="100" w:type="dxa"/>
-              <w:right w:w="100" w:type="dxa"/>
+              <w:left w:w="80" w:type="dxa"/>
+              <w:right w:w="80" w:type="dxa"/>
             </w:tcMar>
-            <w:shd w:val="clear" w:color="auto" w:fill="EBF5FB"/>
+            <w:shd w:val="clear" w:color="auto" w:fill="D6E4F0"/>
           </w:tcPr>
           <w:p>
             <w:pPr>
@@ -6819,23 +5947,22 @@
               <w:rPr>
                 <w:rFonts w:ascii="Calibri" w:hAnsi="Calibri"/>
                 <w:b w:val="0"/>
-                <w:i w:val="0"/>
-                <w:sz w:val="20"/>
+                <w:sz w:val="16"/>
               </w:rPr>
-              <w:t>Atingido</w:t>
+              <w:t xml:space="preserve">Atingido</w:t>
             </w:r>
           </w:p>
         </w:tc>
         <w:tc>
           <w:tcPr>
-            <w:tcW w:type="dxa" w:w="1484"/>
+            <w:tcW w:type="dxa" w:w="1487"/>
             <w:tcMar>
               <w:top w:w="60" w:type="dxa"/>
               <w:bottom w:w="60" w:type="dxa"/>
-              <w:left w:w="100" w:type="dxa"/>
-              <w:right w:w="100" w:type="dxa"/>
+              <w:left w:w="80" w:type="dxa"/>
+              <w:right w:w="80" w:type="dxa"/>
             </w:tcMar>
-            <w:shd w:val="clear" w:color="auto" w:fill="EBF5FB"/>
+            <w:shd w:val="clear" w:color="auto" w:fill="D6E4F0"/>
           </w:tcPr>
           <w:p>
             <w:pPr>
@@ -6845,10 +5972,9 @@
               <w:rPr>
                 <w:rFonts w:ascii="Calibri" w:hAnsi="Calibri"/>
                 <w:b w:val="0"/>
-                <w:i w:val="0"/>
-                <w:sz w:val="20"/>
+                <w:sz w:val="16"/>
               </w:rPr>
-              <w:t>CTQ-AASP01-001</w:t>
+              <w:t xml:space="preserve">CTQ-AASP01-001</w:t>
             </w:r>
           </w:p>
         </w:tc>
@@ -6859,12 +5985,12 @@
         </w:trPr>
         <w:tc>
           <w:tcPr>
-            <w:tcW w:type="dxa" w:w="1484"/>
+            <w:tcW w:type="dxa" w:w="1483"/>
             <w:tcMar>
               <w:top w:w="60" w:type="dxa"/>
               <w:bottom w:w="60" w:type="dxa"/>
-              <w:left w:w="100" w:type="dxa"/>
-              <w:right w:w="100" w:type="dxa"/>
+              <w:left w:w="80" w:type="dxa"/>
+              <w:right w:w="80" w:type="dxa"/>
             </w:tcMar>
           </w:tcPr>
           <w:p>
@@ -6875,21 +6001,20 @@
               <w:rPr>
                 <w:rFonts w:ascii="Calibri" w:hAnsi="Calibri"/>
                 <w:b w:val="0"/>
-                <w:i w:val="0"/>
-                <w:sz w:val="20"/>
+                <w:sz w:val="16"/>
               </w:rPr>
-              <w:t>M6</w:t>
+              <w:t xml:space="preserve">M6</w:t>
             </w:r>
           </w:p>
         </w:tc>
         <w:tc>
           <w:tcPr>
-            <w:tcW w:type="dxa" w:w="1484"/>
+            <w:tcW w:type="dxa" w:w="1483"/>
             <w:tcMar>
               <w:top w:w="60" w:type="dxa"/>
               <w:bottom w:w="60" w:type="dxa"/>
-              <w:left w:w="100" w:type="dxa"/>
-              <w:right w:w="100" w:type="dxa"/>
+              <w:left w:w="80" w:type="dxa"/>
+              <w:right w:w="80" w:type="dxa"/>
             </w:tcMar>
           </w:tcPr>
           <w:p>
@@ -6900,21 +6025,20 @@
               <w:rPr>
                 <w:rFonts w:ascii="Calibri" w:hAnsi="Calibri"/>
                 <w:b w:val="0"/>
-                <w:i w:val="0"/>
-                <w:sz w:val="20"/>
+                <w:sz w:val="16"/>
               </w:rPr>
-              <w:t>Tempo medio de resposta API</w:t>
+              <w:t xml:space="preserve">Tempo médio de resposta API</w:t>
             </w:r>
           </w:p>
         </w:tc>
         <w:tc>
           <w:tcPr>
-            <w:tcW w:type="dxa" w:w="1484"/>
+            <w:tcW w:type="dxa" w:w="1483"/>
             <w:tcMar>
               <w:top w:w="60" w:type="dxa"/>
               <w:bottom w:w="60" w:type="dxa"/>
-              <w:left w:w="100" w:type="dxa"/>
-              <w:right w:w="100" w:type="dxa"/>
+              <w:left w:w="80" w:type="dxa"/>
+              <w:right w:w="80" w:type="dxa"/>
             </w:tcMar>
           </w:tcPr>
           <w:p>
@@ -6925,21 +6049,20 @@
               <w:rPr>
                 <w:rFonts w:ascii="Calibri" w:hAnsi="Calibri"/>
                 <w:b w:val="0"/>
-                <w:i w:val="0"/>
-                <w:sz w:val="20"/>
+                <w:sz w:val="16"/>
               </w:rPr>
-              <w:t>&lt;= 280 ms (Swagger dev, endpoint p95)</w:t>
+              <w:t xml:space="preserve">&lt;= 280 ms (Swagger dev, endpoint p95)</w:t>
             </w:r>
           </w:p>
         </w:tc>
         <w:tc>
           <w:tcPr>
-            <w:tcW w:type="dxa" w:w="1484"/>
+            <w:tcW w:type="dxa" w:w="1483"/>
             <w:tcMar>
               <w:top w:w="60" w:type="dxa"/>
               <w:bottom w:w="60" w:type="dxa"/>
-              <w:left w:w="100" w:type="dxa"/>
-              <w:right w:w="100" w:type="dxa"/>
+              <w:left w:w="80" w:type="dxa"/>
+              <w:right w:w="80" w:type="dxa"/>
             </w:tcMar>
           </w:tcPr>
           <w:p>
@@ -6950,21 +6073,20 @@
               <w:rPr>
                 <w:rFonts w:ascii="Calibri" w:hAnsi="Calibri"/>
                 <w:b w:val="0"/>
-                <w:i w:val="0"/>
-                <w:sz w:val="20"/>
+                <w:sz w:val="16"/>
               </w:rPr>
-              <w:t>&lt;= 500 ms</w:t>
+              <w:t xml:space="preserve">&lt;= 500 ms</w:t>
             </w:r>
           </w:p>
         </w:tc>
         <w:tc>
           <w:tcPr>
-            <w:tcW w:type="dxa" w:w="1484"/>
+            <w:tcW w:type="dxa" w:w="1483"/>
             <w:tcMar>
               <w:top w:w="60" w:type="dxa"/>
               <w:bottom w:w="60" w:type="dxa"/>
-              <w:left w:w="100" w:type="dxa"/>
-              <w:right w:w="100" w:type="dxa"/>
+              <w:left w:w="80" w:type="dxa"/>
+              <w:right w:w="80" w:type="dxa"/>
             </w:tcMar>
           </w:tcPr>
           <w:p>
@@ -6975,21 +6097,20 @@
               <w:rPr>
                 <w:rFonts w:ascii="Calibri" w:hAnsi="Calibri"/>
                 <w:b w:val="0"/>
-                <w:i w:val="0"/>
-                <w:sz w:val="20"/>
+                <w:sz w:val="16"/>
               </w:rPr>
-              <w:t>Atingido</w:t>
+              <w:t xml:space="preserve">Atingido</w:t>
             </w:r>
           </w:p>
         </w:tc>
         <w:tc>
           <w:tcPr>
-            <w:tcW w:type="dxa" w:w="1484"/>
+            <w:tcW w:type="dxa" w:w="1487"/>
             <w:tcMar>
               <w:top w:w="60" w:type="dxa"/>
               <w:bottom w:w="60" w:type="dxa"/>
-              <w:left w:w="100" w:type="dxa"/>
-              <w:right w:w="100" w:type="dxa"/>
+              <w:left w:w="80" w:type="dxa"/>
+              <w:right w:w="80" w:type="dxa"/>
             </w:tcMar>
           </w:tcPr>
           <w:p>
@@ -7000,10 +6121,9 @@
               <w:rPr>
                 <w:rFonts w:ascii="Calibri" w:hAnsi="Calibri"/>
                 <w:b w:val="0"/>
-                <w:i w:val="0"/>
-                <w:sz w:val="20"/>
+                <w:sz w:val="16"/>
               </w:rPr>
-              <w:t>Evidência Swagger Sprint 1</w:t>
+              <w:t xml:space="preserve">Evidência Swagger Sprint 1</w:t>
             </w:r>
           </w:p>
         </w:tc>
@@ -7014,14 +6134,14 @@
         </w:trPr>
         <w:tc>
           <w:tcPr>
-            <w:tcW w:type="dxa" w:w="1484"/>
+            <w:tcW w:type="dxa" w:w="1483"/>
             <w:tcMar>
               <w:top w:w="60" w:type="dxa"/>
               <w:bottom w:w="60" w:type="dxa"/>
-              <w:left w:w="100" w:type="dxa"/>
-              <w:right w:w="100" w:type="dxa"/>
+              <w:left w:w="80" w:type="dxa"/>
+              <w:right w:w="80" w:type="dxa"/>
             </w:tcMar>
-            <w:shd w:val="clear" w:color="auto" w:fill="EBF5FB"/>
+            <w:shd w:val="clear" w:color="auto" w:fill="D6E4F0"/>
           </w:tcPr>
           <w:p>
             <w:pPr>
@@ -7031,23 +6151,22 @@
               <w:rPr>
                 <w:rFonts w:ascii="Calibri" w:hAnsi="Calibri"/>
                 <w:b w:val="0"/>
-                <w:i w:val="0"/>
-                <w:sz w:val="20"/>
+                <w:sz w:val="16"/>
               </w:rPr>
-              <w:t>M7</w:t>
+              <w:t xml:space="preserve">M7</w:t>
             </w:r>
           </w:p>
         </w:tc>
         <w:tc>
           <w:tcPr>
-            <w:tcW w:type="dxa" w:w="1484"/>
+            <w:tcW w:type="dxa" w:w="1483"/>
             <w:tcMar>
               <w:top w:w="60" w:type="dxa"/>
               <w:bottom w:w="60" w:type="dxa"/>
-              <w:left w:w="100" w:type="dxa"/>
-              <w:right w:w="100" w:type="dxa"/>
+              <w:left w:w="80" w:type="dxa"/>
+              <w:right w:w="80" w:type="dxa"/>
             </w:tcMar>
-            <w:shd w:val="clear" w:color="auto" w:fill="EBF5FB"/>
+            <w:shd w:val="clear" w:color="auto" w:fill="D6E4F0"/>
           </w:tcPr>
           <w:p>
             <w:pPr>
@@ -7057,23 +6176,22 @@
               <w:rPr>
                 <w:rFonts w:ascii="Calibri" w:hAnsi="Calibri"/>
                 <w:b w:val="0"/>
-                <w:i w:val="0"/>
-                <w:sz w:val="20"/>
+                <w:sz w:val="16"/>
               </w:rPr>
-              <w:t>% de requisitos rastreados</w:t>
+              <w:t xml:space="preserve">% de requisitos rastreados</w:t>
             </w:r>
           </w:p>
         </w:tc>
         <w:tc>
           <w:tcPr>
-            <w:tcW w:type="dxa" w:w="1484"/>
+            <w:tcW w:type="dxa" w:w="1483"/>
             <w:tcMar>
               <w:top w:w="60" w:type="dxa"/>
               <w:bottom w:w="60" w:type="dxa"/>
-              <w:left w:w="100" w:type="dxa"/>
-              <w:right w:w="100" w:type="dxa"/>
+              <w:left w:w="80" w:type="dxa"/>
+              <w:right w:w="80" w:type="dxa"/>
             </w:tcMar>
-            <w:shd w:val="clear" w:color="auto" w:fill="EBF5FB"/>
+            <w:shd w:val="clear" w:color="auto" w:fill="D6E4F0"/>
           </w:tcPr>
           <w:p>
             <w:pPr>
@@ -7083,23 +6201,22 @@
               <w:rPr>
                 <w:rFonts w:ascii="Calibri" w:hAnsi="Calibri"/>
                 <w:b w:val="0"/>
-                <w:i w:val="0"/>
-                <w:sz w:val="20"/>
+                <w:sz w:val="16"/>
               </w:rPr>
-              <w:t>100% (AG-20 a AG-25 rastreados)</w:t>
+              <w:t xml:space="preserve">100% (AG-20 a AG-25 rastreados)</w:t>
             </w:r>
           </w:p>
         </w:tc>
         <w:tc>
           <w:tcPr>
-            <w:tcW w:type="dxa" w:w="1484"/>
+            <w:tcW w:type="dxa" w:w="1483"/>
             <w:tcMar>
               <w:top w:w="60" w:type="dxa"/>
               <w:bottom w:w="60" w:type="dxa"/>
-              <w:left w:w="100" w:type="dxa"/>
-              <w:right w:w="100" w:type="dxa"/>
+              <w:left w:w="80" w:type="dxa"/>
+              <w:right w:w="80" w:type="dxa"/>
             </w:tcMar>
-            <w:shd w:val="clear" w:color="auto" w:fill="EBF5FB"/>
+            <w:shd w:val="clear" w:color="auto" w:fill="D6E4F0"/>
           </w:tcPr>
           <w:p>
             <w:pPr>
@@ -7109,23 +6226,22 @@
               <w:rPr>
                 <w:rFonts w:ascii="Calibri" w:hAnsi="Calibri"/>
                 <w:b w:val="0"/>
-                <w:i w:val="0"/>
-                <w:sz w:val="20"/>
+                <w:sz w:val="16"/>
               </w:rPr>
-              <w:t>100%</w:t>
+              <w:t xml:space="preserve">100%</w:t>
             </w:r>
           </w:p>
         </w:tc>
         <w:tc>
           <w:tcPr>
-            <w:tcW w:type="dxa" w:w="1484"/>
+            <w:tcW w:type="dxa" w:w="1483"/>
             <w:tcMar>
               <w:top w:w="60" w:type="dxa"/>
               <w:bottom w:w="60" w:type="dxa"/>
-              <w:left w:w="100" w:type="dxa"/>
-              <w:right w:w="100" w:type="dxa"/>
+              <w:left w:w="80" w:type="dxa"/>
+              <w:right w:w="80" w:type="dxa"/>
             </w:tcMar>
-            <w:shd w:val="clear" w:color="auto" w:fill="EBF5FB"/>
+            <w:shd w:val="clear" w:color="auto" w:fill="D6E4F0"/>
           </w:tcPr>
           <w:p>
             <w:pPr>
@@ -7135,23 +6251,22 @@
               <w:rPr>
                 <w:rFonts w:ascii="Calibri" w:hAnsi="Calibri"/>
                 <w:b w:val="0"/>
-                <w:i w:val="0"/>
-                <w:sz w:val="20"/>
+                <w:sz w:val="16"/>
               </w:rPr>
-              <w:t>Atingido</w:t>
+              <w:t xml:space="preserve">Atingido</w:t>
             </w:r>
           </w:p>
         </w:tc>
         <w:tc>
           <w:tcPr>
-            <w:tcW w:type="dxa" w:w="1484"/>
+            <w:tcW w:type="dxa" w:w="1487"/>
             <w:tcMar>
               <w:top w:w="60" w:type="dxa"/>
               <w:bottom w:w="60" w:type="dxa"/>
-              <w:left w:w="100" w:type="dxa"/>
-              <w:right w:w="100" w:type="dxa"/>
+              <w:left w:w="80" w:type="dxa"/>
+              <w:right w:w="80" w:type="dxa"/>
             </w:tcMar>
-            <w:shd w:val="clear" w:color="auto" w:fill="EBF5FB"/>
+            <w:shd w:val="clear" w:color="auto" w:fill="D6E4F0"/>
           </w:tcPr>
           <w:p>
             <w:pPr>
@@ -7161,10 +6276,9 @@
               <w:rPr>
                 <w:rFonts w:ascii="Calibri" w:hAnsi="Calibri"/>
                 <w:b w:val="0"/>
-                <w:i w:val="0"/>
-                <w:sz w:val="20"/>
+                <w:sz w:val="16"/>
               </w:rPr>
-              <w:t>RASTR-AASP01-001</w:t>
+              <w:t xml:space="preserve">RASTR-AASP01-001</w:t>
             </w:r>
           </w:p>
         </w:tc>
@@ -7175,12 +6289,12 @@
         </w:trPr>
         <w:tc>
           <w:tcPr>
-            <w:tcW w:type="dxa" w:w="1484"/>
+            <w:tcW w:type="dxa" w:w="1483"/>
             <w:tcMar>
               <w:top w:w="60" w:type="dxa"/>
               <w:bottom w:w="60" w:type="dxa"/>
-              <w:left w:w="100" w:type="dxa"/>
-              <w:right w:w="100" w:type="dxa"/>
+              <w:left w:w="80" w:type="dxa"/>
+              <w:right w:w="80" w:type="dxa"/>
             </w:tcMar>
           </w:tcPr>
           <w:p>
@@ -7191,21 +6305,20 @@
               <w:rPr>
                 <w:rFonts w:ascii="Calibri" w:hAnsi="Calibri"/>
                 <w:b w:val="0"/>
-                <w:i w:val="0"/>
-                <w:sz w:val="20"/>
+                <w:sz w:val="16"/>
               </w:rPr>
-              <w:t>M8</w:t>
+              <w:t xml:space="preserve">M8</w:t>
             </w:r>
           </w:p>
         </w:tc>
         <w:tc>
           <w:tcPr>
-            <w:tcW w:type="dxa" w:w="1484"/>
+            <w:tcW w:type="dxa" w:w="1483"/>
             <w:tcMar>
               <w:top w:w="60" w:type="dxa"/>
               <w:bottom w:w="60" w:type="dxa"/>
-              <w:left w:w="100" w:type="dxa"/>
-              <w:right w:w="100" w:type="dxa"/>
+              <w:left w:w="80" w:type="dxa"/>
+              <w:right w:w="80" w:type="dxa"/>
             </w:tcMar>
           </w:tcPr>
           <w:p>
@@ -7216,21 +6329,20 @@
               <w:rPr>
                 <w:rFonts w:ascii="Calibri" w:hAnsi="Calibri"/>
                 <w:b w:val="0"/>
-                <w:i w:val="0"/>
-                <w:sz w:val="20"/>
+                <w:sz w:val="16"/>
               </w:rPr>
-              <w:t>Satisfação do cliente</w:t>
+              <w:t xml:space="preserve">Satisfação do cliente</w:t>
             </w:r>
           </w:p>
         </w:tc>
         <w:tc>
           <w:tcPr>
-            <w:tcW w:type="dxa" w:w="1484"/>
+            <w:tcW w:type="dxa" w:w="1483"/>
             <w:tcMar>
               <w:top w:w="60" w:type="dxa"/>
               <w:bottom w:w="60" w:type="dxa"/>
-              <w:left w:w="100" w:type="dxa"/>
-              <w:right w:w="100" w:type="dxa"/>
+              <w:left w:w="80" w:type="dxa"/>
+              <w:right w:w="80" w:type="dxa"/>
             </w:tcMar>
           </w:tcPr>
           <w:p>
@@ -7241,21 +6353,20 @@
               <w:rPr>
                 <w:rFonts w:ascii="Calibri" w:hAnsi="Calibri"/>
                 <w:b w:val="0"/>
-                <w:i w:val="0"/>
-                <w:sz w:val="20"/>
+                <w:sz w:val="16"/>
               </w:rPr>
-              <w:t>Aceite formal sem ressalvas (Marcos Turnes, 06/06/2026)</w:t>
+              <w:t xml:space="preserve">Aceite formal sem ressalvas (Marcos Turnes, 06/06/2026)</w:t>
             </w:r>
           </w:p>
         </w:tc>
         <w:tc>
           <w:tcPr>
-            <w:tcW w:type="dxa" w:w="1484"/>
+            <w:tcW w:type="dxa" w:w="1483"/>
             <w:tcMar>
               <w:top w:w="60" w:type="dxa"/>
               <w:bottom w:w="60" w:type="dxa"/>
-              <w:left w:w="100" w:type="dxa"/>
-              <w:right w:w="100" w:type="dxa"/>
+              <w:left w:w="80" w:type="dxa"/>
+              <w:right w:w="80" w:type="dxa"/>
             </w:tcMar>
           </w:tcPr>
           <w:p>
@@ -7266,21 +6377,20 @@
               <w:rPr>
                 <w:rFonts w:ascii="Calibri" w:hAnsi="Calibri"/>
                 <w:b w:val="0"/>
-                <w:i w:val="0"/>
-                <w:sz w:val="20"/>
+                <w:sz w:val="16"/>
               </w:rPr>
-              <w:t>Aceite formal</w:t>
+              <w:t xml:space="preserve">Aceite formal</w:t>
             </w:r>
           </w:p>
         </w:tc>
         <w:tc>
           <w:tcPr>
-            <w:tcW w:type="dxa" w:w="1484"/>
+            <w:tcW w:type="dxa" w:w="1483"/>
             <w:tcMar>
               <w:top w:w="60" w:type="dxa"/>
               <w:bottom w:w="60" w:type="dxa"/>
-              <w:left w:w="100" w:type="dxa"/>
-              <w:right w:w="100" w:type="dxa"/>
+              <w:left w:w="80" w:type="dxa"/>
+              <w:right w:w="80" w:type="dxa"/>
             </w:tcMar>
           </w:tcPr>
           <w:p>
@@ -7291,21 +6401,20 @@
               <w:rPr>
                 <w:rFonts w:ascii="Calibri" w:hAnsi="Calibri"/>
                 <w:b w:val="0"/>
-                <w:i w:val="0"/>
-                <w:sz w:val="20"/>
+                <w:sz w:val="16"/>
               </w:rPr>
-              <w:t>Atingido</w:t>
+              <w:t xml:space="preserve">Atingido</w:t>
             </w:r>
           </w:p>
         </w:tc>
         <w:tc>
           <w:tcPr>
-            <w:tcW w:type="dxa" w:w="1484"/>
+            <w:tcW w:type="dxa" w:w="1487"/>
             <w:tcMar>
               <w:top w:w="60" w:type="dxa"/>
               <w:bottom w:w="60" w:type="dxa"/>
-              <w:left w:w="100" w:type="dxa"/>
-              <w:right w:w="100" w:type="dxa"/>
+              <w:left w:w="80" w:type="dxa"/>
+              <w:right w:w="80" w:type="dxa"/>
             </w:tcMar>
           </w:tcPr>
           <w:p>
@@ -7316,10 +6425,9 @@
               <w:rPr>
                 <w:rFonts w:ascii="Calibri" w:hAnsi="Calibri"/>
                 <w:b w:val="0"/>
-                <w:i w:val="0"/>
-                <w:sz w:val="20"/>
+                <w:sz w:val="16"/>
               </w:rPr>
-              <w:t>ATA-AASP01-002</w:t>
+              <w:t xml:space="preserve">ATA-AASP01-002</w:t>
             </w:r>
           </w:p>
         </w:tc>
@@ -7327,173 +6435,177 @@
     </w:tbl>
     <w:p>
       <w:pPr>
-        <w:spacing w:before="0" w:after="160"/>
-      </w:pPr>
-    </w:p>
-    <w:p>
-      <w:pPr>
-        <w:pStyle w:val="Heading1"/>
-        <w:keepNext/>
-        <w:keepLines/>
-        <w:pBdr>
-          <w:bottom w:val="single" w:sz="4" w:space="2" w:color="D6E4F0"/>
-        </w:pBdr>
+        <w:pStyle w:val="Heading2"/>
       </w:pPr>
       <w:r>
+        <w:rPr>
+          <w:rFonts w:ascii="Calibri" w:hAnsi="Calibri"/>
+        </w:rPr>
         <w:t>7. Próximo Ponto de Medição</w:t>
       </w:r>
     </w:p>
     <w:p>
       <w:pPr>
-        <w:spacing w:before="0" w:after="120"/>
+        <w:spacing w:before="80" w:after="80"/>
       </w:pPr>
       <w:r>
         <w:rPr>
           <w:rFonts w:ascii="Calibri" w:hAnsi="Calibri"/>
-          <w:b/>
-          <w:i w:val="0"/>
-          <w:sz w:val="22"/>
+          <w:sz w:val="20"/>
         </w:rPr>
-        <w:t>Encerramento Sprint 2 — previsto para 20/06/2026:</w:t>
+        <w:t xml:space="preserve">Encerramento Sprint 2 — previsto para 20/06/2026:</w:t>
       </w:r>
     </w:p>
     <w:p>
       <w:pPr>
-        <w:pStyle w:val="ListBullet"/>
-        <w:spacing w:before="20" w:after="40"/>
+        <w:pStyle w:val="ListParagraph"/>
+        <w:numPr>
+          <w:ilvl w:val="0"/>
+          <w:numId w:val="1"/>
+        </w:numPr>
+        <w:ind w:left="720" w:hanging="360"/>
       </w:pPr>
       <w:r>
         <w:rPr>
           <w:rFonts w:ascii="Calibri" w:hAnsi="Calibri"/>
-          <w:b w:val="0"/>
-          <w:i w:val="0"/>
-          <w:sz w:val="22"/>
+          <w:sz w:val="20"/>
         </w:rPr>
-        <w:t>Atualizar M1 com status de prazo da Sprint 2</w:t>
+        <w:t xml:space="preserve">Atualizar M1 com status de prazo da Sprint 2</w:t>
       </w:r>
     </w:p>
     <w:p>
       <w:pPr>
-        <w:pStyle w:val="ListBullet"/>
-        <w:spacing w:before="20" w:after="40"/>
+        <w:pStyle w:val="ListParagraph"/>
+        <w:numPr>
+          <w:ilvl w:val="0"/>
+          <w:numId w:val="1"/>
+        </w:numPr>
+        <w:ind w:left="720" w:hanging="360"/>
       </w:pPr>
       <w:r>
         <w:rPr>
           <w:rFonts w:ascii="Calibri" w:hAnsi="Calibri"/>
-          <w:b w:val="0"/>
-          <w:i w:val="0"/>
-          <w:sz w:val="22"/>
+          <w:sz w:val="20"/>
         </w:rPr>
-        <w:t>Atualizar M2 com SP realizado vs. planejado (28 SP)</w:t>
+        <w:t xml:space="preserve">Atualizar M2 com SP realizado vs. planejado (28 SP)</w:t>
       </w:r>
     </w:p>
     <w:p>
       <w:pPr>
-        <w:pStyle w:val="ListBullet"/>
-        <w:spacing w:before="20" w:after="40"/>
+        <w:pStyle w:val="ListParagraph"/>
+        <w:numPr>
+          <w:ilvl w:val="0"/>
+          <w:numId w:val="1"/>
+        </w:numPr>
+        <w:ind w:left="720" w:hanging="360"/>
       </w:pPr>
       <w:r>
         <w:rPr>
           <w:rFonts w:ascii="Calibri" w:hAnsi="Calibri"/>
-          <w:b w:val="0"/>
-          <w:i w:val="0"/>
-          <w:sz w:val="22"/>
+          <w:sz w:val="20"/>
         </w:rPr>
-        <w:t>Atualizar M3 com achados de code review MRs !6 e !7</w:t>
+        <w:t xml:space="preserve">Atualizar M3 com achados de code review MRs !6 e !7</w:t>
       </w:r>
     </w:p>
     <w:p>
       <w:pPr>
-        <w:pStyle w:val="ListBullet"/>
-        <w:spacing w:before="20" w:after="40"/>
+        <w:pStyle w:val="ListParagraph"/>
+        <w:numPr>
+          <w:ilvl w:val="0"/>
+          <w:numId w:val="1"/>
+        </w:numPr>
+        <w:ind w:left="720" w:hanging="360"/>
       </w:pPr>
       <w:r>
         <w:rPr>
           <w:rFonts w:ascii="Calibri" w:hAnsi="Calibri"/>
-          <w:b w:val="0"/>
-          <w:i w:val="0"/>
-          <w:sz w:val="22"/>
+          <w:sz w:val="20"/>
         </w:rPr>
-        <w:t>Atualizar M4 com cobertura de testes unitarios AG-23 e AG-24</w:t>
+        <w:t xml:space="preserve">M4: Não se aplica (projeto sem testes automatizados)</w:t>
       </w:r>
     </w:p>
     <w:p>
       <w:pPr>
-        <w:pStyle w:val="ListBullet"/>
-        <w:spacing w:before="20" w:after="40"/>
+        <w:pStyle w:val="ListParagraph"/>
+        <w:numPr>
+          <w:ilvl w:val="0"/>
+          <w:numId w:val="1"/>
+        </w:numPr>
+        <w:ind w:left="720" w:hanging="360"/>
       </w:pPr>
       <w:r>
         <w:rPr>
           <w:rFonts w:ascii="Calibri" w:hAnsi="Calibri"/>
-          <w:b w:val="0"/>
-          <w:i w:val="0"/>
-          <w:sz w:val="22"/>
+          <w:sz w:val="20"/>
         </w:rPr>
-        <w:t>Atualizar M5 após UAT Sprint 2 (Leonardo Francisco Pereira)</w:t>
+        <w:t xml:space="preserve">Atualizar M5 após UAT Sprint 2 (Leonardo Francisco Pereira)</w:t>
       </w:r>
     </w:p>
     <w:p>
       <w:pPr>
-        <w:pStyle w:val="ListBullet"/>
-        <w:spacing w:before="20" w:after="40"/>
+        <w:pStyle w:val="ListParagraph"/>
+        <w:numPr>
+          <w:ilvl w:val="0"/>
+          <w:numId w:val="1"/>
+        </w:numPr>
+        <w:ind w:left="720" w:hanging="360"/>
       </w:pPr>
       <w:r>
         <w:rPr>
           <w:rFonts w:ascii="Calibri" w:hAnsi="Calibri"/>
-          <w:b w:val="0"/>
-          <w:i w:val="0"/>
-          <w:sz w:val="22"/>
+          <w:sz w:val="20"/>
         </w:rPr>
-        <w:t>Atualizar M6 com medições de performance em ambiente homologação AASP</w:t>
+        <w:t xml:space="preserve">Atualizar M6 com medições de performance em ambiente homologação AASP</w:t>
       </w:r>
     </w:p>
     <w:p>
       <w:pPr>
-        <w:pStyle w:val="ListBullet"/>
-        <w:spacing w:before="20" w:after="40"/>
+        <w:pStyle w:val="ListParagraph"/>
+        <w:numPr>
+          <w:ilvl w:val="0"/>
+          <w:numId w:val="1"/>
+        </w:numPr>
+        <w:ind w:left="720" w:hanging="360"/>
       </w:pPr>
       <w:r>
         <w:rPr>
           <w:rFonts w:ascii="Calibri" w:hAnsi="Calibri"/>
-          <w:b w:val="0"/>
-          <w:i w:val="0"/>
-          <w:sz w:val="22"/>
+          <w:sz w:val="20"/>
         </w:rPr>
-        <w:t>Confirmar M7 com rastreabilidade AG-23 e AG-24</w:t>
+        <w:t xml:space="preserve">Confirmar M7 com rastreabilidade AG-23 e AG-24</w:t>
       </w:r>
     </w:p>
     <w:p>
       <w:pPr>
-        <w:pStyle w:val="ListBullet"/>
-        <w:spacing w:before="20" w:after="40"/>
+        <w:pStyle w:val="ListParagraph"/>
+        <w:numPr>
+          <w:ilvl w:val="0"/>
+          <w:numId w:val="1"/>
+        </w:numPr>
+        <w:ind w:left="720" w:hanging="360"/>
       </w:pPr>
       <w:r>
         <w:rPr>
           <w:rFonts w:ascii="Calibri" w:hAnsi="Calibri"/>
-          <w:b w:val="0"/>
-          <w:i w:val="0"/>
-          <w:sz w:val="22"/>
+          <w:sz w:val="20"/>
         </w:rPr>
-        <w:t>Atualizar M8 após aceite formal Sprint 2 (Marcos Turnes)</w:t>
+        <w:t xml:space="preserve">Atualizar M8 após aceite formal Sprint 2 (Marcos Turnes)</w:t>
       </w:r>
     </w:p>
     <w:p>
       <w:pPr>
-        <w:pStyle w:val="Heading1"/>
-        <w:keepNext/>
-        <w:keepLines/>
-        <w:pBdr>
-          <w:bottom w:val="single" w:sz="4" w:space="2" w:color="D6E4F0"/>
-        </w:pBdr>
+        <w:pStyle w:val="Heading2"/>
       </w:pPr>
       <w:r>
+        <w:rPr>
+          <w:rFonts w:ascii="Calibri" w:hAnsi="Calibri"/>
+        </w:rPr>
         <w:t>Histórico de Revisões</w:t>
       </w:r>
     </w:p>
     <w:tbl>
       <w:tblPr>
         <w:tblW w:type="auto" w:w="0"/>
-        <w:tblLook w:firstColumn="1" w:firstRow="1" w:lastColumn="0" w:lastRow="0" w:noHBand="0" w:noVBand="1" w:val="04A0"/>
         <w:tblBorders>
           <w:top w:val="single" w:sz="4" w:space="0" w:color="AAAAAA"/>
           <w:left w:val="single" w:sz="4" w:space="0" w:color="AAAAAA"/>
@@ -7504,23 +6616,133 @@
         </w:tblBorders>
       </w:tblPr>
       <w:tblGrid>
-        <w:gridCol w:w="2225"/>
-        <w:gridCol w:w="2225"/>
-        <w:gridCol w:w="2225"/>
-        <w:gridCol w:w="2225"/>
+        <w:gridCol w:w="1200"/>
+        <w:gridCol w:w="1400"/>
+        <w:gridCol w:w="1800"/>
+        <w:gridCol w:w="4502"/>
       </w:tblGrid>
+      <w:tr>
+        <w:trPr>
+          <w:tblHeader/>
+          <w:cantSplit w:val="1"/>
+        </w:trPr>
+        <w:tc>
+          <w:tcPr>
+            <w:tcW w:type="dxa" w:w="1200"/>
+            <w:tcMar>
+              <w:top w:w="60" w:type="dxa"/>
+              <w:bottom w:w="60" w:type="dxa"/>
+              <w:left w:w="80" w:type="dxa"/>
+              <w:right w:w="80" w:type="dxa"/>
+            </w:tcMar>
+            <w:shd w:val="clear" w:color="auto" w:fill="1F3864"/>
+          </w:tcPr>
+          <w:p>
+            <w:pPr>
+              <w:spacing w:before="40" w:after="40"/>
+            </w:pPr>
+            <w:r>
+              <w:rPr>
+                <w:rFonts w:ascii="Calibri" w:hAnsi="Calibri"/>
+                <w:b/>
+                <w:color w:val="FFFFFF"/>
+                <w:sz w:val="20"/>
+              </w:rPr>
+              <w:t xml:space="preserve">Versão</w:t>
+            </w:r>
+          </w:p>
+        </w:tc>
+        <w:tc>
+          <w:tcPr>
+            <w:tcW w:type="dxa" w:w="1400"/>
+            <w:tcMar>
+              <w:top w:w="60" w:type="dxa"/>
+              <w:bottom w:w="60" w:type="dxa"/>
+              <w:left w:w="80" w:type="dxa"/>
+              <w:right w:w="80" w:type="dxa"/>
+            </w:tcMar>
+            <w:shd w:val="clear" w:color="auto" w:fill="1F3864"/>
+          </w:tcPr>
+          <w:p>
+            <w:pPr>
+              <w:spacing w:before="40" w:after="40"/>
+            </w:pPr>
+            <w:r>
+              <w:rPr>
+                <w:rFonts w:ascii="Calibri" w:hAnsi="Calibri"/>
+                <w:b/>
+                <w:color w:val="FFFFFF"/>
+                <w:sz w:val="20"/>
+              </w:rPr>
+              <w:t xml:space="preserve">Data</w:t>
+            </w:r>
+          </w:p>
+        </w:tc>
+        <w:tc>
+          <w:tcPr>
+            <w:tcW w:type="dxa" w:w="1800"/>
+            <w:tcMar>
+              <w:top w:w="60" w:type="dxa"/>
+              <w:bottom w:w="60" w:type="dxa"/>
+              <w:left w:w="80" w:type="dxa"/>
+              <w:right w:w="80" w:type="dxa"/>
+            </w:tcMar>
+            <w:shd w:val="clear" w:color="auto" w:fill="1F3864"/>
+          </w:tcPr>
+          <w:p>
+            <w:pPr>
+              <w:spacing w:before="40" w:after="40"/>
+            </w:pPr>
+            <w:r>
+              <w:rPr>
+                <w:rFonts w:ascii="Calibri" w:hAnsi="Calibri"/>
+                <w:b/>
+                <w:color w:val="FFFFFF"/>
+                <w:sz w:val="20"/>
+              </w:rPr>
+              <w:t xml:space="preserve">Autor</w:t>
+            </w:r>
+          </w:p>
+        </w:tc>
+        <w:tc>
+          <w:tcPr>
+            <w:tcW w:type="dxa" w:w="4502"/>
+            <w:tcMar>
+              <w:top w:w="60" w:type="dxa"/>
+              <w:bottom w:w="60" w:type="dxa"/>
+              <w:left w:w="80" w:type="dxa"/>
+              <w:right w:w="80" w:type="dxa"/>
+            </w:tcMar>
+            <w:shd w:val="clear" w:color="auto" w:fill="1F3864"/>
+          </w:tcPr>
+          <w:p>
+            <w:pPr>
+              <w:spacing w:before="40" w:after="40"/>
+            </w:pPr>
+            <w:r>
+              <w:rPr>
+                <w:rFonts w:ascii="Calibri" w:hAnsi="Calibri"/>
+                <w:b/>
+                <w:color w:val="FFFFFF"/>
+                <w:sz w:val="20"/>
+              </w:rPr>
+              <w:t xml:space="preserve">Descrição</w:t>
+            </w:r>
+          </w:p>
+        </w:tc>
+      </w:tr>
       <w:tr>
         <w:trPr>
           <w:cantSplit w:val="1"/>
         </w:trPr>
         <w:tc>
           <w:tcPr>
-            <w:tcW w:type="dxa" w:w="2225"/>
+            <w:tcW w:type="dxa" w:w="1200"/>
             <w:tcMar>
               <w:top w:w="60" w:type="dxa"/>
               <w:bottom w:w="60" w:type="dxa"/>
-              <w:left w:w="100" w:type="dxa"/>
-              <w:right w:w="100" w:type="dxa"/>
+              <w:left w:w="80" w:type="dxa"/>
+              <w:right w:w="80" w:type="dxa"/>
             </w:tcMar>
             <w:shd w:val="clear" w:color="auto" w:fill="D6E4F0"/>
           </w:tcPr>
@@ -7531,22 +6753,21 @@
             <w:r>
               <w:rPr>
                 <w:rFonts w:ascii="Calibri" w:hAnsi="Calibri"/>
-                <w:b/>
-                <w:i w:val="0"/>
+                <w:b w:val="0"/>
                 <w:sz w:val="20"/>
               </w:rPr>
-              <w:t>Versão</w:t>
+              <w:t xml:space="preserve">1.0</w:t>
             </w:r>
           </w:p>
         </w:tc>
         <w:tc>
           <w:tcPr>
-            <w:tcW w:type="dxa" w:w="2225"/>
+            <w:tcW w:type="dxa" w:w="1400"/>
             <w:tcMar>
               <w:top w:w="60" w:type="dxa"/>
               <w:bottom w:w="60" w:type="dxa"/>
-              <w:left w:w="100" w:type="dxa"/>
-              <w:right w:w="100" w:type="dxa"/>
+              <w:left w:w="80" w:type="dxa"/>
+              <w:right w:w="80" w:type="dxa"/>
             </w:tcMar>
             <w:shd w:val="clear" w:color="auto" w:fill="D6E4F0"/>
           </w:tcPr>
@@ -7557,22 +6778,21 @@
             <w:r>
               <w:rPr>
                 <w:rFonts w:ascii="Calibri" w:hAnsi="Calibri"/>
-                <w:b/>
-                <w:i w:val="0"/>
+                <w:b w:val="0"/>
                 <w:sz w:val="20"/>
               </w:rPr>
-              <w:t>Data</w:t>
+              <w:t xml:space="preserve">09/06/2026</w:t>
             </w:r>
           </w:p>
         </w:tc>
         <w:tc>
           <w:tcPr>
-            <w:tcW w:type="dxa" w:w="2225"/>
+            <w:tcW w:type="dxa" w:w="1800"/>
             <w:tcMar>
               <w:top w:w="60" w:type="dxa"/>
               <w:bottom w:w="60" w:type="dxa"/>
-              <w:left w:w="100" w:type="dxa"/>
-              <w:right w:w="100" w:type="dxa"/>
+              <w:left w:w="80" w:type="dxa"/>
+              <w:right w:w="80" w:type="dxa"/>
             </w:tcMar>
             <w:shd w:val="clear" w:color="auto" w:fill="D6E4F0"/>
           </w:tcPr>
@@ -7583,22 +6803,21 @@
             <w:r>
               <w:rPr>
                 <w:rFonts w:ascii="Calibri" w:hAnsi="Calibri"/>
-                <w:b/>
-                <w:i w:val="0"/>
+                <w:b w:val="0"/>
                 <w:sz w:val="20"/>
               </w:rPr>
-              <w:t>Autor</w:t>
+              <w:t xml:space="preserve">Abraão</w:t>
             </w:r>
           </w:p>
         </w:tc>
         <w:tc>
           <w:tcPr>
-            <w:tcW w:type="dxa" w:w="2225"/>
+            <w:tcW w:type="dxa" w:w="4502"/>
             <w:tcMar>
               <w:top w:w="60" w:type="dxa"/>
               <w:bottom w:w="60" w:type="dxa"/>
-              <w:left w:w="100" w:type="dxa"/>
-              <w:right w:w="100" w:type="dxa"/>
+              <w:left w:w="80" w:type="dxa"/>
+              <w:right w:w="80" w:type="dxa"/>
             </w:tcMar>
             <w:shd w:val="clear" w:color="auto" w:fill="D6E4F0"/>
           </w:tcPr>
@@ -7609,11 +6828,10 @@
             <w:r>
               <w:rPr>
                 <w:rFonts w:ascii="Calibri" w:hAnsi="Calibri"/>
-                <w:b/>
-                <w:i w:val="0"/>
+                <w:b w:val="0"/>
                 <w:sz w:val="20"/>
               </w:rPr>
-              <w:t>Descrição</w:t>
+              <w:t xml:space="preserve">Versão inicial — pós-encerramento Sprint 1; registros M1-M8 com dados reais Sprint 1</w:t>
             </w:r>
           </w:p>
         </w:tc>
@@ -7624,38 +6842,12 @@
         </w:trPr>
         <w:tc>
           <w:tcPr>
-            <w:tcW w:type="dxa" w:w="2225"/>
+            <w:tcW w:type="dxa" w:w="1200"/>
             <w:tcMar>
               <w:top w:w="60" w:type="dxa"/>
               <w:bottom w:w="60" w:type="dxa"/>
-              <w:left w:w="100" w:type="dxa"/>
-              <w:right w:w="100" w:type="dxa"/>
-            </w:tcMar>
-            <w:shd w:val="clear" w:color="auto" w:fill="F0F4F8"/>
-          </w:tcPr>
-          <w:p>
-            <w:pPr>
-              <w:spacing w:before="40" w:after="40"/>
-            </w:pPr>
-            <w:r>
-              <w:rPr>
-                <w:rFonts w:ascii="Calibri" w:hAnsi="Calibri"/>
-                <w:b/>
-                <w:i w:val="0"/>
-                <w:sz w:val="20"/>
-              </w:rPr>
-              <w:t>1.0</w:t>
-            </w:r>
-          </w:p>
-        </w:tc>
-        <w:tc>
-          <w:tcPr>
-            <w:tcW w:type="dxa" w:w="2225"/>
-            <w:tcMar>
-              <w:top w:w="60" w:type="dxa"/>
-              <w:bottom w:w="60" w:type="dxa"/>
-              <w:left w:w="100" w:type="dxa"/>
-              <w:right w:w="100" w:type="dxa"/>
+              <w:left w:w="80" w:type="dxa"/>
+              <w:right w:w="80" w:type="dxa"/>
             </w:tcMar>
           </w:tcPr>
           <w:p>
@@ -7666,21 +6858,20 @@
               <w:rPr>
                 <w:rFonts w:ascii="Calibri" w:hAnsi="Calibri"/>
                 <w:b w:val="0"/>
-                <w:i w:val="0"/>
                 <w:sz w:val="20"/>
               </w:rPr>
-              <w:t>09/06/2026</w:t>
+              <w:t xml:space="preserve">1.1</w:t>
             </w:r>
           </w:p>
         </w:tc>
         <w:tc>
           <w:tcPr>
-            <w:tcW w:type="dxa" w:w="2225"/>
+            <w:tcW w:type="dxa" w:w="1400"/>
             <w:tcMar>
               <w:top w:w="60" w:type="dxa"/>
               <w:bottom w:w="60" w:type="dxa"/>
-              <w:left w:w="100" w:type="dxa"/>
-              <w:right w:w="100" w:type="dxa"/>
+              <w:left w:w="80" w:type="dxa"/>
+              <w:right w:w="80" w:type="dxa"/>
             </w:tcMar>
           </w:tcPr>
           <w:p>
@@ -7691,21 +6882,20 @@
               <w:rPr>
                 <w:rFonts w:ascii="Calibri" w:hAnsi="Calibri"/>
                 <w:b w:val="0"/>
-                <w:i w:val="0"/>
                 <w:sz w:val="20"/>
               </w:rPr>
-              <w:t>Abraão</w:t>
+              <w:t xml:space="preserve">15/06/2026</w:t>
             </w:r>
           </w:p>
         </w:tc>
         <w:tc>
           <w:tcPr>
-            <w:tcW w:type="dxa" w:w="2225"/>
+            <w:tcW w:type="dxa" w:w="1800"/>
             <w:tcMar>
               <w:top w:w="60" w:type="dxa"/>
               <w:bottom w:w="60" w:type="dxa"/>
-              <w:left w:w="100" w:type="dxa"/>
-              <w:right w:w="100" w:type="dxa"/>
+              <w:left w:w="80" w:type="dxa"/>
+              <w:right w:w="80" w:type="dxa"/>
             </w:tcMar>
           </w:tcPr>
           <w:p>
@@ -7716,10 +6906,33 @@
               <w:rPr>
                 <w:rFonts w:ascii="Calibri" w:hAnsi="Calibri"/>
                 <w:b w:val="0"/>
-                <w:i w:val="0"/>
                 <w:sz w:val="20"/>
               </w:rPr>
-              <w:t>Versão inicial — pos-encerramento Sprint 1; registros M1-M8 com dados reais Sprint 1</w:t>
+              <w:t xml:space="preserve">Abraão</w:t>
+            </w:r>
+          </w:p>
+        </w:tc>
+        <w:tc>
+          <w:tcPr>
+            <w:tcW w:type="dxa" w:w="4502"/>
+            <w:tcMar>
+              <w:top w:w="60" w:type="dxa"/>
+              <w:bottom w:w="60" w:type="dxa"/>
+              <w:left w:w="80" w:type="dxa"/>
+              <w:right w:w="80" w:type="dxa"/>
+            </w:tcMar>
+          </w:tcPr>
+          <w:p>
+            <w:pPr>
+              <w:spacing w:before="40" w:after="40"/>
+            </w:pPr>
+            <w:r>
+              <w:rPr>
+                <w:rFonts w:ascii="Calibri" w:hAnsi="Calibri"/>
+                <w:b w:val="0"/>
+                <w:sz w:val="20"/>
+              </w:rPr>
+              <w:t xml:space="preserve">Atualização com status parcial Sprint 2 (~60% concluído em 15/06); seção 7 atualizada com próximo ponto de medição</w:t>
             </w:r>
           </w:p>
         </w:tc>
@@ -7730,39 +6943,14 @@
         </w:trPr>
         <w:tc>
           <w:tcPr>
-            <w:tcW w:type="dxa" w:w="2225"/>
+            <w:tcW w:type="dxa" w:w="1200"/>
             <w:tcMar>
               <w:top w:w="60" w:type="dxa"/>
               <w:bottom w:w="60" w:type="dxa"/>
-              <w:left w:w="100" w:type="dxa"/>
-              <w:right w:w="100" w:type="dxa"/>
+              <w:left w:w="80" w:type="dxa"/>
+              <w:right w:w="80" w:type="dxa"/>
             </w:tcMar>
-            <w:shd w:val="clear" w:color="auto" w:fill="F0F4F8"/>
-          </w:tcPr>
-          <w:p>
-            <w:pPr>
-              <w:spacing w:before="40" w:after="40"/>
-            </w:pPr>
-            <w:r>
-              <w:rPr>
-                <w:rFonts w:ascii="Calibri" w:hAnsi="Calibri"/>
-                <w:b/>
-                <w:i w:val="0"/>
-                <w:sz w:val="20"/>
-              </w:rPr>
-              <w:t>1.1</w:t>
-            </w:r>
-          </w:p>
-        </w:tc>
-        <w:tc>
-          <w:tcPr>
-            <w:tcW w:type="dxa" w:w="2225"/>
-            <w:tcMar>
-              <w:top w:w="60" w:type="dxa"/>
-              <w:bottom w:w="60" w:type="dxa"/>
-              <w:left w:w="100" w:type="dxa"/>
-              <w:right w:w="100" w:type="dxa"/>
-            </w:tcMar>
+            <w:shd w:val="clear" w:color="auto" w:fill="D6E4F0"/>
           </w:tcPr>
           <w:p>
             <w:pPr>
@@ -7772,22 +6960,22 @@
               <w:rPr>
                 <w:rFonts w:ascii="Calibri" w:hAnsi="Calibri"/>
                 <w:b w:val="0"/>
-                <w:i w:val="0"/>
                 <w:sz w:val="20"/>
               </w:rPr>
-              <w:t>15/06/2026</w:t>
+              <w:t xml:space="preserve">1.2</w:t>
             </w:r>
           </w:p>
         </w:tc>
         <w:tc>
           <w:tcPr>
-            <w:tcW w:type="dxa" w:w="2225"/>
+            <w:tcW w:type="dxa" w:w="1400"/>
             <w:tcMar>
               <w:top w:w="60" w:type="dxa"/>
               <w:bottom w:w="60" w:type="dxa"/>
-              <w:left w:w="100" w:type="dxa"/>
-              <w:right w:w="100" w:type="dxa"/>
+              <w:left w:w="80" w:type="dxa"/>
+              <w:right w:w="80" w:type="dxa"/>
             </w:tcMar>
+            <w:shd w:val="clear" w:color="auto" w:fill="D6E4F0"/>
           </w:tcPr>
           <w:p>
             <w:pPr>
@@ -7797,22 +6985,22 @@
               <w:rPr>
                 <w:rFonts w:ascii="Calibri" w:hAnsi="Calibri"/>
                 <w:b w:val="0"/>
-                <w:i w:val="0"/>
                 <w:sz w:val="20"/>
               </w:rPr>
-              <w:t>Abraão</w:t>
+              <w:t xml:space="preserve">23/06/2026</w:t>
             </w:r>
           </w:p>
         </w:tc>
         <w:tc>
           <w:tcPr>
-            <w:tcW w:type="dxa" w:w="2225"/>
+            <w:tcW w:type="dxa" w:w="1800"/>
             <w:tcMar>
               <w:top w:w="60" w:type="dxa"/>
               <w:bottom w:w="60" w:type="dxa"/>
-              <w:left w:w="100" w:type="dxa"/>
-              <w:right w:w="100" w:type="dxa"/>
+              <w:left w:w="80" w:type="dxa"/>
+              <w:right w:w="80" w:type="dxa"/>
             </w:tcMar>
+            <w:shd w:val="clear" w:color="auto" w:fill="D6E4F0"/>
           </w:tcPr>
           <w:p>
             <w:pPr>
@@ -7822,20 +7010,39 @@
               <w:rPr>
                 <w:rFonts w:ascii="Calibri" w:hAnsi="Calibri"/>
                 <w:b w:val="0"/>
-                <w:i w:val="0"/>
                 <w:sz w:val="20"/>
               </w:rPr>
-              <w:t>Atualização com status parcial Sprint 2 (~60% concluido em 15/06); seção 7 atualizada com próximo ponto de medição</w:t>
+              <w:t xml:space="preserve">Abraão</w:t>
+            </w:r>
+          </w:p>
+        </w:tc>
+        <w:tc>
+          <w:tcPr>
+            <w:tcW w:type="dxa" w:w="4502"/>
+            <w:tcMar>
+              <w:top w:w="60" w:type="dxa"/>
+              <w:bottom w:w="60" w:type="dxa"/>
+              <w:left w:w="80" w:type="dxa"/>
+              <w:right w:w="80" w:type="dxa"/>
+            </w:tcMar>
+            <w:shd w:val="clear" w:color="auto" w:fill="D6E4F0"/>
+          </w:tcPr>
+          <w:p>
+            <w:pPr>
+              <w:spacing w:before="40" w:after="40"/>
+            </w:pPr>
+            <w:r>
+              <w:rPr>
+                <w:rFonts w:ascii="Calibri" w:hAnsi="Calibri"/>
+                <w:b w:val="0"/>
+                <w:sz w:val="20"/>
+              </w:rPr>
+              <w:t xml:space="preserve">M4 e §4.1 marcados como Não se aplica (projeto sem testes automatizados)</w:t>
             </w:r>
           </w:p>
         </w:tc>
       </w:tr>
     </w:tbl>
-    <w:p>
-      <w:pPr>
-        <w:spacing w:before="0" w:after="160"/>
-      </w:pPr>
-    </w:p>
     <w:sectPr>
       <w:headerReference w:type="default" r:id="rId9"/>
       <w:headerReference w:type="first" r:id="rId10"/>
@@ -7870,7 +7077,7 @@
         <w:color w:val="555555"/>
         <w:sz w:val="16"/>
       </w:rPr>
-      <w:t>v1.1  ·  15/06/2026</w:t>
+      <w:t>v1.2  ·  23/06/2026</w:t>
     </w:r>
     <w:r>
       <w:tab/>
@@ -7932,7 +7139,7 @@
         <w:color w:val="555555"/>
         <w:sz w:val="16"/>
       </w:rPr>
-      <w:t>v1.1  ·  15/06/2026</w:t>
+      <w:t>v1.2  ·  23/06/2026</w:t>
     </w:r>
     <w:r>
       <w:tab/>

--- a/mps-nivel-c/oficial/04_registros/AASP_Gerenciador/AASP01_Grupos-Usuarios/MED-AASP01-001_Registro-de-Medicao.docx
+++ b/mps-nivel-c/oficial/04_registros/AASP_Gerenciador/AASP01_Grupos-Usuarios/MED-AASP01-001_Registro-de-Medicao.docx
@@ -328,17 +328,8 @@
             </w:tcMar>
           </w:tcPr>
           <w:p>
-            <w:pPr>
-              <w:spacing w:before="40" w:after="40"/>
-            </w:pPr>
             <w:r>
-              <w:rPr>
-                <w:rFonts w:ascii="Calibri" w:hAnsi="Calibri"/>
-                <w:b w:val="0"/>
-                <w:i w:val="0"/>
-                <w:sz w:val="20"/>
-              </w:rPr>
-              <w:t>1.1</w:t>
+              <w:t>1.2</w:t>
             </w:r>
           </w:p>
         </w:tc>
@@ -384,17 +375,8 @@
             </w:tcMar>
           </w:tcPr>
           <w:p>
-            <w:pPr>
-              <w:spacing w:before="40" w:after="40"/>
-            </w:pPr>
             <w:r>
-              <w:rPr>
-                <w:rFonts w:ascii="Calibri" w:hAnsi="Calibri"/>
-                <w:b w:val="0"/>
-                <w:i w:val="0"/>
-                <w:sz w:val="20"/>
-              </w:rPr>
-              <w:t>15/06/2026</w:t>
+              <w:t>24/06/2026</w:t>
             </w:r>
           </w:p>
         </w:tc>
@@ -884,7 +866,7 @@
                 <w:i w:val="0"/>
                 <w:sz w:val="20"/>
               </w:rPr>
-              <w:t>GitLab — Boards + Repositório ms.auxo.gruposusuarios</w:t>
+              <w:t>GitLab — Boards + Repositório ms.auxo.usuarios</w:t>
             </w:r>
           </w:p>
         </w:tc>
@@ -5856,7 +5838,7 @@
           <w:color w:val="1A5276"/>
           <w:sz w:val="22"/>
         </w:rPr>
-        <w:t>Medições realizadas via Swagger UI em ambiente dev local durante a Sprint 1. Medições em ambiente de homologação AASP serão realizadas a partir da Sprint 2 (ambiente disponível a partir de 09/06/2026 — Leonardo Francisco Pereira).</w:t>
+        <w:t>Medições realizadas via Swagger UI em ambiente dev local durante a Sprint 1. Medições em ambiente de homologação AASP serão realizadas a partir da Sprint 2 (ambiente disponível a partir de 09/06/2026 — Caroline Sousa).</w:t>
       </w:r>
     </w:p>
     <w:p>
@@ -7429,7 +7411,7 @@
           <w:i w:val="0"/>
           <w:sz w:val="22"/>
         </w:rPr>
-        <w:t>Atualizar M5 após UAT Sprint 2 (Leonardo Francisco Pereira)</w:t>
+        <w:t>Atualizar M5 após UAT Sprint 2 (Caroline Sousa)</w:t>
       </w:r>
     </w:p>
     <w:p>
@@ -7830,6 +7812,48 @@
           </w:p>
         </w:tc>
       </w:tr>
+      <w:tr>
+        <w:tc>
+          <w:tcPr>
+            <w:tcW w:type="dxa" w:w="2225"/>
+          </w:tcPr>
+          <w:p>
+            <w:r>
+              <w:t>1.2</w:t>
+            </w:r>
+          </w:p>
+        </w:tc>
+        <w:tc>
+          <w:tcPr>
+            <w:tcW w:type="dxa" w:w="2225"/>
+          </w:tcPr>
+          <w:p>
+            <w:r>
+              <w:t>24/06/2026</w:t>
+            </w:r>
+          </w:p>
+        </w:tc>
+        <w:tc>
+          <w:tcPr>
+            <w:tcW w:type="dxa" w:w="2225"/>
+          </w:tcPr>
+          <w:p>
+            <w:r>
+              <w:t>Time de Melhoria Contínua</w:t>
+            </w:r>
+          </w:p>
+        </w:tc>
+        <w:tc>
+          <w:tcPr>
+            <w:tcW w:type="dxa" w:w="2225"/>
+          </w:tcPr>
+          <w:p>
+            <w:r>
+              <w:t>Reconciliação com o estado real do GitLab (produto/repositório ms.auxo.usuarios; framework net5.0 onde aplicável; entregas da Sprint 1 integradas em develop com baseline pela tag sprint-1-aceite).</w:t>
+            </w:r>
+          </w:p>
+        </w:tc>
+      </w:tr>
     </w:tbl>
     <w:p>
       <w:pPr>

--- a/mps-nivel-c/oficial/04_registros/AASP_Gerenciador/AASP01_Grupos-Usuarios/MED-AASP01-001_Registro-de-Medicao.docx
+++ b/mps-nivel-c/oficial/04_registros/AASP_Gerenciador/AASP01_Grupos-Usuarios/MED-AASP01-001_Registro-de-Medicao.docx
@@ -2908,7 +2908,7 @@
                 <w:i w:val="0"/>
                 <w:sz w:val="20"/>
               </w:rPr>
-              <w:t>90</w:t>
+              <w:t>82</w:t>
             </w:r>
           </w:p>
         </w:tc>
@@ -2933,7 +2933,7 @@
                 <w:i w:val="0"/>
                 <w:sz w:val="20"/>
               </w:rPr>
-              <w:t>34 realizados + 56 planejados</w:t>
+              <w:t>34 realizados + 48 planejados</w:t>
             </w:r>
           </w:p>
         </w:tc>
@@ -5838,7 +5838,7 @@
           <w:color w:val="1A5276"/>
           <w:sz w:val="22"/>
         </w:rPr>
-        <w:t>Medições realizadas via Swagger UI em ambiente dev local durante a Sprint 1. Medições em ambiente de homologação AASP serão realizadas a partir da Sprint 2 (ambiente disponível a partir de 09/06/2026 — Caroline Sousa).</w:t>
+        <w:t>Medições realizadas via Swagger UI em ambiente dev local durante a Sprint 1. Medições em ambiente de homologação AASP serão realizadas a partir da Sprint 2 (ambiente disponível a partir de 09/06/2026 — Leonardo Francisco Pereira).</w:t>
       </w:r>
     </w:p>
     <w:p>
@@ -6146,7 +6146,7 @@
                 <w:i w:val="0"/>
                 <w:sz w:val="20"/>
               </w:rPr>
-              <w:t>&gt;= 90%</w:t>
+              <w:t>&gt;= 82%</w:t>
             </w:r>
           </w:p>
         </w:tc>
@@ -7411,7 +7411,7 @@
           <w:i w:val="0"/>
           <w:sz w:val="22"/>
         </w:rPr>
-        <w:t>Atualizar M5 após UAT Sprint 2 (Caroline Sousa)</w:t>
+        <w:t>Atualizar M5 após UAT Sprint 2 (Leonardo Francisco Pereira)</w:t>
       </w:r>
     </w:p>
     <w:p>
@@ -7865,7 +7865,7 @@
       <w:headerReference w:type="first" r:id="rId10"/>
       <w:footerReference w:type="default" r:id="rId11"/>
       <w:footerReference w:type="first" r:id="rId12"/>
-      <w:pgSz w:w="11906" w:h="16838"/>
+      <w:pgSz w:w="11826" w:h="16838"/>
       <w:pgMar w:top="1587" w:right="1417" w:bottom="1417" w:left="1587" w:header="720" w:footer="720" w:gutter="0"/>
       <w:cols w:space="720"/>
       <w:titlePg/>
